--- a/fuentes/633400_CF09_DI.docx
+++ b/fuentes/633400_CF09_DI.docx
@@ -1,6 +1,6 @@
 
 <file path=word/document.xml><?xml version="1.0" encoding="utf-8"?>
-<w:document xmlns:wpc="http://schemas.microsoft.com/office/word/2010/wordprocessingCanvas" xmlns:cx="http://schemas.microsoft.com/office/drawing/2014/chartex" xmlns:cx1="http://schemas.microsoft.com/office/drawing/2015/9/8/chartex" xmlns:cx2="http://schemas.microsoft.com/office/drawing/2015/10/21/chartex" xmlns:cx3="http://schemas.microsoft.com/office/drawing/2016/5/9/chartex" xmlns:cx4="http://schemas.microsoft.com/office/drawing/2016/5/10/chartex" xmlns:cx5="http://schemas.microsoft.com/office/drawing/2016/5/11/chartex" xmlns:cx6="http://schemas.microsoft.com/office/drawing/2016/5/12/chartex" xmlns:cx7="http://schemas.microsoft.com/office/drawing/2016/5/13/chartex" xmlns:cx8="http://schemas.microsoft.com/office/drawing/2016/5/14/chartex" xmlns:mc="http://schemas.openxmlformats.org/markup-compatibility/2006" xmlns:m="http://schemas.openxmlformats.org/officeDocument/2006/math" xmlns:aink="http://schemas.microsoft.com/office/drawing/2016/ink" xmlns:am3d="http://schemas.microsoft.com/office/drawing/2017/model3d" xmlns:oel="http://schemas.microsoft.com/office/2019/extlst" xmlns:r="http://schemas.openxmlformats.org/officeDocument/2006/relationships" xmlns:wp14="http://schemas.microsoft.com/office/word/2010/wordprocessingDrawing" xmlns:wp="http://schemas.openxmlformats.org/drawingml/2006/wordprocessingDrawing" xmlns:wpg="http://schemas.microsoft.com/office/word/2010/wordprocessingGroup" xmlns:wpi="http://schemas.microsoft.com/office/word/2010/wordprocessingInk" xmlns:wps="http://schemas.microsoft.com/office/word/2010/wordprocessingShape" xmlns:o="urn:schemas-microsoft-com:office:office" xmlns:v="urn:schemas-microsoft-com:vml" xmlns:w10="urn:schemas-microsoft-com:office:word" xmlns:w="http://schemas.openxmlformats.org/wordprocessingml/2006/main" xmlns:w14="http://schemas.microsoft.com/office/word/2010/wordml" xmlns:w15="http://schemas.microsoft.com/office/word/2012/wordml" xmlns:w16cex="http://schemas.microsoft.com/office/word/2018/wordml/cex" xmlns:w16cid="http://schemas.microsoft.com/office/word/2016/wordml/cid" xmlns:w16="http://schemas.microsoft.com/office/word/2018/wordml" xmlns:w16sdtdh="http://schemas.microsoft.com/office/word/2020/wordml/sdtdatahash" xmlns:w16sdtfl="http://schemas.microsoft.com/office/word/2024/wordml/sdtformatlock" xmlns:w16se="http://schemas.microsoft.com/office/word/2015/wordml/symex" xmlns:w16du="http://schemas.microsoft.com/office/word/2023/wordml/word16du" xmlns:wne="http://schemas.microsoft.com/office/word/2006/wordml" xmlns:a="http://schemas.openxmlformats.org/drawingml/2006/main" xmlns:pic="http://schemas.openxmlformats.org/drawingml/2006/picture" xmlns:a14="http://schemas.microsoft.com/office/drawing/2010/main" xmlns:dgm="http://schemas.openxmlformats.org/drawingml/2006/diagram" mc:Ignorable="w14 w15 w16se w16cid w16 w16cex w16sdtdh w16sdtfl w16du wp14">
+<w:document xmlns:wpc="http://schemas.microsoft.com/office/word/2010/wordprocessingCanvas" xmlns:cx="http://schemas.microsoft.com/office/drawing/2014/chartex" xmlns:cx1="http://schemas.microsoft.com/office/drawing/2015/9/8/chartex" xmlns:cx2="http://schemas.microsoft.com/office/drawing/2015/10/21/chartex" xmlns:cx3="http://schemas.microsoft.com/office/drawing/2016/5/9/chartex" xmlns:cx4="http://schemas.microsoft.com/office/drawing/2016/5/10/chartex" xmlns:cx5="http://schemas.microsoft.com/office/drawing/2016/5/11/chartex" xmlns:cx6="http://schemas.microsoft.com/office/drawing/2016/5/12/chartex" xmlns:cx7="http://schemas.microsoft.com/office/drawing/2016/5/13/chartex" xmlns:cx8="http://schemas.microsoft.com/office/drawing/2016/5/14/chartex" xmlns:mc="http://schemas.openxmlformats.org/markup-compatibility/2006" xmlns:aink="http://schemas.microsoft.com/office/drawing/2016/ink" xmlns:am3d="http://schemas.microsoft.com/office/drawing/2017/model3d" xmlns:o="urn:schemas-microsoft-com:office:office" xmlns:oel="http://schemas.microsoft.com/office/2019/extlst" xmlns:r="http://schemas.openxmlformats.org/officeDocument/2006/relationships" xmlns:m="http://schemas.openxmlformats.org/officeDocument/2006/math" xmlns:v="urn:schemas-microsoft-com:vml" xmlns:wp14="http://schemas.microsoft.com/office/word/2010/wordprocessingDrawing" xmlns:wp="http://schemas.openxmlformats.org/drawingml/2006/wordprocessingDrawing" xmlns:w10="urn:schemas-microsoft-com:office:word" xmlns:w="http://schemas.openxmlformats.org/wordprocessingml/2006/main" xmlns:w14="http://schemas.microsoft.com/office/word/2010/wordml" xmlns:w15="http://schemas.microsoft.com/office/word/2012/wordml" xmlns:w16cex="http://schemas.microsoft.com/office/word/2018/wordml/cex" xmlns:w16cid="http://schemas.microsoft.com/office/word/2016/wordml/cid" xmlns:w16="http://schemas.microsoft.com/office/word/2018/wordml" xmlns:w16du="http://schemas.microsoft.com/office/word/2023/wordml/word16du" xmlns:w16sdtdh="http://schemas.microsoft.com/office/word/2020/wordml/sdtdatahash" xmlns:w16sdtfl="http://schemas.microsoft.com/office/word/2024/wordml/sdtformatlock" xmlns:w16se="http://schemas.microsoft.com/office/word/2015/wordml/symex" xmlns:wpg="http://schemas.microsoft.com/office/word/2010/wordprocessingGroup" xmlns:wpi="http://schemas.microsoft.com/office/word/2010/wordprocessingInk" xmlns:wne="http://schemas.microsoft.com/office/word/2006/wordml" xmlns:wps="http://schemas.microsoft.com/office/word/2010/wordprocessingShape" mc:Ignorable="w14 w15 w16se w16cid w16 w16cex w16sdtdh w16sdtfl w16du wp14">
   <w:body>
     <w:p>
       <w:pPr>
@@ -11,7 +11,7 @@
           <w:szCs w:val="20"/>
         </w:rPr>
       </w:pPr>
-      <w:bookmarkStart w:name="_Hlk201243306" w:id="0"/>
+      <w:bookmarkStart w:id="0" w:name="_Hlk201243306"/>
       <w:bookmarkEnd w:id="0"/>
       <w:r>
         <w:rPr>
@@ -60,12 +60,12 @@
         <w:tblW w:w="9962" w:type="dxa"/>
         <w:tblInd w:w="0" w:type="dxa"/>
         <w:tblBorders>
-          <w:top w:val="single" w:color="000000" w:sz="4" w:space="0"/>
-          <w:left w:val="single" w:color="000000" w:sz="4" w:space="0"/>
-          <w:bottom w:val="single" w:color="000000" w:sz="4" w:space="0"/>
-          <w:right w:val="single" w:color="000000" w:sz="4" w:space="0"/>
-          <w:insideH w:val="single" w:color="000000" w:sz="4" w:space="0"/>
-          <w:insideV w:val="single" w:color="000000" w:sz="4" w:space="0"/>
+          <w:top w:val="single" w:sz="4" w:space="0" w:color="000000"/>
+          <w:left w:val="single" w:sz="4" w:space="0" w:color="000000"/>
+          <w:bottom w:val="single" w:sz="4" w:space="0" w:color="000000"/>
+          <w:right w:val="single" w:sz="4" w:space="0" w:color="000000"/>
+          <w:insideH w:val="single" w:sz="4" w:space="0" w:color="000000"/>
+          <w:insideV w:val="single" w:sz="4" w:space="0" w:color="000000"/>
         </w:tblBorders>
         <w:tblLayout w:type="fixed"/>
         <w:tblLook w:val="0400" w:firstRow="0" w:lastRow="0" w:firstColumn="0" w:lastColumn="0" w:noHBand="0" w:noVBand="1"/>
@@ -122,7 +122,28 @@
                 <w:sz w:val="20"/>
                 <w:szCs w:val="20"/>
               </w:rPr>
-              <w:t>Operaciones de servicio de alojamiento</w:t>
+              <w:t>T</w:t>
+            </w:r>
+            <w:r>
+              <w:rPr>
+                <w:sz w:val="20"/>
+                <w:szCs w:val="20"/>
+              </w:rPr>
+              <w:t>é</w:t>
+            </w:r>
+            <w:r>
+              <w:rPr>
+                <w:sz w:val="20"/>
+                <w:szCs w:val="20"/>
+              </w:rPr>
+              <w:t>cnico</w:t>
+            </w:r>
+            <w:r>
+              <w:rPr>
+                <w:sz w:val="20"/>
+                <w:szCs w:val="20"/>
+              </w:rPr>
+              <w:t xml:space="preserve"> en servicio de recepción hotelera</w:t>
             </w:r>
           </w:p>
         </w:tc>
@@ -143,12 +164,12 @@
         <w:tblW w:w="9962" w:type="dxa"/>
         <w:tblInd w:w="0" w:type="dxa"/>
         <w:tblBorders>
-          <w:top w:val="single" w:color="000000" w:sz="4" w:space="0"/>
-          <w:left w:val="single" w:color="000000" w:sz="4" w:space="0"/>
-          <w:bottom w:val="single" w:color="000000" w:sz="4" w:space="0"/>
-          <w:right w:val="single" w:color="000000" w:sz="4" w:space="0"/>
-          <w:insideH w:val="single" w:color="000000" w:sz="4" w:space="0"/>
-          <w:insideV w:val="single" w:color="000000" w:sz="4" w:space="0"/>
+          <w:top w:val="single" w:sz="4" w:space="0" w:color="000000"/>
+          <w:left w:val="single" w:sz="4" w:space="0" w:color="000000"/>
+          <w:bottom w:val="single" w:sz="4" w:space="0" w:color="000000"/>
+          <w:right w:val="single" w:sz="4" w:space="0" w:color="000000"/>
+          <w:insideH w:val="single" w:sz="4" w:space="0" w:color="000000"/>
+          <w:insideV w:val="single" w:sz="4" w:space="0" w:color="000000"/>
         </w:tblBorders>
         <w:tblLayout w:type="fixed"/>
         <w:tblLook w:val="0400" w:firstRow="0" w:lastRow="0" w:firstColumn="0" w:lastColumn="0" w:noHBand="0" w:noVBand="1"/>
@@ -319,12 +340,12 @@
         <w:tblW w:w="9962" w:type="dxa"/>
         <w:tblInd w:w="0" w:type="dxa"/>
         <w:tblBorders>
-          <w:top w:val="single" w:color="000000" w:sz="4" w:space="0"/>
-          <w:left w:val="single" w:color="000000" w:sz="4" w:space="0"/>
-          <w:bottom w:val="single" w:color="000000" w:sz="4" w:space="0"/>
-          <w:right w:val="single" w:color="000000" w:sz="4" w:space="0"/>
-          <w:insideH w:val="single" w:color="000000" w:sz="4" w:space="0"/>
-          <w:insideV w:val="single" w:color="000000" w:sz="4" w:space="0"/>
+          <w:top w:val="single" w:sz="4" w:space="0" w:color="000000"/>
+          <w:left w:val="single" w:sz="4" w:space="0" w:color="000000"/>
+          <w:bottom w:val="single" w:sz="4" w:space="0" w:color="000000"/>
+          <w:right w:val="single" w:sz="4" w:space="0" w:color="000000"/>
+          <w:insideH w:val="single" w:sz="4" w:space="0" w:color="000000"/>
+          <w:insideV w:val="single" w:sz="4" w:space="0" w:color="000000"/>
         </w:tblBorders>
         <w:tblLayout w:type="fixed"/>
         <w:tblLook w:val="0400" w:firstRow="0" w:lastRow="0" w:firstColumn="0" w:lastColumn="0" w:noHBand="0" w:noVBand="1"/>
@@ -594,12 +615,12 @@
         <w:tblW w:w="9962" w:type="dxa"/>
         <w:tblInd w:w="0" w:type="dxa"/>
         <w:tblBorders>
-          <w:top w:val="single" w:color="000000" w:sz="4" w:space="0"/>
-          <w:left w:val="single" w:color="000000" w:sz="4" w:space="0"/>
-          <w:bottom w:val="single" w:color="000000" w:sz="4" w:space="0"/>
-          <w:right w:val="single" w:color="000000" w:sz="4" w:space="0"/>
-          <w:insideH w:val="single" w:color="000000" w:sz="4" w:space="0"/>
-          <w:insideV w:val="single" w:color="000000" w:sz="4" w:space="0"/>
+          <w:top w:val="single" w:sz="4" w:space="0" w:color="000000"/>
+          <w:left w:val="single" w:sz="4" w:space="0" w:color="000000"/>
+          <w:bottom w:val="single" w:sz="4" w:space="0" w:color="000000"/>
+          <w:right w:val="single" w:sz="4" w:space="0" w:color="000000"/>
+          <w:insideH w:val="single" w:sz="4" w:space="0" w:color="000000"/>
+          <w:insideV w:val="single" w:sz="4" w:space="0" w:color="000000"/>
         </w:tblBorders>
         <w:tblLayout w:type="fixed"/>
         <w:tblLook w:val="0400" w:firstRow="0" w:lastRow="0" w:firstColumn="0" w:lastColumn="0" w:noHBand="0" w:noVBand="1"/>
@@ -1096,6 +1117,7 @@
           <w:sz w:val="20"/>
           <w:szCs w:val="20"/>
         </w:rPr>
+        <w:lastRenderedPageBreak/>
         <w:t>Demonstratives</w:t>
       </w:r>
     </w:p>
@@ -1550,6 +1572,7 @@
           <w:sz w:val="20"/>
           <w:szCs w:val="20"/>
         </w:rPr>
+        <w:lastRenderedPageBreak/>
         <w:t xml:space="preserve">DESARROLLO DE CONTENIDOS </w:t>
       </w:r>
     </w:p>
@@ -2078,6 +2101,7 @@
           <w:sz w:val="20"/>
           <w:szCs w:val="20"/>
         </w:rPr>
+        <w:lastRenderedPageBreak/>
         <w:drawing>
           <wp:inline distT="0" distB="0" distL="0" distR="0" wp14:anchorId="10138D8F" wp14:editId="66BF6704">
             <wp:extent cx="3009900" cy="3009900"/>
@@ -3257,14 +3281,14 @@
         </w:tc>
       </w:tr>
     </w:tbl>
-    <w:p>
-      <w:pPr>
-        <w:rPr>
-          <w:sz w:val="20"/>
-          <w:szCs w:val="20"/>
-        </w:rPr>
-      </w:pPr>
-      <w:commentRangeEnd w:id="3"/>
+    <w:commentRangeEnd w:id="3"/>
+    <w:p>
+      <w:pPr>
+        <w:rPr>
+          <w:sz w:val="20"/>
+          <w:szCs w:val="20"/>
+        </w:rPr>
+      </w:pPr>
       <w:r>
         <w:rPr>
           <w:rStyle w:val="Refdecomentario"/>
@@ -3398,6 +3422,7 @@
           <w:sz w:val="20"/>
           <w:szCs w:val="20"/>
         </w:rPr>
+        <w:lastRenderedPageBreak/>
         <w:t>La estructura es:</w:t>
       </w:r>
     </w:p>
@@ -5134,14 +5159,14 @@
         </w:tc>
       </w:tr>
     </w:tbl>
-    <w:p>
-      <w:pPr>
-        <w:rPr>
-          <w:sz w:val="20"/>
-          <w:szCs w:val="20"/>
-        </w:rPr>
-      </w:pPr>
-      <w:commentRangeEnd w:id="6"/>
+    <w:commentRangeEnd w:id="6"/>
+    <w:p>
+      <w:pPr>
+        <w:rPr>
+          <w:sz w:val="20"/>
+          <w:szCs w:val="20"/>
+        </w:rPr>
+      </w:pPr>
       <w:r>
         <w:rPr>
           <w:rStyle w:val="Refdecomentario"/>
@@ -6249,14 +6274,14 @@
         </w:tc>
       </w:tr>
     </w:tbl>
-    <w:p>
-      <w:pPr>
-        <w:rPr>
-          <w:sz w:val="20"/>
-          <w:szCs w:val="20"/>
-        </w:rPr>
-      </w:pPr>
-      <w:commentRangeEnd w:id="7"/>
+    <w:commentRangeEnd w:id="7"/>
+    <w:p>
+      <w:pPr>
+        <w:rPr>
+          <w:sz w:val="20"/>
+          <w:szCs w:val="20"/>
+        </w:rPr>
+      </w:pPr>
       <w:r>
         <w:rPr>
           <w:rStyle w:val="Refdecomentario"/>
@@ -7852,6 +7877,7 @@
           <w:sz w:val="20"/>
           <w:szCs w:val="20"/>
         </w:rPr>
+        <w:lastRenderedPageBreak/>
         <w:t>Giving information</w:t>
       </w:r>
       <w:r>
@@ -8446,7 +8472,7 @@
               </wp:inline>
             </w:drawing>
           </mc:Choice>
-          <mc:Fallback xmlns:a="http://schemas.openxmlformats.org/drawingml/2006/main" xmlns:pic="http://schemas.openxmlformats.org/drawingml/2006/picture" xmlns:a14="http://schemas.microsoft.com/office/drawing/2010/main" xmlns:dgm="http://schemas.openxmlformats.org/drawingml/2006/diagram">
+          <mc:Fallback xmlns:dgm="http://schemas.openxmlformats.org/drawingml/2006/diagram" xmlns:a14="http://schemas.microsoft.com/office/drawing/2010/main" xmlns:pic="http://schemas.openxmlformats.org/drawingml/2006/picture" xmlns:a="http://schemas.openxmlformats.org/drawingml/2006/main">
             <w:pict w14:anchorId="2FAE311A">
               <v:rect id="Rectángulo 263" style="width:24pt;height:24pt;visibility:visible;mso-wrap-style:square;mso-left-percent:-10001;mso-top-percent:-10001;mso-position-horizontal:absolute;mso-position-horizontal-relative:char;mso-position-vertical:absolute;mso-position-vertical-relative:line;mso-left-percent:-10001;mso-top-percent:-10001;v-text-anchor:top" alt="Texto que describa la imagen" o:spid="_x0000_s1026" filled="f" stroked="f" w14:anchorId="03363BDD" o:gfxdata="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">
                 <o:lock v:ext="edit" aspectratio="t"/>
@@ -8616,7 +8642,7 @@
               </wp:inline>
             </w:drawing>
           </mc:Choice>
-          <mc:Fallback xmlns:a="http://schemas.openxmlformats.org/drawingml/2006/main" xmlns:pic="http://schemas.openxmlformats.org/drawingml/2006/picture" xmlns:a14="http://schemas.microsoft.com/office/drawing/2010/main" xmlns:dgm="http://schemas.openxmlformats.org/drawingml/2006/diagram">
+          <mc:Fallback xmlns:dgm="http://schemas.openxmlformats.org/drawingml/2006/diagram" xmlns:a14="http://schemas.microsoft.com/office/drawing/2010/main" xmlns:pic="http://schemas.openxmlformats.org/drawingml/2006/picture" xmlns:a="http://schemas.openxmlformats.org/drawingml/2006/main">
             <w:pict w14:anchorId="0DCD1C63">
               <v:rect id="Rectángulo 260" style="width:24pt;height:24pt;visibility:visible;mso-wrap-style:square;mso-left-percent:-10001;mso-top-percent:-10001;mso-position-horizontal:absolute;mso-position-horizontal-relative:char;mso-position-vertical:absolute;mso-position-vertical-relative:line;mso-left-percent:-10001;mso-top-percent:-10001;v-text-anchor:top" alt="Texto que describa la imagen" o:spid="_x0000_s1026" filled="f" stroked="f" w14:anchorId="2D939EDC" o:gfxdata="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">
                 <o:lock v:ext="edit" aspectratio="t"/>
@@ -8778,7 +8804,7 @@
               </wp:inline>
             </w:drawing>
           </mc:Choice>
-          <mc:Fallback xmlns:a="http://schemas.openxmlformats.org/drawingml/2006/main" xmlns:pic="http://schemas.openxmlformats.org/drawingml/2006/picture" xmlns:a14="http://schemas.microsoft.com/office/drawing/2010/main" xmlns:dgm="http://schemas.openxmlformats.org/drawingml/2006/diagram">
+          <mc:Fallback xmlns:dgm="http://schemas.openxmlformats.org/drawingml/2006/diagram" xmlns:a14="http://schemas.microsoft.com/office/drawing/2010/main" xmlns:pic="http://schemas.openxmlformats.org/drawingml/2006/picture" xmlns:a="http://schemas.openxmlformats.org/drawingml/2006/main">
             <w:pict w14:anchorId="32637A5B">
               <v:rect id="Rectángulo 256" style="width:24pt;height:24pt;visibility:visible;mso-wrap-style:square;mso-left-percent:-10001;mso-top-percent:-10001;mso-position-horizontal:absolute;mso-position-horizontal-relative:char;mso-position-vertical:absolute;mso-position-vertical-relative:line;mso-left-percent:-10001;mso-top-percent:-10001;v-text-anchor:top" alt="AvatarTop" o:spid="_x0000_s1026" filled="f" stroked="f" w14:anchorId="3DEAE650" o:gfxdata="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">
                 <o:lock v:ext="edit" aspectratio="t"/>
@@ -9428,14 +9454,14 @@
         <w:t>Deberán cumplir mínimo con el 95% de los requisitos definidos en la norma NTSH006, Rango 349 - 337 puntos y los requisitos legales vigentes.</w:t>
       </w:r>
     </w:p>
-    <w:p>
-      <w:pPr>
-        <w:rPr>
-          <w:sz w:val="20"/>
-          <w:szCs w:val="20"/>
-        </w:rPr>
-      </w:pPr>
-      <w:commentRangeEnd w:id="12"/>
+    <w:commentRangeEnd w:id="12"/>
+    <w:p>
+      <w:pPr>
+        <w:rPr>
+          <w:sz w:val="20"/>
+          <w:szCs w:val="20"/>
+        </w:rPr>
+      </w:pPr>
       <w:r>
         <w:rPr>
           <w:rStyle w:val="Refdecomentario"/>
@@ -9471,6 +9497,7 @@
           <w:sz w:val="20"/>
           <w:szCs w:val="20"/>
         </w:rPr>
+        <w:lastRenderedPageBreak/>
         <w:t>At a global level, the categorization most used by the industry is the one determined by the price scales associated with the quality of the establishments. This scale has 6 levels that are determined by the ADR “Average Daily Rate” and is used by hotel chains to classify their products.</w:t>
       </w:r>
     </w:p>
@@ -10556,7 +10583,7 @@
         <w:sectPr>
           <w:headerReference w:type="default" r:id="rId18"/>
           <w:footerReference w:type="default" r:id="rId19"/>
-          <w:pgSz w:w="12240" w:h="15840" w:orient="portrait"/>
+          <w:pgSz w:w="12240" w:h="15840"/>
           <w:pgMar w:top="1701" w:right="1134" w:bottom="1134" w:left="1134" w:header="720" w:footer="0" w:gutter="0"/>
           <w:pgNumType w:start="1"/>
           <w:cols w:space="720"/>
@@ -10624,6 +10651,7 @@
                 <w:sz w:val="20"/>
                 <w:szCs w:val="20"/>
               </w:rPr>
+              <w:lastRenderedPageBreak/>
               <w:t>Categorization by price scale (Brands)</w:t>
             </w:r>
             <w:r>
@@ -10646,10 +10674,10 @@
           <w:tcPr>
             <w:tcW w:w="1276" w:type="dxa"/>
             <w:tcBorders>
-              <w:top w:val="single" w:color="E8E8E8" w:sz="6" w:space="0"/>
-              <w:left w:val="single" w:color="E8E8E8" w:sz="6" w:space="0"/>
-              <w:bottom w:val="single" w:color="E8E8E8" w:sz="6" w:space="0"/>
-              <w:right w:val="single" w:color="E8E8E8" w:sz="6" w:space="0"/>
+              <w:top w:val="single" w:sz="6" w:space="0" w:color="E8E8E8"/>
+              <w:left w:val="single" w:sz="6" w:space="0" w:color="E8E8E8"/>
+              <w:bottom w:val="single" w:sz="6" w:space="0" w:color="E8E8E8"/>
+              <w:right w:val="single" w:sz="6" w:space="0" w:color="E8E8E8"/>
             </w:tcBorders>
             <w:tcMar>
               <w:top w:w="0" w:type="dxa"/>
@@ -10697,10 +10725,10 @@
             <w:tcW w:w="13103" w:type="dxa"/>
             <w:gridSpan w:val="6"/>
             <w:tcBorders>
-              <w:top w:val="single" w:color="E8E8E8" w:sz="6" w:space="0"/>
-              <w:left w:val="single" w:color="E8E8E8" w:sz="6" w:space="0"/>
-              <w:bottom w:val="single" w:color="E8E8E8" w:sz="6" w:space="0"/>
-              <w:right w:val="single" w:color="E8E8E8" w:sz="6" w:space="0"/>
+              <w:top w:val="single" w:sz="6" w:space="0" w:color="E8E8E8"/>
+              <w:left w:val="single" w:sz="6" w:space="0" w:color="E8E8E8"/>
+              <w:bottom w:val="single" w:sz="6" w:space="0" w:color="E8E8E8"/>
+              <w:right w:val="single" w:sz="6" w:space="0" w:color="E8E8E8"/>
             </w:tcBorders>
             <w:tcMar>
               <w:top w:w="180" w:type="dxa"/>
@@ -10752,10 +10780,10 @@
           <w:tcPr>
             <w:tcW w:w="1276" w:type="dxa"/>
             <w:tcBorders>
-              <w:top w:val="single" w:color="E8E8E8" w:sz="6" w:space="0"/>
-              <w:left w:val="single" w:color="E8E8E8" w:sz="6" w:space="0"/>
-              <w:bottom w:val="single" w:color="E8E8E8" w:sz="6" w:space="0"/>
-              <w:right w:val="single" w:color="E8E8E8" w:sz="6" w:space="0"/>
+              <w:top w:val="single" w:sz="6" w:space="0" w:color="E8E8E8"/>
+              <w:left w:val="single" w:sz="6" w:space="0" w:color="E8E8E8"/>
+              <w:bottom w:val="single" w:sz="6" w:space="0" w:color="E8E8E8"/>
+              <w:right w:val="single" w:sz="6" w:space="0" w:color="E8E8E8"/>
             </w:tcBorders>
             <w:tcMar>
               <w:top w:w="180" w:type="dxa"/>
@@ -10827,10 +10855,10 @@
           <w:tcPr>
             <w:tcW w:w="2693" w:type="dxa"/>
             <w:tcBorders>
-              <w:top w:val="single" w:color="E8E8E8" w:sz="6" w:space="0"/>
-              <w:left w:val="single" w:color="E8E8E8" w:sz="6" w:space="0"/>
-              <w:bottom w:val="single" w:color="E8E8E8" w:sz="6" w:space="0"/>
-              <w:right w:val="single" w:color="E8E8E8" w:sz="6" w:space="0"/>
+              <w:top w:val="single" w:sz="6" w:space="0" w:color="E8E8E8"/>
+              <w:left w:val="single" w:sz="6" w:space="0" w:color="E8E8E8"/>
+              <w:bottom w:val="single" w:sz="6" w:space="0" w:color="E8E8E8"/>
+              <w:right w:val="single" w:sz="6" w:space="0" w:color="E8E8E8"/>
             </w:tcBorders>
             <w:tcMar>
               <w:top w:w="180" w:type="dxa"/>
@@ -10909,10 +10937,10 @@
           <w:tcPr>
             <w:tcW w:w="2268" w:type="dxa"/>
             <w:tcBorders>
-              <w:top w:val="single" w:color="E8E8E8" w:sz="6" w:space="0"/>
-              <w:left w:val="single" w:color="E8E8E8" w:sz="6" w:space="0"/>
-              <w:bottom w:val="single" w:color="E8E8E8" w:sz="6" w:space="0"/>
-              <w:right w:val="single" w:color="E8E8E8" w:sz="6" w:space="0"/>
+              <w:top w:val="single" w:sz="6" w:space="0" w:color="E8E8E8"/>
+              <w:left w:val="single" w:sz="6" w:space="0" w:color="E8E8E8"/>
+              <w:bottom w:val="single" w:sz="6" w:space="0" w:color="E8E8E8"/>
+              <w:right w:val="single" w:sz="6" w:space="0" w:color="E8E8E8"/>
             </w:tcBorders>
             <w:tcMar>
               <w:top w:w="180" w:type="dxa"/>
@@ -10991,10 +11019,10 @@
           <w:tcPr>
             <w:tcW w:w="2694" w:type="dxa"/>
             <w:tcBorders>
-              <w:top w:val="single" w:color="E8E8E8" w:sz="6" w:space="0"/>
-              <w:left w:val="single" w:color="E8E8E8" w:sz="6" w:space="0"/>
-              <w:bottom w:val="single" w:color="E8E8E8" w:sz="6" w:space="0"/>
-              <w:right w:val="single" w:color="E8E8E8" w:sz="6" w:space="0"/>
+              <w:top w:val="single" w:sz="6" w:space="0" w:color="E8E8E8"/>
+              <w:left w:val="single" w:sz="6" w:space="0" w:color="E8E8E8"/>
+              <w:bottom w:val="single" w:sz="6" w:space="0" w:color="E8E8E8"/>
+              <w:right w:val="single" w:sz="6" w:space="0" w:color="E8E8E8"/>
             </w:tcBorders>
             <w:tcMar>
               <w:top w:w="180" w:type="dxa"/>
@@ -11073,10 +11101,10 @@
           <w:tcPr>
             <w:tcW w:w="2693" w:type="dxa"/>
             <w:tcBorders>
-              <w:top w:val="single" w:color="E8E8E8" w:sz="6" w:space="0"/>
-              <w:left w:val="single" w:color="E8E8E8" w:sz="6" w:space="0"/>
-              <w:bottom w:val="single" w:color="E8E8E8" w:sz="6" w:space="0"/>
-              <w:right w:val="single" w:color="E8E8E8" w:sz="6" w:space="0"/>
+              <w:top w:val="single" w:sz="6" w:space="0" w:color="E8E8E8"/>
+              <w:left w:val="single" w:sz="6" w:space="0" w:color="E8E8E8"/>
+              <w:bottom w:val="single" w:sz="6" w:space="0" w:color="E8E8E8"/>
+              <w:right w:val="single" w:sz="6" w:space="0" w:color="E8E8E8"/>
             </w:tcBorders>
             <w:tcMar>
               <w:top w:w="180" w:type="dxa"/>
@@ -11155,10 +11183,10 @@
           <w:tcPr>
             <w:tcW w:w="2693" w:type="dxa"/>
             <w:tcBorders>
-              <w:top w:val="single" w:color="E8E8E8" w:sz="6" w:space="0"/>
-              <w:left w:val="single" w:color="E8E8E8" w:sz="6" w:space="0"/>
-              <w:bottom w:val="single" w:color="E8E8E8" w:sz="6" w:space="0"/>
-              <w:right w:val="single" w:color="E8E8E8" w:sz="6" w:space="0"/>
+              <w:top w:val="single" w:sz="6" w:space="0" w:color="E8E8E8"/>
+              <w:left w:val="single" w:sz="6" w:space="0" w:color="E8E8E8"/>
+              <w:bottom w:val="single" w:sz="6" w:space="0" w:color="E8E8E8"/>
+              <w:right w:val="single" w:sz="6" w:space="0" w:color="E8E8E8"/>
             </w:tcBorders>
             <w:tcMar>
               <w:top w:w="180" w:type="dxa"/>
@@ -11243,10 +11271,10 @@
           <w:tcPr>
             <w:tcW w:w="1276" w:type="dxa"/>
             <w:tcBorders>
-              <w:top w:val="single" w:color="E8E8E8" w:sz="6" w:space="0"/>
-              <w:left w:val="single" w:color="E8E8E8" w:sz="6" w:space="0"/>
-              <w:bottom w:val="single" w:color="E8E8E8" w:sz="6" w:space="0"/>
-              <w:right w:val="single" w:color="E8E8E8" w:sz="6" w:space="0"/>
+              <w:top w:val="single" w:sz="6" w:space="0" w:color="E8E8E8"/>
+              <w:left w:val="single" w:sz="6" w:space="0" w:color="E8E8E8"/>
+              <w:bottom w:val="single" w:sz="6" w:space="0" w:color="E8E8E8"/>
+              <w:right w:val="single" w:sz="6" w:space="0" w:color="E8E8E8"/>
             </w:tcBorders>
             <w:tcMar>
               <w:top w:w="180" w:type="dxa"/>
@@ -11327,10 +11355,10 @@
           <w:tcPr>
             <w:tcW w:w="2693" w:type="dxa"/>
             <w:tcBorders>
-              <w:top w:val="single" w:color="E8E8E8" w:sz="6" w:space="0"/>
-              <w:left w:val="single" w:color="E8E8E8" w:sz="6" w:space="0"/>
-              <w:bottom w:val="single" w:color="E8E8E8" w:sz="6" w:space="0"/>
-              <w:right w:val="single" w:color="E8E8E8" w:sz="6" w:space="0"/>
+              <w:top w:val="single" w:sz="6" w:space="0" w:color="E8E8E8"/>
+              <w:left w:val="single" w:sz="6" w:space="0" w:color="E8E8E8"/>
+              <w:bottom w:val="single" w:sz="6" w:space="0" w:color="E8E8E8"/>
+              <w:right w:val="single" w:sz="6" w:space="0" w:color="E8E8E8"/>
             </w:tcBorders>
             <w:tcMar>
               <w:top w:w="180" w:type="dxa"/>
@@ -11409,10 +11437,10 @@
           <w:tcPr>
             <w:tcW w:w="2268" w:type="dxa"/>
             <w:tcBorders>
-              <w:top w:val="single" w:color="E8E8E8" w:sz="6" w:space="0"/>
-              <w:left w:val="single" w:color="E8E8E8" w:sz="6" w:space="0"/>
-              <w:bottom w:val="single" w:color="E8E8E8" w:sz="6" w:space="0"/>
-              <w:right w:val="single" w:color="E8E8E8" w:sz="6" w:space="0"/>
+              <w:top w:val="single" w:sz="6" w:space="0" w:color="E8E8E8"/>
+              <w:left w:val="single" w:sz="6" w:space="0" w:color="E8E8E8"/>
+              <w:bottom w:val="single" w:sz="6" w:space="0" w:color="E8E8E8"/>
+              <w:right w:val="single" w:sz="6" w:space="0" w:color="E8E8E8"/>
             </w:tcBorders>
             <w:tcMar>
               <w:top w:w="180" w:type="dxa"/>
@@ -11491,10 +11519,10 @@
           <w:tcPr>
             <w:tcW w:w="2694" w:type="dxa"/>
             <w:tcBorders>
-              <w:top w:val="single" w:color="E8E8E8" w:sz="6" w:space="0"/>
-              <w:left w:val="single" w:color="E8E8E8" w:sz="6" w:space="0"/>
-              <w:bottom w:val="single" w:color="E8E8E8" w:sz="6" w:space="0"/>
-              <w:right w:val="single" w:color="E8E8E8" w:sz="6" w:space="0"/>
+              <w:top w:val="single" w:sz="6" w:space="0" w:color="E8E8E8"/>
+              <w:left w:val="single" w:sz="6" w:space="0" w:color="E8E8E8"/>
+              <w:bottom w:val="single" w:sz="6" w:space="0" w:color="E8E8E8"/>
+              <w:right w:val="single" w:sz="6" w:space="0" w:color="E8E8E8"/>
             </w:tcBorders>
             <w:tcMar>
               <w:top w:w="180" w:type="dxa"/>
@@ -11573,10 +11601,10 @@
           <w:tcPr>
             <w:tcW w:w="2693" w:type="dxa"/>
             <w:tcBorders>
-              <w:top w:val="single" w:color="E8E8E8" w:sz="6" w:space="0"/>
-              <w:left w:val="single" w:color="E8E8E8" w:sz="6" w:space="0"/>
-              <w:bottom w:val="single" w:color="E8E8E8" w:sz="6" w:space="0"/>
-              <w:right w:val="single" w:color="E8E8E8" w:sz="6" w:space="0"/>
+              <w:top w:val="single" w:sz="6" w:space="0" w:color="E8E8E8"/>
+              <w:left w:val="single" w:sz="6" w:space="0" w:color="E8E8E8"/>
+              <w:bottom w:val="single" w:sz="6" w:space="0" w:color="E8E8E8"/>
+              <w:right w:val="single" w:sz="6" w:space="0" w:color="E8E8E8"/>
             </w:tcBorders>
             <w:tcMar>
               <w:top w:w="180" w:type="dxa"/>
@@ -11655,10 +11683,10 @@
           <w:tcPr>
             <w:tcW w:w="2693" w:type="dxa"/>
             <w:tcBorders>
-              <w:top w:val="single" w:color="E8E8E8" w:sz="6" w:space="0"/>
-              <w:left w:val="single" w:color="E8E8E8" w:sz="6" w:space="0"/>
-              <w:bottom w:val="single" w:color="E8E8E8" w:sz="6" w:space="0"/>
-              <w:right w:val="single" w:color="E8E8E8" w:sz="6" w:space="0"/>
+              <w:top w:val="single" w:sz="6" w:space="0" w:color="E8E8E8"/>
+              <w:left w:val="single" w:sz="6" w:space="0" w:color="E8E8E8"/>
+              <w:bottom w:val="single" w:sz="6" w:space="0" w:color="E8E8E8"/>
+              <w:right w:val="single" w:sz="6" w:space="0" w:color="E8E8E8"/>
             </w:tcBorders>
             <w:tcMar>
               <w:top w:w="180" w:type="dxa"/>
@@ -11743,10 +11771,10 @@
           <w:tcPr>
             <w:tcW w:w="1276" w:type="dxa"/>
             <w:tcBorders>
-              <w:top w:val="single" w:color="E8E8E8" w:sz="6" w:space="0"/>
-              <w:left w:val="single" w:color="E8E8E8" w:sz="6" w:space="0"/>
-              <w:bottom w:val="single" w:color="E8E8E8" w:sz="6" w:space="0"/>
-              <w:right w:val="single" w:color="E8E8E8" w:sz="6" w:space="0"/>
+              <w:top w:val="single" w:sz="6" w:space="0" w:color="E8E8E8"/>
+              <w:left w:val="single" w:sz="6" w:space="0" w:color="E8E8E8"/>
+              <w:bottom w:val="single" w:sz="6" w:space="0" w:color="E8E8E8"/>
+              <w:right w:val="single" w:sz="6" w:space="0" w:color="E8E8E8"/>
             </w:tcBorders>
             <w:tcMar>
               <w:top w:w="180" w:type="dxa"/>
@@ -11818,10 +11846,10 @@
           <w:tcPr>
             <w:tcW w:w="2693" w:type="dxa"/>
             <w:tcBorders>
-              <w:top w:val="single" w:color="E8E8E8" w:sz="6" w:space="0"/>
-              <w:left w:val="single" w:color="E8E8E8" w:sz="6" w:space="0"/>
-              <w:bottom w:val="single" w:color="E8E8E8" w:sz="6" w:space="0"/>
-              <w:right w:val="single" w:color="E8E8E8" w:sz="6" w:space="0"/>
+              <w:top w:val="single" w:sz="6" w:space="0" w:color="E8E8E8"/>
+              <w:left w:val="single" w:sz="6" w:space="0" w:color="E8E8E8"/>
+              <w:bottom w:val="single" w:sz="6" w:space="0" w:color="E8E8E8"/>
+              <w:right w:val="single" w:sz="6" w:space="0" w:color="E8E8E8"/>
             </w:tcBorders>
             <w:tcMar>
               <w:top w:w="180" w:type="dxa"/>
@@ -11900,10 +11928,10 @@
           <w:tcPr>
             <w:tcW w:w="2268" w:type="dxa"/>
             <w:tcBorders>
-              <w:top w:val="single" w:color="E8E8E8" w:sz="6" w:space="0"/>
-              <w:left w:val="single" w:color="E8E8E8" w:sz="6" w:space="0"/>
-              <w:bottom w:val="single" w:color="E8E8E8" w:sz="6" w:space="0"/>
-              <w:right w:val="single" w:color="E8E8E8" w:sz="6" w:space="0"/>
+              <w:top w:val="single" w:sz="6" w:space="0" w:color="E8E8E8"/>
+              <w:left w:val="single" w:sz="6" w:space="0" w:color="E8E8E8"/>
+              <w:bottom w:val="single" w:sz="6" w:space="0" w:color="E8E8E8"/>
+              <w:right w:val="single" w:sz="6" w:space="0" w:color="E8E8E8"/>
             </w:tcBorders>
             <w:tcMar>
               <w:top w:w="180" w:type="dxa"/>
@@ -11982,10 +12010,10 @@
           <w:tcPr>
             <w:tcW w:w="2694" w:type="dxa"/>
             <w:tcBorders>
-              <w:top w:val="single" w:color="E8E8E8" w:sz="6" w:space="0"/>
-              <w:left w:val="single" w:color="E8E8E8" w:sz="6" w:space="0"/>
-              <w:bottom w:val="single" w:color="E8E8E8" w:sz="6" w:space="0"/>
-              <w:right w:val="single" w:color="E8E8E8" w:sz="6" w:space="0"/>
+              <w:top w:val="single" w:sz="6" w:space="0" w:color="E8E8E8"/>
+              <w:left w:val="single" w:sz="6" w:space="0" w:color="E8E8E8"/>
+              <w:bottom w:val="single" w:sz="6" w:space="0" w:color="E8E8E8"/>
+              <w:right w:val="single" w:sz="6" w:space="0" w:color="E8E8E8"/>
             </w:tcBorders>
             <w:tcMar>
               <w:top w:w="180" w:type="dxa"/>
@@ -12064,10 +12092,10 @@
           <w:tcPr>
             <w:tcW w:w="2693" w:type="dxa"/>
             <w:tcBorders>
-              <w:top w:val="single" w:color="E8E8E8" w:sz="6" w:space="0"/>
-              <w:left w:val="single" w:color="E8E8E8" w:sz="6" w:space="0"/>
-              <w:bottom w:val="single" w:color="E8E8E8" w:sz="6" w:space="0"/>
-              <w:right w:val="single" w:color="E8E8E8" w:sz="6" w:space="0"/>
+              <w:top w:val="single" w:sz="6" w:space="0" w:color="E8E8E8"/>
+              <w:left w:val="single" w:sz="6" w:space="0" w:color="E8E8E8"/>
+              <w:bottom w:val="single" w:sz="6" w:space="0" w:color="E8E8E8"/>
+              <w:right w:val="single" w:sz="6" w:space="0" w:color="E8E8E8"/>
             </w:tcBorders>
             <w:tcMar>
               <w:top w:w="180" w:type="dxa"/>
@@ -12146,10 +12174,10 @@
           <w:tcPr>
             <w:tcW w:w="2693" w:type="dxa"/>
             <w:tcBorders>
-              <w:top w:val="single" w:color="E8E8E8" w:sz="6" w:space="0"/>
-              <w:left w:val="single" w:color="E8E8E8" w:sz="6" w:space="0"/>
-              <w:bottom w:val="single" w:color="E8E8E8" w:sz="6" w:space="0"/>
-              <w:right w:val="single" w:color="E8E8E8" w:sz="6" w:space="0"/>
+              <w:top w:val="single" w:sz="6" w:space="0" w:color="E8E8E8"/>
+              <w:left w:val="single" w:sz="6" w:space="0" w:color="E8E8E8"/>
+              <w:bottom w:val="single" w:sz="6" w:space="0" w:color="E8E8E8"/>
+              <w:right w:val="single" w:sz="6" w:space="0" w:color="E8E8E8"/>
             </w:tcBorders>
             <w:tcMar>
               <w:top w:w="180" w:type="dxa"/>
@@ -12234,10 +12262,10 @@
           <w:tcPr>
             <w:tcW w:w="1276" w:type="dxa"/>
             <w:tcBorders>
-              <w:top w:val="single" w:color="E8E8E8" w:sz="6" w:space="0"/>
-              <w:left w:val="single" w:color="E8E8E8" w:sz="6" w:space="0"/>
-              <w:bottom w:val="single" w:color="E8E8E8" w:sz="6" w:space="0"/>
-              <w:right w:val="single" w:color="E8E8E8" w:sz="6" w:space="0"/>
+              <w:top w:val="single" w:sz="6" w:space="0" w:color="E8E8E8"/>
+              <w:left w:val="single" w:sz="6" w:space="0" w:color="E8E8E8"/>
+              <w:bottom w:val="single" w:sz="6" w:space="0" w:color="E8E8E8"/>
+              <w:right w:val="single" w:sz="6" w:space="0" w:color="E8E8E8"/>
             </w:tcBorders>
             <w:tcMar>
               <w:top w:w="180" w:type="dxa"/>
@@ -12266,6 +12294,7 @@
                 <w:sz w:val="20"/>
                 <w:szCs w:val="20"/>
               </w:rPr>
+              <w:lastRenderedPageBreak/>
               <w:t xml:space="preserve">Upper </w:t>
             </w:r>
             <w:r>
@@ -12318,10 +12347,10 @@
           <w:tcPr>
             <w:tcW w:w="2693" w:type="dxa"/>
             <w:tcBorders>
-              <w:top w:val="single" w:color="E8E8E8" w:sz="6" w:space="0"/>
-              <w:left w:val="single" w:color="E8E8E8" w:sz="6" w:space="0"/>
-              <w:bottom w:val="single" w:color="E8E8E8" w:sz="6" w:space="0"/>
-              <w:right w:val="single" w:color="E8E8E8" w:sz="6" w:space="0"/>
+              <w:top w:val="single" w:sz="6" w:space="0" w:color="E8E8E8"/>
+              <w:left w:val="single" w:sz="6" w:space="0" w:color="E8E8E8"/>
+              <w:bottom w:val="single" w:sz="6" w:space="0" w:color="E8E8E8"/>
+              <w:right w:val="single" w:sz="6" w:space="0" w:color="E8E8E8"/>
             </w:tcBorders>
             <w:tcMar>
               <w:top w:w="180" w:type="dxa"/>
@@ -12400,10 +12429,10 @@
           <w:tcPr>
             <w:tcW w:w="2268" w:type="dxa"/>
             <w:tcBorders>
-              <w:top w:val="single" w:color="E8E8E8" w:sz="6" w:space="0"/>
-              <w:left w:val="single" w:color="E8E8E8" w:sz="6" w:space="0"/>
-              <w:bottom w:val="single" w:color="E8E8E8" w:sz="6" w:space="0"/>
-              <w:right w:val="single" w:color="E8E8E8" w:sz="6" w:space="0"/>
+              <w:top w:val="single" w:sz="6" w:space="0" w:color="E8E8E8"/>
+              <w:left w:val="single" w:sz="6" w:space="0" w:color="E8E8E8"/>
+              <w:bottom w:val="single" w:sz="6" w:space="0" w:color="E8E8E8"/>
+              <w:right w:val="single" w:sz="6" w:space="0" w:color="E8E8E8"/>
             </w:tcBorders>
             <w:tcMar>
               <w:top w:w="180" w:type="dxa"/>
@@ -12482,10 +12511,10 @@
           <w:tcPr>
             <w:tcW w:w="2694" w:type="dxa"/>
             <w:tcBorders>
-              <w:top w:val="single" w:color="E8E8E8" w:sz="6" w:space="0"/>
-              <w:left w:val="single" w:color="E8E8E8" w:sz="6" w:space="0"/>
-              <w:bottom w:val="single" w:color="E8E8E8" w:sz="6" w:space="0"/>
-              <w:right w:val="single" w:color="E8E8E8" w:sz="6" w:space="0"/>
+              <w:top w:val="single" w:sz="6" w:space="0" w:color="E8E8E8"/>
+              <w:left w:val="single" w:sz="6" w:space="0" w:color="E8E8E8"/>
+              <w:bottom w:val="single" w:sz="6" w:space="0" w:color="E8E8E8"/>
+              <w:right w:val="single" w:sz="6" w:space="0" w:color="E8E8E8"/>
             </w:tcBorders>
             <w:tcMar>
               <w:top w:w="180" w:type="dxa"/>
@@ -12564,10 +12593,10 @@
           <w:tcPr>
             <w:tcW w:w="2693" w:type="dxa"/>
             <w:tcBorders>
-              <w:top w:val="single" w:color="E8E8E8" w:sz="6" w:space="0"/>
-              <w:left w:val="single" w:color="E8E8E8" w:sz="6" w:space="0"/>
-              <w:bottom w:val="single" w:color="E8E8E8" w:sz="6" w:space="0"/>
-              <w:right w:val="single" w:color="E8E8E8" w:sz="6" w:space="0"/>
+              <w:top w:val="single" w:sz="6" w:space="0" w:color="E8E8E8"/>
+              <w:left w:val="single" w:sz="6" w:space="0" w:color="E8E8E8"/>
+              <w:bottom w:val="single" w:sz="6" w:space="0" w:color="E8E8E8"/>
+              <w:right w:val="single" w:sz="6" w:space="0" w:color="E8E8E8"/>
             </w:tcBorders>
             <w:tcMar>
               <w:top w:w="180" w:type="dxa"/>
@@ -12646,10 +12675,10 @@
           <w:tcPr>
             <w:tcW w:w="2693" w:type="dxa"/>
             <w:tcBorders>
-              <w:top w:val="single" w:color="E8E8E8" w:sz="6" w:space="0"/>
-              <w:left w:val="single" w:color="E8E8E8" w:sz="6" w:space="0"/>
-              <w:bottom w:val="single" w:color="E8E8E8" w:sz="6" w:space="0"/>
-              <w:right w:val="single" w:color="E8E8E8" w:sz="6" w:space="0"/>
+              <w:top w:val="single" w:sz="6" w:space="0" w:color="E8E8E8"/>
+              <w:left w:val="single" w:sz="6" w:space="0" w:color="E8E8E8"/>
+              <w:bottom w:val="single" w:sz="6" w:space="0" w:color="E8E8E8"/>
+              <w:right w:val="single" w:sz="6" w:space="0" w:color="E8E8E8"/>
             </w:tcBorders>
             <w:tcMar>
               <w:top w:w="180" w:type="dxa"/>
@@ -12734,10 +12763,10 @@
           <w:tcPr>
             <w:tcW w:w="1276" w:type="dxa"/>
             <w:tcBorders>
-              <w:top w:val="single" w:color="E8E8E8" w:sz="6" w:space="0"/>
-              <w:left w:val="single" w:color="E8E8E8" w:sz="6" w:space="0"/>
-              <w:bottom w:val="single" w:color="E8E8E8" w:sz="6" w:space="0"/>
-              <w:right w:val="single" w:color="E8E8E8" w:sz="6" w:space="0"/>
+              <w:top w:val="single" w:sz="6" w:space="0" w:color="E8E8E8"/>
+              <w:left w:val="single" w:sz="6" w:space="0" w:color="E8E8E8"/>
+              <w:bottom w:val="single" w:sz="6" w:space="0" w:color="E8E8E8"/>
+              <w:right w:val="single" w:sz="6" w:space="0" w:color="E8E8E8"/>
             </w:tcBorders>
             <w:tcMar>
               <w:top w:w="180" w:type="dxa"/>
@@ -12809,10 +12838,10 @@
           <w:tcPr>
             <w:tcW w:w="2693" w:type="dxa"/>
             <w:tcBorders>
-              <w:top w:val="single" w:color="E8E8E8" w:sz="6" w:space="0"/>
-              <w:left w:val="single" w:color="E8E8E8" w:sz="6" w:space="0"/>
-              <w:bottom w:val="single" w:color="E8E8E8" w:sz="6" w:space="0"/>
-              <w:right w:val="single" w:color="E8E8E8" w:sz="6" w:space="0"/>
+              <w:top w:val="single" w:sz="6" w:space="0" w:color="E8E8E8"/>
+              <w:left w:val="single" w:sz="6" w:space="0" w:color="E8E8E8"/>
+              <w:bottom w:val="single" w:sz="6" w:space="0" w:color="E8E8E8"/>
+              <w:right w:val="single" w:sz="6" w:space="0" w:color="E8E8E8"/>
             </w:tcBorders>
             <w:tcMar>
               <w:top w:w="180" w:type="dxa"/>
@@ -12891,10 +12920,10 @@
           <w:tcPr>
             <w:tcW w:w="2268" w:type="dxa"/>
             <w:tcBorders>
-              <w:top w:val="single" w:color="E8E8E8" w:sz="6" w:space="0"/>
-              <w:left w:val="single" w:color="E8E8E8" w:sz="6" w:space="0"/>
-              <w:bottom w:val="single" w:color="E8E8E8" w:sz="6" w:space="0"/>
-              <w:right w:val="single" w:color="E8E8E8" w:sz="6" w:space="0"/>
+              <w:top w:val="single" w:sz="6" w:space="0" w:color="E8E8E8"/>
+              <w:left w:val="single" w:sz="6" w:space="0" w:color="E8E8E8"/>
+              <w:bottom w:val="single" w:sz="6" w:space="0" w:color="E8E8E8"/>
+              <w:right w:val="single" w:sz="6" w:space="0" w:color="E8E8E8"/>
             </w:tcBorders>
             <w:tcMar>
               <w:top w:w="180" w:type="dxa"/>
@@ -12973,10 +13002,10 @@
           <w:tcPr>
             <w:tcW w:w="2694" w:type="dxa"/>
             <w:tcBorders>
-              <w:top w:val="single" w:color="E8E8E8" w:sz="6" w:space="0"/>
-              <w:left w:val="single" w:color="E8E8E8" w:sz="6" w:space="0"/>
-              <w:bottom w:val="single" w:color="E8E8E8" w:sz="6" w:space="0"/>
-              <w:right w:val="single" w:color="E8E8E8" w:sz="6" w:space="0"/>
+              <w:top w:val="single" w:sz="6" w:space="0" w:color="E8E8E8"/>
+              <w:left w:val="single" w:sz="6" w:space="0" w:color="E8E8E8"/>
+              <w:bottom w:val="single" w:sz="6" w:space="0" w:color="E8E8E8"/>
+              <w:right w:val="single" w:sz="6" w:space="0" w:color="E8E8E8"/>
             </w:tcBorders>
             <w:tcMar>
               <w:top w:w="180" w:type="dxa"/>
@@ -13055,10 +13084,10 @@
           <w:tcPr>
             <w:tcW w:w="2693" w:type="dxa"/>
             <w:tcBorders>
-              <w:top w:val="single" w:color="E8E8E8" w:sz="6" w:space="0"/>
-              <w:left w:val="single" w:color="E8E8E8" w:sz="6" w:space="0"/>
-              <w:bottom w:val="single" w:color="E8E8E8" w:sz="6" w:space="0"/>
-              <w:right w:val="single" w:color="E8E8E8" w:sz="6" w:space="0"/>
+              <w:top w:val="single" w:sz="6" w:space="0" w:color="E8E8E8"/>
+              <w:left w:val="single" w:sz="6" w:space="0" w:color="E8E8E8"/>
+              <w:bottom w:val="single" w:sz="6" w:space="0" w:color="E8E8E8"/>
+              <w:right w:val="single" w:sz="6" w:space="0" w:color="E8E8E8"/>
             </w:tcBorders>
             <w:tcMar>
               <w:top w:w="180" w:type="dxa"/>
@@ -13137,10 +13166,10 @@
           <w:tcPr>
             <w:tcW w:w="2693" w:type="dxa"/>
             <w:tcBorders>
-              <w:top w:val="single" w:color="E8E8E8" w:sz="6" w:space="0"/>
-              <w:left w:val="single" w:color="E8E8E8" w:sz="6" w:space="0"/>
-              <w:bottom w:val="single" w:color="E8E8E8" w:sz="6" w:space="0"/>
-              <w:right w:val="single" w:color="E8E8E8" w:sz="6" w:space="0"/>
+              <w:top w:val="single" w:sz="6" w:space="0" w:color="E8E8E8"/>
+              <w:left w:val="single" w:sz="6" w:space="0" w:color="E8E8E8"/>
+              <w:bottom w:val="single" w:sz="6" w:space="0" w:color="E8E8E8"/>
+              <w:right w:val="single" w:sz="6" w:space="0" w:color="E8E8E8"/>
             </w:tcBorders>
             <w:tcMar>
               <w:top w:w="180" w:type="dxa"/>
@@ -13225,10 +13254,10 @@
           <w:tcPr>
             <w:tcW w:w="1276" w:type="dxa"/>
             <w:tcBorders>
-              <w:top w:val="single" w:color="E8E8E8" w:sz="6" w:space="0"/>
-              <w:left w:val="single" w:color="E8E8E8" w:sz="6" w:space="0"/>
-              <w:bottom w:val="single" w:color="E8E8E8" w:sz="6" w:space="0"/>
-              <w:right w:val="single" w:color="E8E8E8" w:sz="6" w:space="0"/>
+              <w:top w:val="single" w:sz="6" w:space="0" w:color="E8E8E8"/>
+              <w:left w:val="single" w:sz="6" w:space="0" w:color="E8E8E8"/>
+              <w:bottom w:val="single" w:sz="6" w:space="0" w:color="E8E8E8"/>
+              <w:right w:val="single" w:sz="6" w:space="0" w:color="E8E8E8"/>
             </w:tcBorders>
             <w:tcMar>
               <w:top w:w="180" w:type="dxa"/>
@@ -13330,10 +13359,10 @@
           <w:tcPr>
             <w:tcW w:w="2693" w:type="dxa"/>
             <w:tcBorders>
-              <w:top w:val="single" w:color="E8E8E8" w:sz="6" w:space="0"/>
-              <w:left w:val="single" w:color="E8E8E8" w:sz="6" w:space="0"/>
-              <w:bottom w:val="single" w:color="E8E8E8" w:sz="6" w:space="0"/>
-              <w:right w:val="single" w:color="E8E8E8" w:sz="6" w:space="0"/>
+              <w:top w:val="single" w:sz="6" w:space="0" w:color="E8E8E8"/>
+              <w:left w:val="single" w:sz="6" w:space="0" w:color="E8E8E8"/>
+              <w:bottom w:val="single" w:sz="6" w:space="0" w:color="E8E8E8"/>
+              <w:right w:val="single" w:sz="6" w:space="0" w:color="E8E8E8"/>
             </w:tcBorders>
             <w:tcMar>
               <w:top w:w="180" w:type="dxa"/>
@@ -13412,10 +13441,10 @@
           <w:tcPr>
             <w:tcW w:w="2268" w:type="dxa"/>
             <w:tcBorders>
-              <w:top w:val="single" w:color="E8E8E8" w:sz="6" w:space="0"/>
-              <w:left w:val="single" w:color="E8E8E8" w:sz="6" w:space="0"/>
-              <w:bottom w:val="single" w:color="E8E8E8" w:sz="6" w:space="0"/>
-              <w:right w:val="single" w:color="E8E8E8" w:sz="6" w:space="0"/>
+              <w:top w:val="single" w:sz="6" w:space="0" w:color="E8E8E8"/>
+              <w:left w:val="single" w:sz="6" w:space="0" w:color="E8E8E8"/>
+              <w:bottom w:val="single" w:sz="6" w:space="0" w:color="E8E8E8"/>
+              <w:right w:val="single" w:sz="6" w:space="0" w:color="E8E8E8"/>
             </w:tcBorders>
             <w:tcMar>
               <w:top w:w="180" w:type="dxa"/>
@@ -13494,10 +13523,10 @@
           <w:tcPr>
             <w:tcW w:w="2694" w:type="dxa"/>
             <w:tcBorders>
-              <w:top w:val="single" w:color="E8E8E8" w:sz="6" w:space="0"/>
-              <w:left w:val="single" w:color="E8E8E8" w:sz="6" w:space="0"/>
-              <w:bottom w:val="single" w:color="E8E8E8" w:sz="6" w:space="0"/>
-              <w:right w:val="single" w:color="E8E8E8" w:sz="6" w:space="0"/>
+              <w:top w:val="single" w:sz="6" w:space="0" w:color="E8E8E8"/>
+              <w:left w:val="single" w:sz="6" w:space="0" w:color="E8E8E8"/>
+              <w:bottom w:val="single" w:sz="6" w:space="0" w:color="E8E8E8"/>
+              <w:right w:val="single" w:sz="6" w:space="0" w:color="E8E8E8"/>
             </w:tcBorders>
             <w:tcMar>
               <w:top w:w="180" w:type="dxa"/>
@@ -13576,10 +13605,10 @@
           <w:tcPr>
             <w:tcW w:w="2693" w:type="dxa"/>
             <w:tcBorders>
-              <w:top w:val="single" w:color="E8E8E8" w:sz="6" w:space="0"/>
-              <w:left w:val="single" w:color="E8E8E8" w:sz="6" w:space="0"/>
-              <w:bottom w:val="single" w:color="E8E8E8" w:sz="6" w:space="0"/>
-              <w:right w:val="single" w:color="E8E8E8" w:sz="6" w:space="0"/>
+              <w:top w:val="single" w:sz="6" w:space="0" w:color="E8E8E8"/>
+              <w:left w:val="single" w:sz="6" w:space="0" w:color="E8E8E8"/>
+              <w:bottom w:val="single" w:sz="6" w:space="0" w:color="E8E8E8"/>
+              <w:right w:val="single" w:sz="6" w:space="0" w:color="E8E8E8"/>
             </w:tcBorders>
             <w:tcMar>
               <w:top w:w="180" w:type="dxa"/>
@@ -13658,10 +13687,10 @@
           <w:tcPr>
             <w:tcW w:w="2693" w:type="dxa"/>
             <w:tcBorders>
-              <w:top w:val="single" w:color="E8E8E8" w:sz="6" w:space="0"/>
-              <w:left w:val="single" w:color="E8E8E8" w:sz="6" w:space="0"/>
-              <w:bottom w:val="single" w:color="E8E8E8" w:sz="6" w:space="0"/>
-              <w:right w:val="single" w:color="E8E8E8" w:sz="6" w:space="0"/>
+              <w:top w:val="single" w:sz="6" w:space="0" w:color="E8E8E8"/>
+              <w:left w:val="single" w:sz="6" w:space="0" w:color="E8E8E8"/>
+              <w:bottom w:val="single" w:sz="6" w:space="0" w:color="E8E8E8"/>
+              <w:right w:val="single" w:sz="6" w:space="0" w:color="E8E8E8"/>
             </w:tcBorders>
             <w:tcMar>
               <w:top w:w="180" w:type="dxa"/>
@@ -13808,16 +13837,16 @@
         </w:rPr>
       </w:pPr>
     </w:p>
-    <w:p>
-      <w:pPr>
-        <w:rPr>
-          <w:b/>
-          <w:bCs/>
-          <w:sz w:val="20"/>
-          <w:szCs w:val="20"/>
-        </w:rPr>
-      </w:pPr>
-      <w:commentRangeEnd w:id="14"/>
+    <w:commentRangeEnd w:id="14"/>
+    <w:p>
+      <w:pPr>
+        <w:rPr>
+          <w:b/>
+          <w:bCs/>
+          <w:sz w:val="20"/>
+          <w:szCs w:val="20"/>
+        </w:rPr>
+      </w:pPr>
       <w:r>
         <w:rPr>
           <w:rStyle w:val="Refdecomentario"/>
@@ -13892,6 +13921,7 @@
           <w:sz w:val="20"/>
           <w:szCs w:val="20"/>
         </w:rPr>
+        <w:lastRenderedPageBreak/>
         <w:t>2.2 Class / Clase</w:t>
       </w:r>
     </w:p>
@@ -14157,10 +14187,10 @@
           <w:tcPr>
             <w:tcW w:w="0" w:type="auto"/>
             <w:tcBorders>
-              <w:top w:val="single" w:color="E8E8E8" w:sz="6" w:space="0"/>
-              <w:left w:val="single" w:color="E8E8E8" w:sz="6" w:space="0"/>
-              <w:bottom w:val="single" w:color="E8E8E8" w:sz="6" w:space="0"/>
-              <w:right w:val="single" w:color="E8E8E8" w:sz="6" w:space="0"/>
+              <w:top w:val="single" w:sz="6" w:space="0" w:color="E8E8E8"/>
+              <w:left w:val="single" w:sz="6" w:space="0" w:color="E8E8E8"/>
+              <w:bottom w:val="single" w:sz="6" w:space="0" w:color="E8E8E8"/>
+              <w:right w:val="single" w:sz="6" w:space="0" w:color="E8E8E8"/>
             </w:tcBorders>
             <w:tcMar>
               <w:top w:w="0" w:type="dxa"/>
@@ -14204,10 +14234,10 @@
           <w:tcPr>
             <w:tcW w:w="3520" w:type="dxa"/>
             <w:tcBorders>
-              <w:top w:val="single" w:color="E8E8E8" w:sz="6" w:space="0"/>
-              <w:left w:val="single" w:color="E8E8E8" w:sz="6" w:space="0"/>
-              <w:bottom w:val="single" w:color="E8E8E8" w:sz="6" w:space="0"/>
-              <w:right w:val="single" w:color="E8E8E8" w:sz="6" w:space="0"/>
+              <w:top w:val="single" w:sz="6" w:space="0" w:color="E8E8E8"/>
+              <w:left w:val="single" w:sz="6" w:space="0" w:color="E8E8E8"/>
+              <w:bottom w:val="single" w:sz="6" w:space="0" w:color="E8E8E8"/>
+              <w:right w:val="single" w:sz="6" w:space="0" w:color="E8E8E8"/>
             </w:tcBorders>
             <w:tcMar>
               <w:top w:w="180" w:type="dxa"/>
@@ -14247,10 +14277,10 @@
           <w:tcPr>
             <w:tcW w:w="0" w:type="auto"/>
             <w:tcBorders>
-              <w:top w:val="single" w:color="E8E8E8" w:sz="6" w:space="0"/>
-              <w:left w:val="single" w:color="E8E8E8" w:sz="6" w:space="0"/>
-              <w:bottom w:val="single" w:color="E8E8E8" w:sz="6" w:space="0"/>
-              <w:right w:val="single" w:color="E8E8E8" w:sz="6" w:space="0"/>
+              <w:top w:val="single" w:sz="6" w:space="0" w:color="E8E8E8"/>
+              <w:left w:val="single" w:sz="6" w:space="0" w:color="E8E8E8"/>
+              <w:bottom w:val="single" w:sz="6" w:space="0" w:color="E8E8E8"/>
+              <w:right w:val="single" w:sz="6" w:space="0" w:color="E8E8E8"/>
             </w:tcBorders>
             <w:tcMar>
               <w:top w:w="0" w:type="dxa"/>
@@ -14294,10 +14324,10 @@
           <w:tcPr>
             <w:tcW w:w="3520" w:type="dxa"/>
             <w:tcBorders>
-              <w:top w:val="single" w:color="E8E8E8" w:sz="6" w:space="0"/>
-              <w:left w:val="single" w:color="E8E8E8" w:sz="6" w:space="0"/>
-              <w:bottom w:val="single" w:color="E8E8E8" w:sz="6" w:space="0"/>
-              <w:right w:val="single" w:color="E8E8E8" w:sz="6" w:space="0"/>
+              <w:top w:val="single" w:sz="6" w:space="0" w:color="E8E8E8"/>
+              <w:left w:val="single" w:sz="6" w:space="0" w:color="E8E8E8"/>
+              <w:bottom w:val="single" w:sz="6" w:space="0" w:color="E8E8E8"/>
+              <w:right w:val="single" w:sz="6" w:space="0" w:color="E8E8E8"/>
             </w:tcBorders>
             <w:tcMar>
               <w:top w:w="180" w:type="dxa"/>
@@ -14344,10 +14374,10 @@
           <w:tcPr>
             <w:tcW w:w="0" w:type="auto"/>
             <w:tcBorders>
-              <w:top w:val="single" w:color="E8E8E8" w:sz="6" w:space="0"/>
-              <w:left w:val="single" w:color="E8E8E8" w:sz="6" w:space="0"/>
-              <w:bottom w:val="single" w:color="E8E8E8" w:sz="6" w:space="0"/>
-              <w:right w:val="single" w:color="E8E8E8" w:sz="6" w:space="0"/>
+              <w:top w:val="single" w:sz="6" w:space="0" w:color="E8E8E8"/>
+              <w:left w:val="single" w:sz="6" w:space="0" w:color="E8E8E8"/>
+              <w:bottom w:val="single" w:sz="6" w:space="0" w:color="E8E8E8"/>
+              <w:right w:val="single" w:sz="6" w:space="0" w:color="E8E8E8"/>
             </w:tcBorders>
             <w:tcMar>
               <w:top w:w="0" w:type="dxa"/>
@@ -14391,10 +14421,10 @@
           <w:tcPr>
             <w:tcW w:w="3520" w:type="dxa"/>
             <w:tcBorders>
-              <w:top w:val="single" w:color="E8E8E8" w:sz="6" w:space="0"/>
-              <w:left w:val="single" w:color="E8E8E8" w:sz="6" w:space="0"/>
-              <w:bottom w:val="single" w:color="E8E8E8" w:sz="6" w:space="0"/>
-              <w:right w:val="single" w:color="E8E8E8" w:sz="6" w:space="0"/>
+              <w:top w:val="single" w:sz="6" w:space="0" w:color="E8E8E8"/>
+              <w:left w:val="single" w:sz="6" w:space="0" w:color="E8E8E8"/>
+              <w:bottom w:val="single" w:sz="6" w:space="0" w:color="E8E8E8"/>
+              <w:right w:val="single" w:sz="6" w:space="0" w:color="E8E8E8"/>
             </w:tcBorders>
             <w:tcMar>
               <w:top w:w="180" w:type="dxa"/>
@@ -14434,10 +14464,10 @@
           <w:tcPr>
             <w:tcW w:w="0" w:type="auto"/>
             <w:tcBorders>
-              <w:top w:val="single" w:color="E8E8E8" w:sz="6" w:space="0"/>
-              <w:left w:val="single" w:color="E8E8E8" w:sz="6" w:space="0"/>
-              <w:bottom w:val="single" w:color="E8E8E8" w:sz="6" w:space="0"/>
-              <w:right w:val="single" w:color="E8E8E8" w:sz="6" w:space="0"/>
+              <w:top w:val="single" w:sz="6" w:space="0" w:color="E8E8E8"/>
+              <w:left w:val="single" w:sz="6" w:space="0" w:color="E8E8E8"/>
+              <w:bottom w:val="single" w:sz="6" w:space="0" w:color="E8E8E8"/>
+              <w:right w:val="single" w:sz="6" w:space="0" w:color="E8E8E8"/>
             </w:tcBorders>
             <w:tcMar>
               <w:top w:w="0" w:type="dxa"/>
@@ -14481,10 +14511,10 @@
           <w:tcPr>
             <w:tcW w:w="3520" w:type="dxa"/>
             <w:tcBorders>
-              <w:top w:val="single" w:color="E8E8E8" w:sz="6" w:space="0"/>
-              <w:left w:val="single" w:color="E8E8E8" w:sz="6" w:space="0"/>
-              <w:bottom w:val="single" w:color="E8E8E8" w:sz="6" w:space="0"/>
-              <w:right w:val="single" w:color="E8E8E8" w:sz="6" w:space="0"/>
+              <w:top w:val="single" w:sz="6" w:space="0" w:color="E8E8E8"/>
+              <w:left w:val="single" w:sz="6" w:space="0" w:color="E8E8E8"/>
+              <w:bottom w:val="single" w:sz="6" w:space="0" w:color="E8E8E8"/>
+              <w:right w:val="single" w:sz="6" w:space="0" w:color="E8E8E8"/>
             </w:tcBorders>
             <w:tcMar>
               <w:top w:w="180" w:type="dxa"/>
@@ -14531,10 +14561,10 @@
           <w:tcPr>
             <w:tcW w:w="0" w:type="auto"/>
             <w:tcBorders>
-              <w:top w:val="single" w:color="E8E8E8" w:sz="6" w:space="0"/>
-              <w:left w:val="single" w:color="E8E8E8" w:sz="6" w:space="0"/>
-              <w:bottom w:val="single" w:color="E8E8E8" w:sz="6" w:space="0"/>
-              <w:right w:val="single" w:color="E8E8E8" w:sz="6" w:space="0"/>
+              <w:top w:val="single" w:sz="6" w:space="0" w:color="E8E8E8"/>
+              <w:left w:val="single" w:sz="6" w:space="0" w:color="E8E8E8"/>
+              <w:bottom w:val="single" w:sz="6" w:space="0" w:color="E8E8E8"/>
+              <w:right w:val="single" w:sz="6" w:space="0" w:color="E8E8E8"/>
             </w:tcBorders>
             <w:tcMar>
               <w:top w:w="0" w:type="dxa"/>
@@ -14578,10 +14608,10 @@
           <w:tcPr>
             <w:tcW w:w="3520" w:type="dxa"/>
             <w:tcBorders>
-              <w:top w:val="single" w:color="E8E8E8" w:sz="6" w:space="0"/>
-              <w:left w:val="single" w:color="E8E8E8" w:sz="6" w:space="0"/>
-              <w:bottom w:val="single" w:color="E8E8E8" w:sz="6" w:space="0"/>
-              <w:right w:val="single" w:color="E8E8E8" w:sz="6" w:space="0"/>
+              <w:top w:val="single" w:sz="6" w:space="0" w:color="E8E8E8"/>
+              <w:left w:val="single" w:sz="6" w:space="0" w:color="E8E8E8"/>
+              <w:bottom w:val="single" w:sz="6" w:space="0" w:color="E8E8E8"/>
+              <w:right w:val="single" w:sz="6" w:space="0" w:color="E8E8E8"/>
             </w:tcBorders>
             <w:tcMar>
               <w:top w:w="180" w:type="dxa"/>
@@ -14621,10 +14651,10 @@
           <w:tcPr>
             <w:tcW w:w="0" w:type="auto"/>
             <w:tcBorders>
-              <w:top w:val="single" w:color="E8E8E8" w:sz="6" w:space="0"/>
-              <w:left w:val="single" w:color="E8E8E8" w:sz="6" w:space="0"/>
-              <w:bottom w:val="single" w:color="E8E8E8" w:sz="6" w:space="0"/>
-              <w:right w:val="single" w:color="E8E8E8" w:sz="6" w:space="0"/>
+              <w:top w:val="single" w:sz="6" w:space="0" w:color="E8E8E8"/>
+              <w:left w:val="single" w:sz="6" w:space="0" w:color="E8E8E8"/>
+              <w:bottom w:val="single" w:sz="6" w:space="0" w:color="E8E8E8"/>
+              <w:right w:val="single" w:sz="6" w:space="0" w:color="E8E8E8"/>
             </w:tcBorders>
             <w:tcMar>
               <w:top w:w="0" w:type="dxa"/>
@@ -14668,10 +14698,10 @@
           <w:tcPr>
             <w:tcW w:w="3520" w:type="dxa"/>
             <w:tcBorders>
-              <w:top w:val="single" w:color="E8E8E8" w:sz="6" w:space="0"/>
-              <w:left w:val="single" w:color="E8E8E8" w:sz="6" w:space="0"/>
-              <w:bottom w:val="single" w:color="E8E8E8" w:sz="6" w:space="0"/>
-              <w:right w:val="single" w:color="E8E8E8" w:sz="6" w:space="0"/>
+              <w:top w:val="single" w:sz="6" w:space="0" w:color="E8E8E8"/>
+              <w:left w:val="single" w:sz="6" w:space="0" w:color="E8E8E8"/>
+              <w:bottom w:val="single" w:sz="6" w:space="0" w:color="E8E8E8"/>
+              <w:right w:val="single" w:sz="6" w:space="0" w:color="E8E8E8"/>
             </w:tcBorders>
             <w:tcMar>
               <w:top w:w="180" w:type="dxa"/>
@@ -14777,7 +14807,7 @@
               </wp:inline>
             </w:drawing>
           </mc:Choice>
-          <mc:Fallback xmlns:a="http://schemas.openxmlformats.org/drawingml/2006/main" xmlns:pic="http://schemas.openxmlformats.org/drawingml/2006/picture" xmlns:a14="http://schemas.microsoft.com/office/drawing/2010/main" xmlns:dgm="http://schemas.openxmlformats.org/drawingml/2006/diagram">
+          <mc:Fallback xmlns:dgm="http://schemas.openxmlformats.org/drawingml/2006/diagram" xmlns:a14="http://schemas.microsoft.com/office/drawing/2010/main" xmlns:pic="http://schemas.openxmlformats.org/drawingml/2006/picture" xmlns:a="http://schemas.openxmlformats.org/drawingml/2006/main">
             <w:pict w14:anchorId="235F9A83">
               <v:rect id="Rectángulo 196" style="width:24pt;height:24pt;visibility:visible;mso-wrap-style:square;mso-left-percent:-10001;mso-top-percent:-10001;mso-position-horizontal:absolute;mso-position-horizontal-relative:char;mso-position-vertical:absolute;mso-position-vertical-relative:line;mso-left-percent:-10001;mso-top-percent:-10001;v-text-anchor:top" alt="Texto que describa la imagen" o:spid="_x0000_s1026" filled="f" stroked="f" w14:anchorId="2345B42F" o:gfxdata="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">
                 <o:lock v:ext="edit" aspectratio="t"/>
@@ -14981,10 +15011,10 @@
           <w:tcPr>
             <w:tcW w:w="0" w:type="auto"/>
             <w:tcBorders>
-              <w:top w:val="single" w:color="E8E8E8" w:sz="6" w:space="0"/>
-              <w:left w:val="single" w:color="E8E8E8" w:sz="6" w:space="0"/>
-              <w:bottom w:val="single" w:color="E8E8E8" w:sz="6" w:space="0"/>
-              <w:right w:val="single" w:color="E8E8E8" w:sz="6" w:space="0"/>
+              <w:top w:val="single" w:sz="6" w:space="0" w:color="E8E8E8"/>
+              <w:left w:val="single" w:sz="6" w:space="0" w:color="E8E8E8"/>
+              <w:bottom w:val="single" w:sz="6" w:space="0" w:color="E8E8E8"/>
+              <w:right w:val="single" w:sz="6" w:space="0" w:color="E8E8E8"/>
             </w:tcBorders>
             <w:tcMar>
               <w:top w:w="0" w:type="dxa"/>
@@ -15019,10 +15049,10 @@
           <w:tcPr>
             <w:tcW w:w="4016" w:type="dxa"/>
             <w:tcBorders>
-              <w:top w:val="single" w:color="E8E8E8" w:sz="6" w:space="0"/>
-              <w:left w:val="single" w:color="E8E8E8" w:sz="6" w:space="0"/>
-              <w:bottom w:val="single" w:color="E8E8E8" w:sz="6" w:space="0"/>
-              <w:right w:val="single" w:color="E8E8E8" w:sz="6" w:space="0"/>
+              <w:top w:val="single" w:sz="6" w:space="0" w:color="E8E8E8"/>
+              <w:left w:val="single" w:sz="6" w:space="0" w:color="E8E8E8"/>
+              <w:bottom w:val="single" w:sz="6" w:space="0" w:color="E8E8E8"/>
+              <w:right w:val="single" w:sz="6" w:space="0" w:color="E8E8E8"/>
             </w:tcBorders>
             <w:tcMar>
               <w:top w:w="180" w:type="dxa"/>
@@ -15055,10 +15085,10 @@
           <w:tcPr>
             <w:tcW w:w="0" w:type="auto"/>
             <w:tcBorders>
-              <w:top w:val="single" w:color="E8E8E8" w:sz="6" w:space="0"/>
-              <w:left w:val="single" w:color="E8E8E8" w:sz="6" w:space="0"/>
-              <w:bottom w:val="single" w:color="E8E8E8" w:sz="6" w:space="0"/>
-              <w:right w:val="single" w:color="E8E8E8" w:sz="6" w:space="0"/>
+              <w:top w:val="single" w:sz="6" w:space="0" w:color="E8E8E8"/>
+              <w:left w:val="single" w:sz="6" w:space="0" w:color="E8E8E8"/>
+              <w:bottom w:val="single" w:sz="6" w:space="0" w:color="E8E8E8"/>
+              <w:right w:val="single" w:sz="6" w:space="0" w:color="E8E8E8"/>
             </w:tcBorders>
             <w:tcMar>
               <w:top w:w="0" w:type="dxa"/>
@@ -15093,10 +15123,10 @@
           <w:tcPr>
             <w:tcW w:w="4016" w:type="dxa"/>
             <w:tcBorders>
-              <w:top w:val="single" w:color="E8E8E8" w:sz="6" w:space="0"/>
-              <w:left w:val="single" w:color="E8E8E8" w:sz="6" w:space="0"/>
-              <w:bottom w:val="single" w:color="E8E8E8" w:sz="6" w:space="0"/>
-              <w:right w:val="single" w:color="E8E8E8" w:sz="6" w:space="0"/>
+              <w:top w:val="single" w:sz="6" w:space="0" w:color="E8E8E8"/>
+              <w:left w:val="single" w:sz="6" w:space="0" w:color="E8E8E8"/>
+              <w:bottom w:val="single" w:sz="6" w:space="0" w:color="E8E8E8"/>
+              <w:right w:val="single" w:sz="6" w:space="0" w:color="E8E8E8"/>
             </w:tcBorders>
             <w:tcMar>
               <w:top w:w="180" w:type="dxa"/>
@@ -15129,10 +15159,10 @@
           <w:tcPr>
             <w:tcW w:w="0" w:type="auto"/>
             <w:tcBorders>
-              <w:top w:val="single" w:color="E8E8E8" w:sz="6" w:space="0"/>
-              <w:left w:val="single" w:color="E8E8E8" w:sz="6" w:space="0"/>
-              <w:bottom w:val="single" w:color="E8E8E8" w:sz="6" w:space="0"/>
-              <w:right w:val="single" w:color="E8E8E8" w:sz="6" w:space="0"/>
+              <w:top w:val="single" w:sz="6" w:space="0" w:color="E8E8E8"/>
+              <w:left w:val="single" w:sz="6" w:space="0" w:color="E8E8E8"/>
+              <w:bottom w:val="single" w:sz="6" w:space="0" w:color="E8E8E8"/>
+              <w:right w:val="single" w:sz="6" w:space="0" w:color="E8E8E8"/>
             </w:tcBorders>
             <w:tcMar>
               <w:top w:w="0" w:type="dxa"/>
@@ -15167,10 +15197,10 @@
           <w:tcPr>
             <w:tcW w:w="4016" w:type="dxa"/>
             <w:tcBorders>
-              <w:top w:val="single" w:color="E8E8E8" w:sz="6" w:space="0"/>
-              <w:left w:val="single" w:color="E8E8E8" w:sz="6" w:space="0"/>
-              <w:bottom w:val="single" w:color="E8E8E8" w:sz="6" w:space="0"/>
-              <w:right w:val="single" w:color="E8E8E8" w:sz="6" w:space="0"/>
+              <w:top w:val="single" w:sz="6" w:space="0" w:color="E8E8E8"/>
+              <w:left w:val="single" w:sz="6" w:space="0" w:color="E8E8E8"/>
+              <w:bottom w:val="single" w:sz="6" w:space="0" w:color="E8E8E8"/>
+              <w:right w:val="single" w:sz="6" w:space="0" w:color="E8E8E8"/>
             </w:tcBorders>
             <w:tcMar>
               <w:top w:w="180" w:type="dxa"/>
@@ -15210,10 +15240,10 @@
           <w:tcPr>
             <w:tcW w:w="0" w:type="auto"/>
             <w:tcBorders>
-              <w:top w:val="single" w:color="E8E8E8" w:sz="6" w:space="0"/>
-              <w:left w:val="single" w:color="E8E8E8" w:sz="6" w:space="0"/>
-              <w:bottom w:val="single" w:color="E8E8E8" w:sz="6" w:space="0"/>
-              <w:right w:val="single" w:color="E8E8E8" w:sz="6" w:space="0"/>
+              <w:top w:val="single" w:sz="6" w:space="0" w:color="E8E8E8"/>
+              <w:left w:val="single" w:sz="6" w:space="0" w:color="E8E8E8"/>
+              <w:bottom w:val="single" w:sz="6" w:space="0" w:color="E8E8E8"/>
+              <w:right w:val="single" w:sz="6" w:space="0" w:color="E8E8E8"/>
             </w:tcBorders>
             <w:tcMar>
               <w:top w:w="0" w:type="dxa"/>
@@ -15240,6 +15270,7 @@
                 <w:sz w:val="20"/>
                 <w:szCs w:val="20"/>
               </w:rPr>
+              <w:lastRenderedPageBreak/>
               <w:t>Bustling</w:t>
             </w:r>
           </w:p>
@@ -15248,10 +15279,10 @@
           <w:tcPr>
             <w:tcW w:w="4016" w:type="dxa"/>
             <w:tcBorders>
-              <w:top w:val="single" w:color="E8E8E8" w:sz="6" w:space="0"/>
-              <w:left w:val="single" w:color="E8E8E8" w:sz="6" w:space="0"/>
-              <w:bottom w:val="single" w:color="E8E8E8" w:sz="6" w:space="0"/>
-              <w:right w:val="single" w:color="E8E8E8" w:sz="6" w:space="0"/>
+              <w:top w:val="single" w:sz="6" w:space="0" w:color="E8E8E8"/>
+              <w:left w:val="single" w:sz="6" w:space="0" w:color="E8E8E8"/>
+              <w:bottom w:val="single" w:sz="6" w:space="0" w:color="E8E8E8"/>
+              <w:right w:val="single" w:sz="6" w:space="0" w:color="E8E8E8"/>
             </w:tcBorders>
             <w:tcMar>
               <w:top w:w="180" w:type="dxa"/>
@@ -15284,10 +15315,10 @@
           <w:tcPr>
             <w:tcW w:w="0" w:type="auto"/>
             <w:tcBorders>
-              <w:top w:val="single" w:color="E8E8E8" w:sz="6" w:space="0"/>
-              <w:left w:val="single" w:color="E8E8E8" w:sz="6" w:space="0"/>
-              <w:bottom w:val="single" w:color="E8E8E8" w:sz="6" w:space="0"/>
-              <w:right w:val="single" w:color="E8E8E8" w:sz="6" w:space="0"/>
+              <w:top w:val="single" w:sz="6" w:space="0" w:color="E8E8E8"/>
+              <w:left w:val="single" w:sz="6" w:space="0" w:color="E8E8E8"/>
+              <w:bottom w:val="single" w:sz="6" w:space="0" w:color="E8E8E8"/>
+              <w:right w:val="single" w:sz="6" w:space="0" w:color="E8E8E8"/>
             </w:tcBorders>
             <w:tcMar>
               <w:top w:w="0" w:type="dxa"/>
@@ -15322,10 +15353,10 @@
           <w:tcPr>
             <w:tcW w:w="4016" w:type="dxa"/>
             <w:tcBorders>
-              <w:top w:val="single" w:color="E8E8E8" w:sz="6" w:space="0"/>
-              <w:left w:val="single" w:color="E8E8E8" w:sz="6" w:space="0"/>
-              <w:bottom w:val="single" w:color="E8E8E8" w:sz="6" w:space="0"/>
-              <w:right w:val="single" w:color="E8E8E8" w:sz="6" w:space="0"/>
+              <w:top w:val="single" w:sz="6" w:space="0" w:color="E8E8E8"/>
+              <w:left w:val="single" w:sz="6" w:space="0" w:color="E8E8E8"/>
+              <w:bottom w:val="single" w:sz="6" w:space="0" w:color="E8E8E8"/>
+              <w:right w:val="single" w:sz="6" w:space="0" w:color="E8E8E8"/>
             </w:tcBorders>
             <w:tcMar>
               <w:top w:w="180" w:type="dxa"/>
@@ -15358,10 +15389,10 @@
           <w:tcPr>
             <w:tcW w:w="0" w:type="auto"/>
             <w:tcBorders>
-              <w:top w:val="single" w:color="E8E8E8" w:sz="6" w:space="0"/>
-              <w:left w:val="single" w:color="E8E8E8" w:sz="6" w:space="0"/>
-              <w:bottom w:val="single" w:color="E8E8E8" w:sz="6" w:space="0"/>
-              <w:right w:val="single" w:color="E8E8E8" w:sz="6" w:space="0"/>
+              <w:top w:val="single" w:sz="6" w:space="0" w:color="E8E8E8"/>
+              <w:left w:val="single" w:sz="6" w:space="0" w:color="E8E8E8"/>
+              <w:bottom w:val="single" w:sz="6" w:space="0" w:color="E8E8E8"/>
+              <w:right w:val="single" w:sz="6" w:space="0" w:color="E8E8E8"/>
             </w:tcBorders>
             <w:tcMar>
               <w:top w:w="0" w:type="dxa"/>
@@ -15396,10 +15427,10 @@
           <w:tcPr>
             <w:tcW w:w="4016" w:type="dxa"/>
             <w:tcBorders>
-              <w:top w:val="single" w:color="E8E8E8" w:sz="6" w:space="0"/>
-              <w:left w:val="single" w:color="E8E8E8" w:sz="6" w:space="0"/>
-              <w:bottom w:val="single" w:color="E8E8E8" w:sz="6" w:space="0"/>
-              <w:right w:val="single" w:color="E8E8E8" w:sz="6" w:space="0"/>
+              <w:top w:val="single" w:sz="6" w:space="0" w:color="E8E8E8"/>
+              <w:left w:val="single" w:sz="6" w:space="0" w:color="E8E8E8"/>
+              <w:bottom w:val="single" w:sz="6" w:space="0" w:color="E8E8E8"/>
+              <w:right w:val="single" w:sz="6" w:space="0" w:color="E8E8E8"/>
             </w:tcBorders>
             <w:tcMar>
               <w:top w:w="180" w:type="dxa"/>
@@ -15432,10 +15463,10 @@
           <w:tcPr>
             <w:tcW w:w="0" w:type="auto"/>
             <w:tcBorders>
-              <w:top w:val="single" w:color="E8E8E8" w:sz="6" w:space="0"/>
-              <w:left w:val="single" w:color="E8E8E8" w:sz="6" w:space="0"/>
-              <w:bottom w:val="single" w:color="E8E8E8" w:sz="6" w:space="0"/>
-              <w:right w:val="single" w:color="E8E8E8" w:sz="6" w:space="0"/>
+              <w:top w:val="single" w:sz="6" w:space="0" w:color="E8E8E8"/>
+              <w:left w:val="single" w:sz="6" w:space="0" w:color="E8E8E8"/>
+              <w:bottom w:val="single" w:sz="6" w:space="0" w:color="E8E8E8"/>
+              <w:right w:val="single" w:sz="6" w:space="0" w:color="E8E8E8"/>
             </w:tcBorders>
             <w:tcMar>
               <w:top w:w="0" w:type="dxa"/>
@@ -15470,10 +15501,10 @@
           <w:tcPr>
             <w:tcW w:w="4016" w:type="dxa"/>
             <w:tcBorders>
-              <w:top w:val="single" w:color="E8E8E8" w:sz="6" w:space="0"/>
-              <w:left w:val="single" w:color="E8E8E8" w:sz="6" w:space="0"/>
-              <w:bottom w:val="single" w:color="E8E8E8" w:sz="6" w:space="0"/>
-              <w:right w:val="single" w:color="E8E8E8" w:sz="6" w:space="0"/>
+              <w:top w:val="single" w:sz="6" w:space="0" w:color="E8E8E8"/>
+              <w:left w:val="single" w:sz="6" w:space="0" w:color="E8E8E8"/>
+              <w:bottom w:val="single" w:sz="6" w:space="0" w:color="E8E8E8"/>
+              <w:right w:val="single" w:sz="6" w:space="0" w:color="E8E8E8"/>
             </w:tcBorders>
             <w:tcMar>
               <w:top w:w="180" w:type="dxa"/>
@@ -15506,10 +15537,10 @@
           <w:tcPr>
             <w:tcW w:w="0" w:type="auto"/>
             <w:tcBorders>
-              <w:top w:val="single" w:color="E8E8E8" w:sz="6" w:space="0"/>
-              <w:left w:val="single" w:color="E8E8E8" w:sz="6" w:space="0"/>
-              <w:bottom w:val="single" w:color="E8E8E8" w:sz="6" w:space="0"/>
-              <w:right w:val="single" w:color="E8E8E8" w:sz="6" w:space="0"/>
+              <w:top w:val="single" w:sz="6" w:space="0" w:color="E8E8E8"/>
+              <w:left w:val="single" w:sz="6" w:space="0" w:color="E8E8E8"/>
+              <w:bottom w:val="single" w:sz="6" w:space="0" w:color="E8E8E8"/>
+              <w:right w:val="single" w:sz="6" w:space="0" w:color="E8E8E8"/>
             </w:tcBorders>
             <w:tcMar>
               <w:top w:w="0" w:type="dxa"/>
@@ -15544,10 +15575,10 @@
           <w:tcPr>
             <w:tcW w:w="4016" w:type="dxa"/>
             <w:tcBorders>
-              <w:top w:val="single" w:color="E8E8E8" w:sz="6" w:space="0"/>
-              <w:left w:val="single" w:color="E8E8E8" w:sz="6" w:space="0"/>
-              <w:bottom w:val="single" w:color="E8E8E8" w:sz="6" w:space="0"/>
-              <w:right w:val="single" w:color="E8E8E8" w:sz="6" w:space="0"/>
+              <w:top w:val="single" w:sz="6" w:space="0" w:color="E8E8E8"/>
+              <w:left w:val="single" w:sz="6" w:space="0" w:color="E8E8E8"/>
+              <w:bottom w:val="single" w:sz="6" w:space="0" w:color="E8E8E8"/>
+              <w:right w:val="single" w:sz="6" w:space="0" w:color="E8E8E8"/>
             </w:tcBorders>
             <w:tcMar>
               <w:top w:w="180" w:type="dxa"/>
@@ -15580,10 +15611,10 @@
           <w:tcPr>
             <w:tcW w:w="0" w:type="auto"/>
             <w:tcBorders>
-              <w:top w:val="single" w:color="E8E8E8" w:sz="6" w:space="0"/>
-              <w:left w:val="single" w:color="E8E8E8" w:sz="6" w:space="0"/>
-              <w:bottom w:val="single" w:color="E8E8E8" w:sz="6" w:space="0"/>
-              <w:right w:val="single" w:color="E8E8E8" w:sz="6" w:space="0"/>
+              <w:top w:val="single" w:sz="6" w:space="0" w:color="E8E8E8"/>
+              <w:left w:val="single" w:sz="6" w:space="0" w:color="E8E8E8"/>
+              <w:bottom w:val="single" w:sz="6" w:space="0" w:color="E8E8E8"/>
+              <w:right w:val="single" w:sz="6" w:space="0" w:color="E8E8E8"/>
             </w:tcBorders>
             <w:tcMar>
               <w:top w:w="0" w:type="dxa"/>
@@ -15618,10 +15649,10 @@
           <w:tcPr>
             <w:tcW w:w="4016" w:type="dxa"/>
             <w:tcBorders>
-              <w:top w:val="single" w:color="E8E8E8" w:sz="6" w:space="0"/>
-              <w:left w:val="single" w:color="E8E8E8" w:sz="6" w:space="0"/>
-              <w:bottom w:val="single" w:color="E8E8E8" w:sz="6" w:space="0"/>
-              <w:right w:val="single" w:color="E8E8E8" w:sz="6" w:space="0"/>
+              <w:top w:val="single" w:sz="6" w:space="0" w:color="E8E8E8"/>
+              <w:left w:val="single" w:sz="6" w:space="0" w:color="E8E8E8"/>
+              <w:bottom w:val="single" w:sz="6" w:space="0" w:color="E8E8E8"/>
+              <w:right w:val="single" w:sz="6" w:space="0" w:color="E8E8E8"/>
             </w:tcBorders>
             <w:tcMar>
               <w:top w:w="180" w:type="dxa"/>
@@ -15668,10 +15699,10 @@
           <w:tcPr>
             <w:tcW w:w="0" w:type="auto"/>
             <w:tcBorders>
-              <w:top w:val="single" w:color="E8E8E8" w:sz="6" w:space="0"/>
-              <w:left w:val="single" w:color="E8E8E8" w:sz="6" w:space="0"/>
-              <w:bottom w:val="single" w:color="E8E8E8" w:sz="6" w:space="0"/>
-              <w:right w:val="single" w:color="E8E8E8" w:sz="6" w:space="0"/>
+              <w:top w:val="single" w:sz="6" w:space="0" w:color="E8E8E8"/>
+              <w:left w:val="single" w:sz="6" w:space="0" w:color="E8E8E8"/>
+              <w:bottom w:val="single" w:sz="6" w:space="0" w:color="E8E8E8"/>
+              <w:right w:val="single" w:sz="6" w:space="0" w:color="E8E8E8"/>
             </w:tcBorders>
             <w:tcMar>
               <w:top w:w="0" w:type="dxa"/>
@@ -15706,10 +15737,10 @@
           <w:tcPr>
             <w:tcW w:w="4016" w:type="dxa"/>
             <w:tcBorders>
-              <w:top w:val="single" w:color="E8E8E8" w:sz="6" w:space="0"/>
-              <w:left w:val="single" w:color="E8E8E8" w:sz="6" w:space="0"/>
-              <w:bottom w:val="single" w:color="E8E8E8" w:sz="6" w:space="0"/>
-              <w:right w:val="single" w:color="E8E8E8" w:sz="6" w:space="0"/>
+              <w:top w:val="single" w:sz="6" w:space="0" w:color="E8E8E8"/>
+              <w:left w:val="single" w:sz="6" w:space="0" w:color="E8E8E8"/>
+              <w:bottom w:val="single" w:sz="6" w:space="0" w:color="E8E8E8"/>
+              <w:right w:val="single" w:sz="6" w:space="0" w:color="E8E8E8"/>
             </w:tcBorders>
             <w:tcMar>
               <w:top w:w="180" w:type="dxa"/>
@@ -15952,12 +15983,6 @@
           <w:szCs w:val="20"/>
         </w:rPr>
         <w:br/>
-      </w:r>
-      <w:r>
-        <w:rPr>
-          <w:sz w:val="20"/>
-          <w:szCs w:val="20"/>
-        </w:rPr>
         <w:t>Este tipo de alojamiento se caracteriza por brindar espacios compartidos a bajo costo y donde los huéspedes pueden alquilar una cama, generalmente una litera en un dormitorio, con uso compartido de baño, cocina y áreas sociales.</w:t>
       </w:r>
     </w:p>
@@ -16095,12 +16120,6 @@
           <w:szCs w:val="20"/>
         </w:rPr>
         <w:br/>
-      </w:r>
-      <w:r>
-        <w:rPr>
-          <w:sz w:val="20"/>
-          <w:szCs w:val="20"/>
-        </w:rPr>
         <w:t>Un apartahotel es un tipo de unidad habitacional (apartamentos) con cocina y amoblamiento completo, pero con servicios y personal limitados, que opera con un sistema de reservas similar a un hotel. Está enfocado en largas est</w:t>
       </w:r>
       <w:r>
@@ -16245,12 +16264,6 @@
           <w:szCs w:val="20"/>
         </w:rPr>
         <w:br/>
-      </w:r>
-      <w:r>
-        <w:rPr>
-          <w:sz w:val="20"/>
-          <w:szCs w:val="20"/>
-        </w:rPr>
         <w:t>Un</w:t>
       </w:r>
       <w:r>
@@ -16372,12 +16385,6 @@
           <w:szCs w:val="20"/>
         </w:rPr>
         <w:br/>
-      </w:r>
-      <w:r>
-        <w:rPr>
-          <w:sz w:val="20"/>
-          <w:szCs w:val="20"/>
-        </w:rPr>
         <w:t xml:space="preserve">Un hotel es un edificio planificado y acondicionado para atender los servicios de alojamiento que generalmente se reservan con antelación. Entre los servicios adicionales al alojamiento, se encuentran restaurantes, piscinas, tiendas, </w:t>
       </w:r>
       <w:r>
@@ -16518,12 +16525,6 @@
           <w:szCs w:val="20"/>
         </w:rPr>
         <w:br/>
-      </w:r>
-      <w:r>
-        <w:rPr>
-          <w:sz w:val="20"/>
-          <w:szCs w:val="20"/>
-        </w:rPr>
         <w:t>Los campings son lugares al aire libre, con un acondicionamiento básico para atender a las personas que hacen uso de ellos a cambio de una cantidad fija de dinero. Por lo general, estos espacios tienen instalaciones como baños, bar</w:t>
       </w:r>
       <w:r>
@@ -16683,12 +16684,6 @@
           <w:szCs w:val="20"/>
         </w:rPr>
         <w:br/>
-      </w:r>
-      <w:r>
-        <w:rPr>
-          <w:sz w:val="20"/>
-          <w:szCs w:val="20"/>
-        </w:rPr>
         <w:t xml:space="preserve">Es una tendencia creciente a nivel mundial, que combina la experiencia de acampar al aire libre con el lujo y las condiciones de los mejores hoteles. El término fue inventado a finales del siglo anterior como una fusión de las palabras </w:t>
       </w:r>
       <w:r>
@@ -16841,10 +16836,10 @@
           <w:tcPr>
             <w:tcW w:w="4403" w:type="dxa"/>
             <w:tcBorders>
-              <w:top w:val="single" w:color="E8E8E8" w:sz="6" w:space="0"/>
-              <w:left w:val="single" w:color="E8E8E8" w:sz="6" w:space="0"/>
-              <w:bottom w:val="single" w:color="E8E8E8" w:sz="6" w:space="0"/>
-              <w:right w:val="single" w:color="E8E8E8" w:sz="6" w:space="0"/>
+              <w:top w:val="single" w:sz="6" w:space="0" w:color="E8E8E8"/>
+              <w:left w:val="single" w:sz="6" w:space="0" w:color="E8E8E8"/>
+              <w:bottom w:val="single" w:sz="6" w:space="0" w:color="E8E8E8"/>
+              <w:right w:val="single" w:sz="6" w:space="0" w:color="E8E8E8"/>
             </w:tcBorders>
             <w:tcMar>
               <w:top w:w="0" w:type="dxa"/>
@@ -16879,10 +16874,10 @@
           <w:tcPr>
             <w:tcW w:w="4811" w:type="dxa"/>
             <w:tcBorders>
-              <w:top w:val="single" w:color="E8E8E8" w:sz="6" w:space="0"/>
-              <w:left w:val="single" w:color="E8E8E8" w:sz="6" w:space="0"/>
-              <w:bottom w:val="single" w:color="E8E8E8" w:sz="6" w:space="0"/>
-              <w:right w:val="single" w:color="E8E8E8" w:sz="6" w:space="0"/>
+              <w:top w:val="single" w:sz="6" w:space="0" w:color="E8E8E8"/>
+              <w:left w:val="single" w:sz="6" w:space="0" w:color="E8E8E8"/>
+              <w:bottom w:val="single" w:sz="6" w:space="0" w:color="E8E8E8"/>
+              <w:right w:val="single" w:sz="6" w:space="0" w:color="E8E8E8"/>
             </w:tcBorders>
             <w:tcMar>
               <w:top w:w="180" w:type="dxa"/>
@@ -16915,10 +16910,10 @@
           <w:tcPr>
             <w:tcW w:w="4403" w:type="dxa"/>
             <w:tcBorders>
-              <w:top w:val="single" w:color="E8E8E8" w:sz="6" w:space="0"/>
-              <w:left w:val="single" w:color="E8E8E8" w:sz="6" w:space="0"/>
-              <w:bottom w:val="single" w:color="E8E8E8" w:sz="6" w:space="0"/>
-              <w:right w:val="single" w:color="E8E8E8" w:sz="6" w:space="0"/>
+              <w:top w:val="single" w:sz="6" w:space="0" w:color="E8E8E8"/>
+              <w:left w:val="single" w:sz="6" w:space="0" w:color="E8E8E8"/>
+              <w:bottom w:val="single" w:sz="6" w:space="0" w:color="E8E8E8"/>
+              <w:right w:val="single" w:sz="6" w:space="0" w:color="E8E8E8"/>
             </w:tcBorders>
             <w:tcMar>
               <w:top w:w="0" w:type="dxa"/>
@@ -16953,10 +16948,10 @@
           <w:tcPr>
             <w:tcW w:w="4811" w:type="dxa"/>
             <w:tcBorders>
-              <w:top w:val="single" w:color="E8E8E8" w:sz="6" w:space="0"/>
-              <w:left w:val="single" w:color="E8E8E8" w:sz="6" w:space="0"/>
-              <w:bottom w:val="single" w:color="E8E8E8" w:sz="6" w:space="0"/>
-              <w:right w:val="single" w:color="E8E8E8" w:sz="6" w:space="0"/>
+              <w:top w:val="single" w:sz="6" w:space="0" w:color="E8E8E8"/>
+              <w:left w:val="single" w:sz="6" w:space="0" w:color="E8E8E8"/>
+              <w:bottom w:val="single" w:sz="6" w:space="0" w:color="E8E8E8"/>
+              <w:right w:val="single" w:sz="6" w:space="0" w:color="E8E8E8"/>
             </w:tcBorders>
             <w:tcMar>
               <w:top w:w="180" w:type="dxa"/>
@@ -16989,10 +16984,10 @@
           <w:tcPr>
             <w:tcW w:w="4403" w:type="dxa"/>
             <w:tcBorders>
-              <w:top w:val="single" w:color="E8E8E8" w:sz="6" w:space="0"/>
-              <w:left w:val="single" w:color="E8E8E8" w:sz="6" w:space="0"/>
-              <w:bottom w:val="single" w:color="E8E8E8" w:sz="6" w:space="0"/>
-              <w:right w:val="single" w:color="E8E8E8" w:sz="6" w:space="0"/>
+              <w:top w:val="single" w:sz="6" w:space="0" w:color="E8E8E8"/>
+              <w:left w:val="single" w:sz="6" w:space="0" w:color="E8E8E8"/>
+              <w:bottom w:val="single" w:sz="6" w:space="0" w:color="E8E8E8"/>
+              <w:right w:val="single" w:sz="6" w:space="0" w:color="E8E8E8"/>
             </w:tcBorders>
             <w:tcMar>
               <w:top w:w="0" w:type="dxa"/>
@@ -17019,6 +17014,7 @@
                 <w:sz w:val="20"/>
                 <w:szCs w:val="20"/>
               </w:rPr>
+              <w:lastRenderedPageBreak/>
               <w:t>Luxury hotels</w:t>
             </w:r>
           </w:p>
@@ -17027,10 +17023,10 @@
           <w:tcPr>
             <w:tcW w:w="4811" w:type="dxa"/>
             <w:tcBorders>
-              <w:top w:val="single" w:color="E8E8E8" w:sz="6" w:space="0"/>
-              <w:left w:val="single" w:color="E8E8E8" w:sz="6" w:space="0"/>
-              <w:bottom w:val="single" w:color="E8E8E8" w:sz="6" w:space="0"/>
-              <w:right w:val="single" w:color="E8E8E8" w:sz="6" w:space="0"/>
+              <w:top w:val="single" w:sz="6" w:space="0" w:color="E8E8E8"/>
+              <w:left w:val="single" w:sz="6" w:space="0" w:color="E8E8E8"/>
+              <w:bottom w:val="single" w:sz="6" w:space="0" w:color="E8E8E8"/>
+              <w:right w:val="single" w:sz="6" w:space="0" w:color="E8E8E8"/>
             </w:tcBorders>
             <w:tcMar>
               <w:top w:w="180" w:type="dxa"/>
@@ -17063,10 +17059,10 @@
           <w:tcPr>
             <w:tcW w:w="4403" w:type="dxa"/>
             <w:tcBorders>
-              <w:top w:val="single" w:color="E8E8E8" w:sz="6" w:space="0"/>
-              <w:left w:val="single" w:color="E8E8E8" w:sz="6" w:space="0"/>
-              <w:bottom w:val="single" w:color="E8E8E8" w:sz="6" w:space="0"/>
-              <w:right w:val="single" w:color="E8E8E8" w:sz="6" w:space="0"/>
+              <w:top w:val="single" w:sz="6" w:space="0" w:color="E8E8E8"/>
+              <w:left w:val="single" w:sz="6" w:space="0" w:color="E8E8E8"/>
+              <w:bottom w:val="single" w:sz="6" w:space="0" w:color="E8E8E8"/>
+              <w:right w:val="single" w:sz="6" w:space="0" w:color="E8E8E8"/>
             </w:tcBorders>
             <w:tcMar>
               <w:top w:w="0" w:type="dxa"/>
@@ -17101,10 +17097,10 @@
           <w:tcPr>
             <w:tcW w:w="4811" w:type="dxa"/>
             <w:tcBorders>
-              <w:top w:val="single" w:color="E8E8E8" w:sz="6" w:space="0"/>
-              <w:left w:val="single" w:color="E8E8E8" w:sz="6" w:space="0"/>
-              <w:bottom w:val="single" w:color="E8E8E8" w:sz="6" w:space="0"/>
-              <w:right w:val="single" w:color="E8E8E8" w:sz="6" w:space="0"/>
+              <w:top w:val="single" w:sz="6" w:space="0" w:color="E8E8E8"/>
+              <w:left w:val="single" w:sz="6" w:space="0" w:color="E8E8E8"/>
+              <w:bottom w:val="single" w:sz="6" w:space="0" w:color="E8E8E8"/>
+              <w:right w:val="single" w:sz="6" w:space="0" w:color="E8E8E8"/>
             </w:tcBorders>
             <w:tcMar>
               <w:top w:w="180" w:type="dxa"/>
@@ -17137,10 +17133,10 @@
           <w:tcPr>
             <w:tcW w:w="4403" w:type="dxa"/>
             <w:tcBorders>
-              <w:top w:val="single" w:color="E8E8E8" w:sz="6" w:space="0"/>
-              <w:left w:val="single" w:color="E8E8E8" w:sz="6" w:space="0"/>
-              <w:bottom w:val="single" w:color="E8E8E8" w:sz="6" w:space="0"/>
-              <w:right w:val="single" w:color="E8E8E8" w:sz="6" w:space="0"/>
+              <w:top w:val="single" w:sz="6" w:space="0" w:color="E8E8E8"/>
+              <w:left w:val="single" w:sz="6" w:space="0" w:color="E8E8E8"/>
+              <w:bottom w:val="single" w:sz="6" w:space="0" w:color="E8E8E8"/>
+              <w:right w:val="single" w:sz="6" w:space="0" w:color="E8E8E8"/>
             </w:tcBorders>
             <w:tcMar>
               <w:top w:w="0" w:type="dxa"/>
@@ -17175,10 +17171,10 @@
           <w:tcPr>
             <w:tcW w:w="4811" w:type="dxa"/>
             <w:tcBorders>
-              <w:top w:val="single" w:color="E8E8E8" w:sz="6" w:space="0"/>
-              <w:left w:val="single" w:color="E8E8E8" w:sz="6" w:space="0"/>
-              <w:bottom w:val="single" w:color="E8E8E8" w:sz="6" w:space="0"/>
-              <w:right w:val="single" w:color="E8E8E8" w:sz="6" w:space="0"/>
+              <w:top w:val="single" w:sz="6" w:space="0" w:color="E8E8E8"/>
+              <w:left w:val="single" w:sz="6" w:space="0" w:color="E8E8E8"/>
+              <w:bottom w:val="single" w:sz="6" w:space="0" w:color="E8E8E8"/>
+              <w:right w:val="single" w:sz="6" w:space="0" w:color="E8E8E8"/>
             </w:tcBorders>
             <w:tcMar>
               <w:top w:w="180" w:type="dxa"/>
@@ -17211,10 +17207,10 @@
           <w:tcPr>
             <w:tcW w:w="4403" w:type="dxa"/>
             <w:tcBorders>
-              <w:top w:val="single" w:color="E8E8E8" w:sz="6" w:space="0"/>
-              <w:left w:val="single" w:color="E8E8E8" w:sz="6" w:space="0"/>
-              <w:bottom w:val="single" w:color="E8E8E8" w:sz="6" w:space="0"/>
-              <w:right w:val="single" w:color="E8E8E8" w:sz="6" w:space="0"/>
+              <w:top w:val="single" w:sz="6" w:space="0" w:color="E8E8E8"/>
+              <w:left w:val="single" w:sz="6" w:space="0" w:color="E8E8E8"/>
+              <w:bottom w:val="single" w:sz="6" w:space="0" w:color="E8E8E8"/>
+              <w:right w:val="single" w:sz="6" w:space="0" w:color="E8E8E8"/>
             </w:tcBorders>
             <w:tcMar>
               <w:top w:w="0" w:type="dxa"/>
@@ -17249,10 +17245,10 @@
           <w:tcPr>
             <w:tcW w:w="4811" w:type="dxa"/>
             <w:tcBorders>
-              <w:top w:val="single" w:color="E8E8E8" w:sz="6" w:space="0"/>
-              <w:left w:val="single" w:color="E8E8E8" w:sz="6" w:space="0"/>
-              <w:bottom w:val="single" w:color="E8E8E8" w:sz="6" w:space="0"/>
-              <w:right w:val="single" w:color="E8E8E8" w:sz="6" w:space="0"/>
+              <w:top w:val="single" w:sz="6" w:space="0" w:color="E8E8E8"/>
+              <w:left w:val="single" w:sz="6" w:space="0" w:color="E8E8E8"/>
+              <w:bottom w:val="single" w:sz="6" w:space="0" w:color="E8E8E8"/>
+              <w:right w:val="single" w:sz="6" w:space="0" w:color="E8E8E8"/>
             </w:tcBorders>
             <w:tcMar>
               <w:top w:w="180" w:type="dxa"/>
@@ -17285,10 +17281,10 @@
           <w:tcPr>
             <w:tcW w:w="4403" w:type="dxa"/>
             <w:tcBorders>
-              <w:top w:val="single" w:color="E8E8E8" w:sz="6" w:space="0"/>
-              <w:left w:val="single" w:color="E8E8E8" w:sz="6" w:space="0"/>
-              <w:bottom w:val="single" w:color="E8E8E8" w:sz="6" w:space="0"/>
-              <w:right w:val="single" w:color="E8E8E8" w:sz="6" w:space="0"/>
+              <w:top w:val="single" w:sz="6" w:space="0" w:color="E8E8E8"/>
+              <w:left w:val="single" w:sz="6" w:space="0" w:color="E8E8E8"/>
+              <w:bottom w:val="single" w:sz="6" w:space="0" w:color="E8E8E8"/>
+              <w:right w:val="single" w:sz="6" w:space="0" w:color="E8E8E8"/>
             </w:tcBorders>
             <w:tcMar>
               <w:top w:w="0" w:type="dxa"/>
@@ -17323,10 +17319,10 @@
           <w:tcPr>
             <w:tcW w:w="4811" w:type="dxa"/>
             <w:tcBorders>
-              <w:top w:val="single" w:color="E8E8E8" w:sz="6" w:space="0"/>
-              <w:left w:val="single" w:color="E8E8E8" w:sz="6" w:space="0"/>
-              <w:bottom w:val="single" w:color="E8E8E8" w:sz="6" w:space="0"/>
-              <w:right w:val="single" w:color="E8E8E8" w:sz="6" w:space="0"/>
+              <w:top w:val="single" w:sz="6" w:space="0" w:color="E8E8E8"/>
+              <w:left w:val="single" w:sz="6" w:space="0" w:color="E8E8E8"/>
+              <w:bottom w:val="single" w:sz="6" w:space="0" w:color="E8E8E8"/>
+              <w:right w:val="single" w:sz="6" w:space="0" w:color="E8E8E8"/>
             </w:tcBorders>
             <w:tcMar>
               <w:top w:w="180" w:type="dxa"/>
@@ -17359,10 +17355,10 @@
           <w:tcPr>
             <w:tcW w:w="4403" w:type="dxa"/>
             <w:tcBorders>
-              <w:top w:val="single" w:color="E8E8E8" w:sz="6" w:space="0"/>
-              <w:left w:val="single" w:color="E8E8E8" w:sz="6" w:space="0"/>
-              <w:bottom w:val="single" w:color="E8E8E8" w:sz="6" w:space="0"/>
-              <w:right w:val="single" w:color="E8E8E8" w:sz="6" w:space="0"/>
+              <w:top w:val="single" w:sz="6" w:space="0" w:color="E8E8E8"/>
+              <w:left w:val="single" w:sz="6" w:space="0" w:color="E8E8E8"/>
+              <w:bottom w:val="single" w:sz="6" w:space="0" w:color="E8E8E8"/>
+              <w:right w:val="single" w:sz="6" w:space="0" w:color="E8E8E8"/>
             </w:tcBorders>
             <w:tcMar>
               <w:top w:w="0" w:type="dxa"/>
@@ -17397,10 +17393,10 @@
           <w:tcPr>
             <w:tcW w:w="4811" w:type="dxa"/>
             <w:tcBorders>
-              <w:top w:val="single" w:color="E8E8E8" w:sz="6" w:space="0"/>
-              <w:left w:val="single" w:color="E8E8E8" w:sz="6" w:space="0"/>
-              <w:bottom w:val="single" w:color="E8E8E8" w:sz="6" w:space="0"/>
-              <w:right w:val="single" w:color="E8E8E8" w:sz="6" w:space="0"/>
+              <w:top w:val="single" w:sz="6" w:space="0" w:color="E8E8E8"/>
+              <w:left w:val="single" w:sz="6" w:space="0" w:color="E8E8E8"/>
+              <w:bottom w:val="single" w:sz="6" w:space="0" w:color="E8E8E8"/>
+              <w:right w:val="single" w:sz="6" w:space="0" w:color="E8E8E8"/>
             </w:tcBorders>
             <w:tcMar>
               <w:top w:w="180" w:type="dxa"/>
@@ -17433,10 +17429,10 @@
           <w:tcPr>
             <w:tcW w:w="4403" w:type="dxa"/>
             <w:tcBorders>
-              <w:top w:val="single" w:color="E8E8E8" w:sz="6" w:space="0"/>
-              <w:left w:val="single" w:color="E8E8E8" w:sz="6" w:space="0"/>
-              <w:bottom w:val="single" w:color="E8E8E8" w:sz="6" w:space="0"/>
-              <w:right w:val="single" w:color="E8E8E8" w:sz="6" w:space="0"/>
+              <w:top w:val="single" w:sz="6" w:space="0" w:color="E8E8E8"/>
+              <w:left w:val="single" w:sz="6" w:space="0" w:color="E8E8E8"/>
+              <w:bottom w:val="single" w:sz="6" w:space="0" w:color="E8E8E8"/>
+              <w:right w:val="single" w:sz="6" w:space="0" w:color="E8E8E8"/>
             </w:tcBorders>
             <w:tcMar>
               <w:top w:w="0" w:type="dxa"/>
@@ -17472,10 +17468,10 @@
           <w:tcPr>
             <w:tcW w:w="4811" w:type="dxa"/>
             <w:tcBorders>
-              <w:top w:val="single" w:color="E8E8E8" w:sz="6" w:space="0"/>
-              <w:left w:val="single" w:color="E8E8E8" w:sz="6" w:space="0"/>
-              <w:bottom w:val="single" w:color="E8E8E8" w:sz="6" w:space="0"/>
-              <w:right w:val="single" w:color="E8E8E8" w:sz="6" w:space="0"/>
+              <w:top w:val="single" w:sz="6" w:space="0" w:color="E8E8E8"/>
+              <w:left w:val="single" w:sz="6" w:space="0" w:color="E8E8E8"/>
+              <w:bottom w:val="single" w:sz="6" w:space="0" w:color="E8E8E8"/>
+              <w:right w:val="single" w:sz="6" w:space="0" w:color="E8E8E8"/>
             </w:tcBorders>
             <w:tcMar>
               <w:top w:w="180" w:type="dxa"/>
@@ -17518,10 +17514,10 @@
             <w:tcW w:w="9214" w:type="dxa"/>
             <w:gridSpan w:val="2"/>
             <w:tcBorders>
-              <w:top w:val="single" w:color="E8E8E8" w:sz="6" w:space="0"/>
-              <w:left w:val="single" w:color="E8E8E8" w:sz="6" w:space="0"/>
-              <w:bottom w:val="single" w:color="E8E8E8" w:sz="6" w:space="0"/>
-              <w:right w:val="single" w:color="E8E8E8" w:sz="6" w:space="0"/>
+              <w:top w:val="single" w:sz="6" w:space="0" w:color="E8E8E8"/>
+              <w:left w:val="single" w:sz="6" w:space="0" w:color="E8E8E8"/>
+              <w:bottom w:val="single" w:sz="6" w:space="0" w:color="E8E8E8"/>
+              <w:right w:val="single" w:sz="6" w:space="0" w:color="E8E8E8"/>
             </w:tcBorders>
             <w:tcMar>
               <w:top w:w="0" w:type="dxa"/>
@@ -17711,13 +17707,13 @@
               </wp:anchor>
             </w:drawing>
           </mc:Choice>
-          <mc:Fallback xmlns:a="http://schemas.openxmlformats.org/drawingml/2006/main" xmlns:pic="http://schemas.openxmlformats.org/drawingml/2006/picture" xmlns:a14="http://schemas.microsoft.com/office/drawing/2010/main" xmlns:dgm="http://schemas.openxmlformats.org/drawingml/2006/diagram">
-            <w:pict w14:anchorId="2DFBA32B">
-              <v:roundrect id="Rectángulo: esquinas redondeadas 828" style="position:absolute;margin-left:.3pt;margin-top:4.25pt;width:507.75pt;height:140.25pt;z-index:251784193;visibility:visible;mso-wrap-style:square;mso-width-percent:0;mso-height-percent:0;mso-wrap-distance-left:9pt;mso-wrap-distance-top:0;mso-wrap-distance-right:9pt;mso-wrap-distance-bottom:0;mso-position-horizontal:absolute;mso-position-horizontal-relative:margin;mso-position-vertical:absolute;mso-position-vertical-relative:text;mso-width-percent:0;mso-height-percent:0;mso-width-relative:margin;mso-height-relative:margin;v-text-anchor:middle" o:spid="_x0000_s1026" fillcolor="#4f81bd [3204]" strokecolor="#4579b8 [3044]" arcsize="10923f" w14:anchorId="614DC414" o:gfxdata="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">
-                <v:fill type="gradient" color2="#a7bfde [1620]" angle="180" focus="100%" rotate="t">
+          <mc:Fallback>
+            <w:pict>
+              <v:roundrect w14:anchorId="614DC414" id="Rectángulo: esquinas redondeadas 828" o:spid="_x0000_s1026" style="position:absolute;margin-left:.3pt;margin-top:4.25pt;width:507.75pt;height:140.25pt;z-index:251784193;visibility:visible;mso-wrap-style:square;mso-width-percent:0;mso-height-percent:0;mso-wrap-distance-left:9pt;mso-wrap-distance-top:0;mso-wrap-distance-right:9pt;mso-wrap-distance-bottom:0;mso-position-horizontal:absolute;mso-position-horizontal-relative:margin;mso-position-vertical:absolute;mso-position-vertical-relative:text;mso-width-percent:0;mso-height-percent:0;mso-width-relative:margin;mso-height-relative:margin;v-text-anchor:middle" arcsize="10923f" o:gfxdata="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" fillcolor="#4f81bd [3204]" strokecolor="#4579b8 [3044]">
+                <v:fill color2="#a7bfde [1620]" rotate="t" angle="180" focus="100%" type="gradient">
                   <o:fill v:ext="view" type="gradientUnscaled"/>
                 </v:fill>
-                <v:shadow on="t" color="black" opacity="22937f" offset="0,.63889mm" origin=",.5"/>
+                <v:shadow on="t" color="black" opacity="22937f" origin=",.5" offset="0,.63889mm"/>
                 <v:textbox>
                   <w:txbxContent>
                     <w:p>
@@ -17856,16 +17852,16 @@
         </w:rPr>
       </w:pPr>
     </w:p>
-    <w:p>
-      <w:pPr>
-        <w:rPr>
-          <w:b/>
-          <w:bCs/>
-          <w:sz w:val="20"/>
-          <w:szCs w:val="20"/>
-        </w:rPr>
-      </w:pPr>
-      <w:commentRangeEnd w:id="19"/>
+    <w:commentRangeEnd w:id="19"/>
+    <w:p>
+      <w:pPr>
+        <w:rPr>
+          <w:b/>
+          <w:bCs/>
+          <w:sz w:val="20"/>
+          <w:szCs w:val="20"/>
+        </w:rPr>
+      </w:pPr>
       <w:r>
         <w:rPr>
           <w:rStyle w:val="Refdecomentario"/>
@@ -18088,6 +18084,7 @@
           <w:sz w:val="20"/>
           <w:szCs w:val="20"/>
         </w:rPr>
+        <w:lastRenderedPageBreak/>
         <w:t>Un establecimiento de alojamiento puede ofrecer más que la disposición de una habitación. El cliente puede solicitar servicios complementarios durante su estancia y el hotel los presta como parte de los servicios.</w:t>
       </w:r>
     </w:p>
@@ -19031,10 +19028,10 @@
           <w:tcPr>
             <w:tcW w:w="0" w:type="auto"/>
             <w:tcBorders>
-              <w:top w:val="single" w:color="E8E8E8" w:sz="6" w:space="0"/>
-              <w:left w:val="single" w:color="E8E8E8" w:sz="6" w:space="0"/>
-              <w:bottom w:val="single" w:color="E8E8E8" w:sz="6" w:space="0"/>
-              <w:right w:val="single" w:color="E8E8E8" w:sz="6" w:space="0"/>
+              <w:top w:val="single" w:sz="6" w:space="0" w:color="E8E8E8"/>
+              <w:left w:val="single" w:sz="6" w:space="0" w:color="E8E8E8"/>
+              <w:bottom w:val="single" w:sz="6" w:space="0" w:color="E8E8E8"/>
+              <w:right w:val="single" w:sz="6" w:space="0" w:color="E8E8E8"/>
             </w:tcBorders>
             <w:tcMar>
               <w:top w:w="0" w:type="dxa"/>
@@ -19069,10 +19066,10 @@
           <w:tcPr>
             <w:tcW w:w="0" w:type="auto"/>
             <w:tcBorders>
-              <w:top w:val="single" w:color="E8E8E8" w:sz="6" w:space="0"/>
-              <w:left w:val="single" w:color="E8E8E8" w:sz="6" w:space="0"/>
-              <w:bottom w:val="single" w:color="E8E8E8" w:sz="6" w:space="0"/>
-              <w:right w:val="single" w:color="E8E8E8" w:sz="6" w:space="0"/>
+              <w:top w:val="single" w:sz="6" w:space="0" w:color="E8E8E8"/>
+              <w:left w:val="single" w:sz="6" w:space="0" w:color="E8E8E8"/>
+              <w:bottom w:val="single" w:sz="6" w:space="0" w:color="E8E8E8"/>
+              <w:right w:val="single" w:sz="6" w:space="0" w:color="E8E8E8"/>
             </w:tcBorders>
             <w:tcMar>
               <w:top w:w="180" w:type="dxa"/>
@@ -19108,10 +19105,10 @@
           <w:tcPr>
             <w:tcW w:w="0" w:type="auto"/>
             <w:tcBorders>
-              <w:top w:val="single" w:color="E8E8E8" w:sz="6" w:space="0"/>
-              <w:left w:val="single" w:color="E8E8E8" w:sz="6" w:space="0"/>
-              <w:bottom w:val="single" w:color="E8E8E8" w:sz="6" w:space="0"/>
-              <w:right w:val="single" w:color="E8E8E8" w:sz="6" w:space="0"/>
+              <w:top w:val="single" w:sz="6" w:space="0" w:color="E8E8E8"/>
+              <w:left w:val="single" w:sz="6" w:space="0" w:color="E8E8E8"/>
+              <w:bottom w:val="single" w:sz="6" w:space="0" w:color="E8E8E8"/>
+              <w:right w:val="single" w:sz="6" w:space="0" w:color="E8E8E8"/>
             </w:tcBorders>
             <w:tcMar>
               <w:top w:w="0" w:type="dxa"/>
@@ -19146,10 +19143,10 @@
           <w:tcPr>
             <w:tcW w:w="0" w:type="auto"/>
             <w:tcBorders>
-              <w:top w:val="single" w:color="E8E8E8" w:sz="6" w:space="0"/>
-              <w:left w:val="single" w:color="E8E8E8" w:sz="6" w:space="0"/>
-              <w:bottom w:val="single" w:color="E8E8E8" w:sz="6" w:space="0"/>
-              <w:right w:val="single" w:color="E8E8E8" w:sz="6" w:space="0"/>
+              <w:top w:val="single" w:sz="6" w:space="0" w:color="E8E8E8"/>
+              <w:left w:val="single" w:sz="6" w:space="0" w:color="E8E8E8"/>
+              <w:bottom w:val="single" w:sz="6" w:space="0" w:color="E8E8E8"/>
+              <w:right w:val="single" w:sz="6" w:space="0" w:color="E8E8E8"/>
             </w:tcBorders>
             <w:tcMar>
               <w:top w:w="180" w:type="dxa"/>
@@ -19185,10 +19182,10 @@
           <w:tcPr>
             <w:tcW w:w="0" w:type="auto"/>
             <w:tcBorders>
-              <w:top w:val="single" w:color="E8E8E8" w:sz="6" w:space="0"/>
-              <w:left w:val="single" w:color="E8E8E8" w:sz="6" w:space="0"/>
-              <w:bottom w:val="single" w:color="E8E8E8" w:sz="6" w:space="0"/>
-              <w:right w:val="single" w:color="E8E8E8" w:sz="6" w:space="0"/>
+              <w:top w:val="single" w:sz="6" w:space="0" w:color="E8E8E8"/>
+              <w:left w:val="single" w:sz="6" w:space="0" w:color="E8E8E8"/>
+              <w:bottom w:val="single" w:sz="6" w:space="0" w:color="E8E8E8"/>
+              <w:right w:val="single" w:sz="6" w:space="0" w:color="E8E8E8"/>
             </w:tcBorders>
             <w:tcMar>
               <w:top w:w="0" w:type="dxa"/>
@@ -19215,6 +19212,7 @@
                 <w:sz w:val="20"/>
                 <w:szCs w:val="20"/>
               </w:rPr>
+              <w:lastRenderedPageBreak/>
               <w:t>Mini-break</w:t>
             </w:r>
           </w:p>
@@ -19223,10 +19221,10 @@
           <w:tcPr>
             <w:tcW w:w="0" w:type="auto"/>
             <w:tcBorders>
-              <w:top w:val="single" w:color="E8E8E8" w:sz="6" w:space="0"/>
-              <w:left w:val="single" w:color="E8E8E8" w:sz="6" w:space="0"/>
-              <w:bottom w:val="single" w:color="E8E8E8" w:sz="6" w:space="0"/>
-              <w:right w:val="single" w:color="E8E8E8" w:sz="6" w:space="0"/>
+              <w:top w:val="single" w:sz="6" w:space="0" w:color="E8E8E8"/>
+              <w:left w:val="single" w:sz="6" w:space="0" w:color="E8E8E8"/>
+              <w:bottom w:val="single" w:sz="6" w:space="0" w:color="E8E8E8"/>
+              <w:right w:val="single" w:sz="6" w:space="0" w:color="E8E8E8"/>
             </w:tcBorders>
             <w:tcMar>
               <w:top w:w="180" w:type="dxa"/>
@@ -19262,10 +19260,10 @@
           <w:tcPr>
             <w:tcW w:w="0" w:type="auto"/>
             <w:tcBorders>
-              <w:top w:val="single" w:color="E8E8E8" w:sz="6" w:space="0"/>
-              <w:left w:val="single" w:color="E8E8E8" w:sz="6" w:space="0"/>
-              <w:bottom w:val="single" w:color="E8E8E8" w:sz="6" w:space="0"/>
-              <w:right w:val="single" w:color="E8E8E8" w:sz="6" w:space="0"/>
+              <w:top w:val="single" w:sz="6" w:space="0" w:color="E8E8E8"/>
+              <w:left w:val="single" w:sz="6" w:space="0" w:color="E8E8E8"/>
+              <w:bottom w:val="single" w:sz="6" w:space="0" w:color="E8E8E8"/>
+              <w:right w:val="single" w:sz="6" w:space="0" w:color="E8E8E8"/>
             </w:tcBorders>
             <w:tcMar>
               <w:top w:w="0" w:type="dxa"/>
@@ -19300,10 +19298,10 @@
           <w:tcPr>
             <w:tcW w:w="0" w:type="auto"/>
             <w:tcBorders>
-              <w:top w:val="single" w:color="E8E8E8" w:sz="6" w:space="0"/>
-              <w:left w:val="single" w:color="E8E8E8" w:sz="6" w:space="0"/>
-              <w:bottom w:val="single" w:color="E8E8E8" w:sz="6" w:space="0"/>
-              <w:right w:val="single" w:color="E8E8E8" w:sz="6" w:space="0"/>
+              <w:top w:val="single" w:sz="6" w:space="0" w:color="E8E8E8"/>
+              <w:left w:val="single" w:sz="6" w:space="0" w:color="E8E8E8"/>
+              <w:bottom w:val="single" w:sz="6" w:space="0" w:color="E8E8E8"/>
+              <w:right w:val="single" w:sz="6" w:space="0" w:color="E8E8E8"/>
             </w:tcBorders>
             <w:tcMar>
               <w:top w:w="180" w:type="dxa"/>
@@ -19339,10 +19337,10 @@
           <w:tcPr>
             <w:tcW w:w="0" w:type="auto"/>
             <w:tcBorders>
-              <w:top w:val="single" w:color="E8E8E8" w:sz="6" w:space="0"/>
-              <w:left w:val="single" w:color="E8E8E8" w:sz="6" w:space="0"/>
-              <w:bottom w:val="single" w:color="E8E8E8" w:sz="6" w:space="0"/>
-              <w:right w:val="single" w:color="E8E8E8" w:sz="6" w:space="0"/>
+              <w:top w:val="single" w:sz="6" w:space="0" w:color="E8E8E8"/>
+              <w:left w:val="single" w:sz="6" w:space="0" w:color="E8E8E8"/>
+              <w:bottom w:val="single" w:sz="6" w:space="0" w:color="E8E8E8"/>
+              <w:right w:val="single" w:sz="6" w:space="0" w:color="E8E8E8"/>
             </w:tcBorders>
             <w:tcMar>
               <w:top w:w="0" w:type="dxa"/>
@@ -19377,10 +19375,10 @@
           <w:tcPr>
             <w:tcW w:w="0" w:type="auto"/>
             <w:tcBorders>
-              <w:top w:val="single" w:color="E8E8E8" w:sz="6" w:space="0"/>
-              <w:left w:val="single" w:color="E8E8E8" w:sz="6" w:space="0"/>
-              <w:bottom w:val="single" w:color="E8E8E8" w:sz="6" w:space="0"/>
-              <w:right w:val="single" w:color="E8E8E8" w:sz="6" w:space="0"/>
+              <w:top w:val="single" w:sz="6" w:space="0" w:color="E8E8E8"/>
+              <w:left w:val="single" w:sz="6" w:space="0" w:color="E8E8E8"/>
+              <w:bottom w:val="single" w:sz="6" w:space="0" w:color="E8E8E8"/>
+              <w:right w:val="single" w:sz="6" w:space="0" w:color="E8E8E8"/>
             </w:tcBorders>
             <w:tcMar>
               <w:top w:w="180" w:type="dxa"/>
@@ -19493,10 +19491,10 @@
           <w:tcPr>
             <w:tcW w:w="0" w:type="auto"/>
             <w:tcBorders>
-              <w:top w:val="single" w:color="E8E8E8" w:sz="6" w:space="0"/>
-              <w:left w:val="single" w:color="E8E8E8" w:sz="6" w:space="0"/>
-              <w:bottom w:val="single" w:color="E8E8E8" w:sz="6" w:space="0"/>
-              <w:right w:val="single" w:color="E8E8E8" w:sz="6" w:space="0"/>
+              <w:top w:val="single" w:sz="6" w:space="0" w:color="E8E8E8"/>
+              <w:left w:val="single" w:sz="6" w:space="0" w:color="E8E8E8"/>
+              <w:bottom w:val="single" w:sz="6" w:space="0" w:color="E8E8E8"/>
+              <w:right w:val="single" w:sz="6" w:space="0" w:color="E8E8E8"/>
             </w:tcBorders>
             <w:tcMar>
               <w:top w:w="0" w:type="dxa"/>
@@ -19531,10 +19529,10 @@
           <w:tcPr>
             <w:tcW w:w="0" w:type="auto"/>
             <w:tcBorders>
-              <w:top w:val="single" w:color="E8E8E8" w:sz="6" w:space="0"/>
-              <w:left w:val="single" w:color="E8E8E8" w:sz="6" w:space="0"/>
-              <w:bottom w:val="single" w:color="E8E8E8" w:sz="6" w:space="0"/>
-              <w:right w:val="single" w:color="E8E8E8" w:sz="6" w:space="0"/>
+              <w:top w:val="single" w:sz="6" w:space="0" w:color="E8E8E8"/>
+              <w:left w:val="single" w:sz="6" w:space="0" w:color="E8E8E8"/>
+              <w:bottom w:val="single" w:sz="6" w:space="0" w:color="E8E8E8"/>
+              <w:right w:val="single" w:sz="6" w:space="0" w:color="E8E8E8"/>
             </w:tcBorders>
             <w:tcMar>
               <w:top w:w="180" w:type="dxa"/>
@@ -19570,10 +19568,10 @@
           <w:tcPr>
             <w:tcW w:w="0" w:type="auto"/>
             <w:tcBorders>
-              <w:top w:val="single" w:color="E8E8E8" w:sz="6" w:space="0"/>
-              <w:left w:val="single" w:color="E8E8E8" w:sz="6" w:space="0"/>
-              <w:bottom w:val="single" w:color="E8E8E8" w:sz="6" w:space="0"/>
-              <w:right w:val="single" w:color="E8E8E8" w:sz="6" w:space="0"/>
+              <w:top w:val="single" w:sz="6" w:space="0" w:color="E8E8E8"/>
+              <w:left w:val="single" w:sz="6" w:space="0" w:color="E8E8E8"/>
+              <w:bottom w:val="single" w:sz="6" w:space="0" w:color="E8E8E8"/>
+              <w:right w:val="single" w:sz="6" w:space="0" w:color="E8E8E8"/>
             </w:tcBorders>
             <w:tcMar>
               <w:top w:w="0" w:type="dxa"/>
@@ -19608,10 +19606,10 @@
           <w:tcPr>
             <w:tcW w:w="0" w:type="auto"/>
             <w:tcBorders>
-              <w:top w:val="single" w:color="E8E8E8" w:sz="6" w:space="0"/>
-              <w:left w:val="single" w:color="E8E8E8" w:sz="6" w:space="0"/>
-              <w:bottom w:val="single" w:color="E8E8E8" w:sz="6" w:space="0"/>
-              <w:right w:val="single" w:color="E8E8E8" w:sz="6" w:space="0"/>
+              <w:top w:val="single" w:sz="6" w:space="0" w:color="E8E8E8"/>
+              <w:left w:val="single" w:sz="6" w:space="0" w:color="E8E8E8"/>
+              <w:bottom w:val="single" w:sz="6" w:space="0" w:color="E8E8E8"/>
+              <w:right w:val="single" w:sz="6" w:space="0" w:color="E8E8E8"/>
             </w:tcBorders>
             <w:tcMar>
               <w:top w:w="180" w:type="dxa"/>
@@ -19647,10 +19645,10 @@
           <w:tcPr>
             <w:tcW w:w="0" w:type="auto"/>
             <w:tcBorders>
-              <w:top w:val="single" w:color="E8E8E8" w:sz="6" w:space="0"/>
-              <w:left w:val="single" w:color="E8E8E8" w:sz="6" w:space="0"/>
-              <w:bottom w:val="single" w:color="E8E8E8" w:sz="6" w:space="0"/>
-              <w:right w:val="single" w:color="E8E8E8" w:sz="6" w:space="0"/>
+              <w:top w:val="single" w:sz="6" w:space="0" w:color="E8E8E8"/>
+              <w:left w:val="single" w:sz="6" w:space="0" w:color="E8E8E8"/>
+              <w:bottom w:val="single" w:sz="6" w:space="0" w:color="E8E8E8"/>
+              <w:right w:val="single" w:sz="6" w:space="0" w:color="E8E8E8"/>
             </w:tcBorders>
             <w:tcMar>
               <w:top w:w="0" w:type="dxa"/>
@@ -19685,10 +19683,10 @@
           <w:tcPr>
             <w:tcW w:w="0" w:type="auto"/>
             <w:tcBorders>
-              <w:top w:val="single" w:color="E8E8E8" w:sz="6" w:space="0"/>
-              <w:left w:val="single" w:color="E8E8E8" w:sz="6" w:space="0"/>
-              <w:bottom w:val="single" w:color="E8E8E8" w:sz="6" w:space="0"/>
-              <w:right w:val="single" w:color="E8E8E8" w:sz="6" w:space="0"/>
+              <w:top w:val="single" w:sz="6" w:space="0" w:color="E8E8E8"/>
+              <w:left w:val="single" w:sz="6" w:space="0" w:color="E8E8E8"/>
+              <w:bottom w:val="single" w:sz="6" w:space="0" w:color="E8E8E8"/>
+              <w:right w:val="single" w:sz="6" w:space="0" w:color="E8E8E8"/>
             </w:tcBorders>
             <w:tcMar>
               <w:top w:w="180" w:type="dxa"/>
@@ -19724,10 +19722,10 @@
           <w:tcPr>
             <w:tcW w:w="0" w:type="auto"/>
             <w:tcBorders>
-              <w:top w:val="single" w:color="E8E8E8" w:sz="6" w:space="0"/>
-              <w:left w:val="single" w:color="E8E8E8" w:sz="6" w:space="0"/>
-              <w:bottom w:val="single" w:color="E8E8E8" w:sz="6" w:space="0"/>
-              <w:right w:val="single" w:color="E8E8E8" w:sz="6" w:space="0"/>
+              <w:top w:val="single" w:sz="6" w:space="0" w:color="E8E8E8"/>
+              <w:left w:val="single" w:sz="6" w:space="0" w:color="E8E8E8"/>
+              <w:bottom w:val="single" w:sz="6" w:space="0" w:color="E8E8E8"/>
+              <w:right w:val="single" w:sz="6" w:space="0" w:color="E8E8E8"/>
             </w:tcBorders>
             <w:tcMar>
               <w:top w:w="0" w:type="dxa"/>
@@ -19762,10 +19760,10 @@
           <w:tcPr>
             <w:tcW w:w="0" w:type="auto"/>
             <w:tcBorders>
-              <w:top w:val="single" w:color="E8E8E8" w:sz="6" w:space="0"/>
-              <w:left w:val="single" w:color="E8E8E8" w:sz="6" w:space="0"/>
-              <w:bottom w:val="single" w:color="E8E8E8" w:sz="6" w:space="0"/>
-              <w:right w:val="single" w:color="E8E8E8" w:sz="6" w:space="0"/>
+              <w:top w:val="single" w:sz="6" w:space="0" w:color="E8E8E8"/>
+              <w:left w:val="single" w:sz="6" w:space="0" w:color="E8E8E8"/>
+              <w:bottom w:val="single" w:sz="6" w:space="0" w:color="E8E8E8"/>
+              <w:right w:val="single" w:sz="6" w:space="0" w:color="E8E8E8"/>
             </w:tcBorders>
             <w:tcMar>
               <w:top w:w="180" w:type="dxa"/>
@@ -19801,10 +19799,10 @@
           <w:tcPr>
             <w:tcW w:w="0" w:type="auto"/>
             <w:tcBorders>
-              <w:top w:val="single" w:color="E8E8E8" w:sz="6" w:space="0"/>
-              <w:left w:val="single" w:color="E8E8E8" w:sz="6" w:space="0"/>
-              <w:bottom w:val="single" w:color="E8E8E8" w:sz="6" w:space="0"/>
-              <w:right w:val="single" w:color="E8E8E8" w:sz="6" w:space="0"/>
+              <w:top w:val="single" w:sz="6" w:space="0" w:color="E8E8E8"/>
+              <w:left w:val="single" w:sz="6" w:space="0" w:color="E8E8E8"/>
+              <w:bottom w:val="single" w:sz="6" w:space="0" w:color="E8E8E8"/>
+              <w:right w:val="single" w:sz="6" w:space="0" w:color="E8E8E8"/>
             </w:tcBorders>
             <w:tcMar>
               <w:top w:w="0" w:type="dxa"/>
@@ -19839,10 +19837,10 @@
           <w:tcPr>
             <w:tcW w:w="0" w:type="auto"/>
             <w:tcBorders>
-              <w:top w:val="single" w:color="E8E8E8" w:sz="6" w:space="0"/>
-              <w:left w:val="single" w:color="E8E8E8" w:sz="6" w:space="0"/>
-              <w:bottom w:val="single" w:color="E8E8E8" w:sz="6" w:space="0"/>
-              <w:right w:val="single" w:color="E8E8E8" w:sz="6" w:space="0"/>
+              <w:top w:val="single" w:sz="6" w:space="0" w:color="E8E8E8"/>
+              <w:left w:val="single" w:sz="6" w:space="0" w:color="E8E8E8"/>
+              <w:bottom w:val="single" w:sz="6" w:space="0" w:color="E8E8E8"/>
+              <w:right w:val="single" w:sz="6" w:space="0" w:color="E8E8E8"/>
             </w:tcBorders>
             <w:tcMar>
               <w:top w:w="180" w:type="dxa"/>
@@ -19878,10 +19876,10 @@
           <w:tcPr>
             <w:tcW w:w="0" w:type="auto"/>
             <w:tcBorders>
-              <w:top w:val="single" w:color="E8E8E8" w:sz="6" w:space="0"/>
-              <w:left w:val="single" w:color="E8E8E8" w:sz="6" w:space="0"/>
-              <w:bottom w:val="single" w:color="E8E8E8" w:sz="6" w:space="0"/>
-              <w:right w:val="single" w:color="E8E8E8" w:sz="6" w:space="0"/>
+              <w:top w:val="single" w:sz="6" w:space="0" w:color="E8E8E8"/>
+              <w:left w:val="single" w:sz="6" w:space="0" w:color="E8E8E8"/>
+              <w:bottom w:val="single" w:sz="6" w:space="0" w:color="E8E8E8"/>
+              <w:right w:val="single" w:sz="6" w:space="0" w:color="E8E8E8"/>
             </w:tcBorders>
             <w:tcMar>
               <w:top w:w="0" w:type="dxa"/>
@@ -19916,10 +19914,10 @@
           <w:tcPr>
             <w:tcW w:w="0" w:type="auto"/>
             <w:tcBorders>
-              <w:top w:val="single" w:color="E8E8E8" w:sz="6" w:space="0"/>
-              <w:left w:val="single" w:color="E8E8E8" w:sz="6" w:space="0"/>
-              <w:bottom w:val="single" w:color="E8E8E8" w:sz="6" w:space="0"/>
-              <w:right w:val="single" w:color="E8E8E8" w:sz="6" w:space="0"/>
+              <w:top w:val="single" w:sz="6" w:space="0" w:color="E8E8E8"/>
+              <w:left w:val="single" w:sz="6" w:space="0" w:color="E8E8E8"/>
+              <w:bottom w:val="single" w:sz="6" w:space="0" w:color="E8E8E8"/>
+              <w:right w:val="single" w:sz="6" w:space="0" w:color="E8E8E8"/>
             </w:tcBorders>
             <w:tcMar>
               <w:top w:w="180" w:type="dxa"/>
@@ -20086,10 +20084,10 @@
           <w:tcPr>
             <w:tcW w:w="0" w:type="auto"/>
             <w:tcBorders>
-              <w:top w:val="single" w:color="E8E8E8" w:sz="6" w:space="0"/>
-              <w:left w:val="single" w:color="E8E8E8" w:sz="6" w:space="0"/>
-              <w:bottom w:val="single" w:color="E8E8E8" w:sz="6" w:space="0"/>
-              <w:right w:val="single" w:color="E8E8E8" w:sz="6" w:space="0"/>
+              <w:top w:val="single" w:sz="6" w:space="0" w:color="E8E8E8"/>
+              <w:left w:val="single" w:sz="6" w:space="0" w:color="E8E8E8"/>
+              <w:bottom w:val="single" w:sz="6" w:space="0" w:color="E8E8E8"/>
+              <w:right w:val="single" w:sz="6" w:space="0" w:color="E8E8E8"/>
             </w:tcBorders>
             <w:tcMar>
               <w:top w:w="0" w:type="dxa"/>
@@ -20124,10 +20122,10 @@
           <w:tcPr>
             <w:tcW w:w="0" w:type="auto"/>
             <w:tcBorders>
-              <w:top w:val="single" w:color="E8E8E8" w:sz="6" w:space="0"/>
-              <w:left w:val="single" w:color="E8E8E8" w:sz="6" w:space="0"/>
-              <w:bottom w:val="single" w:color="E8E8E8" w:sz="6" w:space="0"/>
-              <w:right w:val="single" w:color="E8E8E8" w:sz="6" w:space="0"/>
+              <w:top w:val="single" w:sz="6" w:space="0" w:color="E8E8E8"/>
+              <w:left w:val="single" w:sz="6" w:space="0" w:color="E8E8E8"/>
+              <w:bottom w:val="single" w:sz="6" w:space="0" w:color="E8E8E8"/>
+              <w:right w:val="single" w:sz="6" w:space="0" w:color="E8E8E8"/>
             </w:tcBorders>
             <w:tcMar>
               <w:top w:w="180" w:type="dxa"/>
@@ -20163,10 +20161,10 @@
           <w:tcPr>
             <w:tcW w:w="0" w:type="auto"/>
             <w:tcBorders>
-              <w:top w:val="single" w:color="E8E8E8" w:sz="6" w:space="0"/>
-              <w:left w:val="single" w:color="E8E8E8" w:sz="6" w:space="0"/>
-              <w:bottom w:val="single" w:color="E8E8E8" w:sz="6" w:space="0"/>
-              <w:right w:val="single" w:color="E8E8E8" w:sz="6" w:space="0"/>
+              <w:top w:val="single" w:sz="6" w:space="0" w:color="E8E8E8"/>
+              <w:left w:val="single" w:sz="6" w:space="0" w:color="E8E8E8"/>
+              <w:bottom w:val="single" w:sz="6" w:space="0" w:color="E8E8E8"/>
+              <w:right w:val="single" w:sz="6" w:space="0" w:color="E8E8E8"/>
             </w:tcBorders>
             <w:tcMar>
               <w:top w:w="0" w:type="dxa"/>
@@ -20201,10 +20199,10 @@
           <w:tcPr>
             <w:tcW w:w="0" w:type="auto"/>
             <w:tcBorders>
-              <w:top w:val="single" w:color="E8E8E8" w:sz="6" w:space="0"/>
-              <w:left w:val="single" w:color="E8E8E8" w:sz="6" w:space="0"/>
-              <w:bottom w:val="single" w:color="E8E8E8" w:sz="6" w:space="0"/>
-              <w:right w:val="single" w:color="E8E8E8" w:sz="6" w:space="0"/>
+              <w:top w:val="single" w:sz="6" w:space="0" w:color="E8E8E8"/>
+              <w:left w:val="single" w:sz="6" w:space="0" w:color="E8E8E8"/>
+              <w:bottom w:val="single" w:sz="6" w:space="0" w:color="E8E8E8"/>
+              <w:right w:val="single" w:sz="6" w:space="0" w:color="E8E8E8"/>
             </w:tcBorders>
             <w:tcMar>
               <w:top w:w="180" w:type="dxa"/>
@@ -20240,10 +20238,10 @@
           <w:tcPr>
             <w:tcW w:w="0" w:type="auto"/>
             <w:tcBorders>
-              <w:top w:val="single" w:color="E8E8E8" w:sz="6" w:space="0"/>
-              <w:left w:val="single" w:color="E8E8E8" w:sz="6" w:space="0"/>
-              <w:bottom w:val="single" w:color="E8E8E8" w:sz="6" w:space="0"/>
-              <w:right w:val="single" w:color="E8E8E8" w:sz="6" w:space="0"/>
+              <w:top w:val="single" w:sz="6" w:space="0" w:color="E8E8E8"/>
+              <w:left w:val="single" w:sz="6" w:space="0" w:color="E8E8E8"/>
+              <w:bottom w:val="single" w:sz="6" w:space="0" w:color="E8E8E8"/>
+              <w:right w:val="single" w:sz="6" w:space="0" w:color="E8E8E8"/>
             </w:tcBorders>
             <w:tcMar>
               <w:top w:w="0" w:type="dxa"/>
@@ -20278,10 +20276,10 @@
           <w:tcPr>
             <w:tcW w:w="0" w:type="auto"/>
             <w:tcBorders>
-              <w:top w:val="single" w:color="E8E8E8" w:sz="6" w:space="0"/>
-              <w:left w:val="single" w:color="E8E8E8" w:sz="6" w:space="0"/>
-              <w:bottom w:val="single" w:color="E8E8E8" w:sz="6" w:space="0"/>
-              <w:right w:val="single" w:color="E8E8E8" w:sz="6" w:space="0"/>
+              <w:top w:val="single" w:sz="6" w:space="0" w:color="E8E8E8"/>
+              <w:left w:val="single" w:sz="6" w:space="0" w:color="E8E8E8"/>
+              <w:bottom w:val="single" w:sz="6" w:space="0" w:color="E8E8E8"/>
+              <w:right w:val="single" w:sz="6" w:space="0" w:color="E8E8E8"/>
             </w:tcBorders>
             <w:tcMar>
               <w:top w:w="180" w:type="dxa"/>
@@ -20317,10 +20315,10 @@
           <w:tcPr>
             <w:tcW w:w="0" w:type="auto"/>
             <w:tcBorders>
-              <w:top w:val="single" w:color="E8E8E8" w:sz="6" w:space="0"/>
-              <w:left w:val="single" w:color="E8E8E8" w:sz="6" w:space="0"/>
-              <w:bottom w:val="single" w:color="E8E8E8" w:sz="6" w:space="0"/>
-              <w:right w:val="single" w:color="E8E8E8" w:sz="6" w:space="0"/>
+              <w:top w:val="single" w:sz="6" w:space="0" w:color="E8E8E8"/>
+              <w:left w:val="single" w:sz="6" w:space="0" w:color="E8E8E8"/>
+              <w:bottom w:val="single" w:sz="6" w:space="0" w:color="E8E8E8"/>
+              <w:right w:val="single" w:sz="6" w:space="0" w:color="E8E8E8"/>
             </w:tcBorders>
             <w:tcMar>
               <w:top w:w="0" w:type="dxa"/>
@@ -20355,10 +20353,10 @@
           <w:tcPr>
             <w:tcW w:w="0" w:type="auto"/>
             <w:tcBorders>
-              <w:top w:val="single" w:color="E8E8E8" w:sz="6" w:space="0"/>
-              <w:left w:val="single" w:color="E8E8E8" w:sz="6" w:space="0"/>
-              <w:bottom w:val="single" w:color="E8E8E8" w:sz="6" w:space="0"/>
-              <w:right w:val="single" w:color="E8E8E8" w:sz="6" w:space="0"/>
+              <w:top w:val="single" w:sz="6" w:space="0" w:color="E8E8E8"/>
+              <w:left w:val="single" w:sz="6" w:space="0" w:color="E8E8E8"/>
+              <w:bottom w:val="single" w:sz="6" w:space="0" w:color="E8E8E8"/>
+              <w:right w:val="single" w:sz="6" w:space="0" w:color="E8E8E8"/>
             </w:tcBorders>
             <w:tcMar>
               <w:top w:w="180" w:type="dxa"/>
@@ -20394,10 +20392,10 @@
           <w:tcPr>
             <w:tcW w:w="0" w:type="auto"/>
             <w:tcBorders>
-              <w:top w:val="single" w:color="E8E8E8" w:sz="6" w:space="0"/>
-              <w:left w:val="single" w:color="E8E8E8" w:sz="6" w:space="0"/>
-              <w:bottom w:val="single" w:color="E8E8E8" w:sz="6" w:space="0"/>
-              <w:right w:val="single" w:color="E8E8E8" w:sz="6" w:space="0"/>
+              <w:top w:val="single" w:sz="6" w:space="0" w:color="E8E8E8"/>
+              <w:left w:val="single" w:sz="6" w:space="0" w:color="E8E8E8"/>
+              <w:bottom w:val="single" w:sz="6" w:space="0" w:color="E8E8E8"/>
+              <w:right w:val="single" w:sz="6" w:space="0" w:color="E8E8E8"/>
             </w:tcBorders>
             <w:tcMar>
               <w:top w:w="0" w:type="dxa"/>
@@ -20432,10 +20430,10 @@
           <w:tcPr>
             <w:tcW w:w="0" w:type="auto"/>
             <w:tcBorders>
-              <w:top w:val="single" w:color="E8E8E8" w:sz="6" w:space="0"/>
-              <w:left w:val="single" w:color="E8E8E8" w:sz="6" w:space="0"/>
-              <w:bottom w:val="single" w:color="E8E8E8" w:sz="6" w:space="0"/>
-              <w:right w:val="single" w:color="E8E8E8" w:sz="6" w:space="0"/>
+              <w:top w:val="single" w:sz="6" w:space="0" w:color="E8E8E8"/>
+              <w:left w:val="single" w:sz="6" w:space="0" w:color="E8E8E8"/>
+              <w:bottom w:val="single" w:sz="6" w:space="0" w:color="E8E8E8"/>
+              <w:right w:val="single" w:sz="6" w:space="0" w:color="E8E8E8"/>
             </w:tcBorders>
             <w:tcMar>
               <w:top w:w="180" w:type="dxa"/>
@@ -20471,10 +20469,10 @@
           <w:tcPr>
             <w:tcW w:w="0" w:type="auto"/>
             <w:tcBorders>
-              <w:top w:val="single" w:color="E8E8E8" w:sz="6" w:space="0"/>
-              <w:left w:val="single" w:color="E8E8E8" w:sz="6" w:space="0"/>
-              <w:bottom w:val="single" w:color="E8E8E8" w:sz="6" w:space="0"/>
-              <w:right w:val="single" w:color="E8E8E8" w:sz="6" w:space="0"/>
+              <w:top w:val="single" w:sz="6" w:space="0" w:color="E8E8E8"/>
+              <w:left w:val="single" w:sz="6" w:space="0" w:color="E8E8E8"/>
+              <w:bottom w:val="single" w:sz="6" w:space="0" w:color="E8E8E8"/>
+              <w:right w:val="single" w:sz="6" w:space="0" w:color="E8E8E8"/>
             </w:tcBorders>
             <w:tcMar>
               <w:top w:w="0" w:type="dxa"/>
@@ -20509,10 +20507,10 @@
           <w:tcPr>
             <w:tcW w:w="0" w:type="auto"/>
             <w:tcBorders>
-              <w:top w:val="single" w:color="E8E8E8" w:sz="6" w:space="0"/>
-              <w:left w:val="single" w:color="E8E8E8" w:sz="6" w:space="0"/>
-              <w:bottom w:val="single" w:color="E8E8E8" w:sz="6" w:space="0"/>
-              <w:right w:val="single" w:color="E8E8E8" w:sz="6" w:space="0"/>
+              <w:top w:val="single" w:sz="6" w:space="0" w:color="E8E8E8"/>
+              <w:left w:val="single" w:sz="6" w:space="0" w:color="E8E8E8"/>
+              <w:bottom w:val="single" w:sz="6" w:space="0" w:color="E8E8E8"/>
+              <w:right w:val="single" w:sz="6" w:space="0" w:color="E8E8E8"/>
             </w:tcBorders>
             <w:tcMar>
               <w:top w:w="180" w:type="dxa"/>
@@ -20790,10 +20788,10 @@
           <w:tcPr>
             <w:tcW w:w="0" w:type="auto"/>
             <w:tcBorders>
-              <w:top w:val="single" w:color="E8E8E8" w:sz="6" w:space="0"/>
-              <w:left w:val="single" w:color="E8E8E8" w:sz="6" w:space="0"/>
-              <w:bottom w:val="single" w:color="E8E8E8" w:sz="6" w:space="0"/>
-              <w:right w:val="single" w:color="E8E8E8" w:sz="6" w:space="0"/>
+              <w:top w:val="single" w:sz="6" w:space="0" w:color="E8E8E8"/>
+              <w:left w:val="single" w:sz="6" w:space="0" w:color="E8E8E8"/>
+              <w:bottom w:val="single" w:sz="6" w:space="0" w:color="E8E8E8"/>
+              <w:right w:val="single" w:sz="6" w:space="0" w:color="E8E8E8"/>
             </w:tcBorders>
             <w:tcMar>
               <w:top w:w="0" w:type="dxa"/>
@@ -20828,10 +20826,10 @@
           <w:tcPr>
             <w:tcW w:w="0" w:type="auto"/>
             <w:tcBorders>
-              <w:top w:val="single" w:color="E8E8E8" w:sz="6" w:space="0"/>
-              <w:left w:val="single" w:color="E8E8E8" w:sz="6" w:space="0"/>
-              <w:bottom w:val="single" w:color="E8E8E8" w:sz="6" w:space="0"/>
-              <w:right w:val="single" w:color="E8E8E8" w:sz="6" w:space="0"/>
+              <w:top w:val="single" w:sz="6" w:space="0" w:color="E8E8E8"/>
+              <w:left w:val="single" w:sz="6" w:space="0" w:color="E8E8E8"/>
+              <w:bottom w:val="single" w:sz="6" w:space="0" w:color="E8E8E8"/>
+              <w:right w:val="single" w:sz="6" w:space="0" w:color="E8E8E8"/>
             </w:tcBorders>
             <w:tcMar>
               <w:top w:w="180" w:type="dxa"/>
@@ -20867,10 +20865,10 @@
           <w:tcPr>
             <w:tcW w:w="0" w:type="auto"/>
             <w:tcBorders>
-              <w:top w:val="single" w:color="E8E8E8" w:sz="6" w:space="0"/>
-              <w:left w:val="single" w:color="E8E8E8" w:sz="6" w:space="0"/>
-              <w:bottom w:val="single" w:color="E8E8E8" w:sz="6" w:space="0"/>
-              <w:right w:val="single" w:color="E8E8E8" w:sz="6" w:space="0"/>
+              <w:top w:val="single" w:sz="6" w:space="0" w:color="E8E8E8"/>
+              <w:left w:val="single" w:sz="6" w:space="0" w:color="E8E8E8"/>
+              <w:bottom w:val="single" w:sz="6" w:space="0" w:color="E8E8E8"/>
+              <w:right w:val="single" w:sz="6" w:space="0" w:color="E8E8E8"/>
             </w:tcBorders>
             <w:tcMar>
               <w:top w:w="0" w:type="dxa"/>
@@ -20905,10 +20903,10 @@
           <w:tcPr>
             <w:tcW w:w="0" w:type="auto"/>
             <w:tcBorders>
-              <w:top w:val="single" w:color="E8E8E8" w:sz="6" w:space="0"/>
-              <w:left w:val="single" w:color="E8E8E8" w:sz="6" w:space="0"/>
-              <w:bottom w:val="single" w:color="E8E8E8" w:sz="6" w:space="0"/>
-              <w:right w:val="single" w:color="E8E8E8" w:sz="6" w:space="0"/>
+              <w:top w:val="single" w:sz="6" w:space="0" w:color="E8E8E8"/>
+              <w:left w:val="single" w:sz="6" w:space="0" w:color="E8E8E8"/>
+              <w:bottom w:val="single" w:sz="6" w:space="0" w:color="E8E8E8"/>
+              <w:right w:val="single" w:sz="6" w:space="0" w:color="E8E8E8"/>
             </w:tcBorders>
             <w:tcMar>
               <w:top w:w="180" w:type="dxa"/>
@@ -20944,10 +20942,10 @@
           <w:tcPr>
             <w:tcW w:w="0" w:type="auto"/>
             <w:tcBorders>
-              <w:top w:val="single" w:color="E8E8E8" w:sz="6" w:space="0"/>
-              <w:left w:val="single" w:color="E8E8E8" w:sz="6" w:space="0"/>
-              <w:bottom w:val="single" w:color="E8E8E8" w:sz="6" w:space="0"/>
-              <w:right w:val="single" w:color="E8E8E8" w:sz="6" w:space="0"/>
+              <w:top w:val="single" w:sz="6" w:space="0" w:color="E8E8E8"/>
+              <w:left w:val="single" w:sz="6" w:space="0" w:color="E8E8E8"/>
+              <w:bottom w:val="single" w:sz="6" w:space="0" w:color="E8E8E8"/>
+              <w:right w:val="single" w:sz="6" w:space="0" w:color="E8E8E8"/>
             </w:tcBorders>
             <w:tcMar>
               <w:top w:w="0" w:type="dxa"/>
@@ -20982,10 +20980,10 @@
           <w:tcPr>
             <w:tcW w:w="0" w:type="auto"/>
             <w:tcBorders>
-              <w:top w:val="single" w:color="E8E8E8" w:sz="6" w:space="0"/>
-              <w:left w:val="single" w:color="E8E8E8" w:sz="6" w:space="0"/>
-              <w:bottom w:val="single" w:color="E8E8E8" w:sz="6" w:space="0"/>
-              <w:right w:val="single" w:color="E8E8E8" w:sz="6" w:space="0"/>
+              <w:top w:val="single" w:sz="6" w:space="0" w:color="E8E8E8"/>
+              <w:left w:val="single" w:sz="6" w:space="0" w:color="E8E8E8"/>
+              <w:bottom w:val="single" w:sz="6" w:space="0" w:color="E8E8E8"/>
+              <w:right w:val="single" w:sz="6" w:space="0" w:color="E8E8E8"/>
             </w:tcBorders>
             <w:tcMar>
               <w:top w:w="180" w:type="dxa"/>
@@ -21451,7 +21449,7 @@
               </wp:inline>
             </w:drawing>
           </mc:Choice>
-          <mc:Fallback xmlns:a="http://schemas.openxmlformats.org/drawingml/2006/main" xmlns:pic="http://schemas.openxmlformats.org/drawingml/2006/picture" xmlns:a14="http://schemas.microsoft.com/office/drawing/2010/main" xmlns:dgm="http://schemas.openxmlformats.org/drawingml/2006/diagram">
+          <mc:Fallback xmlns:dgm="http://schemas.openxmlformats.org/drawingml/2006/diagram" xmlns:a14="http://schemas.microsoft.com/office/drawing/2010/main" xmlns:pic="http://schemas.openxmlformats.org/drawingml/2006/picture" xmlns:a="http://schemas.openxmlformats.org/drawingml/2006/main">
             <w:pict w14:anchorId="141A1A04">
               <v:rect id="Rectángulo 157" style="width:24pt;height:24pt;visibility:visible;mso-wrap-style:square;mso-left-percent:-10001;mso-top-percent:-10001;mso-position-horizontal:absolute;mso-position-horizontal-relative:char;mso-position-vertical:absolute;mso-position-vertical-relative:line;mso-left-percent:-10001;mso-top-percent:-10001;v-text-anchor:top" alt="Texto que describa la imagen" o:spid="_x0000_s1026" filled="f" stroked="f" w14:anchorId="6E043ACF" o:gfxdata="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">
                 <o:lock v:ext="edit" aspectratio="t"/>
@@ -22383,13 +22381,8 @@
           <w:sz w:val="20"/>
           <w:szCs w:val="20"/>
         </w:rPr>
+        <w:lastRenderedPageBreak/>
         <w:br/>
-      </w:r>
-      <w:r>
-        <w:rPr>
-          <w:sz w:val="20"/>
-          <w:szCs w:val="20"/>
-        </w:rPr>
         <w:t>Las áreas públicas son espacios diseñados para que huéspedes y visitantes interactúen, descansen y accedan a los servicios del hotel. Estas áreas suelen ser cómodas, accesibles y estar equipadas para brindar una experiencia agradable durante la estadía. A continuación, se presentan algunos ejemplos de las áreas públicas más comunes en un hotel.</w:t>
       </w:r>
     </w:p>
@@ -22557,14 +22550,6 @@
           <w:szCs w:val="20"/>
         </w:rPr>
         <w:br/>
-      </w:r>
-      <w:r>
-        <w:rPr>
-          <w:i/>
-          <w:iCs/>
-          <w:sz w:val="20"/>
-          <w:szCs w:val="20"/>
-        </w:rPr>
         <w:t>Hotels offer different services to provide comfort, assistance, and a pleasant experience for guests during their stay. These services may vary depending on the type and category of the hotel. Below are some of the most common hotel services.</w:t>
       </w:r>
     </w:p>
@@ -22581,12 +22566,6 @@
           <w:szCs w:val="20"/>
         </w:rPr>
         <w:br/>
-      </w:r>
-      <w:r>
-        <w:rPr>
-          <w:sz w:val="20"/>
-          <w:szCs w:val="20"/>
-        </w:rPr>
         <w:t>Los hoteles ofrecen diferentes servicios para brindar comodidad, atención y una experiencia agradable a los huéspedes durante su estadía. Estos servicios pueden variar según el tipo y la categoría del hotel. A continuación, se presentan algunos de los servicios hoteleros más comunes.</w:t>
       </w:r>
     </w:p>
@@ -22722,6 +22701,7 @@
           <w:sz w:val="20"/>
           <w:szCs w:val="20"/>
         </w:rPr>
+        <w:lastRenderedPageBreak/>
         <w:t>Acceso en silla de ruedas</w:t>
       </w:r>
     </w:p>
@@ -23241,12 +23221,6 @@
           <w:szCs w:val="20"/>
         </w:rPr>
         <w:br/>
-      </w:r>
-      <w:r>
-        <w:rPr>
-          <w:sz w:val="20"/>
-          <w:szCs w:val="20"/>
-        </w:rPr>
         <w:t>El mobiliario incluye los objetos y equipos utilizados para brindar comodidad, funcionalidad y decoración en las diferentes áreas de un hotel. Cada espacio cuenta con muebles acordes con su propósito y las necesidades de huéspedes y personal. A continuación, se presentan algunos ejemplos comunes de mobiliario hotelero.</w:t>
       </w:r>
     </w:p>
@@ -23319,6 +23293,7 @@
           <w:sz w:val="20"/>
           <w:szCs w:val="20"/>
         </w:rPr>
+        <w:lastRenderedPageBreak/>
         <w:drawing>
           <wp:inline distT="0" distB="0" distL="0" distR="0" wp14:anchorId="2F10254C" wp14:editId="197392E1">
             <wp:extent cx="4629796" cy="4058216"/>
@@ -23584,6 +23559,7 @@
                 <w:sz w:val="20"/>
                 <w:szCs w:val="20"/>
               </w:rPr>
+              <w:lastRenderedPageBreak/>
               <w:t>proporcionar. También se presentan organigramas para áreas específicas.</w:t>
             </w:r>
           </w:p>
@@ -23831,8 +23807,8 @@
       </w:r>
       <w:r>
         <w:rPr>
-          <w:b w:val="1"/>
-          <w:bCs w:val="1"/>
+          <w:b/>
+          <w:bCs/>
           <w:sz w:val="20"/>
           <w:szCs w:val="20"/>
           <w:lang w:val="en-GB"/>
@@ -24015,6 +23991,7 @@
           <w:sz w:val="20"/>
           <w:szCs w:val="20"/>
         </w:rPr>
+        <w:lastRenderedPageBreak/>
         <w:t xml:space="preserve">Son guías y orientaciones para que el personal desarrolle las rutinas o tareas diarias de la operación del hotel. De esta manera, podrán tomar las decisiones más acertadas apoyados en las directivas de sus superiores, estableciendo con claridad la responsabilidad y obligaciones de cada uno de los cargos. </w:t>
       </w:r>
       <w:r>
@@ -24102,7 +24079,7 @@
               </wp:inline>
             </w:drawing>
           </mc:Choice>
-          <mc:Fallback xmlns:a="http://schemas.openxmlformats.org/drawingml/2006/main" xmlns:pic="http://schemas.openxmlformats.org/drawingml/2006/picture" xmlns:a14="http://schemas.microsoft.com/office/drawing/2010/main" xmlns:dgm="http://schemas.openxmlformats.org/drawingml/2006/diagram">
+          <mc:Fallback xmlns:dgm="http://schemas.openxmlformats.org/drawingml/2006/diagram" xmlns:a14="http://schemas.microsoft.com/office/drawing/2010/main" xmlns:pic="http://schemas.openxmlformats.org/drawingml/2006/picture" xmlns:a="http://schemas.openxmlformats.org/drawingml/2006/main">
             <w:pict w14:anchorId="7363E1ED">
               <v:rect id="Rectángulo 795" style="width:24pt;height:24pt;visibility:visible;mso-wrap-style:square;mso-left-percent:-10001;mso-top-percent:-10001;mso-position-horizontal:absolute;mso-position-horizontal-relative:char;mso-position-vertical:absolute;mso-position-vertical-relative:line;mso-left-percent:-10001;mso-top-percent:-10001;v-text-anchor:top" alt="Texto que describa la imagen" o:spid="_x0000_s1026" filled="f" stroked="f" w14:anchorId="40B6E09B" o:gfxdata="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">
                 <o:lock v:ext="edit" aspectratio="t"/>
@@ -24427,12 +24404,6 @@
           <w:szCs w:val="20"/>
         </w:rPr>
         <w:br/>
-      </w:r>
-      <w:r>
-        <w:rPr>
-          <w:sz w:val="20"/>
-          <w:szCs w:val="20"/>
-        </w:rPr>
         <w:t>El Departamento de Habitaciones es responsable de preparar, mantener y gestionar las habitaciones y áreas de alojamiento para los huéspedes. Su principal objetivo es garantizar limpieza, comodidad, organización y un servicio de calidad durante la estadía. A continuación, se presentan algunas de las áreas y funciones relacionadas con este departamento.</w:t>
       </w:r>
     </w:p>
@@ -24576,12 +24547,6 @@
           <w:szCs w:val="20"/>
         </w:rPr>
         <w:br/>
-      </w:r>
-      <w:r>
-        <w:rPr>
-          <w:sz w:val="20"/>
-          <w:szCs w:val="20"/>
-        </w:rPr>
         <w:t>Las principales responsabilidades del gerente de recepción incluyen la revisión del informe final de la auditoría nocturna, la supervisión diaria de los procedimientos de recepción, un análisis de los resultados operativos y comerciales del departamento; el funcionamiento y la supervisión del sistema de reservas; mantener una comunicación asertiva con el personal a su cargo y otros directores de departamento; supervisar los registros y pagos diarios; programar los turnos y velar por el desarrollo de los empleados; establecer programas internos de ventas en la recepción; preparar presupuestos, y atención y resolución de PQRS.</w:t>
       </w:r>
     </w:p>
@@ -24682,12 +24647,6 @@
           <w:szCs w:val="20"/>
         </w:rPr>
         <w:br/>
-      </w:r>
-      <w:r>
-        <w:rPr>
-          <w:sz w:val="20"/>
-          <w:szCs w:val="20"/>
-        </w:rPr>
         <w:t>El auditor nocturno tiene múltiples responsabilidades además de preparar el informe de auditoría nocturna. Esta persona también debe registrar a los huéspedes que llegan después de las 10:00 p.m., y dar salida a quienes lo hacen antes de 6:00 a.m. Dentro de sus labores está procesar reservas, realizar tareas de supervisor de seguridad, monitorear los sistemas de seguridad contra incendios, actuar como cajero para las funciones de banquete y realizar el trabajo de gerente de turno. El auditor nocturno actúa como un enlace de comunicación entre el huésped y las operaciones del hotel durante el turno de 10:00 p.m. a 6:00 a.m.</w:t>
       </w:r>
     </w:p>
@@ -24880,12 +24839,6 @@
           <w:szCs w:val="20"/>
         </w:rPr>
         <w:br/>
-      </w:r>
-      <w:r>
-        <w:rPr>
-          <w:sz w:val="20"/>
-          <w:szCs w:val="20"/>
-        </w:rPr>
         <w:t>El botones presta ayuda con el equipaje tanto en el registro como en la salida. Además, informa y apoya en la coordinación de servicios para los huéspedes. Es responsable del equipaje en custodia.</w:t>
       </w:r>
     </w:p>
@@ -24972,12 +24925,6 @@
           <w:szCs w:val="20"/>
         </w:rPr>
         <w:br/>
-      </w:r>
-      <w:r>
-        <w:rPr>
-          <w:sz w:val="20"/>
-          <w:szCs w:val="20"/>
-        </w:rPr>
         <w:t>El ama de llaves ejecutiva es responsable del mantenimiento de las habitaciones y las áreas públicas de la propiedad. Esta persona coordina el trabajo del equipo con el objetivo de mantener la propiedad impecable.</w:t>
       </w:r>
     </w:p>
@@ -25079,6 +25026,7 @@
           <w:sz w:val="20"/>
           <w:szCs w:val="20"/>
         </w:rPr>
+        <w:lastRenderedPageBreak/>
         <w:t>The floor supervisor oversees the cleaning function of one or more floors of a hotel, and must be fully trained in cleaning techniques, standard inspection techniques, and assist in the provision of supplies to maids.</w:t>
       </w:r>
       <w:r>
@@ -25094,12 +25042,6 @@
           <w:szCs w:val="20"/>
         </w:rPr>
         <w:br/>
-      </w:r>
-      <w:r>
-        <w:rPr>
-          <w:sz w:val="20"/>
-          <w:szCs w:val="20"/>
-        </w:rPr>
         <w:t>El supervisor de piso supervisa la función de limpieza de uno o varios pisos de un hotel, y debe estar completamente capacitado en técnicas de limpieza, técnicas de inspección estándar y ayudar en la provisión de suministros a las camareras.  </w:t>
       </w:r>
     </w:p>
@@ -25318,12 +25260,6 @@
           <w:szCs w:val="20"/>
         </w:rPr>
         <w:br/>
-      </w:r>
-      <w:r>
-        <w:rPr>
-          <w:sz w:val="20"/>
-          <w:szCs w:val="20"/>
-        </w:rPr>
         <w:t>Su principal responsabilidad es la de ejecutar las labores del área de lavandería, como lavar, secar y planchar las ropas de cama del hotel. También procesan las órdenes de lavado de los huéspedes y los clientes externos.</w:t>
       </w:r>
     </w:p>
@@ -25410,12 +25346,6 @@
           <w:szCs w:val="20"/>
         </w:rPr>
         <w:br/>
-      </w:r>
-      <w:r>
-        <w:rPr>
-          <w:sz w:val="20"/>
-          <w:szCs w:val="20"/>
-        </w:rPr>
         <w:t>Las camareras son el personal de base de limpieza del hotel. Deben estar capacitadas en técnicas de limpieza y autoinspección. La velocidad y la eficiencia son primordiales en la realización del servicio vital de mantenimiento de las habitaciones y las áreas públicas.  </w:t>
       </w:r>
       <w:commentRangeEnd w:id="29"/>
@@ -25942,12 +25872,6 @@
           <w:szCs w:val="20"/>
         </w:rPr>
         <w:br/>
-      </w:r>
-      <w:r>
-        <w:rPr>
-          <w:sz w:val="20"/>
-          <w:szCs w:val="20"/>
-        </w:rPr>
         <w:t>El gerente de alimentos y bebidas es responsable del funcionamiento eficiente de la cocina, los comedores, el servicio de banquetes, el servicio de habitaciones y el salón ejecutivo. Esto incluye la gestión de una multitud de detalles, como la calidad de los alimentos, el saneamiento, el inventario, el control de costos, la capacitación del personal, el control de ingresos y el servicio al huésped, por nombrar algunos. Además, debe vigilar atentamente las tendencias en la comercialización de alimentos y bebidas y los factores de control en la preparación de alimentos y bebidas y los servicios públicos de cocina.  </w:t>
       </w:r>
     </w:p>
@@ -26214,6 +26138,7 @@
           <w:sz w:val="20"/>
           <w:szCs w:val="20"/>
         </w:rPr>
+        <w:lastRenderedPageBreak/>
         <w:t>El cocinero ejecuta la preparación de las comidas siguiendo las recetas estándar. Sus deberes incluyen preparar el lugar de trabajo, adherirse al menú del restaurante y seguir los procedimientos de salud y seguridad alimentaria. Los cocineros, además de preparar alimentos, limpian y asisten a otros cocineros y personal para que el procesamiento de alimentos funcione de forma eficiente.</w:t>
       </w:r>
     </w:p>
@@ -26498,38 +26423,38 @@
       </w:pPr>
       <w:r>
         <w:rPr>
-          <w:i w:val="1"/>
-          <w:iCs w:val="1"/>
+          <w:i/>
+          <w:iCs/>
           <w:sz w:val="20"/>
           <w:szCs w:val="20"/>
           <w:lang w:val="en-US"/>
         </w:rPr>
-        <w:t xml:space="preserve">The host </w:t>
-      </w:r>
-      <w:r>
-        <w:rPr>
-          <w:i w:val="1"/>
-          <w:iCs w:val="1"/>
+        <w:t>The host is responsible for welcoming customers, placing them at their table</w:t>
+      </w:r>
+      <w:r>
+        <w:rPr>
+          <w:i/>
+          <w:iCs/>
           <w:sz w:val="20"/>
           <w:szCs w:val="20"/>
           <w:lang w:val="en-US"/>
         </w:rPr>
-        <w:t>is responsible for</w:t>
-      </w:r>
-      <w:r>
-        <w:rPr>
-          <w:i w:val="1"/>
-          <w:iCs w:val="1"/>
+        <w:t>,</w:t>
+      </w:r>
+      <w:r>
+        <w:rPr>
+          <w:i/>
+          <w:iCs/>
           <w:sz w:val="20"/>
           <w:szCs w:val="20"/>
           <w:lang w:val="en-US"/>
         </w:rPr>
-        <w:t xml:space="preserve"> welcoming customers, placing them at their table</w:t>
-      </w:r>
-      <w:r>
-        <w:rPr>
-          <w:i w:val="1"/>
-          <w:iCs w:val="1"/>
+        <w:t xml:space="preserve"> and offering the menu</w:t>
+      </w:r>
+      <w:r>
+        <w:rPr>
+          <w:i/>
+          <w:iCs/>
           <w:sz w:val="20"/>
           <w:szCs w:val="20"/>
           <w:lang w:val="en-US"/>
@@ -26538,59 +26463,51 @@
       </w:r>
       <w:r>
         <w:rPr>
-          <w:i w:val="1"/>
-          <w:iCs w:val="1"/>
+          <w:i/>
+          <w:iCs/>
           <w:sz w:val="20"/>
           <w:szCs w:val="20"/>
           <w:lang w:val="en-US"/>
         </w:rPr>
-        <w:t xml:space="preserve"> and offering the menu</w:t>
-      </w:r>
-      <w:r>
-        <w:rPr>
-          <w:i w:val="1"/>
-          <w:iCs w:val="1"/>
+        <w:t xml:space="preserve"> introducing the waiter who will serve them. This person does reservation control and the best use of the tables. Sometimes he or she also has the custody of coats and other objects left by the client while enjoying the service.</w:t>
+      </w:r>
+      <w:r>
+        <w:br/>
+      </w:r>
+      <w:r>
+        <w:br/>
+      </w:r>
+      <w:r>
+        <w:rPr>
           <w:sz w:val="20"/>
           <w:szCs w:val="20"/>
           <w:lang w:val="en-US"/>
         </w:rPr>
-        <w:t>,</w:t>
-      </w:r>
-      <w:r>
-        <w:rPr>
-          <w:i w:val="1"/>
-          <w:iCs w:val="1"/>
+        <w:t>El anfitrión se encarga de dar la bienvenida a los clientes, ubicarlos en su mesa y presentarles la carta, a la vez que presenta al mesero que l</w:t>
+      </w:r>
+      <w:r>
+        <w:rPr>
           <w:sz w:val="20"/>
           <w:szCs w:val="20"/>
           <w:lang w:val="en-US"/>
         </w:rPr>
-        <w:t xml:space="preserve"> introducing the waiter who will serve them. This person </w:t>
-      </w:r>
-      <w:r>
-        <w:rPr>
-          <w:i w:val="1"/>
-          <w:iCs w:val="1"/>
+        <w:t>o</w:t>
+      </w:r>
+      <w:r>
+        <w:rPr>
           <w:sz w:val="20"/>
           <w:szCs w:val="20"/>
           <w:lang w:val="en-US"/>
         </w:rPr>
-        <w:t>does</w:t>
-      </w:r>
-      <w:r>
-        <w:rPr>
-          <w:i w:val="1"/>
-          <w:iCs w:val="1"/>
+        <w:t xml:space="preserve">s atenderá. Es responsable </w:t>
+      </w:r>
+      <w:r>
+        <w:rPr>
           <w:sz w:val="20"/>
           <w:szCs w:val="20"/>
           <w:lang w:val="en-US"/>
         </w:rPr>
-        <w:t xml:space="preserve"> reservation control and the best use of the tables. Sometimes he or she also has the custody of coats and other objects left by the client while enjoying the service.</w:t>
-      </w:r>
-      <w:r>
-        <w:br/>
-      </w:r>
-      <w:r>
-        <w:br/>
+        <w:t>del</w:t>
       </w:r>
       <w:r>
         <w:rPr>
@@ -26598,596 +26515,897 @@
           <w:szCs w:val="20"/>
           <w:lang w:val="en-US"/>
         </w:rPr>
+        <w:t xml:space="preserve"> control de las reservas y el mayor aprovechamiento de las mesas. En ocasiones, se encarga también de la custodia de abrigos y otros objetos dejados por el cliente mientras disfruta del servicio.</w:t>
+      </w:r>
+      <w:commentRangeEnd w:id="30"/>
+      <w:r>
+        <w:rPr>
+          <w:rStyle w:val="Refdecomentario"/>
+          <w:sz w:val="20"/>
+          <w:szCs w:val="20"/>
+          <w:lang w:val="en-US"/>
+        </w:rPr>
+        <w:commentReference w:id="30"/>
+      </w:r>
+    </w:p>
+    <w:p>
+      <w:pPr>
+        <w:rPr>
+          <w:sz w:val="20"/>
+          <w:szCs w:val="20"/>
+        </w:rPr>
+      </w:pPr>
+    </w:p>
+    <w:p>
+      <w:pPr>
+        <w:rPr>
+          <w:sz w:val="20"/>
+          <w:szCs w:val="20"/>
+        </w:rPr>
+      </w:pPr>
+    </w:p>
+    <w:p>
+      <w:pPr>
+        <w:rPr>
+          <w:b/>
+          <w:bCs/>
+          <w:sz w:val="20"/>
+          <w:szCs w:val="20"/>
+        </w:rPr>
+      </w:pPr>
+      <w:r>
+        <w:rPr>
+          <w:b/>
+          <w:bCs/>
+          <w:i/>
+          <w:iCs/>
+          <w:sz w:val="20"/>
+          <w:szCs w:val="20"/>
+        </w:rPr>
+        <w:t>Financial Department</w:t>
+      </w:r>
+      <w:r>
+        <w:rPr>
+          <w:b/>
+          <w:bCs/>
+          <w:sz w:val="20"/>
+          <w:szCs w:val="20"/>
+        </w:rPr>
+        <w:t xml:space="preserve"> / Departamento financiero</w:t>
+      </w:r>
+    </w:p>
+    <w:p>
+      <w:pPr>
+        <w:rPr>
+          <w:b/>
+          <w:bCs/>
+          <w:sz w:val="20"/>
+          <w:szCs w:val="20"/>
+        </w:rPr>
+      </w:pPr>
+    </w:p>
+    <w:p>
+      <w:pPr>
+        <w:rPr>
+          <w:i/>
+          <w:iCs/>
+          <w:sz w:val="20"/>
+          <w:szCs w:val="20"/>
+        </w:rPr>
+      </w:pPr>
+      <w:r>
+        <w:rPr>
+          <w:i/>
+          <w:iCs/>
+          <w:sz w:val="20"/>
+          <w:szCs w:val="20"/>
+        </w:rPr>
+        <w:t xml:space="preserve">The </w:t>
+      </w:r>
+      <w:r>
+        <w:rPr>
+          <w:i/>
+          <w:iCs/>
+          <w:sz w:val="20"/>
+          <w:szCs w:val="20"/>
+        </w:rPr>
+        <w:t>f</w:t>
+      </w:r>
+      <w:r>
+        <w:rPr>
+          <w:i/>
+          <w:iCs/>
+          <w:sz w:val="20"/>
+          <w:szCs w:val="20"/>
+        </w:rPr>
+        <w:t xml:space="preserve">inancial </w:t>
+      </w:r>
+      <w:r>
+        <w:rPr>
+          <w:i/>
+          <w:iCs/>
+          <w:sz w:val="20"/>
+          <w:szCs w:val="20"/>
+        </w:rPr>
+        <w:t>d</w:t>
+      </w:r>
+      <w:r>
+        <w:rPr>
+          <w:i/>
+          <w:iCs/>
+          <w:sz w:val="20"/>
+          <w:szCs w:val="20"/>
+        </w:rPr>
+        <w:t>epartment is responsible for managing the economic and financial activities of a hotel or hospitality establishment. Its main functions include controlling budgets, processing payments, recording income and expenses, and ensuring the proper use of financial resources.</w:t>
+      </w:r>
+    </w:p>
+    <w:p>
+      <w:pPr>
+        <w:rPr>
+          <w:i/>
+          <w:iCs/>
+          <w:sz w:val="20"/>
+          <w:szCs w:val="20"/>
+        </w:rPr>
+      </w:pPr>
+      <w:r>
+        <w:rPr>
+          <w:i/>
+          <w:iCs/>
+          <w:sz w:val="20"/>
+          <w:szCs w:val="20"/>
+        </w:rPr>
+        <w:t>This department supports the operation of the hotel by maintaining organized financial records and helping with decision-making processes. Professionals such as accountants, cashiers, financial assistants, and auditors may work in this area.</w:t>
+      </w:r>
+    </w:p>
+    <w:p>
+      <w:pPr>
+        <w:rPr>
+          <w:i/>
+          <w:iCs/>
+          <w:sz w:val="20"/>
+          <w:szCs w:val="20"/>
+        </w:rPr>
+      </w:pPr>
+      <w:r>
+        <w:rPr>
+          <w:i/>
+          <w:iCs/>
+          <w:sz w:val="20"/>
+          <w:szCs w:val="20"/>
+        </w:rPr>
+        <w:t xml:space="preserve">Below are some of the most common positions and functions within the </w:t>
+      </w:r>
+      <w:r>
+        <w:rPr>
+          <w:i/>
+          <w:iCs/>
+          <w:sz w:val="20"/>
+          <w:szCs w:val="20"/>
+        </w:rPr>
+        <w:t>f</w:t>
+      </w:r>
+      <w:r>
+        <w:rPr>
+          <w:i/>
+          <w:iCs/>
+          <w:sz w:val="20"/>
+          <w:szCs w:val="20"/>
+        </w:rPr>
+        <w:t xml:space="preserve">inancial </w:t>
+      </w:r>
+      <w:r>
+        <w:rPr>
+          <w:i/>
+          <w:iCs/>
+          <w:sz w:val="20"/>
+          <w:szCs w:val="20"/>
+        </w:rPr>
+        <w:t>d</w:t>
+      </w:r>
+      <w:r>
+        <w:rPr>
+          <w:i/>
+          <w:iCs/>
+          <w:sz w:val="20"/>
+          <w:szCs w:val="20"/>
+        </w:rPr>
+        <w:t>epartment.</w:t>
+      </w:r>
+    </w:p>
+    <w:p>
+      <w:pPr>
+        <w:rPr>
+          <w:sz w:val="20"/>
+          <w:szCs w:val="20"/>
+        </w:rPr>
+      </w:pPr>
+    </w:p>
+    <w:p>
+      <w:pPr>
+        <w:rPr>
+          <w:sz w:val="20"/>
+          <w:szCs w:val="20"/>
+        </w:rPr>
+      </w:pPr>
+      <w:r>
+        <w:rPr>
+          <w:sz w:val="20"/>
+          <w:szCs w:val="20"/>
+        </w:rPr>
+        <w:lastRenderedPageBreak/>
         <w:t xml:space="preserve">El </w:t>
       </w:r>
       <w:r>
         <w:rPr>
           <w:sz w:val="20"/>
           <w:szCs w:val="20"/>
+        </w:rPr>
+        <w:t>d</w:t>
+      </w:r>
+      <w:r>
+        <w:rPr>
+          <w:sz w:val="20"/>
+          <w:szCs w:val="20"/>
+        </w:rPr>
+        <w:t xml:space="preserve">epartamento </w:t>
+      </w:r>
+      <w:r>
+        <w:rPr>
+          <w:sz w:val="20"/>
+          <w:szCs w:val="20"/>
+        </w:rPr>
+        <w:t>f</w:t>
+      </w:r>
+      <w:r>
+        <w:rPr>
+          <w:sz w:val="20"/>
+          <w:szCs w:val="20"/>
+        </w:rPr>
+        <w:t>inanciero es responsable de gestionar las actividades económicas y financieras de un hotel o establecimiento turístico. Entre sus principales funciones se encuentran controlar presupuestos, procesar pagos, registrar ingresos y gastos, y garantizar el adecuado uso de los recursos financieros.</w:t>
+      </w:r>
+    </w:p>
+    <w:p>
+      <w:pPr>
+        <w:rPr>
+          <w:sz w:val="20"/>
+          <w:szCs w:val="20"/>
+        </w:rPr>
+      </w:pPr>
+      <w:r>
+        <w:rPr>
+          <w:sz w:val="20"/>
+          <w:szCs w:val="20"/>
+        </w:rPr>
+        <w:t>Este departamento apoya el funcionamiento del hotel mediante el mantenimiento de registros financieros organizados y el apoyo en la toma de decisiones. En esta área pueden trabajar profesionales como contadores, cajeros, auxiliares financieros y auditores.</w:t>
+      </w:r>
+    </w:p>
+    <w:p>
+      <w:pPr>
+        <w:rPr>
+          <w:b/>
+          <w:bCs/>
+          <w:sz w:val="20"/>
+          <w:szCs w:val="20"/>
+        </w:rPr>
+      </w:pPr>
+      <w:r>
+        <w:rPr>
+          <w:sz w:val="20"/>
+          <w:szCs w:val="20"/>
+        </w:rPr>
+        <w:t xml:space="preserve">A continuación, se presentan algunos de los cargos y funciones más comunes del </w:t>
+      </w:r>
+      <w:r>
+        <w:rPr>
+          <w:sz w:val="20"/>
+          <w:szCs w:val="20"/>
+        </w:rPr>
+        <w:t>d</w:t>
+      </w:r>
+      <w:r>
+        <w:rPr>
+          <w:sz w:val="20"/>
+          <w:szCs w:val="20"/>
+        </w:rPr>
+        <w:t xml:space="preserve">epartamento </w:t>
+      </w:r>
+      <w:r>
+        <w:rPr>
+          <w:b/>
+          <w:bCs/>
+          <w:sz w:val="20"/>
+          <w:szCs w:val="20"/>
+        </w:rPr>
+        <w:t>f</w:t>
+      </w:r>
+      <w:r>
+        <w:rPr>
+          <w:b/>
+          <w:bCs/>
+          <w:sz w:val="20"/>
+          <w:szCs w:val="20"/>
+        </w:rPr>
+        <w:t>inanciero.</w:t>
+      </w:r>
+    </w:p>
+    <w:p>
+      <w:pPr>
+        <w:rPr>
+          <w:b/>
+          <w:bCs/>
+          <w:sz w:val="20"/>
+          <w:szCs w:val="20"/>
+        </w:rPr>
+      </w:pPr>
+    </w:p>
+    <w:p>
+      <w:pPr>
+        <w:rPr>
+          <w:b/>
+          <w:bCs/>
+          <w:sz w:val="20"/>
+          <w:szCs w:val="20"/>
+        </w:rPr>
+      </w:pPr>
+    </w:p>
+    <w:p>
+      <w:pPr>
+        <w:rPr>
+          <w:b/>
+          <w:bCs/>
+          <w:sz w:val="20"/>
+          <w:szCs w:val="20"/>
+        </w:rPr>
+      </w:pPr>
+    </w:p>
+    <w:p>
+      <w:pPr>
+        <w:rPr>
+          <w:b/>
+          <w:bCs/>
+          <w:sz w:val="20"/>
+          <w:szCs w:val="20"/>
+        </w:rPr>
+      </w:pPr>
+      <w:commentRangeStart w:id="31"/>
+      <w:r>
+        <w:rPr>
+          <w:b/>
+          <w:bCs/>
+          <w:i/>
+          <w:iCs/>
+          <w:sz w:val="20"/>
+          <w:szCs w:val="20"/>
+        </w:rPr>
+        <w:t>Controller</w:t>
+      </w:r>
+      <w:r>
+        <w:rPr>
+          <w:b/>
+          <w:bCs/>
+          <w:i/>
+          <w:iCs/>
+          <w:sz w:val="20"/>
+          <w:szCs w:val="20"/>
+        </w:rPr>
+        <w:t xml:space="preserve"> </w:t>
+      </w:r>
+      <w:r>
+        <w:rPr>
+          <w:b/>
+          <w:bCs/>
+          <w:i/>
+          <w:iCs/>
+          <w:sz w:val="20"/>
+          <w:szCs w:val="20"/>
+        </w:rPr>
+        <w:t>/</w:t>
+      </w:r>
+      <w:r>
+        <w:rPr>
+          <w:b/>
+          <w:bCs/>
+          <w:sz w:val="20"/>
+          <w:szCs w:val="20"/>
+        </w:rPr>
+        <w:t xml:space="preserve"> Contralor</w:t>
+      </w:r>
+    </w:p>
+    <w:p>
+      <w:pPr>
+        <w:rPr>
+          <w:b/>
+          <w:bCs/>
+          <w:i/>
+          <w:iCs/>
+          <w:sz w:val="20"/>
+          <w:szCs w:val="20"/>
+        </w:rPr>
+      </w:pPr>
+    </w:p>
+    <w:p>
+      <w:pPr>
+        <w:rPr>
+          <w:i/>
+          <w:iCs/>
+          <w:sz w:val="20"/>
+          <w:szCs w:val="20"/>
+        </w:rPr>
+      </w:pPr>
+    </w:p>
+    <w:p>
+      <w:pPr>
+        <w:rPr>
+          <w:i/>
+          <w:iCs/>
+          <w:sz w:val="20"/>
+          <w:szCs w:val="20"/>
+        </w:rPr>
+      </w:pPr>
+      <w:r>
+        <w:rPr>
+          <w:i/>
+          <w:iCs/>
+          <w:sz w:val="20"/>
+          <w:szCs w:val="20"/>
+        </w:rPr>
+        <w:t>The controller is responsible for the administration of the data and financial operation of the property, controls the expense and cost, designs the investment plan in conjunction with management, issues financial reports by department. This information must be available to the owners, board of directors, management, and guests. This requires a well-organized staff, not only to prepare operational statistics, but also to help the general manager determine the effectiveness of each.</w:t>
+      </w:r>
+    </w:p>
+    <w:p>
+      <w:pPr>
+        <w:rPr>
+          <w:i/>
+          <w:iCs/>
+          <w:sz w:val="20"/>
+          <w:szCs w:val="20"/>
+        </w:rPr>
+      </w:pPr>
+    </w:p>
+    <w:p>
+      <w:pPr>
+        <w:rPr>
+          <w:i/>
+          <w:iCs/>
+          <w:sz w:val="20"/>
+          <w:szCs w:val="20"/>
+        </w:rPr>
+      </w:pPr>
+      <w:r>
+        <w:rPr>
+          <w:i/>
+          <w:iCs/>
+          <w:sz w:val="20"/>
+          <w:szCs w:val="20"/>
+        </w:rPr>
+        <w:t>El contralor es responsable de la administración de los datos y la operación financiera de la propiedad, controla el gasto y el costo, diseña el plan de inversiones en conjunto con la gerencia, emite los informes financieros por departamento. Esta información debe estar disponible para los propietarios, la junta directiva, la administración y los huéspedes. Esto requiere un personal bien organizado, no s</w:t>
+      </w:r>
+      <w:r>
+        <w:rPr>
+          <w:i/>
+          <w:iCs/>
+          <w:sz w:val="20"/>
+          <w:szCs w:val="20"/>
+        </w:rPr>
+        <w:t>o</w:t>
+      </w:r>
+      <w:r>
+        <w:rPr>
+          <w:i/>
+          <w:iCs/>
+          <w:sz w:val="20"/>
+          <w:szCs w:val="20"/>
+        </w:rPr>
+        <w:t>lo para preparar estadísticas operativas, sino también para ayudar al gerente general a determinar la eficacia de cada uno.</w:t>
+      </w:r>
+    </w:p>
+    <w:p>
+      <w:pPr>
+        <w:rPr>
+          <w:b/>
+          <w:bCs/>
+          <w:sz w:val="20"/>
+          <w:szCs w:val="20"/>
+        </w:rPr>
+      </w:pPr>
+    </w:p>
+    <w:p>
+      <w:pPr>
+        <w:rPr>
+          <w:b/>
+          <w:bCs/>
+          <w:sz w:val="20"/>
+          <w:szCs w:val="20"/>
+        </w:rPr>
+      </w:pPr>
+      <w:r>
+        <w:rPr>
+          <w:b/>
+          <w:bCs/>
+          <w:i/>
+          <w:iCs/>
+          <w:sz w:val="20"/>
+          <w:szCs w:val="20"/>
+        </w:rPr>
+        <w:t>General Cashier</w:t>
+      </w:r>
+      <w:r>
+        <w:rPr>
+          <w:b/>
+          <w:bCs/>
+          <w:i/>
+          <w:iCs/>
+          <w:sz w:val="20"/>
+          <w:szCs w:val="20"/>
+        </w:rPr>
+        <w:t xml:space="preserve"> </w:t>
+      </w:r>
+      <w:r>
+        <w:rPr>
+          <w:b/>
+          <w:bCs/>
+          <w:sz w:val="20"/>
+          <w:szCs w:val="20"/>
+        </w:rPr>
+        <w:t>/ Cajero General</w:t>
+      </w:r>
+    </w:p>
+    <w:p>
+      <w:pPr>
+        <w:rPr>
+          <w:b/>
+          <w:bCs/>
+          <w:sz w:val="20"/>
+          <w:szCs w:val="20"/>
+        </w:rPr>
+      </w:pPr>
+    </w:p>
+    <w:p>
+      <w:pPr>
+        <w:rPr>
+          <w:sz w:val="20"/>
+          <w:szCs w:val="20"/>
+        </w:rPr>
+      </w:pPr>
+    </w:p>
+    <w:p>
+      <w:pPr>
+        <w:rPr>
+          <w:i/>
+          <w:iCs/>
+          <w:sz w:val="20"/>
+          <w:szCs w:val="20"/>
+        </w:rPr>
+      </w:pPr>
+    </w:p>
+    <w:p>
+      <w:pPr>
+        <w:rPr>
+          <w:i/>
+          <w:iCs/>
+          <w:sz w:val="20"/>
+          <w:szCs w:val="20"/>
           <w:lang w:val="en-US"/>
         </w:rPr>
-        <w:t>anfi</w:t>
-      </w:r>
-      <w:r>
-        <w:rPr>
+      </w:pPr>
+      <w:r>
+        <w:rPr>
+          <w:i/>
+          <w:iCs/>
           <w:sz w:val="20"/>
           <w:szCs w:val="20"/>
           <w:lang w:val="en-US"/>
         </w:rPr>
-        <w:t>trión</w:t>
-      </w:r>
-      <w:r>
-        <w:rPr>
-          <w:sz w:val="20"/>
-          <w:szCs w:val="20"/>
-          <w:lang w:val="en-US"/>
-        </w:rPr>
-        <w:t xml:space="preserve"> se </w:t>
-      </w:r>
-      <w:r>
-        <w:rPr>
-          <w:sz w:val="20"/>
-          <w:szCs w:val="20"/>
-          <w:lang w:val="en-US"/>
-        </w:rPr>
-        <w:t>encarga</w:t>
-      </w:r>
-      <w:r>
-        <w:rPr>
-          <w:sz w:val="20"/>
-          <w:szCs w:val="20"/>
-          <w:lang w:val="en-US"/>
-        </w:rPr>
-        <w:t xml:space="preserve"> de </w:t>
-      </w:r>
-      <w:r>
-        <w:rPr>
-          <w:sz w:val="20"/>
-          <w:szCs w:val="20"/>
-          <w:lang w:val="en-US"/>
-        </w:rPr>
-        <w:t>dar</w:t>
-      </w:r>
-      <w:r>
-        <w:rPr>
-          <w:sz w:val="20"/>
-          <w:szCs w:val="20"/>
-          <w:lang w:val="en-US"/>
-        </w:rPr>
-        <w:t xml:space="preserve"> la </w:t>
-      </w:r>
-      <w:r>
-        <w:rPr>
-          <w:sz w:val="20"/>
-          <w:szCs w:val="20"/>
-          <w:lang w:val="en-US"/>
-        </w:rPr>
-        <w:t>bienvenida</w:t>
-      </w:r>
-      <w:r>
-        <w:rPr>
-          <w:sz w:val="20"/>
-          <w:szCs w:val="20"/>
-          <w:lang w:val="en-US"/>
-        </w:rPr>
-        <w:t xml:space="preserve"> a </w:t>
-      </w:r>
-      <w:r>
-        <w:rPr>
-          <w:sz w:val="20"/>
-          <w:szCs w:val="20"/>
-          <w:lang w:val="en-US"/>
-        </w:rPr>
-        <w:t>los</w:t>
-      </w:r>
-      <w:r>
-        <w:rPr>
-          <w:sz w:val="20"/>
-          <w:szCs w:val="20"/>
-          <w:lang w:val="en-US"/>
+        <w:t>The General Cashier reconciles the movements from the different outlets, including the Front Office, on a daily basis. The General Cashier is responsible for maintaining the balances of cash and banks. They process the cash for minor expenses in accordance with the hotel procedures and ensure the payment of accounts payable within the established timeframes.</w:t>
+      </w:r>
+    </w:p>
+    <w:p>
+      <w:pPr>
+        <w:rPr>
+          <w:b/>
+          <w:bCs/>
+          <w:sz w:val="20"/>
+          <w:szCs w:val="20"/>
+        </w:rPr>
+      </w:pPr>
+    </w:p>
+    <w:p>
+      <w:pPr>
+        <w:rPr>
+          <w:sz w:val="20"/>
+          <w:szCs w:val="20"/>
+        </w:rPr>
+      </w:pPr>
+    </w:p>
+    <w:p>
+      <w:pPr>
+        <w:rPr>
+          <w:i/>
+          <w:iCs/>
+          <w:sz w:val="20"/>
+          <w:szCs w:val="20"/>
+        </w:rPr>
+      </w:pPr>
+    </w:p>
+    <w:p>
+      <w:pPr>
+        <w:rPr>
+          <w:i/>
+          <w:iCs/>
+          <w:sz w:val="20"/>
+          <w:szCs w:val="20"/>
+        </w:rPr>
+      </w:pPr>
+      <w:r>
+        <w:rPr>
+          <w:i/>
+          <w:iCs/>
+          <w:sz w:val="20"/>
+          <w:szCs w:val="20"/>
+        </w:rPr>
+        <w:t>El Cajero General concilia los movimientos desde los diferentes puntos de venta, incluyendo la recepción, a diario, siendo responsable de mantener los saldos de efectivo y bancos. Es quien procesa el efectivo para gastos menores, de acuerdo con los procedimientos hoteleros, y asegura el pago de las cuentas por pagar dentro de los tiempos establecidos.</w:t>
+      </w:r>
+    </w:p>
+    <w:p>
+      <w:pPr>
+        <w:rPr>
+          <w:b/>
+          <w:bCs/>
+          <w:sz w:val="20"/>
+          <w:szCs w:val="20"/>
+        </w:rPr>
+      </w:pPr>
+    </w:p>
+    <w:p>
+      <w:pPr>
+        <w:rPr>
+          <w:b/>
+          <w:bCs/>
+          <w:sz w:val="20"/>
+          <w:szCs w:val="20"/>
+        </w:rPr>
+      </w:pPr>
+      <w:r>
+        <w:rPr>
+          <w:b/>
+          <w:bCs/>
+          <w:i/>
+          <w:iCs/>
+          <w:sz w:val="20"/>
+          <w:szCs w:val="20"/>
+        </w:rPr>
+        <w:t>Accounting Assistant</w:t>
+      </w:r>
+      <w:r>
+        <w:rPr>
+          <w:b/>
+          <w:bCs/>
+          <w:i/>
+          <w:iCs/>
+          <w:sz w:val="20"/>
+          <w:szCs w:val="20"/>
         </w:rPr>
         <w:t xml:space="preserve"> </w:t>
       </w:r>
       <w:r>
         <w:rPr>
-          <w:sz w:val="20"/>
-          <w:szCs w:val="20"/>
-          <w:lang w:val="en-US"/>
-        </w:rPr>
-        <w:t>clientes</w:t>
-      </w:r>
-      <w:r>
-        <w:rPr>
-          <w:sz w:val="20"/>
-          <w:szCs w:val="20"/>
-          <w:lang w:val="en-US"/>
-        </w:rPr>
-        <w:t xml:space="preserve">, </w:t>
-      </w:r>
-      <w:r>
-        <w:rPr>
-          <w:sz w:val="20"/>
-          <w:szCs w:val="20"/>
-          <w:lang w:val="en-US"/>
-        </w:rPr>
-        <w:t>ubicarlos</w:t>
-      </w:r>
-      <w:r>
-        <w:rPr>
-          <w:sz w:val="20"/>
-          <w:szCs w:val="20"/>
-          <w:lang w:val="en-US"/>
-        </w:rPr>
-        <w:t xml:space="preserve"> </w:t>
-      </w:r>
-      <w:r>
-        <w:rPr>
-          <w:sz w:val="20"/>
-          <w:szCs w:val="20"/>
-          <w:lang w:val="en-US"/>
-        </w:rPr>
-        <w:t>en</w:t>
-      </w:r>
-      <w:r>
-        <w:rPr>
-          <w:sz w:val="20"/>
-          <w:szCs w:val="20"/>
-          <w:lang w:val="en-US"/>
-        </w:rPr>
-        <w:t xml:space="preserve"> </w:t>
-      </w:r>
-      <w:r>
-        <w:rPr>
-          <w:sz w:val="20"/>
-          <w:szCs w:val="20"/>
-          <w:lang w:val="en-US"/>
-        </w:rPr>
-        <w:t>su</w:t>
-      </w:r>
-      <w:r>
-        <w:rPr>
-          <w:sz w:val="20"/>
-          <w:szCs w:val="20"/>
-          <w:lang w:val="en-US"/>
-        </w:rPr>
-        <w:t xml:space="preserve"> mesa y </w:t>
-      </w:r>
-      <w:r>
-        <w:rPr>
-          <w:sz w:val="20"/>
-          <w:szCs w:val="20"/>
-          <w:lang w:val="en-US"/>
-        </w:rPr>
-        <w:t>presentarles</w:t>
-      </w:r>
-      <w:r>
-        <w:rPr>
-          <w:sz w:val="20"/>
-          <w:szCs w:val="20"/>
-          <w:lang w:val="en-US"/>
-        </w:rPr>
-        <w:t xml:space="preserve"> la carta, a la </w:t>
-      </w:r>
-      <w:r>
-        <w:rPr>
-          <w:sz w:val="20"/>
-          <w:szCs w:val="20"/>
-          <w:lang w:val="en-US"/>
-        </w:rPr>
-        <w:t>vez</w:t>
-      </w:r>
-      <w:r>
-        <w:rPr>
-          <w:sz w:val="20"/>
-          <w:szCs w:val="20"/>
-          <w:lang w:val="en-US"/>
-        </w:rPr>
-        <w:t xml:space="preserve"> </w:t>
-      </w:r>
-      <w:r>
-        <w:rPr>
-          <w:sz w:val="20"/>
-          <w:szCs w:val="20"/>
-          <w:lang w:val="en-US"/>
-        </w:rPr>
-        <w:t>que</w:t>
-      </w:r>
-      <w:r>
-        <w:rPr>
-          <w:sz w:val="20"/>
-          <w:szCs w:val="20"/>
-          <w:lang w:val="en-US"/>
-        </w:rPr>
-        <w:t xml:space="preserve"> </w:t>
-      </w:r>
-      <w:r>
-        <w:rPr>
-          <w:sz w:val="20"/>
-          <w:szCs w:val="20"/>
-          <w:lang w:val="en-US"/>
-        </w:rPr>
-        <w:t>presenta</w:t>
-      </w:r>
-      <w:r>
-        <w:rPr>
-          <w:sz w:val="20"/>
-          <w:szCs w:val="20"/>
-          <w:lang w:val="en-US"/>
-        </w:rPr>
-        <w:t xml:space="preserve"> al </w:t>
-      </w:r>
-      <w:r>
-        <w:rPr>
-          <w:sz w:val="20"/>
-          <w:szCs w:val="20"/>
-          <w:lang w:val="en-US"/>
-        </w:rPr>
-        <w:t>mesero</w:t>
-      </w:r>
-      <w:r>
-        <w:rPr>
-          <w:sz w:val="20"/>
-          <w:szCs w:val="20"/>
-          <w:lang w:val="en-US"/>
-        </w:rPr>
-        <w:t xml:space="preserve"> </w:t>
-      </w:r>
-      <w:r>
-        <w:rPr>
-          <w:sz w:val="20"/>
-          <w:szCs w:val="20"/>
-          <w:lang w:val="en-US"/>
-        </w:rPr>
-        <w:t>que</w:t>
-      </w:r>
-      <w:r>
-        <w:rPr>
-          <w:sz w:val="20"/>
-          <w:szCs w:val="20"/>
-          <w:lang w:val="en-US"/>
-        </w:rPr>
-        <w:t xml:space="preserve"> </w:t>
-      </w:r>
-      <w:r>
-        <w:rPr>
-          <w:sz w:val="20"/>
-          <w:szCs w:val="20"/>
-          <w:lang w:val="en-US"/>
-        </w:rPr>
-        <w:t>l</w:t>
-      </w:r>
-      <w:r>
-        <w:rPr>
-          <w:sz w:val="20"/>
-          <w:szCs w:val="20"/>
-          <w:lang w:val="en-US"/>
-        </w:rPr>
-        <w:t>o</w:t>
-      </w:r>
-      <w:r>
-        <w:rPr>
-          <w:sz w:val="20"/>
-          <w:szCs w:val="20"/>
-          <w:lang w:val="en-US"/>
-        </w:rPr>
-        <w:t>s</w:t>
-      </w:r>
-      <w:r>
-        <w:rPr>
-          <w:sz w:val="20"/>
-          <w:szCs w:val="20"/>
-          <w:lang w:val="en-US"/>
-        </w:rPr>
-        <w:t xml:space="preserve"> </w:t>
-      </w:r>
-      <w:r>
-        <w:rPr>
-          <w:sz w:val="20"/>
-          <w:szCs w:val="20"/>
-          <w:lang w:val="en-US"/>
-        </w:rPr>
-        <w:t>atenderá</w:t>
-      </w:r>
-      <w:r>
-        <w:rPr>
-          <w:sz w:val="20"/>
-          <w:szCs w:val="20"/>
-          <w:lang w:val="en-US"/>
-        </w:rPr>
-        <w:t xml:space="preserve">. Es </w:t>
-      </w:r>
-      <w:r>
-        <w:rPr>
-          <w:sz w:val="20"/>
-          <w:szCs w:val="20"/>
-          <w:lang w:val="en-US"/>
-        </w:rPr>
-        <w:t>responsable</w:t>
-      </w:r>
-      <w:r>
-        <w:rPr>
-          <w:sz w:val="20"/>
-          <w:szCs w:val="20"/>
-          <w:lang w:val="en-US"/>
-        </w:rPr>
-        <w:t xml:space="preserve"> </w:t>
-      </w:r>
-      <w:r>
-        <w:rPr>
-          <w:sz w:val="20"/>
-          <w:szCs w:val="20"/>
-          <w:lang w:val="en-US"/>
-        </w:rPr>
-        <w:t>del</w:t>
-      </w:r>
-      <w:r>
-        <w:rPr>
-          <w:sz w:val="20"/>
-          <w:szCs w:val="20"/>
-          <w:lang w:val="en-US"/>
-        </w:rPr>
-        <w:t xml:space="preserve"> control de las </w:t>
-      </w:r>
-      <w:r>
-        <w:rPr>
-          <w:sz w:val="20"/>
-          <w:szCs w:val="20"/>
-          <w:lang w:val="en-US"/>
-        </w:rPr>
-        <w:t>reservas</w:t>
-      </w:r>
-      <w:r>
-        <w:rPr>
-          <w:sz w:val="20"/>
-          <w:szCs w:val="20"/>
-          <w:lang w:val="en-US"/>
-        </w:rPr>
-        <w:t xml:space="preserve"> y el mayor </w:t>
-      </w:r>
-      <w:r>
-        <w:rPr>
-          <w:sz w:val="20"/>
-          <w:szCs w:val="20"/>
-          <w:lang w:val="en-US"/>
-        </w:rPr>
-        <w:t>aprovechamiento</w:t>
-      </w:r>
-      <w:r>
-        <w:rPr>
-          <w:sz w:val="20"/>
-          <w:szCs w:val="20"/>
-          <w:lang w:val="en-US"/>
-        </w:rPr>
-        <w:t xml:space="preserve"> de las mesas. En </w:t>
-      </w:r>
-      <w:r>
-        <w:rPr>
-          <w:sz w:val="20"/>
-          <w:szCs w:val="20"/>
-          <w:lang w:val="en-US"/>
-        </w:rPr>
-        <w:t>ocasiones</w:t>
-      </w:r>
-      <w:r>
-        <w:rPr>
-          <w:sz w:val="20"/>
-          <w:szCs w:val="20"/>
-          <w:lang w:val="en-US"/>
-        </w:rPr>
-        <w:t xml:space="preserve">, se </w:t>
-      </w:r>
-      <w:r>
-        <w:rPr>
-          <w:sz w:val="20"/>
-          <w:szCs w:val="20"/>
-          <w:lang w:val="en-US"/>
-        </w:rPr>
-        <w:t>encarga</w:t>
-      </w:r>
-      <w:r>
-        <w:rPr>
-          <w:sz w:val="20"/>
-          <w:szCs w:val="20"/>
-          <w:lang w:val="en-US"/>
-        </w:rPr>
-        <w:t xml:space="preserve"> también de la custodia de </w:t>
-      </w:r>
-      <w:r>
-        <w:rPr>
-          <w:sz w:val="20"/>
-          <w:szCs w:val="20"/>
-          <w:lang w:val="en-US"/>
-        </w:rPr>
-        <w:t>abrigos</w:t>
-      </w:r>
-      <w:r>
-        <w:rPr>
-          <w:sz w:val="20"/>
-          <w:szCs w:val="20"/>
-          <w:lang w:val="en-US"/>
-        </w:rPr>
-        <w:t xml:space="preserve"> y </w:t>
-      </w:r>
-      <w:r>
-        <w:rPr>
-          <w:sz w:val="20"/>
-          <w:szCs w:val="20"/>
-          <w:lang w:val="en-US"/>
-        </w:rPr>
-        <w:t>otros</w:t>
-      </w:r>
-      <w:r>
-        <w:rPr>
-          <w:sz w:val="20"/>
-          <w:szCs w:val="20"/>
-          <w:lang w:val="en-US"/>
-        </w:rPr>
-        <w:t xml:space="preserve"> </w:t>
-      </w:r>
-      <w:r>
-        <w:rPr>
-          <w:sz w:val="20"/>
-          <w:szCs w:val="20"/>
-          <w:lang w:val="en-US"/>
-        </w:rPr>
-        <w:t>objetos</w:t>
-      </w:r>
-      <w:r>
-        <w:rPr>
-          <w:sz w:val="20"/>
-          <w:szCs w:val="20"/>
-          <w:lang w:val="en-US"/>
-        </w:rPr>
-        <w:t xml:space="preserve"> </w:t>
-      </w:r>
-      <w:r>
-        <w:rPr>
-          <w:sz w:val="20"/>
-          <w:szCs w:val="20"/>
-          <w:lang w:val="en-US"/>
-        </w:rPr>
-        <w:t>dejados</w:t>
-      </w:r>
-      <w:r>
-        <w:rPr>
-          <w:sz w:val="20"/>
-          <w:szCs w:val="20"/>
-          <w:lang w:val="en-US"/>
-        </w:rPr>
-        <w:t xml:space="preserve"> </w:t>
-      </w:r>
-      <w:r>
-        <w:rPr>
-          <w:sz w:val="20"/>
-          <w:szCs w:val="20"/>
-          <w:lang w:val="en-US"/>
-        </w:rPr>
-        <w:t>por</w:t>
-      </w:r>
-      <w:r>
-        <w:rPr>
-          <w:sz w:val="20"/>
-          <w:szCs w:val="20"/>
-          <w:lang w:val="en-US"/>
-        </w:rPr>
-        <w:t xml:space="preserve"> el </w:t>
-      </w:r>
-      <w:r>
-        <w:rPr>
-          <w:sz w:val="20"/>
-          <w:szCs w:val="20"/>
-          <w:lang w:val="en-US"/>
-        </w:rPr>
-        <w:t>cliente</w:t>
-      </w:r>
-      <w:r>
-        <w:rPr>
-          <w:sz w:val="20"/>
-          <w:szCs w:val="20"/>
-          <w:lang w:val="en-US"/>
-        </w:rPr>
-        <w:t xml:space="preserve"> </w:t>
-      </w:r>
-      <w:r>
-        <w:rPr>
-          <w:sz w:val="20"/>
-          <w:szCs w:val="20"/>
-          <w:lang w:val="en-US"/>
-        </w:rPr>
-        <w:t>mientras</w:t>
-      </w:r>
-      <w:r>
-        <w:rPr>
-          <w:sz w:val="20"/>
-          <w:szCs w:val="20"/>
-          <w:lang w:val="en-US"/>
-        </w:rPr>
-        <w:t xml:space="preserve"> </w:t>
-      </w:r>
-      <w:r>
-        <w:rPr>
-          <w:sz w:val="20"/>
-          <w:szCs w:val="20"/>
-          <w:lang w:val="en-US"/>
-        </w:rPr>
-        <w:t>disfruta</w:t>
-      </w:r>
-      <w:r>
-        <w:rPr>
-          <w:sz w:val="20"/>
-          <w:szCs w:val="20"/>
-          <w:lang w:val="en-US"/>
-        </w:rPr>
-        <w:t xml:space="preserve"> del </w:t>
-      </w:r>
-      <w:r>
-        <w:rPr>
-          <w:sz w:val="20"/>
-          <w:szCs w:val="20"/>
-          <w:lang w:val="en-US"/>
-        </w:rPr>
-        <w:t>servicio</w:t>
-      </w:r>
-      <w:r>
-        <w:rPr>
-          <w:sz w:val="20"/>
-          <w:szCs w:val="20"/>
-          <w:lang w:val="en-US"/>
-        </w:rPr>
-        <w:t>.</w:t>
-      </w:r>
-      <w:commentRangeEnd w:id="30"/>
-      <w:r>
-        <w:rPr>
-          <w:rStyle w:val="CommentReference"/>
-        </w:rPr>
-        <w:commentReference w:id="30"/>
-      </w:r>
-    </w:p>
-    <w:p>
-      <w:pPr>
-        <w:rPr>
-          <w:sz w:val="20"/>
-          <w:szCs w:val="20"/>
-        </w:rPr>
-      </w:pPr>
-    </w:p>
-    <w:p>
-      <w:pPr>
-        <w:rPr>
-          <w:sz w:val="20"/>
-          <w:szCs w:val="20"/>
-        </w:rPr>
-      </w:pPr>
-    </w:p>
-    <w:p>
-      <w:pPr>
-        <w:rPr>
-          <w:b/>
-          <w:bCs/>
-          <w:sz w:val="20"/>
-          <w:szCs w:val="20"/>
-        </w:rPr>
-      </w:pPr>
-      <w:r>
-        <w:rPr>
-          <w:b/>
-          <w:bCs/>
-          <w:i/>
-          <w:iCs/>
-          <w:sz w:val="20"/>
-          <w:szCs w:val="20"/>
-        </w:rPr>
-        <w:t>Financial Department</w:t>
-      </w:r>
-      <w:r>
-        <w:rPr>
-          <w:b/>
-          <w:bCs/>
-          <w:sz w:val="20"/>
-          <w:szCs w:val="20"/>
-        </w:rPr>
-        <w:t xml:space="preserve"> / Departamento financiero</w:t>
+          <w:b/>
+          <w:bCs/>
+          <w:i/>
+          <w:iCs/>
+          <w:sz w:val="20"/>
+          <w:szCs w:val="20"/>
+        </w:rPr>
+        <w:t>/</w:t>
+      </w:r>
+      <w:r>
+        <w:rPr>
+          <w:b/>
+          <w:bCs/>
+          <w:sz w:val="20"/>
+          <w:szCs w:val="20"/>
+        </w:rPr>
+        <w:t xml:space="preserve"> Auxiliar contable</w:t>
+      </w:r>
+    </w:p>
+    <w:p>
+      <w:pPr>
+        <w:rPr>
+          <w:b/>
+          <w:bCs/>
+          <w:i/>
+          <w:iCs/>
+          <w:sz w:val="20"/>
+          <w:szCs w:val="20"/>
+        </w:rPr>
+      </w:pPr>
+    </w:p>
+    <w:p>
+      <w:pPr>
+        <w:rPr>
+          <w:sz w:val="20"/>
+          <w:szCs w:val="20"/>
+        </w:rPr>
+      </w:pPr>
+    </w:p>
+    <w:p>
+      <w:pPr>
+        <w:rPr>
+          <w:i/>
+          <w:iCs/>
+          <w:sz w:val="20"/>
+          <w:szCs w:val="20"/>
+        </w:rPr>
+      </w:pPr>
+    </w:p>
+    <w:p>
+      <w:pPr>
+        <w:rPr>
+          <w:i/>
+          <w:iCs/>
+          <w:sz w:val="20"/>
+          <w:szCs w:val="20"/>
+        </w:rPr>
+      </w:pPr>
+      <w:r>
+        <w:rPr>
+          <w:i/>
+          <w:iCs/>
+          <w:sz w:val="20"/>
+          <w:szCs w:val="20"/>
+        </w:rPr>
+        <w:t>Their main mission is to daily carry out the review and entry of the accounting movements of the hotel. They organize financial documents as invoices and accounts of the outlets; maintain accounts payable and receivable; complete financial reports on a regular basis, and provide information to the finance team. They also help with budgets.</w:t>
+      </w:r>
+    </w:p>
+    <w:p>
+      <w:pPr>
+        <w:rPr>
+          <w:b/>
+          <w:bCs/>
+          <w:sz w:val="20"/>
+          <w:szCs w:val="20"/>
+        </w:rPr>
+      </w:pPr>
+    </w:p>
+    <w:p>
+      <w:pPr>
+        <w:rPr>
+          <w:sz w:val="20"/>
+          <w:szCs w:val="20"/>
+        </w:rPr>
+      </w:pPr>
+    </w:p>
+    <w:p>
+      <w:pPr>
+        <w:rPr>
+          <w:i/>
+          <w:iCs/>
+          <w:sz w:val="20"/>
+          <w:szCs w:val="20"/>
+        </w:rPr>
+      </w:pPr>
+    </w:p>
+    <w:p>
+      <w:pPr>
+        <w:rPr>
+          <w:i/>
+          <w:iCs/>
+          <w:sz w:val="20"/>
+          <w:szCs w:val="20"/>
+        </w:rPr>
+      </w:pPr>
+      <w:r>
+        <w:rPr>
+          <w:i/>
+          <w:iCs/>
+          <w:sz w:val="20"/>
+          <w:szCs w:val="20"/>
+        </w:rPr>
+        <w:t>Su misión principal es realizar diariamente la revisión y el registro de los movimientos contables del hotel. Organizan los documentos financieros como las facturas y las cuentas de los establecimientos; llevan las cuentas por pagar y por cobrar; completan los informes financieros de forma regular y proporcionan información al equipo financiero. También ayudan con los presupuestos.</w:t>
+      </w:r>
+      <w:commentRangeEnd w:id="31"/>
+      <w:r>
+        <w:rPr>
+          <w:rStyle w:val="Refdecomentario"/>
+          <w:i/>
+          <w:iCs/>
+          <w:sz w:val="20"/>
+          <w:szCs w:val="20"/>
+        </w:rPr>
+        <w:commentReference w:id="31"/>
+      </w:r>
+    </w:p>
+    <w:p>
+      <w:pPr>
+        <w:rPr>
+          <w:b/>
+          <w:bCs/>
+          <w:sz w:val="20"/>
+          <w:szCs w:val="20"/>
+        </w:rPr>
+      </w:pPr>
+    </w:p>
+    <w:p>
+      <w:pPr>
+        <w:rPr>
+          <w:b/>
+          <w:bCs/>
+          <w:sz w:val="20"/>
+          <w:szCs w:val="20"/>
+        </w:rPr>
+      </w:pPr>
+    </w:p>
+    <w:p>
+      <w:pPr>
+        <w:rPr>
+          <w:b/>
+          <w:bCs/>
+          <w:sz w:val="20"/>
+          <w:szCs w:val="20"/>
+        </w:rPr>
+      </w:pPr>
+    </w:p>
+    <w:p>
+      <w:pPr>
+        <w:rPr>
+          <w:b/>
+          <w:bCs/>
+          <w:sz w:val="20"/>
+          <w:szCs w:val="20"/>
+        </w:rPr>
+      </w:pPr>
+    </w:p>
+    <w:p>
+      <w:pPr>
+        <w:rPr>
+          <w:b/>
+          <w:bCs/>
+          <w:sz w:val="20"/>
+          <w:szCs w:val="20"/>
+        </w:rPr>
+      </w:pPr>
+      <w:r>
+        <w:rPr>
+          <w:b/>
+          <w:bCs/>
+          <w:i/>
+          <w:iCs/>
+          <w:sz w:val="20"/>
+          <w:szCs w:val="20"/>
+        </w:rPr>
+        <w:t xml:space="preserve">Maintenance </w:t>
+      </w:r>
+      <w:r>
+        <w:rPr>
+          <w:b/>
+          <w:bCs/>
+          <w:i/>
+          <w:iCs/>
+          <w:sz w:val="20"/>
+          <w:szCs w:val="20"/>
+        </w:rPr>
+        <w:t>d</w:t>
+      </w:r>
+      <w:r>
+        <w:rPr>
+          <w:b/>
+          <w:bCs/>
+          <w:i/>
+          <w:iCs/>
+          <w:sz w:val="20"/>
+          <w:szCs w:val="20"/>
+        </w:rPr>
+        <w:t>epartment</w:t>
+      </w:r>
+      <w:r>
+        <w:rPr>
+          <w:b/>
+          <w:bCs/>
+          <w:sz w:val="20"/>
+          <w:szCs w:val="20"/>
+        </w:rPr>
+        <w:t xml:space="preserve"> / Departamento de mantenimiento</w:t>
       </w:r>
     </w:p>
     <w:p>
@@ -27225,16 +27443,16 @@
           <w:sz w:val="20"/>
           <w:szCs w:val="20"/>
         </w:rPr>
-        <w:t>f</w:t>
-      </w:r>
-      <w:r>
-        <w:rPr>
-          <w:i/>
-          <w:iCs/>
-          <w:sz w:val="20"/>
-          <w:szCs w:val="20"/>
-        </w:rPr>
-        <w:t xml:space="preserve">inancial </w:t>
+        <w:t>m</w:t>
+      </w:r>
+      <w:r>
+        <w:rPr>
+          <w:i/>
+          <w:iCs/>
+          <w:sz w:val="20"/>
+          <w:szCs w:val="20"/>
+        </w:rPr>
+        <w:t xml:space="preserve">aintenance </w:t>
       </w:r>
       <w:r>
         <w:rPr>
@@ -27252,68 +27470,115 @@
           <w:sz w:val="20"/>
           <w:szCs w:val="20"/>
         </w:rPr>
-        <w:t>epartment is responsible for managing the economic and financial activities of a hotel or hospitality establishment. Its main functions include controlling budgets, processing payments, recording income and expenses, and ensuring the proper use of financial resources.</w:t>
-      </w:r>
-    </w:p>
-    <w:p>
-      <w:pPr>
-        <w:rPr>
-          <w:i/>
-          <w:iCs/>
-          <w:sz w:val="20"/>
-          <w:szCs w:val="20"/>
-        </w:rPr>
-      </w:pPr>
-      <w:r>
-        <w:rPr>
-          <w:i/>
-          <w:iCs/>
-          <w:sz w:val="20"/>
-          <w:szCs w:val="20"/>
-        </w:rPr>
-        <w:t>This department supports the operation of the hotel by maintaining organized financial records and helping with decision-making processes. Professionals such as accountants, cashiers, financial assistants, and auditors may work in this area.</w:t>
-      </w:r>
-    </w:p>
-    <w:p>
-      <w:pPr>
-        <w:rPr>
-          <w:i/>
-          <w:iCs/>
-          <w:sz w:val="20"/>
-          <w:szCs w:val="20"/>
-        </w:rPr>
-      </w:pPr>
-      <w:r>
-        <w:rPr>
-          <w:i/>
-          <w:iCs/>
-          <w:sz w:val="20"/>
-          <w:szCs w:val="20"/>
-        </w:rPr>
-        <w:t xml:space="preserve">Below are some of the most common positions and functions within the </w:t>
-      </w:r>
-      <w:r>
-        <w:rPr>
-          <w:i/>
-          <w:iCs/>
-          <w:sz w:val="20"/>
-          <w:szCs w:val="20"/>
-        </w:rPr>
-        <w:t>f</w:t>
-      </w:r>
-      <w:r>
-        <w:rPr>
-          <w:i/>
-          <w:iCs/>
-          <w:sz w:val="20"/>
-          <w:szCs w:val="20"/>
-        </w:rPr>
-        <w:t xml:space="preserve">inancial </w:t>
-      </w:r>
-      <w:r>
-        <w:rPr>
-          <w:i/>
-          <w:iCs/>
+        <w:t>epartment is responsible for ensuring the proper functioning, safety, and conservation of the hotel’s facilities, equipment, and systems. Its main objective is to provide comfortable and safe spaces for guests and staff through preventive and corrective maintenance activities.</w:t>
+      </w:r>
+    </w:p>
+    <w:p>
+      <w:pPr>
+        <w:rPr>
+          <w:i/>
+          <w:iCs/>
+          <w:sz w:val="20"/>
+          <w:szCs w:val="20"/>
+        </w:rPr>
+      </w:pPr>
+      <w:r>
+        <w:rPr>
+          <w:i/>
+          <w:iCs/>
+          <w:sz w:val="20"/>
+          <w:szCs w:val="20"/>
+        </w:rPr>
+        <w:t>This department may include professionals such as maintenance technicians, electricians, plumbers, painters, and supervisors. Their work helps maintain the quality and efficiency of hotel operations.</w:t>
+      </w:r>
+    </w:p>
+    <w:p>
+      <w:pPr>
+        <w:rPr>
+          <w:i/>
+          <w:iCs/>
+          <w:sz w:val="20"/>
+          <w:szCs w:val="20"/>
+        </w:rPr>
+      </w:pPr>
+      <w:r>
+        <w:rPr>
+          <w:i/>
+          <w:iCs/>
+          <w:sz w:val="20"/>
+          <w:szCs w:val="20"/>
+        </w:rPr>
+        <w:t>Below are some of the most common positions and functions within the Maintenance Department.</w:t>
+      </w:r>
+    </w:p>
+    <w:p>
+      <w:pPr>
+        <w:rPr>
+          <w:sz w:val="20"/>
+          <w:szCs w:val="20"/>
+        </w:rPr>
+      </w:pPr>
+    </w:p>
+    <w:p>
+      <w:pPr>
+        <w:rPr>
+          <w:sz w:val="20"/>
+          <w:szCs w:val="20"/>
+        </w:rPr>
+      </w:pPr>
+      <w:r>
+        <w:rPr>
+          <w:sz w:val="20"/>
+          <w:szCs w:val="20"/>
+        </w:rPr>
+        <w:t xml:space="preserve">El Departamento de </w:t>
+      </w:r>
+      <w:r>
+        <w:rPr>
+          <w:sz w:val="20"/>
+          <w:szCs w:val="20"/>
+        </w:rPr>
+        <w:t>M</w:t>
+      </w:r>
+      <w:r>
+        <w:rPr>
+          <w:sz w:val="20"/>
+          <w:szCs w:val="20"/>
+        </w:rPr>
+        <w:t>antenimiento es responsable de garantizar el correcto funcionamiento, la seguridad y la conservación de las instalaciones, equipos y sistemas del hotel. Su principal objetivo es ofrecer espacios cómodos y seguros para huéspedes y personal mediante actividades de mantenimiento preventivo y correctivo.</w:t>
+      </w:r>
+    </w:p>
+    <w:p>
+      <w:pPr>
+        <w:rPr>
+          <w:sz w:val="20"/>
+          <w:szCs w:val="20"/>
+        </w:rPr>
+      </w:pPr>
+      <w:r>
+        <w:rPr>
+          <w:sz w:val="20"/>
+          <w:szCs w:val="20"/>
+        </w:rPr>
+        <w:t>En este departamento pueden trabajar profesionales como técnicos de mantenimiento, electricistas, plomeros, pintores y supervisores. Su labor contribuye a mantener la calidad y eficiencia de las operaciones hoteleras.</w:t>
+      </w:r>
+    </w:p>
+    <w:p>
+      <w:pPr>
+        <w:rPr>
+          <w:sz w:val="20"/>
+          <w:szCs w:val="20"/>
+        </w:rPr>
+      </w:pPr>
+      <w:r>
+        <w:rPr>
+          <w:sz w:val="20"/>
+          <w:szCs w:val="20"/>
+        </w:rPr>
+        <w:t xml:space="preserve">A continuación, se presentan algunos de los cargos y funciones más comunes del </w:t>
+      </w:r>
+      <w:r>
+        <w:rPr>
           <w:sz w:val="20"/>
           <w:szCs w:val="20"/>
         </w:rPr>
@@ -27321,12 +27586,270 @@
       </w:r>
       <w:r>
         <w:rPr>
-          <w:i/>
-          <w:iCs/>
-          <w:sz w:val="20"/>
-          <w:szCs w:val="20"/>
-        </w:rPr>
-        <w:t>epartment.</w:t>
+          <w:sz w:val="20"/>
+          <w:szCs w:val="20"/>
+        </w:rPr>
+        <w:t xml:space="preserve">epartamento de </w:t>
+      </w:r>
+      <w:r>
+        <w:rPr>
+          <w:sz w:val="20"/>
+          <w:szCs w:val="20"/>
+        </w:rPr>
+        <w:t>m</w:t>
+      </w:r>
+      <w:r>
+        <w:rPr>
+          <w:sz w:val="20"/>
+          <w:szCs w:val="20"/>
+        </w:rPr>
+        <w:t>antenimiento.</w:t>
+      </w:r>
+    </w:p>
+    <w:p>
+      <w:pPr>
+        <w:rPr>
+          <w:b/>
+          <w:bCs/>
+          <w:sz w:val="20"/>
+          <w:szCs w:val="20"/>
+        </w:rPr>
+      </w:pPr>
+    </w:p>
+    <w:p>
+      <w:pPr>
+        <w:rPr>
+          <w:sz w:val="20"/>
+          <w:szCs w:val="20"/>
+        </w:rPr>
+      </w:pPr>
+    </w:p>
+    <w:p>
+      <w:pPr>
+        <w:rPr>
+          <w:b/>
+          <w:bCs/>
+          <w:sz w:val="20"/>
+          <w:szCs w:val="20"/>
+        </w:rPr>
+      </w:pPr>
+      <w:commentRangeStart w:id="32"/>
+      <w:r>
+        <w:rPr>
+          <w:b/>
+          <w:bCs/>
+          <w:i/>
+          <w:iCs/>
+          <w:sz w:val="20"/>
+          <w:szCs w:val="20"/>
+        </w:rPr>
+        <w:t xml:space="preserve">Maintenance </w:t>
+      </w:r>
+      <w:r>
+        <w:rPr>
+          <w:b/>
+          <w:bCs/>
+          <w:i/>
+          <w:iCs/>
+          <w:sz w:val="20"/>
+          <w:szCs w:val="20"/>
+        </w:rPr>
+        <w:t>m</w:t>
+      </w:r>
+      <w:r>
+        <w:rPr>
+          <w:b/>
+          <w:bCs/>
+          <w:i/>
+          <w:iCs/>
+          <w:sz w:val="20"/>
+          <w:szCs w:val="20"/>
+        </w:rPr>
+        <w:t>anager</w:t>
+      </w:r>
+      <w:r>
+        <w:rPr>
+          <w:b/>
+          <w:bCs/>
+          <w:sz w:val="20"/>
+          <w:szCs w:val="20"/>
+        </w:rPr>
+        <w:t xml:space="preserve"> / Gerente de mantenimiento</w:t>
+      </w:r>
+    </w:p>
+    <w:p>
+      <w:pPr>
+        <w:rPr>
+          <w:i/>
+          <w:iCs/>
+          <w:sz w:val="20"/>
+          <w:szCs w:val="20"/>
+        </w:rPr>
+      </w:pPr>
+      <w:r>
+        <w:rPr>
+          <w:i/>
+          <w:iCs/>
+          <w:sz w:val="20"/>
+          <w:szCs w:val="20"/>
+        </w:rPr>
+        <w:t>The maintenance manager is the one who oversees the general maintenance team and contractors to provide behind-the-scenes support to hotel guests and employees. With today’s emphasis on preventive maintenance and energy savings, the maintenance manager must develop a plan that will keep the property in excellent condition within budget objectives.</w:t>
+      </w:r>
+    </w:p>
+    <w:p>
+      <w:pPr>
+        <w:rPr>
+          <w:sz w:val="20"/>
+          <w:szCs w:val="20"/>
+        </w:rPr>
+      </w:pPr>
+    </w:p>
+    <w:p>
+      <w:pPr>
+        <w:rPr>
+          <w:sz w:val="20"/>
+          <w:szCs w:val="20"/>
+        </w:rPr>
+      </w:pPr>
+      <w:r>
+        <w:rPr>
+          <w:sz w:val="20"/>
+          <w:szCs w:val="20"/>
+        </w:rPr>
+        <w:t>El gerente de mantenimiento es quien supervisa al equipo de mantenimiento general y los contratistas, para proporcionar el soporte detrás de escena a los huéspedes y empleados del hotel. Con el énfasis de hoy en mantenimiento preventivo y ahorro de energía, el gerente de mantenimiento debe desarrollar un plan que mantendrá la propiedad en excelente estado dentro de los objetivos presupuestarios.</w:t>
+      </w:r>
+    </w:p>
+    <w:p>
+      <w:pPr>
+        <w:rPr>
+          <w:sz w:val="20"/>
+          <w:szCs w:val="20"/>
+        </w:rPr>
+      </w:pPr>
+    </w:p>
+    <w:p>
+      <w:pPr>
+        <w:rPr>
+          <w:b/>
+          <w:bCs/>
+          <w:sz w:val="20"/>
+          <w:szCs w:val="20"/>
+        </w:rPr>
+      </w:pPr>
+      <w:r>
+        <w:rPr>
+          <w:b/>
+          <w:bCs/>
+          <w:i/>
+          <w:iCs/>
+          <w:sz w:val="20"/>
+          <w:szCs w:val="20"/>
+        </w:rPr>
+        <w:t xml:space="preserve">Maintenance </w:t>
+      </w:r>
+      <w:r>
+        <w:rPr>
+          <w:b/>
+          <w:bCs/>
+          <w:i/>
+          <w:iCs/>
+          <w:sz w:val="20"/>
+          <w:szCs w:val="20"/>
+        </w:rPr>
+        <w:t>a</w:t>
+      </w:r>
+      <w:r>
+        <w:rPr>
+          <w:b/>
+          <w:bCs/>
+          <w:i/>
+          <w:iCs/>
+          <w:sz w:val="20"/>
+          <w:szCs w:val="20"/>
+        </w:rPr>
+        <w:t>ssistant</w:t>
+      </w:r>
+      <w:r>
+        <w:rPr>
+          <w:b/>
+          <w:bCs/>
+          <w:sz w:val="20"/>
+          <w:szCs w:val="20"/>
+        </w:rPr>
+        <w:t xml:space="preserve"> / Asistente de </w:t>
+      </w:r>
+      <w:r>
+        <w:rPr>
+          <w:b/>
+          <w:bCs/>
+          <w:sz w:val="20"/>
+          <w:szCs w:val="20"/>
+        </w:rPr>
+        <w:t>m</w:t>
+      </w:r>
+      <w:r>
+        <w:rPr>
+          <w:b/>
+          <w:bCs/>
+          <w:sz w:val="20"/>
+          <w:szCs w:val="20"/>
+        </w:rPr>
+        <w:t>antenimiento</w:t>
+      </w:r>
+    </w:p>
+    <w:p>
+      <w:pPr>
+        <w:rPr>
+          <w:i/>
+          <w:iCs/>
+          <w:sz w:val="20"/>
+          <w:szCs w:val="20"/>
+        </w:rPr>
+      </w:pPr>
+      <w:r>
+        <w:rPr>
+          <w:i/>
+          <w:iCs/>
+          <w:sz w:val="20"/>
+          <w:szCs w:val="20"/>
+        </w:rPr>
+        <w:t xml:space="preserve">The </w:t>
+      </w:r>
+      <w:r>
+        <w:rPr>
+          <w:i/>
+          <w:iCs/>
+          <w:sz w:val="20"/>
+          <w:szCs w:val="20"/>
+        </w:rPr>
+        <w:t>m</w:t>
+      </w:r>
+      <w:r>
+        <w:rPr>
+          <w:i/>
+          <w:iCs/>
+          <w:sz w:val="20"/>
+          <w:szCs w:val="20"/>
+        </w:rPr>
+        <w:t xml:space="preserve">aintenance </w:t>
+      </w:r>
+      <w:r>
+        <w:rPr>
+          <w:i/>
+          <w:iCs/>
+          <w:sz w:val="20"/>
+          <w:szCs w:val="20"/>
+        </w:rPr>
+        <w:t>a</w:t>
+      </w:r>
+      <w:r>
+        <w:rPr>
+          <w:i/>
+          <w:iCs/>
+          <w:sz w:val="20"/>
+          <w:szCs w:val="20"/>
+        </w:rPr>
+        <w:t>ssistant is the one who helps with the administrative labor of the department. He/She is usually the direct liaison with the contractors and is the one who generates the maintenance orders and helps with the internal processes.</w:t>
       </w:r>
     </w:p>
     <w:p>
@@ -27356,710 +27879,17 @@
           <w:sz w:val="20"/>
           <w:szCs w:val="20"/>
         </w:rPr>
-        <w:t>d</w:t>
-      </w:r>
-      <w:r>
-        <w:rPr>
-          <w:sz w:val="20"/>
-          <w:szCs w:val="20"/>
-        </w:rPr>
-        <w:t xml:space="preserve">epartamento </w:t>
-      </w:r>
-      <w:r>
-        <w:rPr>
-          <w:sz w:val="20"/>
-          <w:szCs w:val="20"/>
-        </w:rPr>
-        <w:t>f</w:t>
-      </w:r>
-      <w:r>
-        <w:rPr>
-          <w:sz w:val="20"/>
-          <w:szCs w:val="20"/>
-        </w:rPr>
-        <w:t>inanciero es responsable de gestionar las actividades económicas y financieras de un hotel o establecimiento turístico. Entre sus principales funciones se encuentran controlar presupuestos, procesar pagos, registrar ingresos y gastos, y garantizar el adecuado uso de los recursos financieros.</w:t>
-      </w:r>
-    </w:p>
-    <w:p>
-      <w:pPr>
-        <w:rPr>
-          <w:sz w:val="20"/>
-          <w:szCs w:val="20"/>
-        </w:rPr>
-      </w:pPr>
-      <w:r>
-        <w:rPr>
-          <w:sz w:val="20"/>
-          <w:szCs w:val="20"/>
-        </w:rPr>
-        <w:t>Este departamento apoya el funcionamiento del hotel mediante el mantenimiento de registros financieros organizados y el apoyo en la toma de decisiones. En esta área pueden trabajar profesionales como contadores, cajeros, auxiliares financieros y auditores.</w:t>
-      </w:r>
-    </w:p>
-    <w:p>
-      <w:pPr>
-        <w:rPr>
-          <w:b/>
-          <w:bCs/>
-          <w:sz w:val="20"/>
-          <w:szCs w:val="20"/>
-        </w:rPr>
-      </w:pPr>
-      <w:r>
-        <w:rPr>
-          <w:sz w:val="20"/>
-          <w:szCs w:val="20"/>
-        </w:rPr>
-        <w:t xml:space="preserve">A continuación, se presentan algunos de los cargos y funciones más comunes del </w:t>
-      </w:r>
-      <w:r>
-        <w:rPr>
-          <w:sz w:val="20"/>
-          <w:szCs w:val="20"/>
-        </w:rPr>
-        <w:t>d</w:t>
-      </w:r>
-      <w:r>
-        <w:rPr>
-          <w:sz w:val="20"/>
-          <w:szCs w:val="20"/>
-        </w:rPr>
-        <w:t xml:space="preserve">epartamento </w:t>
-      </w:r>
-      <w:r>
-        <w:rPr>
-          <w:b/>
-          <w:bCs/>
-          <w:sz w:val="20"/>
-          <w:szCs w:val="20"/>
-        </w:rPr>
-        <w:t>f</w:t>
-      </w:r>
-      <w:r>
-        <w:rPr>
-          <w:b/>
-          <w:bCs/>
-          <w:sz w:val="20"/>
-          <w:szCs w:val="20"/>
-        </w:rPr>
-        <w:t>inanciero.</w:t>
-      </w:r>
-    </w:p>
-    <w:p>
-      <w:pPr>
-        <w:rPr>
-          <w:b/>
-          <w:bCs/>
-          <w:sz w:val="20"/>
-          <w:szCs w:val="20"/>
-        </w:rPr>
-      </w:pPr>
-    </w:p>
-    <w:p>
-      <w:pPr>
-        <w:rPr>
-          <w:b/>
-          <w:bCs/>
-          <w:sz w:val="20"/>
-          <w:szCs w:val="20"/>
-        </w:rPr>
-      </w:pPr>
-    </w:p>
-    <w:p>
-      <w:pPr>
-        <w:rPr>
-          <w:b/>
-          <w:bCs/>
-          <w:sz w:val="20"/>
-          <w:szCs w:val="20"/>
-        </w:rPr>
-      </w:pPr>
-    </w:p>
-    <w:p>
-      <w:pPr>
-        <w:rPr>
-          <w:b/>
-          <w:bCs/>
-          <w:sz w:val="20"/>
-          <w:szCs w:val="20"/>
-        </w:rPr>
-      </w:pPr>
-      <w:commentRangeStart w:id="31"/>
-      <w:r>
-        <w:rPr>
-          <w:b/>
-          <w:bCs/>
-          <w:i/>
-          <w:iCs/>
-          <w:sz w:val="20"/>
-          <w:szCs w:val="20"/>
-        </w:rPr>
-        <w:t>Controller</w:t>
-      </w:r>
-      <w:r>
-        <w:rPr>
-          <w:b/>
-          <w:bCs/>
-          <w:i/>
-          <w:iCs/>
-          <w:sz w:val="20"/>
-          <w:szCs w:val="20"/>
-        </w:rPr>
-        <w:t xml:space="preserve"> </w:t>
-      </w:r>
-      <w:r>
-        <w:rPr>
-          <w:b/>
-          <w:bCs/>
-          <w:i/>
-          <w:iCs/>
-          <w:sz w:val="20"/>
-          <w:szCs w:val="20"/>
-        </w:rPr>
-        <w:t>/</w:t>
-      </w:r>
-      <w:r>
-        <w:rPr>
-          <w:b/>
-          <w:bCs/>
-          <w:sz w:val="20"/>
-          <w:szCs w:val="20"/>
-        </w:rPr>
-        <w:t xml:space="preserve"> Contralor</w:t>
-      </w:r>
-    </w:p>
-    <w:p>
-      <w:pPr>
-        <w:rPr>
-          <w:b/>
-          <w:bCs/>
-          <w:i/>
-          <w:iCs/>
-          <w:sz w:val="20"/>
-          <w:szCs w:val="20"/>
-        </w:rPr>
-      </w:pPr>
-    </w:p>
-    <w:p>
-      <w:pPr>
-        <w:rPr>
-          <w:i/>
-          <w:iCs/>
-          <w:sz w:val="20"/>
-          <w:szCs w:val="20"/>
-        </w:rPr>
-      </w:pPr>
-    </w:p>
-    <w:p>
-      <w:pPr>
-        <w:rPr>
-          <w:i/>
-          <w:iCs/>
-          <w:sz w:val="20"/>
-          <w:szCs w:val="20"/>
-        </w:rPr>
-      </w:pPr>
-      <w:r>
-        <w:rPr>
-          <w:i/>
-          <w:iCs/>
-          <w:sz w:val="20"/>
-          <w:szCs w:val="20"/>
-        </w:rPr>
-        <w:t>The controller is responsible for the administration of the data and financial operation of the property, controls the expense and cost, designs the investment plan in conjunction with management, issues financial reports by department. This information must be available to the owners, board of directors, management, and guests. This requires a well-organized staff, not only to prepare operational statistics, but also to help the general manager determine the effectiveness of each.</w:t>
-      </w:r>
-    </w:p>
-    <w:p>
-      <w:pPr>
-        <w:rPr>
-          <w:i/>
-          <w:iCs/>
-          <w:sz w:val="20"/>
-          <w:szCs w:val="20"/>
-        </w:rPr>
-      </w:pPr>
-    </w:p>
-    <w:p>
-      <w:pPr>
-        <w:rPr>
-          <w:i/>
-          <w:iCs/>
-          <w:sz w:val="20"/>
-          <w:szCs w:val="20"/>
-        </w:rPr>
-      </w:pPr>
-      <w:r>
-        <w:rPr>
-          <w:i/>
-          <w:iCs/>
-          <w:sz w:val="20"/>
-          <w:szCs w:val="20"/>
-        </w:rPr>
-        <w:t>El contralor es responsable de la administración de los datos y la operación financiera de la propiedad, controla el gasto y el costo, diseña el plan de inversiones en conjunto con la gerencia, emite los informes financieros por departamento. Esta información debe estar disponible para los propietarios, la junta directiva, la administración y los huéspedes. Esto requiere un personal bien organizado, no s</w:t>
-      </w:r>
-      <w:r>
-        <w:rPr>
-          <w:i/>
-          <w:iCs/>
-          <w:sz w:val="20"/>
-          <w:szCs w:val="20"/>
-        </w:rPr>
-        <w:t>o</w:t>
-      </w:r>
-      <w:r>
-        <w:rPr>
-          <w:i/>
-          <w:iCs/>
-          <w:sz w:val="20"/>
-          <w:szCs w:val="20"/>
-        </w:rPr>
-        <w:t>lo para preparar estadísticas operativas, sino también para ayudar al gerente general a determinar la eficacia de cada uno.</w:t>
-      </w:r>
-    </w:p>
-    <w:p>
-      <w:pPr>
-        <w:rPr>
-          <w:b/>
-          <w:bCs/>
-          <w:sz w:val="20"/>
-          <w:szCs w:val="20"/>
-        </w:rPr>
-      </w:pPr>
-    </w:p>
-    <w:p>
-      <w:pPr>
-        <w:rPr>
-          <w:b/>
-          <w:bCs/>
-          <w:sz w:val="20"/>
-          <w:szCs w:val="20"/>
-        </w:rPr>
-      </w:pPr>
-      <w:r>
-        <w:rPr>
-          <w:b/>
-          <w:bCs/>
-          <w:i/>
-          <w:iCs/>
-          <w:sz w:val="20"/>
-          <w:szCs w:val="20"/>
-        </w:rPr>
-        <w:t>General Cashier</w:t>
-      </w:r>
-      <w:r>
-        <w:rPr>
-          <w:b/>
-          <w:bCs/>
-          <w:i/>
-          <w:iCs/>
-          <w:sz w:val="20"/>
-          <w:szCs w:val="20"/>
-        </w:rPr>
-        <w:t xml:space="preserve"> </w:t>
-      </w:r>
-      <w:r>
-        <w:rPr>
-          <w:b/>
-          <w:bCs/>
-          <w:sz w:val="20"/>
-          <w:szCs w:val="20"/>
-        </w:rPr>
-        <w:t>/ Cajero General</w:t>
-      </w:r>
-    </w:p>
-    <w:p>
-      <w:pPr>
-        <w:rPr>
-          <w:b/>
-          <w:bCs/>
-          <w:sz w:val="20"/>
-          <w:szCs w:val="20"/>
-        </w:rPr>
-      </w:pPr>
-    </w:p>
-    <w:p>
-      <w:pPr>
-        <w:rPr>
-          <w:sz w:val="20"/>
-          <w:szCs w:val="20"/>
-        </w:rPr>
-      </w:pPr>
-    </w:p>
-    <w:p>
-      <w:pPr>
-        <w:rPr>
-          <w:i/>
-          <w:iCs/>
-          <w:sz w:val="20"/>
-          <w:szCs w:val="20"/>
-        </w:rPr>
-      </w:pPr>
-    </w:p>
-    <w:p>
-      <w:pPr>
-        <w:pStyle w:val="Normal"/>
-        <w:rPr>
-          <w:rFonts w:ascii="Arial" w:hAnsi="Arial" w:eastAsia="Arial" w:cs="Arial"/>
-          <w:i w:val="1"/>
-          <w:iCs w:val="1"/>
-          <w:noProof w:val="0"/>
-          <w:sz w:val="20"/>
-          <w:szCs w:val="20"/>
-          <w:lang w:val="en-US"/>
-        </w:rPr>
-      </w:pPr>
-      <w:r>
-        <w:rPr>
-          <w:rFonts w:ascii="Arial" w:hAnsi="Arial" w:eastAsia="Arial" w:cs="Arial"/>
-          <w:i w:val="1"/>
-          <w:iCs w:val="1"/>
-          <w:noProof w:val="0"/>
-          <w:sz w:val="20"/>
-          <w:szCs w:val="20"/>
-          <w:lang w:val="en-US"/>
-        </w:rPr>
-        <w:t>The General Cashier reconciles the movements from the different outlets, including the Front Office, on a daily basis. The General Cashier is responsible for maintaining the balances of cash and banks. They process the cash for minor expenses in accordance with the hotel procedures and ensure the payment of accounts payable within the established timeframes.</w:t>
-      </w:r>
-    </w:p>
-    <w:p>
-      <w:pPr>
-        <w:rPr>
-          <w:b/>
-          <w:bCs/>
-          <w:sz w:val="20"/>
-          <w:szCs w:val="20"/>
-        </w:rPr>
-      </w:pPr>
-    </w:p>
-    <w:p>
-      <w:pPr>
-        <w:rPr>
-          <w:sz w:val="20"/>
-          <w:szCs w:val="20"/>
-        </w:rPr>
-      </w:pPr>
-    </w:p>
-    <w:p>
-      <w:pPr>
-        <w:rPr>
-          <w:i/>
-          <w:iCs/>
-          <w:sz w:val="20"/>
-          <w:szCs w:val="20"/>
-        </w:rPr>
-      </w:pPr>
-    </w:p>
-    <w:p>
-      <w:pPr>
-        <w:rPr>
-          <w:i/>
-          <w:iCs/>
-          <w:sz w:val="20"/>
-          <w:szCs w:val="20"/>
-        </w:rPr>
-      </w:pPr>
-      <w:r>
-        <w:rPr>
-          <w:i/>
-          <w:iCs/>
-          <w:sz w:val="20"/>
-          <w:szCs w:val="20"/>
-        </w:rPr>
-        <w:t>El Cajero General concilia los movimientos desde los diferentes puntos de venta, incluyendo la recepción, a diario, siendo responsable de mantener los saldos de efectivo y bancos. Es quien procesa el efectivo para gastos menores, de acuerdo con los procedimientos hoteleros, y asegura el pago de las cuentas por pagar dentro de los tiempos establecidos.</w:t>
-      </w:r>
-    </w:p>
-    <w:p>
-      <w:pPr>
-        <w:rPr>
-          <w:b/>
-          <w:bCs/>
-          <w:sz w:val="20"/>
-          <w:szCs w:val="20"/>
-        </w:rPr>
-      </w:pPr>
-    </w:p>
-    <w:p>
-      <w:pPr>
-        <w:rPr>
-          <w:b/>
-          <w:bCs/>
-          <w:sz w:val="20"/>
-          <w:szCs w:val="20"/>
-        </w:rPr>
-      </w:pPr>
-      <w:r>
-        <w:rPr>
-          <w:b/>
-          <w:bCs/>
-          <w:i/>
-          <w:iCs/>
-          <w:sz w:val="20"/>
-          <w:szCs w:val="20"/>
-        </w:rPr>
-        <w:t>Accounting Assistant</w:t>
-      </w:r>
-      <w:r>
-        <w:rPr>
-          <w:b/>
-          <w:bCs/>
-          <w:i/>
-          <w:iCs/>
-          <w:sz w:val="20"/>
-          <w:szCs w:val="20"/>
-        </w:rPr>
-        <w:t xml:space="preserve"> </w:t>
-      </w:r>
-      <w:r>
-        <w:rPr>
-          <w:b/>
-          <w:bCs/>
-          <w:i/>
-          <w:iCs/>
-          <w:sz w:val="20"/>
-          <w:szCs w:val="20"/>
-        </w:rPr>
-        <w:t>/</w:t>
-      </w:r>
-      <w:r>
-        <w:rPr>
-          <w:b/>
-          <w:bCs/>
-          <w:sz w:val="20"/>
-          <w:szCs w:val="20"/>
-        </w:rPr>
-        <w:t xml:space="preserve"> Auxiliar contable</w:t>
-      </w:r>
-    </w:p>
-    <w:p>
-      <w:pPr>
-        <w:rPr>
-          <w:b/>
-          <w:bCs/>
-          <w:i/>
-          <w:iCs/>
-          <w:sz w:val="20"/>
-          <w:szCs w:val="20"/>
-        </w:rPr>
-      </w:pPr>
-    </w:p>
-    <w:p>
-      <w:pPr>
-        <w:rPr>
-          <w:sz w:val="20"/>
-          <w:szCs w:val="20"/>
-        </w:rPr>
-      </w:pPr>
-    </w:p>
-    <w:p>
-      <w:pPr>
-        <w:rPr>
-          <w:i/>
-          <w:iCs/>
-          <w:sz w:val="20"/>
-          <w:szCs w:val="20"/>
-        </w:rPr>
-      </w:pPr>
-    </w:p>
-    <w:p>
-      <w:pPr>
-        <w:rPr>
-          <w:i/>
-          <w:iCs/>
-          <w:sz w:val="20"/>
-          <w:szCs w:val="20"/>
-        </w:rPr>
-      </w:pPr>
-      <w:r>
-        <w:rPr>
-          <w:i/>
-          <w:iCs/>
-          <w:sz w:val="20"/>
-          <w:szCs w:val="20"/>
-        </w:rPr>
-        <w:t>Their main mission is to daily carry out the review and entry of the accounting movements of the hotel. They organize financial documents as invoices and accounts of the outlets; maintain accounts payable and receivable; complete financial reports on a regular basis, and provide information to the finance team. They also help with budgets.</w:t>
-      </w:r>
-    </w:p>
-    <w:p>
-      <w:pPr>
-        <w:rPr>
-          <w:b/>
-          <w:bCs/>
-          <w:sz w:val="20"/>
-          <w:szCs w:val="20"/>
-        </w:rPr>
-      </w:pPr>
-    </w:p>
-    <w:p>
-      <w:pPr>
-        <w:rPr>
-          <w:sz w:val="20"/>
-          <w:szCs w:val="20"/>
-        </w:rPr>
-      </w:pPr>
-    </w:p>
-    <w:p>
-      <w:pPr>
-        <w:rPr>
-          <w:i/>
-          <w:iCs/>
-          <w:sz w:val="20"/>
-          <w:szCs w:val="20"/>
-        </w:rPr>
-      </w:pPr>
-    </w:p>
-    <w:p>
-      <w:pPr>
-        <w:rPr>
-          <w:i/>
-          <w:iCs/>
-          <w:sz w:val="20"/>
-          <w:szCs w:val="20"/>
-        </w:rPr>
-      </w:pPr>
-      <w:r>
-        <w:rPr>
-          <w:i/>
-          <w:iCs/>
-          <w:sz w:val="20"/>
-          <w:szCs w:val="20"/>
-        </w:rPr>
-        <w:t>Su misión principal es realizar diariamente la revisión y el registro de los movimientos contables del hotel. Organizan los documentos financieros como las facturas y las cuentas de los establecimientos; llevan las cuentas por pagar y por cobrar; completan los informes financieros de forma regular y proporcionan información al equipo financiero. También ayudan con los presupuestos.</w:t>
-      </w:r>
-      <w:commentRangeEnd w:id="31"/>
-      <w:r>
-        <w:rPr>
-          <w:rStyle w:val="Refdecomentario"/>
-          <w:i/>
-          <w:iCs/>
-          <w:sz w:val="20"/>
-          <w:szCs w:val="20"/>
-        </w:rPr>
-        <w:commentReference w:id="31"/>
-      </w:r>
-    </w:p>
-    <w:p>
-      <w:pPr>
-        <w:rPr>
-          <w:b/>
-          <w:bCs/>
-          <w:sz w:val="20"/>
-          <w:szCs w:val="20"/>
-        </w:rPr>
-      </w:pPr>
-    </w:p>
-    <w:p>
-      <w:pPr>
-        <w:rPr>
-          <w:b/>
-          <w:bCs/>
-          <w:sz w:val="20"/>
-          <w:szCs w:val="20"/>
-        </w:rPr>
-      </w:pPr>
-    </w:p>
-    <w:p>
-      <w:pPr>
-        <w:rPr>
-          <w:b/>
-          <w:bCs/>
-          <w:sz w:val="20"/>
-          <w:szCs w:val="20"/>
-        </w:rPr>
-      </w:pPr>
-    </w:p>
-    <w:p>
-      <w:pPr>
-        <w:rPr>
-          <w:b/>
-          <w:bCs/>
-          <w:sz w:val="20"/>
-          <w:szCs w:val="20"/>
-        </w:rPr>
-      </w:pPr>
-    </w:p>
-    <w:p>
-      <w:pPr>
-        <w:rPr>
-          <w:b/>
-          <w:bCs/>
-          <w:sz w:val="20"/>
-          <w:szCs w:val="20"/>
-        </w:rPr>
-      </w:pPr>
-      <w:r>
-        <w:rPr>
-          <w:b/>
-          <w:bCs/>
-          <w:i/>
-          <w:iCs/>
-          <w:sz w:val="20"/>
-          <w:szCs w:val="20"/>
-        </w:rPr>
-        <w:t xml:space="preserve">Maintenance </w:t>
-      </w:r>
-      <w:r>
-        <w:rPr>
-          <w:b/>
-          <w:bCs/>
-          <w:i/>
-          <w:iCs/>
-          <w:sz w:val="20"/>
-          <w:szCs w:val="20"/>
-        </w:rPr>
-        <w:t>d</w:t>
-      </w:r>
-      <w:r>
-        <w:rPr>
-          <w:b/>
-          <w:bCs/>
-          <w:i/>
-          <w:iCs/>
-          <w:sz w:val="20"/>
-          <w:szCs w:val="20"/>
-        </w:rPr>
-        <w:t>epartment</w:t>
-      </w:r>
-      <w:r>
-        <w:rPr>
-          <w:b/>
-          <w:bCs/>
-          <w:sz w:val="20"/>
-          <w:szCs w:val="20"/>
-        </w:rPr>
-        <w:t xml:space="preserve"> / Departamento de mantenimiento</w:t>
-      </w:r>
-    </w:p>
-    <w:p>
-      <w:pPr>
-        <w:rPr>
-          <w:b/>
-          <w:bCs/>
-          <w:sz w:val="20"/>
-          <w:szCs w:val="20"/>
-        </w:rPr>
-      </w:pPr>
-    </w:p>
-    <w:p>
-      <w:pPr>
-        <w:rPr>
-          <w:i/>
-          <w:iCs/>
-          <w:sz w:val="20"/>
-          <w:szCs w:val="20"/>
-        </w:rPr>
-      </w:pPr>
-      <w:r>
-        <w:rPr>
-          <w:i/>
-          <w:iCs/>
-          <w:sz w:val="20"/>
-          <w:szCs w:val="20"/>
-        </w:rPr>
-        <w:t xml:space="preserve">The </w:t>
-      </w:r>
-      <w:r>
-        <w:rPr>
-          <w:i/>
-          <w:iCs/>
+        <w:t>a</w:t>
+      </w:r>
+      <w:r>
+        <w:rPr>
+          <w:sz w:val="20"/>
+          <w:szCs w:val="20"/>
+        </w:rPr>
+        <w:t xml:space="preserve">sistente de </w:t>
+      </w:r>
+      <w:r>
+        <w:rPr>
           <w:sz w:val="20"/>
           <w:szCs w:val="20"/>
         </w:rPr>
@@ -28067,470 +27897,20 @@
       </w:r>
       <w:r>
         <w:rPr>
-          <w:i/>
-          <w:iCs/>
-          <w:sz w:val="20"/>
-          <w:szCs w:val="20"/>
-        </w:rPr>
-        <w:t xml:space="preserve">aintenance </w:t>
-      </w:r>
-      <w:r>
-        <w:rPr>
-          <w:i/>
-          <w:iCs/>
-          <w:sz w:val="20"/>
-          <w:szCs w:val="20"/>
-        </w:rPr>
-        <w:t>d</w:t>
-      </w:r>
-      <w:r>
-        <w:rPr>
-          <w:i/>
-          <w:iCs/>
-          <w:sz w:val="20"/>
-          <w:szCs w:val="20"/>
-        </w:rPr>
-        <w:t>epartment is responsible for ensuring the proper functioning, safety, and conservation of the hotel’s facilities, equipment, and systems. Its main objective is to provide comfortable and safe spaces for guests and staff through preventive and corrective maintenance activities.</w:t>
-      </w:r>
-    </w:p>
-    <w:p>
-      <w:pPr>
-        <w:rPr>
-          <w:i/>
-          <w:iCs/>
-          <w:sz w:val="20"/>
-          <w:szCs w:val="20"/>
-        </w:rPr>
-      </w:pPr>
-      <w:r>
-        <w:rPr>
-          <w:i/>
-          <w:iCs/>
-          <w:sz w:val="20"/>
-          <w:szCs w:val="20"/>
-        </w:rPr>
-        <w:t>This department may include professionals such as maintenance technicians, electricians, plumbers, painters, and supervisors. Their work helps maintain the quality and efficiency of hotel operations.</w:t>
-      </w:r>
-    </w:p>
-    <w:p>
-      <w:pPr>
-        <w:rPr>
-          <w:i/>
-          <w:iCs/>
-          <w:sz w:val="20"/>
-          <w:szCs w:val="20"/>
-        </w:rPr>
-      </w:pPr>
-      <w:r>
-        <w:rPr>
-          <w:i/>
-          <w:iCs/>
-          <w:sz w:val="20"/>
-          <w:szCs w:val="20"/>
-        </w:rPr>
-        <w:t>Below are some of the most common positions and functions within the Maintenance Department.</w:t>
-      </w:r>
-    </w:p>
-    <w:p>
-      <w:pPr>
-        <w:rPr>
-          <w:sz w:val="20"/>
-          <w:szCs w:val="20"/>
-        </w:rPr>
-      </w:pPr>
-    </w:p>
-    <w:p>
-      <w:pPr>
-        <w:rPr>
-          <w:sz w:val="20"/>
-          <w:szCs w:val="20"/>
-        </w:rPr>
-      </w:pPr>
-      <w:r>
-        <w:rPr>
-          <w:sz w:val="20"/>
-          <w:szCs w:val="20"/>
-        </w:rPr>
-        <w:t xml:space="preserve">El Departamento de </w:t>
-      </w:r>
-      <w:r>
-        <w:rPr>
-          <w:sz w:val="20"/>
-          <w:szCs w:val="20"/>
-        </w:rPr>
-        <w:t>M</w:t>
-      </w:r>
-      <w:r>
-        <w:rPr>
-          <w:sz w:val="20"/>
-          <w:szCs w:val="20"/>
-        </w:rPr>
-        <w:t>antenimiento es responsable de garantizar el correcto funcionamiento, la seguridad y la conservación de las instalaciones, equipos y sistemas del hotel. Su principal objetivo es ofrecer espacios cómodos y seguros para huéspedes y personal mediante actividades de mantenimiento preventivo y correctivo.</w:t>
-      </w:r>
-    </w:p>
-    <w:p>
-      <w:pPr>
-        <w:rPr>
-          <w:sz w:val="20"/>
-          <w:szCs w:val="20"/>
-        </w:rPr>
-      </w:pPr>
-      <w:r>
-        <w:rPr>
-          <w:sz w:val="20"/>
-          <w:szCs w:val="20"/>
-        </w:rPr>
-        <w:t>En este departamento pueden trabajar profesionales como técnicos de mantenimiento, electricistas, plomeros, pintores y supervisores. Su labor contribuye a mantener la calidad y eficiencia de las operaciones hoteleras.</w:t>
-      </w:r>
-    </w:p>
-    <w:p>
-      <w:pPr>
-        <w:rPr>
-          <w:sz w:val="20"/>
-          <w:szCs w:val="20"/>
-        </w:rPr>
-      </w:pPr>
-      <w:r>
-        <w:rPr>
-          <w:sz w:val="20"/>
-          <w:szCs w:val="20"/>
-        </w:rPr>
-        <w:t xml:space="preserve">A continuación, se presentan algunos de los cargos y funciones más comunes del </w:t>
-      </w:r>
-      <w:r>
-        <w:rPr>
-          <w:sz w:val="20"/>
-          <w:szCs w:val="20"/>
-        </w:rPr>
-        <w:t>d</w:t>
-      </w:r>
-      <w:r>
-        <w:rPr>
-          <w:sz w:val="20"/>
-          <w:szCs w:val="20"/>
-        </w:rPr>
-        <w:t xml:space="preserve">epartamento de </w:t>
-      </w:r>
-      <w:r>
-        <w:rPr>
-          <w:sz w:val="20"/>
-          <w:szCs w:val="20"/>
-        </w:rPr>
-        <w:t>m</w:t>
-      </w:r>
-      <w:r>
-        <w:rPr>
-          <w:sz w:val="20"/>
-          <w:szCs w:val="20"/>
-        </w:rPr>
-        <w:t>antenimiento.</w:t>
-      </w:r>
-    </w:p>
-    <w:p>
-      <w:pPr>
-        <w:rPr>
-          <w:b/>
-          <w:bCs/>
-          <w:sz w:val="20"/>
-          <w:szCs w:val="20"/>
-        </w:rPr>
-      </w:pPr>
-    </w:p>
-    <w:p>
-      <w:pPr>
-        <w:rPr>
-          <w:sz w:val="20"/>
-          <w:szCs w:val="20"/>
-        </w:rPr>
-      </w:pPr>
-    </w:p>
-    <w:p>
-      <w:pPr>
-        <w:rPr>
-          <w:b/>
-          <w:bCs/>
-          <w:sz w:val="20"/>
-          <w:szCs w:val="20"/>
-        </w:rPr>
-      </w:pPr>
-      <w:commentRangeStart w:id="32"/>
-      <w:r>
-        <w:rPr>
-          <w:b/>
-          <w:bCs/>
-          <w:i/>
-          <w:iCs/>
-          <w:sz w:val="20"/>
-          <w:szCs w:val="20"/>
-        </w:rPr>
-        <w:t xml:space="preserve">Maintenance </w:t>
-      </w:r>
-      <w:r>
-        <w:rPr>
-          <w:b/>
-          <w:bCs/>
-          <w:i/>
-          <w:iCs/>
-          <w:sz w:val="20"/>
-          <w:szCs w:val="20"/>
-        </w:rPr>
-        <w:t>m</w:t>
-      </w:r>
-      <w:r>
-        <w:rPr>
-          <w:b/>
-          <w:bCs/>
-          <w:i/>
-          <w:iCs/>
-          <w:sz w:val="20"/>
-          <w:szCs w:val="20"/>
-        </w:rPr>
-        <w:t>anager</w:t>
-      </w:r>
-      <w:r>
-        <w:rPr>
-          <w:b/>
-          <w:bCs/>
-          <w:sz w:val="20"/>
-          <w:szCs w:val="20"/>
-        </w:rPr>
-        <w:t xml:space="preserve"> / Gerente de mantenimiento</w:t>
-      </w:r>
-    </w:p>
-    <w:p>
-      <w:pPr>
-        <w:rPr>
-          <w:i/>
-          <w:iCs/>
-          <w:sz w:val="20"/>
-          <w:szCs w:val="20"/>
-        </w:rPr>
-      </w:pPr>
-      <w:r>
-        <w:rPr>
-          <w:i/>
-          <w:iCs/>
-          <w:sz w:val="20"/>
-          <w:szCs w:val="20"/>
-        </w:rPr>
-        <w:t>The maintenance manager is the one who oversees the general maintenance team and contractors to provide behind-the-scenes support to hotel guests and employees. With today’s emphasis on preventive maintenance and energy savings, the maintenance manager must develop a plan that will keep the property in excellent condition within budget objectives.</w:t>
-      </w:r>
-    </w:p>
-    <w:p>
-      <w:pPr>
-        <w:rPr>
-          <w:sz w:val="20"/>
-          <w:szCs w:val="20"/>
-        </w:rPr>
-      </w:pPr>
-    </w:p>
-    <w:p>
-      <w:pPr>
-        <w:rPr>
-          <w:sz w:val="20"/>
-          <w:szCs w:val="20"/>
-        </w:rPr>
-      </w:pPr>
-      <w:r>
-        <w:rPr>
-          <w:sz w:val="20"/>
-          <w:szCs w:val="20"/>
-        </w:rPr>
-        <w:t>El gerente de mantenimiento es quien supervisa al equipo de mantenimiento general y los contratistas, para proporcionar el soporte detrás de escena a los huéspedes y empleados del hotel. Con el énfasis de hoy en mantenimiento preventivo y ahorro de energía, el gerente de mantenimiento debe desarrollar un plan que mantendrá la propiedad en excelente estado dentro de los objetivos presupuestarios.</w:t>
-      </w:r>
-    </w:p>
-    <w:p>
-      <w:pPr>
-        <w:rPr>
-          <w:sz w:val="20"/>
-          <w:szCs w:val="20"/>
-        </w:rPr>
-      </w:pPr>
-    </w:p>
-    <w:p>
-      <w:pPr>
-        <w:rPr>
-          <w:b/>
-          <w:bCs/>
-          <w:sz w:val="20"/>
-          <w:szCs w:val="20"/>
-        </w:rPr>
-      </w:pPr>
-      <w:r>
-        <w:rPr>
-          <w:b/>
-          <w:bCs/>
-          <w:i/>
-          <w:iCs/>
-          <w:sz w:val="20"/>
-          <w:szCs w:val="20"/>
-        </w:rPr>
-        <w:t xml:space="preserve">Maintenance </w:t>
-      </w:r>
-      <w:r>
-        <w:rPr>
-          <w:b/>
-          <w:bCs/>
-          <w:i/>
-          <w:iCs/>
-          <w:sz w:val="20"/>
-          <w:szCs w:val="20"/>
-        </w:rPr>
-        <w:t>a</w:t>
-      </w:r>
-      <w:r>
-        <w:rPr>
-          <w:b/>
-          <w:bCs/>
-          <w:i/>
-          <w:iCs/>
-          <w:sz w:val="20"/>
-          <w:szCs w:val="20"/>
-        </w:rPr>
-        <w:t>ssistant</w:t>
-      </w:r>
-      <w:r>
-        <w:rPr>
-          <w:b/>
-          <w:bCs/>
-          <w:sz w:val="20"/>
-          <w:szCs w:val="20"/>
-        </w:rPr>
-        <w:t xml:space="preserve"> / Asistente de </w:t>
-      </w:r>
-      <w:r>
-        <w:rPr>
-          <w:b/>
-          <w:bCs/>
-          <w:sz w:val="20"/>
-          <w:szCs w:val="20"/>
-        </w:rPr>
-        <w:t>m</w:t>
-      </w:r>
-      <w:r>
-        <w:rPr>
-          <w:b/>
-          <w:bCs/>
-          <w:sz w:val="20"/>
-          <w:szCs w:val="20"/>
-        </w:rPr>
-        <w:t>antenimiento</w:t>
-      </w:r>
-    </w:p>
-    <w:p>
-      <w:pPr>
-        <w:rPr>
-          <w:i/>
-          <w:iCs/>
-          <w:sz w:val="20"/>
-          <w:szCs w:val="20"/>
-        </w:rPr>
-      </w:pPr>
-      <w:r>
-        <w:rPr>
-          <w:i/>
-          <w:iCs/>
-          <w:sz w:val="20"/>
-          <w:szCs w:val="20"/>
-        </w:rPr>
-        <w:t xml:space="preserve">The </w:t>
-      </w:r>
-      <w:r>
-        <w:rPr>
-          <w:i/>
-          <w:iCs/>
-          <w:sz w:val="20"/>
-          <w:szCs w:val="20"/>
-        </w:rPr>
-        <w:t>m</w:t>
-      </w:r>
-      <w:r>
-        <w:rPr>
-          <w:i/>
-          <w:iCs/>
-          <w:sz w:val="20"/>
-          <w:szCs w:val="20"/>
-        </w:rPr>
-        <w:t xml:space="preserve">aintenance </w:t>
-      </w:r>
-      <w:r>
-        <w:rPr>
-          <w:i/>
-          <w:iCs/>
-          <w:sz w:val="20"/>
-          <w:szCs w:val="20"/>
-        </w:rPr>
-        <w:t>a</w:t>
-      </w:r>
-      <w:r>
-        <w:rPr>
-          <w:i/>
-          <w:iCs/>
-          <w:sz w:val="20"/>
-          <w:szCs w:val="20"/>
-        </w:rPr>
-        <w:t>ssistant is the one who helps with the administrative labor of the department. He/She is usually the direct liaison with the contractors and is the one who generates the maintenance orders and helps with the internal processes.</w:t>
-      </w:r>
-    </w:p>
-    <w:p>
-      <w:pPr>
-        <w:rPr>
-          <w:sz w:val="20"/>
-          <w:szCs w:val="20"/>
-        </w:rPr>
-      </w:pPr>
-    </w:p>
-    <w:p>
-      <w:pPr>
-        <w:rPr>
-          <w:sz w:val="20"/>
-          <w:szCs w:val="20"/>
-        </w:rPr>
-      </w:pPr>
-      <w:r>
-        <w:rPr>
-          <w:sz w:val="20"/>
-          <w:szCs w:val="20"/>
-        </w:rPr>
-        <w:t xml:space="preserve">El </w:t>
-      </w:r>
-      <w:r>
-        <w:rPr>
-          <w:sz w:val="20"/>
-          <w:szCs w:val="20"/>
-        </w:rPr>
-        <w:t>a</w:t>
-      </w:r>
-      <w:r>
-        <w:rPr>
-          <w:sz w:val="20"/>
-          <w:szCs w:val="20"/>
-        </w:rPr>
-        <w:t xml:space="preserve">sistente de </w:t>
-      </w:r>
-      <w:r>
-        <w:rPr>
-          <w:sz w:val="20"/>
-          <w:szCs w:val="20"/>
-        </w:rPr>
-        <w:t>m</w:t>
-      </w:r>
-      <w:r>
-        <w:rPr>
           <w:sz w:val="20"/>
           <w:szCs w:val="20"/>
         </w:rPr>
         <w:t>antenimiento es quien ayuda con la labor administrativa del departamento. Suele ser el enlace directo con los contratistas y es quien genera las órdenes de mantenimiento y ayuda con los procesos internos.</w:t>
       </w:r>
     </w:p>
-    <w:p>
-      <w:pPr>
-        <w:rPr>
-          <w:sz w:val="20"/>
-          <w:szCs w:val="20"/>
-        </w:rPr>
-      </w:pPr>
-      <w:commentRangeEnd w:id="32"/>
+    <w:commentRangeEnd w:id="32"/>
+    <w:p>
+      <w:pPr>
+        <w:rPr>
+          <w:sz w:val="20"/>
+          <w:szCs w:val="20"/>
+        </w:rPr>
+      </w:pPr>
       <w:r>
         <w:rPr>
           <w:rStyle w:val="Refdecomentario"/>
@@ -28895,10 +28275,10 @@
           <w:tcPr>
             <w:tcW w:w="0" w:type="auto"/>
             <w:tcBorders>
-              <w:top w:val="single" w:color="E8E8E8" w:sz="6" w:space="0"/>
-              <w:left w:val="single" w:color="E8E8E8" w:sz="6" w:space="0"/>
-              <w:bottom w:val="single" w:color="E8E8E8" w:sz="6" w:space="0"/>
-              <w:right w:val="single" w:color="E8E8E8" w:sz="6" w:space="0"/>
+              <w:top w:val="single" w:sz="6" w:space="0" w:color="E8E8E8"/>
+              <w:left w:val="single" w:sz="6" w:space="0" w:color="E8E8E8"/>
+              <w:bottom w:val="single" w:sz="6" w:space="0" w:color="E8E8E8"/>
+              <w:right w:val="single" w:sz="6" w:space="0" w:color="E8E8E8"/>
             </w:tcBorders>
             <w:tcMar>
               <w:top w:w="0" w:type="dxa"/>
@@ -28929,10 +28309,10 @@
           <w:tcPr>
             <w:tcW w:w="4716" w:type="dxa"/>
             <w:tcBorders>
-              <w:top w:val="single" w:color="E8E8E8" w:sz="6" w:space="0"/>
-              <w:left w:val="single" w:color="E8E8E8" w:sz="6" w:space="0"/>
-              <w:bottom w:val="single" w:color="E8E8E8" w:sz="6" w:space="0"/>
-              <w:right w:val="single" w:color="E8E8E8" w:sz="6" w:space="0"/>
+              <w:top w:val="single" w:sz="6" w:space="0" w:color="E8E8E8"/>
+              <w:left w:val="single" w:sz="6" w:space="0" w:color="E8E8E8"/>
+              <w:bottom w:val="single" w:sz="6" w:space="0" w:color="E8E8E8"/>
+              <w:right w:val="single" w:sz="6" w:space="0" w:color="E8E8E8"/>
             </w:tcBorders>
             <w:tcMar>
               <w:top w:w="180" w:type="dxa"/>
@@ -28965,10 +28345,10 @@
           <w:tcPr>
             <w:tcW w:w="0" w:type="auto"/>
             <w:tcBorders>
-              <w:top w:val="single" w:color="E8E8E8" w:sz="6" w:space="0"/>
-              <w:left w:val="single" w:color="E8E8E8" w:sz="6" w:space="0"/>
-              <w:bottom w:val="single" w:color="E8E8E8" w:sz="6" w:space="0"/>
-              <w:right w:val="single" w:color="E8E8E8" w:sz="6" w:space="0"/>
+              <w:top w:val="single" w:sz="6" w:space="0" w:color="E8E8E8"/>
+              <w:left w:val="single" w:sz="6" w:space="0" w:color="E8E8E8"/>
+              <w:bottom w:val="single" w:sz="6" w:space="0" w:color="E8E8E8"/>
+              <w:right w:val="single" w:sz="6" w:space="0" w:color="E8E8E8"/>
             </w:tcBorders>
             <w:tcMar>
               <w:top w:w="0" w:type="dxa"/>
@@ -29013,10 +28393,10 @@
           <w:tcPr>
             <w:tcW w:w="4716" w:type="dxa"/>
             <w:tcBorders>
-              <w:top w:val="single" w:color="E8E8E8" w:sz="6" w:space="0"/>
-              <w:left w:val="single" w:color="E8E8E8" w:sz="6" w:space="0"/>
-              <w:bottom w:val="single" w:color="E8E8E8" w:sz="6" w:space="0"/>
-              <w:right w:val="single" w:color="E8E8E8" w:sz="6" w:space="0"/>
+              <w:top w:val="single" w:sz="6" w:space="0" w:color="E8E8E8"/>
+              <w:left w:val="single" w:sz="6" w:space="0" w:color="E8E8E8"/>
+              <w:bottom w:val="single" w:sz="6" w:space="0" w:color="E8E8E8"/>
+              <w:right w:val="single" w:sz="6" w:space="0" w:color="E8E8E8"/>
             </w:tcBorders>
             <w:tcMar>
               <w:top w:w="180" w:type="dxa"/>
@@ -29049,10 +28429,10 @@
           <w:tcPr>
             <w:tcW w:w="0" w:type="auto"/>
             <w:tcBorders>
-              <w:top w:val="single" w:color="E8E8E8" w:sz="6" w:space="0"/>
-              <w:left w:val="single" w:color="E8E8E8" w:sz="6" w:space="0"/>
-              <w:bottom w:val="single" w:color="E8E8E8" w:sz="6" w:space="0"/>
-              <w:right w:val="single" w:color="E8E8E8" w:sz="6" w:space="0"/>
+              <w:top w:val="single" w:sz="6" w:space="0" w:color="E8E8E8"/>
+              <w:left w:val="single" w:sz="6" w:space="0" w:color="E8E8E8"/>
+              <w:bottom w:val="single" w:sz="6" w:space="0" w:color="E8E8E8"/>
+              <w:right w:val="single" w:sz="6" w:space="0" w:color="E8E8E8"/>
             </w:tcBorders>
             <w:tcMar>
               <w:top w:w="0" w:type="dxa"/>
@@ -29083,10 +28463,10 @@
           <w:tcPr>
             <w:tcW w:w="4716" w:type="dxa"/>
             <w:tcBorders>
-              <w:top w:val="single" w:color="E8E8E8" w:sz="6" w:space="0"/>
-              <w:left w:val="single" w:color="E8E8E8" w:sz="6" w:space="0"/>
-              <w:bottom w:val="single" w:color="E8E8E8" w:sz="6" w:space="0"/>
-              <w:right w:val="single" w:color="E8E8E8" w:sz="6" w:space="0"/>
+              <w:top w:val="single" w:sz="6" w:space="0" w:color="E8E8E8"/>
+              <w:left w:val="single" w:sz="6" w:space="0" w:color="E8E8E8"/>
+              <w:bottom w:val="single" w:sz="6" w:space="0" w:color="E8E8E8"/>
+              <w:right w:val="single" w:sz="6" w:space="0" w:color="E8E8E8"/>
             </w:tcBorders>
             <w:tcMar>
               <w:top w:w="180" w:type="dxa"/>
@@ -29119,10 +28499,10 @@
           <w:tcPr>
             <w:tcW w:w="0" w:type="auto"/>
             <w:tcBorders>
-              <w:top w:val="single" w:color="E8E8E8" w:sz="6" w:space="0"/>
-              <w:left w:val="single" w:color="E8E8E8" w:sz="6" w:space="0"/>
-              <w:bottom w:val="single" w:color="E8E8E8" w:sz="6" w:space="0"/>
-              <w:right w:val="single" w:color="E8E8E8" w:sz="6" w:space="0"/>
+              <w:top w:val="single" w:sz="6" w:space="0" w:color="E8E8E8"/>
+              <w:left w:val="single" w:sz="6" w:space="0" w:color="E8E8E8"/>
+              <w:bottom w:val="single" w:sz="6" w:space="0" w:color="E8E8E8"/>
+              <w:right w:val="single" w:sz="6" w:space="0" w:color="E8E8E8"/>
             </w:tcBorders>
             <w:tcMar>
               <w:top w:w="0" w:type="dxa"/>
@@ -29153,10 +28533,10 @@
           <w:tcPr>
             <w:tcW w:w="4716" w:type="dxa"/>
             <w:tcBorders>
-              <w:top w:val="single" w:color="E8E8E8" w:sz="6" w:space="0"/>
-              <w:left w:val="single" w:color="E8E8E8" w:sz="6" w:space="0"/>
-              <w:bottom w:val="single" w:color="E8E8E8" w:sz="6" w:space="0"/>
-              <w:right w:val="single" w:color="E8E8E8" w:sz="6" w:space="0"/>
+              <w:top w:val="single" w:sz="6" w:space="0" w:color="E8E8E8"/>
+              <w:left w:val="single" w:sz="6" w:space="0" w:color="E8E8E8"/>
+              <w:bottom w:val="single" w:sz="6" w:space="0" w:color="E8E8E8"/>
+              <w:right w:val="single" w:sz="6" w:space="0" w:color="E8E8E8"/>
             </w:tcBorders>
             <w:tcMar>
               <w:top w:w="180" w:type="dxa"/>
@@ -29189,10 +28569,10 @@
           <w:tcPr>
             <w:tcW w:w="0" w:type="auto"/>
             <w:tcBorders>
-              <w:top w:val="single" w:color="E8E8E8" w:sz="6" w:space="0"/>
-              <w:left w:val="single" w:color="E8E8E8" w:sz="6" w:space="0"/>
-              <w:bottom w:val="single" w:color="E8E8E8" w:sz="6" w:space="0"/>
-              <w:right w:val="single" w:color="E8E8E8" w:sz="6" w:space="0"/>
+              <w:top w:val="single" w:sz="6" w:space="0" w:color="E8E8E8"/>
+              <w:left w:val="single" w:sz="6" w:space="0" w:color="E8E8E8"/>
+              <w:bottom w:val="single" w:sz="6" w:space="0" w:color="E8E8E8"/>
+              <w:right w:val="single" w:sz="6" w:space="0" w:color="E8E8E8"/>
             </w:tcBorders>
             <w:tcMar>
               <w:top w:w="0" w:type="dxa"/>
@@ -29223,10 +28603,10 @@
           <w:tcPr>
             <w:tcW w:w="4716" w:type="dxa"/>
             <w:tcBorders>
-              <w:top w:val="single" w:color="E8E8E8" w:sz="6" w:space="0"/>
-              <w:left w:val="single" w:color="E8E8E8" w:sz="6" w:space="0"/>
-              <w:bottom w:val="single" w:color="E8E8E8" w:sz="6" w:space="0"/>
-              <w:right w:val="single" w:color="E8E8E8" w:sz="6" w:space="0"/>
+              <w:top w:val="single" w:sz="6" w:space="0" w:color="E8E8E8"/>
+              <w:left w:val="single" w:sz="6" w:space="0" w:color="E8E8E8"/>
+              <w:bottom w:val="single" w:sz="6" w:space="0" w:color="E8E8E8"/>
+              <w:right w:val="single" w:sz="6" w:space="0" w:color="E8E8E8"/>
             </w:tcBorders>
             <w:tcMar>
               <w:top w:w="180" w:type="dxa"/>
@@ -29259,10 +28639,10 @@
           <w:tcPr>
             <w:tcW w:w="0" w:type="auto"/>
             <w:tcBorders>
-              <w:top w:val="single" w:color="E8E8E8" w:sz="6" w:space="0"/>
-              <w:left w:val="single" w:color="E8E8E8" w:sz="6" w:space="0"/>
-              <w:bottom w:val="single" w:color="E8E8E8" w:sz="6" w:space="0"/>
-              <w:right w:val="single" w:color="E8E8E8" w:sz="6" w:space="0"/>
+              <w:top w:val="single" w:sz="6" w:space="0" w:color="E8E8E8"/>
+              <w:left w:val="single" w:sz="6" w:space="0" w:color="E8E8E8"/>
+              <w:bottom w:val="single" w:sz="6" w:space="0" w:color="E8E8E8"/>
+              <w:right w:val="single" w:sz="6" w:space="0" w:color="E8E8E8"/>
             </w:tcBorders>
             <w:tcMar>
               <w:top w:w="0" w:type="dxa"/>
@@ -29293,10 +28673,10 @@
           <w:tcPr>
             <w:tcW w:w="4716" w:type="dxa"/>
             <w:tcBorders>
-              <w:top w:val="single" w:color="E8E8E8" w:sz="6" w:space="0"/>
-              <w:left w:val="single" w:color="E8E8E8" w:sz="6" w:space="0"/>
-              <w:bottom w:val="single" w:color="E8E8E8" w:sz="6" w:space="0"/>
-              <w:right w:val="single" w:color="E8E8E8" w:sz="6" w:space="0"/>
+              <w:top w:val="single" w:sz="6" w:space="0" w:color="E8E8E8"/>
+              <w:left w:val="single" w:sz="6" w:space="0" w:color="E8E8E8"/>
+              <w:bottom w:val="single" w:sz="6" w:space="0" w:color="E8E8E8"/>
+              <w:right w:val="single" w:sz="6" w:space="0" w:color="E8E8E8"/>
             </w:tcBorders>
             <w:tcMar>
               <w:top w:w="180" w:type="dxa"/>
@@ -29329,10 +28709,10 @@
           <w:tcPr>
             <w:tcW w:w="0" w:type="auto"/>
             <w:tcBorders>
-              <w:top w:val="single" w:color="E8E8E8" w:sz="6" w:space="0"/>
-              <w:left w:val="single" w:color="E8E8E8" w:sz="6" w:space="0"/>
-              <w:bottom w:val="single" w:color="E8E8E8" w:sz="6" w:space="0"/>
-              <w:right w:val="single" w:color="E8E8E8" w:sz="6" w:space="0"/>
+              <w:top w:val="single" w:sz="6" w:space="0" w:color="E8E8E8"/>
+              <w:left w:val="single" w:sz="6" w:space="0" w:color="E8E8E8"/>
+              <w:bottom w:val="single" w:sz="6" w:space="0" w:color="E8E8E8"/>
+              <w:right w:val="single" w:sz="6" w:space="0" w:color="E8E8E8"/>
             </w:tcBorders>
             <w:tcMar>
               <w:top w:w="0" w:type="dxa"/>
@@ -29363,10 +28743,10 @@
           <w:tcPr>
             <w:tcW w:w="4716" w:type="dxa"/>
             <w:tcBorders>
-              <w:top w:val="single" w:color="E8E8E8" w:sz="6" w:space="0"/>
-              <w:left w:val="single" w:color="E8E8E8" w:sz="6" w:space="0"/>
-              <w:bottom w:val="single" w:color="E8E8E8" w:sz="6" w:space="0"/>
-              <w:right w:val="single" w:color="E8E8E8" w:sz="6" w:space="0"/>
+              <w:top w:val="single" w:sz="6" w:space="0" w:color="E8E8E8"/>
+              <w:left w:val="single" w:sz="6" w:space="0" w:color="E8E8E8"/>
+              <w:bottom w:val="single" w:sz="6" w:space="0" w:color="E8E8E8"/>
+              <w:right w:val="single" w:sz="6" w:space="0" w:color="E8E8E8"/>
             </w:tcBorders>
             <w:tcMar>
               <w:top w:w="180" w:type="dxa"/>
@@ -29993,12 +29373,6 @@
           <w:szCs w:val="20"/>
         </w:rPr>
         <w:br/>
-      </w:r>
-      <w:r>
-        <w:rPr>
-          <w:sz w:val="20"/>
-          <w:szCs w:val="20"/>
-        </w:rPr>
         <w:t xml:space="preserve">Use </w:t>
       </w:r>
       <w:r>
@@ -30510,12 +29884,6 @@
           <w:szCs w:val="20"/>
         </w:rPr>
         <w:br/>
-      </w:r>
-      <w:r>
-        <w:rPr>
-          <w:sz w:val="20"/>
-          <w:szCs w:val="20"/>
-        </w:rPr>
         <w:t xml:space="preserve">Se usa </w:t>
       </w:r>
       <w:r>
@@ -30704,10 +30072,10 @@
               </wp:anchor>
             </w:drawing>
           </mc:Choice>
-          <mc:Fallback xmlns:a="http://schemas.openxmlformats.org/drawingml/2006/main" xmlns:pic="http://schemas.openxmlformats.org/drawingml/2006/picture" xmlns:a14="http://schemas.microsoft.com/office/drawing/2010/main" xmlns:dgm="http://schemas.openxmlformats.org/drawingml/2006/diagram">
-            <w:pict w14:anchorId="52585092">
-              <v:roundrect id="Rectángulo: esquinas redondeadas 15" style="position:absolute;margin-left:0;margin-top:7.9pt;width:450.35pt;height:42.8pt;z-index:251783169;visibility:visible;mso-wrap-style:square;mso-wrap-distance-left:9pt;mso-wrap-distance-top:0;mso-wrap-distance-right:9pt;mso-wrap-distance-bottom:0;mso-position-horizontal:center;mso-position-horizontal-relative:margin;mso-position-vertical:absolute;mso-position-vertical-relative:text;v-text-anchor:middle" o:spid="_x0000_s1027" fillcolor="#9bbb59 [3206]" strokecolor="white [3201]" strokeweight="3pt" arcsize="10923f" w14:anchorId="0FDA709E" o:gfxdata="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">
-                <v:shadow on="t" color="black" opacity="24903f" offset="0,.55556mm" origin=",.5"/>
+          <mc:Fallback>
+            <w:pict>
+              <v:roundrect w14:anchorId="0FDA709E" id="Rectángulo: esquinas redondeadas 15" o:spid="_x0000_s1027" style="position:absolute;margin-left:0;margin-top:7.9pt;width:450.35pt;height:42.8pt;z-index:251783169;visibility:visible;mso-wrap-style:square;mso-wrap-distance-left:9pt;mso-wrap-distance-top:0;mso-wrap-distance-right:9pt;mso-wrap-distance-bottom:0;mso-position-horizontal:center;mso-position-horizontal-relative:margin;mso-position-vertical:absolute;mso-position-vertical-relative:text;v-text-anchor:middle" arcsize="10923f" o:gfxdata="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" fillcolor="#9bbb59 [3206]" strokecolor="white [3201]" strokeweight="3pt">
+                <v:shadow on="t" color="black" opacity="24903f" origin=",.5" offset="0,.55556mm"/>
                 <v:textbox>
                   <w:txbxContent>
                     <w:p>
@@ -30874,6 +30242,7 @@
           <w:sz w:val="20"/>
           <w:szCs w:val="20"/>
         </w:rPr>
+        <w:lastRenderedPageBreak/>
         <w:t xml:space="preserve">Asimismo, se abordan temas relacionados con el alojamiento y la hotelería, incluyendo la clasificación de establecimientos, categorías hoteleras, tipos de alojamiento y servicios complementarios ofrecidos a los huéspedes. También se presentan características de hoteles, hostales, </w:t>
       </w:r>
       <w:r>
@@ -31039,12 +30408,12 @@
         <w:tblW w:w="0" w:type="auto"/>
         <w:tblInd w:w="421" w:type="dxa"/>
         <w:tblBorders>
-          <w:top w:val="single" w:color="000000" w:sz="4" w:space="0"/>
-          <w:left w:val="single" w:color="000000" w:sz="4" w:space="0"/>
-          <w:bottom w:val="single" w:color="000000" w:sz="4" w:space="0"/>
-          <w:right w:val="single" w:color="000000" w:sz="4" w:space="0"/>
-          <w:insideH w:val="single" w:color="000000" w:sz="4" w:space="0"/>
-          <w:insideV w:val="single" w:color="000000" w:sz="4" w:space="0"/>
+          <w:top w:val="single" w:sz="4" w:space="0" w:color="000000"/>
+          <w:left w:val="single" w:sz="4" w:space="0" w:color="000000"/>
+          <w:bottom w:val="single" w:sz="4" w:space="0" w:color="000000"/>
+          <w:right w:val="single" w:sz="4" w:space="0" w:color="000000"/>
+          <w:insideH w:val="single" w:sz="4" w:space="0" w:color="000000"/>
+          <w:insideV w:val="single" w:sz="4" w:space="0" w:color="000000"/>
         </w:tblBorders>
         <w:tblLook w:val="0400" w:firstRow="0" w:lastRow="0" w:firstColumn="0" w:lastColumn="0" w:noHBand="0" w:noVBand="1"/>
       </w:tblPr>
@@ -31465,6 +30834,7 @@
           <w:sz w:val="20"/>
           <w:szCs w:val="20"/>
         </w:rPr>
+        <w:lastRenderedPageBreak/>
         <w:t xml:space="preserve">GLOSARIO: </w:t>
       </w:r>
     </w:p>
@@ -31511,12 +30881,12 @@
         <w:tblW w:w="9962" w:type="dxa"/>
         <w:tblInd w:w="0" w:type="dxa"/>
         <w:tblBorders>
-          <w:top w:val="single" w:color="000000" w:sz="4" w:space="0"/>
-          <w:left w:val="single" w:color="000000" w:sz="4" w:space="0"/>
-          <w:bottom w:val="single" w:color="000000" w:sz="4" w:space="0"/>
-          <w:right w:val="single" w:color="000000" w:sz="4" w:space="0"/>
-          <w:insideH w:val="single" w:color="000000" w:sz="4" w:space="0"/>
-          <w:insideV w:val="single" w:color="000000" w:sz="4" w:space="0"/>
+          <w:top w:val="single" w:sz="4" w:space="0" w:color="000000"/>
+          <w:left w:val="single" w:sz="4" w:space="0" w:color="000000"/>
+          <w:bottom w:val="single" w:sz="4" w:space="0" w:color="000000"/>
+          <w:right w:val="single" w:sz="4" w:space="0" w:color="000000"/>
+          <w:insideH w:val="single" w:sz="4" w:space="0" w:color="000000"/>
+          <w:insideV w:val="single" w:sz="4" w:space="0" w:color="000000"/>
         </w:tblBorders>
         <w:tblLayout w:type="fixed"/>
         <w:tblLook w:val="0420" w:firstRow="1" w:lastRow="0" w:firstColumn="0" w:lastColumn="0" w:noHBand="0" w:noVBand="1"/>
@@ -32177,7 +31547,7 @@
         </w:rPr>
         <w:t>Davis, T. (2021). 5 Main Regions of Colombia: A Guide To Planning Your Trip. Kimkim.</w:t>
       </w:r>
-      <w:hyperlink w:tgtFrame="_blank" w:history="1" r:id="rId60">
+      <w:hyperlink r:id="rId60" w:tgtFrame="_blank" w:history="1">
         <w:r>
           <w:rPr>
             <w:rStyle w:val="Hipervnculo"/>
@@ -32310,7 +31680,7 @@
         </w:rPr>
         <w:t>Thering, R. (2019). Vocabulario hotelero en inglés: 100 palabras que debes conocer. FluentU Inglés.</w:t>
       </w:r>
-      <w:hyperlink w:tgtFrame="_blank" w:history="1" r:id="rId61">
+      <w:hyperlink r:id="rId61" w:tgtFrame="_blank" w:history="1">
         <w:r>
           <w:rPr>
             <w:rStyle w:val="Hipervnculo"/>
@@ -32361,7 +31731,7 @@
         </w:rPr>
         <w:t>Woodward Education. (2021). This That These Those - Demonstrative Pronouns Demonstrative Adjectives. Woodward English.</w:t>
       </w:r>
-      <w:hyperlink w:tgtFrame="_blank" w:history="1" r:id="rId62">
+      <w:hyperlink r:id="rId62" w:tgtFrame="_blank" w:history="1">
         <w:r>
           <w:rPr>
             <w:rStyle w:val="Hipervnculo"/>
@@ -32437,12 +31807,12 @@
         <w:tblW w:w="9967" w:type="dxa"/>
         <w:tblInd w:w="0" w:type="dxa"/>
         <w:tblBorders>
-          <w:top w:val="single" w:color="000000" w:sz="4" w:space="0"/>
-          <w:left w:val="single" w:color="000000" w:sz="4" w:space="0"/>
-          <w:bottom w:val="single" w:color="000000" w:sz="4" w:space="0"/>
-          <w:right w:val="single" w:color="000000" w:sz="4" w:space="0"/>
-          <w:insideH w:val="single" w:color="000000" w:sz="4" w:space="0"/>
-          <w:insideV w:val="single" w:color="000000" w:sz="4" w:space="0"/>
+          <w:top w:val="single" w:sz="4" w:space="0" w:color="000000"/>
+          <w:left w:val="single" w:sz="4" w:space="0" w:color="000000"/>
+          <w:bottom w:val="single" w:sz="4" w:space="0" w:color="000000"/>
+          <w:right w:val="single" w:sz="4" w:space="0" w:color="000000"/>
+          <w:insideH w:val="single" w:sz="4" w:space="0" w:color="000000"/>
+          <w:insideV w:val="single" w:sz="4" w:space="0" w:color="000000"/>
         </w:tblBorders>
         <w:tblLayout w:type="fixed"/>
         <w:tblLook w:val="0420" w:firstRow="1" w:lastRow="0" w:firstColumn="0" w:lastColumn="0" w:noHBand="0" w:noVBand="1"/>
@@ -32795,6 +32165,7 @@
           <w:sz w:val="20"/>
           <w:szCs w:val="20"/>
         </w:rPr>
+        <w:lastRenderedPageBreak/>
         <w:t xml:space="preserve">CONTROL DE CAMBIOS </w:t>
       </w:r>
     </w:p>
@@ -32840,12 +32211,12 @@
         <w:tblW w:w="9967" w:type="dxa"/>
         <w:tblInd w:w="0" w:type="dxa"/>
         <w:tblBorders>
-          <w:top w:val="single" w:color="000000" w:sz="4" w:space="0"/>
-          <w:left w:val="single" w:color="000000" w:sz="4" w:space="0"/>
-          <w:bottom w:val="single" w:color="000000" w:sz="4" w:space="0"/>
-          <w:right w:val="single" w:color="000000" w:sz="4" w:space="0"/>
-          <w:insideH w:val="single" w:color="000000" w:sz="4" w:space="0"/>
-          <w:insideV w:val="single" w:color="000000" w:sz="4" w:space="0"/>
+          <w:top w:val="single" w:sz="4" w:space="0" w:color="000000"/>
+          <w:left w:val="single" w:sz="4" w:space="0" w:color="000000"/>
+          <w:bottom w:val="single" w:sz="4" w:space="0" w:color="000000"/>
+          <w:right w:val="single" w:sz="4" w:space="0" w:color="000000"/>
+          <w:insideH w:val="single" w:sz="4" w:space="0" w:color="000000"/>
+          <w:insideV w:val="single" w:sz="4" w:space="0" w:color="000000"/>
         </w:tblBorders>
         <w:tblLayout w:type="fixed"/>
         <w:tblLook w:val="0420" w:firstRow="1" w:lastRow="0" w:firstColumn="0" w:lastColumn="0" w:noHBand="0" w:noVBand="1"/>
@@ -33143,7 +32514,7 @@
       </w:r>
     </w:p>
     <w:sectPr>
-      <w:pgSz w:w="12240" w:h="15840" w:orient="portrait"/>
+      <w:pgSz w:w="12240" w:h="15840"/>
       <w:pgMar w:top="1701" w:right="1134" w:bottom="1134" w:left="1134" w:header="720" w:footer="0" w:gutter="0"/>
       <w:pgNumType w:start="1"/>
       <w:cols w:space="720"/>
@@ -33154,8 +32525,8 @@
 </file>
 
 <file path=word/comments.xml><?xml version="1.0" encoding="utf-8"?>
-<w:comments xmlns:wpc="http://schemas.microsoft.com/office/word/2010/wordprocessingCanvas" xmlns:cx="http://schemas.microsoft.com/office/drawing/2014/chartex" xmlns:cx1="http://schemas.microsoft.com/office/drawing/2015/9/8/chartex" xmlns:cx2="http://schemas.microsoft.com/office/drawing/2015/10/21/chartex" xmlns:cx3="http://schemas.microsoft.com/office/drawing/2016/5/9/chartex" xmlns:cx4="http://schemas.microsoft.com/office/drawing/2016/5/10/chartex" xmlns:cx5="http://schemas.microsoft.com/office/drawing/2016/5/11/chartex" xmlns:cx6="http://schemas.microsoft.com/office/drawing/2016/5/12/chartex" xmlns:cx7="http://schemas.microsoft.com/office/drawing/2016/5/13/chartex" xmlns:cx8="http://schemas.microsoft.com/office/drawing/2016/5/14/chartex" xmlns:mc="http://schemas.openxmlformats.org/markup-compatibility/2006" xmlns:m="http://schemas.openxmlformats.org/officeDocument/2006/math" xmlns:aink="http://schemas.microsoft.com/office/drawing/2016/ink" xmlns:am3d="http://schemas.microsoft.com/office/drawing/2017/model3d" xmlns:oel="http://schemas.microsoft.com/office/2019/extlst" xmlns:r="http://schemas.openxmlformats.org/officeDocument/2006/relationships" xmlns:wp14="http://schemas.microsoft.com/office/word/2010/wordprocessingDrawing" xmlns:wp="http://schemas.openxmlformats.org/drawingml/2006/wordprocessingDrawing" xmlns:wpg="http://schemas.microsoft.com/office/word/2010/wordprocessingGroup" xmlns:wpi="http://schemas.microsoft.com/office/word/2010/wordprocessingInk" xmlns:wps="http://schemas.microsoft.com/office/word/2010/wordprocessingShape" xmlns:o="urn:schemas-microsoft-com:office:office" xmlns:v="urn:schemas-microsoft-com:vml" xmlns:w10="urn:schemas-microsoft-com:office:word" xmlns:w="http://schemas.openxmlformats.org/wordprocessingml/2006/main" xmlns:w14="http://schemas.microsoft.com/office/word/2010/wordml" xmlns:w15="http://schemas.microsoft.com/office/word/2012/wordml" xmlns:w16cex="http://schemas.microsoft.com/office/word/2018/wordml/cex" xmlns:w16cid="http://schemas.microsoft.com/office/word/2016/wordml/cid" xmlns:w16="http://schemas.microsoft.com/office/word/2018/wordml" xmlns:w16sdtdh="http://schemas.microsoft.com/office/word/2020/wordml/sdtdatahash" xmlns:w16sdtfl="http://schemas.microsoft.com/office/word/2024/wordml/sdtformatlock" xmlns:w16se="http://schemas.microsoft.com/office/word/2015/wordml/symex" xmlns:w16du="http://schemas.microsoft.com/office/word/2023/wordml/word16du" xmlns:wne="http://schemas.microsoft.com/office/word/2006/wordml" xmlns:a="http://schemas.openxmlformats.org/drawingml/2006/main" xmlns:pic="http://schemas.openxmlformats.org/drawingml/2006/picture" xmlns:a14="http://schemas.microsoft.com/office/drawing/2010/main" mc:Ignorable="w14 w15 w16se w16cid w16 w16cex w16sdtdh w16sdtfl w16du wp14">
-  <w:comment w:initials="CC" w:author="Carolina Coca Salazar" w:date="2026-05-21T06:07:00Z" w:id="2">
+<w:comments xmlns:wpc="http://schemas.microsoft.com/office/word/2010/wordprocessingCanvas" xmlns:cx="http://schemas.microsoft.com/office/drawing/2014/chartex" xmlns:cx1="http://schemas.microsoft.com/office/drawing/2015/9/8/chartex" xmlns:cx2="http://schemas.microsoft.com/office/drawing/2015/10/21/chartex" xmlns:cx3="http://schemas.microsoft.com/office/drawing/2016/5/9/chartex" xmlns:cx4="http://schemas.microsoft.com/office/drawing/2016/5/10/chartex" xmlns:cx5="http://schemas.microsoft.com/office/drawing/2016/5/11/chartex" xmlns:cx6="http://schemas.microsoft.com/office/drawing/2016/5/12/chartex" xmlns:cx7="http://schemas.microsoft.com/office/drawing/2016/5/13/chartex" xmlns:cx8="http://schemas.microsoft.com/office/drawing/2016/5/14/chartex" xmlns:mc="http://schemas.openxmlformats.org/markup-compatibility/2006" xmlns:aink="http://schemas.microsoft.com/office/drawing/2016/ink" xmlns:am3d="http://schemas.microsoft.com/office/drawing/2017/model3d" xmlns:o="urn:schemas-microsoft-com:office:office" xmlns:oel="http://schemas.microsoft.com/office/2019/extlst" xmlns:r="http://schemas.openxmlformats.org/officeDocument/2006/relationships" xmlns:m="http://schemas.openxmlformats.org/officeDocument/2006/math" xmlns:v="urn:schemas-microsoft-com:vml" xmlns:wp14="http://schemas.microsoft.com/office/word/2010/wordprocessingDrawing" xmlns:wp="http://schemas.openxmlformats.org/drawingml/2006/wordprocessingDrawing" xmlns:w10="urn:schemas-microsoft-com:office:word" xmlns:w="http://schemas.openxmlformats.org/wordprocessingml/2006/main" xmlns:w14="http://schemas.microsoft.com/office/word/2010/wordml" xmlns:w15="http://schemas.microsoft.com/office/word/2012/wordml" xmlns:w16cex="http://schemas.microsoft.com/office/word/2018/wordml/cex" xmlns:w16cid="http://schemas.microsoft.com/office/word/2016/wordml/cid" xmlns:w16="http://schemas.microsoft.com/office/word/2018/wordml" xmlns:w16du="http://schemas.microsoft.com/office/word/2023/wordml/word16du" xmlns:w16sdtdh="http://schemas.microsoft.com/office/word/2020/wordml/sdtdatahash" xmlns:w16sdtfl="http://schemas.microsoft.com/office/word/2024/wordml/sdtformatlock" xmlns:w16se="http://schemas.microsoft.com/office/word/2015/wordml/symex" xmlns:wpg="http://schemas.microsoft.com/office/word/2010/wordprocessingGroup" xmlns:wpi="http://schemas.microsoft.com/office/word/2010/wordprocessingInk" xmlns:wne="http://schemas.microsoft.com/office/word/2006/wordml" xmlns:wps="http://schemas.microsoft.com/office/word/2010/wordprocessingShape" mc:Ignorable="w14 w15 w16se w16cid w16 w16cex w16sdtdh w16sdtfl w16du wp14">
+  <w:comment w:id="2" w:author="Carolina Coca Salazar" w:date="2026-05-21T06:07:00Z" w:initials="CC">
     <w:p>
       <w:pPr>
         <w:pStyle w:val="Textocomentario"/>
@@ -33312,7 +32683,7 @@
       </w:r>
     </w:p>
   </w:comment>
-  <w:comment w:initials="CC" w:author="Carolina Coca Salazar" w:date="2026-05-21T06:09:00Z" w:id="1">
+  <w:comment w:id="1" w:author="Carolina Coca Salazar" w:date="2026-05-21T06:09:00Z" w:initials="CC">
     <w:p>
       <w:pPr>
         <w:pStyle w:val="Textocomentario"/>
@@ -33341,7 +32712,7 @@
       </w:r>
     </w:p>
   </w:comment>
-  <w:comment w:initials="CC" w:author="Carolina Coca Salazar" w:date="2026-05-21T06:36:00Z" w:id="3">
+  <w:comment w:id="3" w:author="Carolina Coca Salazar" w:date="2026-05-21T06:36:00Z" w:initials="CC">
     <w:p>
       <w:pPr>
         <w:pStyle w:val="Textocomentario"/>
@@ -33400,7 +32771,7 @@
       </w:r>
     </w:p>
   </w:comment>
-  <w:comment w:initials="CC" w:author="Carolina Coca Salazar" w:date="2026-05-21T06:21:00Z" w:id="5">
+  <w:comment w:id="5" w:author="Carolina Coca Salazar" w:date="2026-05-21T06:21:00Z" w:initials="CC">
     <w:p>
       <w:pPr>
         <w:pStyle w:val="Textocomentario"/>
@@ -33476,7 +32847,7 @@
       </w:r>
     </w:p>
   </w:comment>
-  <w:comment w:initials="CC" w:author="Carolina Coca Salazar" w:date="2026-05-21T06:22:00Z" w:id="4">
+  <w:comment w:id="4" w:author="Carolina Coca Salazar" w:date="2026-05-21T06:22:00Z" w:initials="CC">
     <w:p>
       <w:pPr>
         <w:pStyle w:val="Textocomentario"/>
@@ -33512,7 +32883,7 @@
       </w:r>
     </w:p>
   </w:comment>
-  <w:comment w:initials="CC" w:author="Carolina Coca Salazar" w:date="2026-05-21T06:35:00Z" w:id="6">
+  <w:comment w:id="6" w:author="Carolina Coca Salazar" w:date="2026-05-21T06:35:00Z" w:initials="CC">
     <w:p>
       <w:pPr>
         <w:pStyle w:val="Textocomentario"/>
@@ -33571,7 +32942,7 @@
       </w:r>
     </w:p>
   </w:comment>
-  <w:comment w:initials="CC" w:author="Carolina Coca Salazar" w:date="2026-05-21T06:35:00Z" w:id="7">
+  <w:comment w:id="7" w:author="Carolina Coca Salazar" w:date="2026-05-21T06:35:00Z" w:initials="CC">
     <w:p>
       <w:pPr>
         <w:pStyle w:val="Textocomentario"/>
@@ -33630,7 +33001,7 @@
       </w:r>
     </w:p>
   </w:comment>
-  <w:comment w:initials="CC" w:author="Carolina Coca Salazar" w:date="2026-05-21T06:35:00Z" w:id="8">
+  <w:comment w:id="8" w:author="Carolina Coca Salazar" w:date="2026-05-21T06:35:00Z" w:initials="CC">
     <w:p>
       <w:pPr>
         <w:pStyle w:val="Textocomentario"/>
@@ -33689,7 +33060,7 @@
       </w:r>
     </w:p>
   </w:comment>
-  <w:comment w:initials="CC" w:author="Carolina Coca Salazar" w:date="2026-05-21T06:38:00Z" w:id="9">
+  <w:comment w:id="9" w:author="Carolina Coca Salazar" w:date="2026-05-21T06:38:00Z" w:initials="CC">
     <w:p>
       <w:pPr>
         <w:pStyle w:val="Textocomentario"/>
@@ -33748,7 +33119,7 @@
       </w:r>
     </w:p>
   </w:comment>
-  <w:comment w:initials="CC" w:author="Carolina Coca Salazar" w:date="2026-05-21T06:38:00Z" w:id="10">
+  <w:comment w:id="10" w:author="Carolina Coca Salazar" w:date="2026-05-21T06:38:00Z" w:initials="CC">
     <w:p>
       <w:pPr>
         <w:pStyle w:val="Textocomentario"/>
@@ -33807,7 +33178,7 @@
       </w:r>
     </w:p>
   </w:comment>
-  <w:comment w:initials="CC" w:author="Carolina Coca Salazar" w:date="2026-05-21T06:44:00Z" w:id="11">
+  <w:comment w:id="11" w:author="Carolina Coca Salazar" w:date="2026-05-21T06:44:00Z" w:initials="CC">
     <w:p>
       <w:pPr>
         <w:pStyle w:val="Textocomentario"/>
@@ -33823,8 +33194,6 @@
       </w:r>
       <w:r>
         <w:br/>
-      </w:r>
-      <w:r>
         <w:t>Realizar audio con esta información</w:t>
       </w:r>
     </w:p>
@@ -33880,7 +33249,7 @@
       </w:r>
     </w:p>
   </w:comment>
-  <w:comment w:initials="CC" w:author="Carolina Coca Salazar" w:date="2026-05-21T07:05:00Z" w:id="12">
+  <w:comment w:id="12" w:author="Carolina Coca Salazar" w:date="2026-05-21T07:05:00Z" w:initials="CC">
     <w:p>
       <w:pPr>
         <w:pStyle w:val="Textocomentario"/>
@@ -33939,7 +33308,7 @@
       </w:r>
     </w:p>
   </w:comment>
-  <w:comment w:initials="CC" w:author="Carolina Coca Salazar" w:date="2026-05-21T07:11:00Z" w:id="13">
+  <w:comment w:id="13" w:author="Carolina Coca Salazar" w:date="2026-05-21T07:11:00Z" w:initials="CC">
     <w:p>
       <w:pPr>
         <w:pStyle w:val="Textocomentario"/>
@@ -34010,7 +33379,7 @@
       </w:r>
     </w:p>
   </w:comment>
-  <w:comment w:initials="CC" w:author="Carolina Coca Salazar" w:date="2026-05-22T05:54:00Z" w:id="14">
+  <w:comment w:id="14" w:author="Carolina Coca Salazar" w:date="2026-05-22T05:54:00Z" w:initials="CC">
     <w:p>
       <w:pPr>
         <w:pStyle w:val="Textocomentario"/>
@@ -34077,7 +33446,7 @@
       </w:r>
     </w:p>
   </w:comment>
-  <w:comment w:initials="CC" w:author="Carolina Coca Salazar" w:date="2026-05-22T05:55:00Z" w:id="15">
+  <w:comment w:id="15" w:author="Carolina Coca Salazar" w:date="2026-05-22T05:55:00Z" w:initials="CC">
     <w:p>
       <w:pPr>
         <w:pStyle w:val="Textocomentario"/>
@@ -34144,7 +33513,7 @@
       </w:r>
     </w:p>
   </w:comment>
-  <w:comment w:initials="CC" w:author="Carolina Coca Salazar" w:date="2026-05-22T05:56:00Z" w:id="16">
+  <w:comment w:id="16" w:author="Carolina Coca Salazar" w:date="2026-05-22T05:56:00Z" w:initials="CC">
     <w:p>
       <w:pPr>
         <w:pStyle w:val="Textocomentario"/>
@@ -34211,7 +33580,7 @@
       </w:r>
     </w:p>
   </w:comment>
-  <w:comment w:initials="CC" w:author="Carolina Coca Salazar" w:date="2026-05-22T06:04:00Z" w:id="17">
+  <w:comment w:id="17" w:author="Carolina Coca Salazar" w:date="2026-05-22T06:04:00Z" w:initials="CC">
     <w:p>
       <w:pPr>
         <w:pStyle w:val="Textocomentario"/>
@@ -34278,7 +33647,7 @@
       </w:r>
     </w:p>
   </w:comment>
-  <w:comment w:initials="CC" w:author="Carolina Coca Salazar" w:date="2026-05-22T06:06:00Z" w:id="18">
+  <w:comment w:id="18" w:author="Carolina Coca Salazar" w:date="2026-05-22T06:06:00Z" w:initials="CC">
     <w:p>
       <w:pPr>
         <w:pStyle w:val="Textocomentario"/>
@@ -34345,7 +33714,7 @@
       </w:r>
     </w:p>
   </w:comment>
-  <w:comment w:initials="CC" w:author="Carolina Coca Salazar" w:date="2026-05-22T06:10:00Z" w:id="19">
+  <w:comment w:id="19" w:author="Carolina Coca Salazar" w:date="2026-05-22T06:10:00Z" w:initials="CC">
     <w:p>
       <w:pPr>
         <w:pStyle w:val="Textocomentario"/>
@@ -34412,7 +33781,7 @@
       </w:r>
     </w:p>
   </w:comment>
-  <w:comment w:initials="CC" w:author="Carolina Coca Salazar" w:date="2026-05-22T06:16:00Z" w:id="20">
+  <w:comment w:id="20" w:author="Carolina Coca Salazar" w:date="2026-05-22T06:16:00Z" w:initials="CC">
     <w:p>
       <w:pPr>
         <w:pStyle w:val="Textocomentario"/>
@@ -34479,7 +33848,7 @@
       </w:r>
     </w:p>
   </w:comment>
-  <w:comment w:initials="CC" w:author="Carolina Coca Salazar" w:date="2026-05-22T06:18:00Z" w:id="21">
+  <w:comment w:id="21" w:author="Carolina Coca Salazar" w:date="2026-05-22T06:18:00Z" w:initials="CC">
     <w:p>
       <w:pPr>
         <w:pStyle w:val="Textocomentario"/>
@@ -34546,7 +33915,7 @@
       </w:r>
     </w:p>
   </w:comment>
-  <w:comment w:initials="CC" w:author="Carolina Coca Salazar" w:date="2026-05-22T06:18:00Z" w:id="22">
+  <w:comment w:id="22" w:author="Carolina Coca Salazar" w:date="2026-05-22T06:18:00Z" w:initials="CC">
     <w:p>
       <w:pPr>
         <w:pStyle w:val="Textocomentario"/>
@@ -34613,7 +33982,7 @@
       </w:r>
     </w:p>
   </w:comment>
-  <w:comment w:initials="CC" w:author="Carolina Coca Salazar" w:date="2026-05-22T10:55:00Z" w:id="23">
+  <w:comment w:id="23" w:author="Carolina Coca Salazar" w:date="2026-05-22T10:55:00Z" w:initials="CC">
     <w:p>
       <w:pPr>
         <w:pStyle w:val="Textocomentario"/>
@@ -34680,7 +34049,7 @@
       </w:r>
     </w:p>
   </w:comment>
-  <w:comment w:initials="CC" w:author="Carolina Coca Salazar" w:date="2026-05-22T11:13:00Z" w:id="24">
+  <w:comment w:id="24" w:author="Carolina Coca Salazar" w:date="2026-05-22T11:13:00Z" w:initials="CC">
     <w:p>
       <w:pPr>
         <w:pStyle w:val="Textocomentario"/>
@@ -34694,7 +34063,7 @@
       <w:r>
         <w:t xml:space="preserve">Realizar línea </w:t>
       </w:r>
-      <w:hyperlink w:history="1" w:anchor="/curso/tema3" r:id="rId12">
+      <w:hyperlink r:id="rId12" w:anchor="/curso/tema3" w:history="1">
         <w:r>
           <w:rPr>
             <w:rStyle w:val="Hipervnculo"/>
@@ -35258,7 +34627,7 @@
       </w:r>
     </w:p>
   </w:comment>
-  <w:comment w:initials="CC" w:author="Carolina Coca Salazar" w:date="2026-05-22T11:35:00Z" w:id="25">
+  <w:comment w:id="25" w:author="Carolina Coca Salazar" w:date="2026-05-22T11:35:00Z" w:initials="CC">
     <w:p>
       <w:pPr>
         <w:pStyle w:val="Textocomentario"/>
@@ -35376,7 +34745,7 @@
       </w:r>
     </w:p>
   </w:comment>
-  <w:comment w:initials="CC" w:author="Carolina Coca Salazar" w:date="2026-07-17T14:57:00Z" w:id="26">
+  <w:comment w:id="26" w:author="Carolina Coca Salazar" w:date="2026-07-17T14:57:00Z" w:initials="CC">
     <w:p>
       <w:pPr>
         <w:pStyle w:val="Textocomentario"/>
@@ -35407,8 +34776,6 @@
       </w:r>
       <w:r>
         <w:br/>
-      </w:r>
-      <w:r>
         <w:t xml:space="preserve">02 </w:t>
       </w:r>
       <w:r>
@@ -35423,8 +34790,6 @@
       </w:r>
       <w:r>
         <w:br/>
-      </w:r>
-      <w:r>
         <w:t xml:space="preserve">03 </w:t>
       </w:r>
       <w:r>
@@ -35439,8 +34804,6 @@
       </w:r>
       <w:r>
         <w:br/>
-      </w:r>
-      <w:r>
         <w:t xml:space="preserve">04 </w:t>
       </w:r>
       <w:r>
@@ -35455,8 +34818,6 @@
       </w:r>
       <w:r>
         <w:br/>
-      </w:r>
-      <w:r>
         <w:t xml:space="preserve">05 </w:t>
       </w:r>
       <w:r>
@@ -35471,8 +34832,6 @@
       </w:r>
       <w:r>
         <w:br/>
-      </w:r>
-      <w:r>
         <w:t>06 A</w:t>
       </w:r>
       <w:r>
@@ -35487,8 +34846,6 @@
       </w:r>
       <w:r>
         <w:br/>
-      </w:r>
-      <w:r>
         <w:t xml:space="preserve">07 </w:t>
       </w:r>
       <w:r>
@@ -35503,8 +34860,6 @@
       </w:r>
       <w:r>
         <w:br/>
-      </w:r>
-      <w:r>
         <w:t xml:space="preserve">08 </w:t>
       </w:r>
       <w:r>
@@ -35519,8 +34874,6 @@
       </w:r>
       <w:r>
         <w:br/>
-      </w:r>
-      <w:r>
         <w:t xml:space="preserve">09 </w:t>
       </w:r>
       <w:r>
@@ -35535,8 +34888,6 @@
       </w:r>
       <w:r>
         <w:br/>
-      </w:r>
-      <w:r>
         <w:t xml:space="preserve">10 </w:t>
       </w:r>
       <w:r>
@@ -35551,8 +34902,6 @@
       </w:r>
       <w:r>
         <w:br/>
-      </w:r>
-      <w:r>
         <w:t xml:space="preserve">11 </w:t>
       </w:r>
       <w:r>
@@ -35567,8 +34916,6 @@
       </w:r>
       <w:r>
         <w:br/>
-      </w:r>
-      <w:r>
         <w:t xml:space="preserve">12 </w:t>
       </w:r>
       <w:r>
@@ -35588,7 +34935,7 @@
       </w:pPr>
     </w:p>
   </w:comment>
-  <w:comment w:initials="CC" w:author="Carolina Coca Salazar" w:date="2026-05-22T12:09:00Z" w:id="28">
+  <w:comment w:id="28" w:author="Carolina Coca Salazar" w:date="2026-05-22T12:09:00Z" w:initials="CC">
     <w:p>
       <w:pPr>
         <w:pStyle w:val="Textocomentario"/>
@@ -35602,7 +34949,7 @@
       <w:r>
         <w:t xml:space="preserve">Mantener la estructura de la gráfica </w:t>
       </w:r>
-      <w:hyperlink w:history="1" w:anchor="/curso/tema4" r:id="rId16">
+      <w:hyperlink r:id="rId16" w:anchor="/curso/tema4" w:history="1">
         <w:r>
           <w:rPr>
             <w:rStyle w:val="Hipervnculo"/>
@@ -35612,7 +34959,7 @@
       </w:hyperlink>
     </w:p>
   </w:comment>
-  <w:comment w:initials="CC" w:author="Carolina Coca Salazar" w:date="2026-05-27T14:18:00Z" w:id="27">
+  <w:comment w:id="27" w:author="Carolina Coca Salazar" w:date="2026-05-27T14:18:00Z" w:initials="CC">
     <w:p>
       <w:pPr>
         <w:pStyle w:val="Textocomentario"/>
@@ -35684,7 +35031,7 @@
       </w:r>
     </w:p>
   </w:comment>
-  <w:comment w:initials="CC" w:author="Carolina Coca Salazar" w:date="2026-05-22T12:25:00Z" w:id="29">
+  <w:comment w:id="29" w:author="Carolina Coca Salazar" w:date="2026-05-22T12:25:00Z" w:initials="CC">
     <w:p>
       <w:pPr>
         <w:pStyle w:val="Textocomentario"/>
@@ -35757,7 +35104,7 @@
       <w:r>
         <w:t xml:space="preserve">Utilizar imágenes </w:t>
       </w:r>
-      <w:hyperlink w:history="1" w:anchor="/curso/tema4" r:id="rId18">
+      <w:hyperlink r:id="rId18" w:anchor="/curso/tema4" w:history="1">
         <w:r>
           <w:rPr>
             <w:rStyle w:val="Hipervnculo"/>
@@ -35767,7 +35114,7 @@
       </w:hyperlink>
     </w:p>
   </w:comment>
-  <w:comment w:initials="CC" w:author="Carolina Coca Salazar" w:date="2026-05-22T14:11:00Z" w:id="30">
+  <w:comment w:id="30" w:author="Carolina Coca Salazar" w:date="2026-05-22T14:11:00Z" w:initials="CC">
     <w:p>
       <w:pPr>
         <w:pStyle w:val="Textocomentario"/>
@@ -35840,7 +35187,7 @@
       <w:r>
         <w:t xml:space="preserve">Utilizar imágenes </w:t>
       </w:r>
-      <w:hyperlink w:history="1" w:anchor="/curso/tema4" r:id="rId19">
+      <w:hyperlink r:id="rId19" w:anchor="/curso/tema4" w:history="1">
         <w:r>
           <w:rPr>
             <w:rStyle w:val="Hipervnculo"/>
@@ -35850,7 +35197,7 @@
       </w:hyperlink>
     </w:p>
   </w:comment>
-  <w:comment w:initials="CC" w:author="Carolina Coca Salazar" w:date="2026-05-22T14:17:00Z" w:id="31">
+  <w:comment w:id="31" w:author="Carolina Coca Salazar" w:date="2026-05-22T14:17:00Z" w:initials="CC">
     <w:p>
       <w:pPr>
         <w:pStyle w:val="Textocomentario"/>
@@ -35923,7 +35270,7 @@
       <w:r>
         <w:t xml:space="preserve">Utilizar imágenes </w:t>
       </w:r>
-      <w:hyperlink w:history="1" w:anchor="/curso/tema4" r:id="rId20">
+      <w:hyperlink r:id="rId20" w:anchor="/curso/tema4" w:history="1">
         <w:r>
           <w:rPr>
             <w:rStyle w:val="Hipervnculo"/>
@@ -35933,7 +35280,7 @@
       </w:hyperlink>
     </w:p>
   </w:comment>
-  <w:comment w:initials="CC" w:author="Carolina Coca Salazar" w:date="2026-05-22T14:24:00Z" w:id="32">
+  <w:comment w:id="32" w:author="Carolina Coca Salazar" w:date="2026-05-22T14:24:00Z" w:initials="CC">
     <w:p>
       <w:pPr>
         <w:pStyle w:val="Textocomentario"/>
@@ -36006,7 +35353,7 @@
       <w:r>
         <w:t xml:space="preserve">Utilizar imágenes </w:t>
       </w:r>
-      <w:hyperlink w:history="1" w:anchor="/curso/tema4" r:id="rId21">
+      <w:hyperlink r:id="rId21" w:anchor="/curso/tema4" w:history="1">
         <w:r>
           <w:rPr>
             <w:rStyle w:val="Hipervnculo"/>
@@ -36016,7 +35363,7 @@
       </w:hyperlink>
     </w:p>
   </w:comment>
-  <w:comment w:initials="CC" w:author="Carolina Coca Salazar" w:date="2026-05-22T14:32:00Z" w:id="33">
+  <w:comment w:id="33" w:author="Carolina Coca Salazar" w:date="2026-05-22T14:32:00Z" w:initials="CC">
     <w:p>
       <w:pPr>
         <w:pStyle w:val="Textocomentario"/>
@@ -36083,7 +35430,7 @@
       </w:r>
     </w:p>
   </w:comment>
-  <w:comment w:initials="CC" w:author="Carolina Coca Salazar" w:date="2026-05-22T14:32:00Z" w:id="34">
+  <w:comment w:id="34" w:author="Carolina Coca Salazar" w:date="2026-05-22T14:32:00Z" w:initials="CC">
     <w:p>
       <w:pPr>
         <w:pStyle w:val="Textocomentario"/>
@@ -36150,7 +35497,7 @@
       </w:r>
     </w:p>
   </w:comment>
-  <w:comment w:initials="CC" w:author="Carolina Coca Salazar" w:date="2026-05-22T14:32:00Z" w:id="35">
+  <w:comment w:id="35" w:author="Carolina Coca Salazar" w:date="2026-05-22T14:32:00Z" w:initials="CC">
     <w:p>
       <w:pPr>
         <w:pStyle w:val="Textocomentario"/>
@@ -36217,7 +35564,7 @@
       </w:r>
     </w:p>
   </w:comment>
-  <w:comment w:initials="CC" w:author="Carolina Coca Salazar" w:date="2026-05-22T14:32:00Z" w:id="36">
+  <w:comment w:id="36" w:author="Carolina Coca Salazar" w:date="2026-05-22T14:32:00Z" w:initials="CC">
     <w:p>
       <w:pPr>
         <w:pStyle w:val="Textocomentario"/>
@@ -36284,7 +35631,7 @@
       </w:r>
     </w:p>
   </w:comment>
-  <w:comment w:initials="CC" w:author="Carolina Coca Salazar" w:date="2026-05-27T15:07:00Z" w:id="37">
+  <w:comment w:id="37" w:author="Carolina Coca Salazar" w:date="2026-05-27T15:07:00Z" w:initials="CC">
     <w:p>
       <w:pPr>
         <w:pStyle w:val="Textocomentario"/>
@@ -36336,7 +35683,7 @@
 </file>
 
 <file path=word/commentsExtended.xml><?xml version="1.0" encoding="utf-8"?>
-<w15:commentsEx xmlns:wpc="http://schemas.microsoft.com/office/word/2010/wordprocessingCanvas" xmlns:cx="http://schemas.microsoft.com/office/drawing/2014/chartex" xmlns:cx1="http://schemas.microsoft.com/office/drawing/2015/9/8/chartex" xmlns:cx2="http://schemas.microsoft.com/office/drawing/2015/10/21/chartex" xmlns:cx3="http://schemas.microsoft.com/office/drawing/2016/5/9/chartex" xmlns:cx4="http://schemas.microsoft.com/office/drawing/2016/5/10/chartex" xmlns:cx5="http://schemas.microsoft.com/office/drawing/2016/5/11/chartex" xmlns:cx6="http://schemas.microsoft.com/office/drawing/2016/5/12/chartex" xmlns:cx7="http://schemas.microsoft.com/office/drawing/2016/5/13/chartex" xmlns:cx8="http://schemas.microsoft.com/office/drawing/2016/5/14/chartex" xmlns:mc="http://schemas.openxmlformats.org/markup-compatibility/2006" xmlns:m="http://schemas.openxmlformats.org/officeDocument/2006/math" xmlns:aink="http://schemas.microsoft.com/office/drawing/2016/ink" xmlns:am3d="http://schemas.microsoft.com/office/drawing/2017/model3d" xmlns:oel="http://schemas.microsoft.com/office/2019/extlst" xmlns:r="http://schemas.openxmlformats.org/officeDocument/2006/relationships" xmlns:wp14="http://schemas.microsoft.com/office/word/2010/wordprocessingDrawing" xmlns:wp="http://schemas.openxmlformats.org/drawingml/2006/wordprocessingDrawing" xmlns:wpg="http://schemas.microsoft.com/office/word/2010/wordprocessingGroup" xmlns:wpi="http://schemas.microsoft.com/office/word/2010/wordprocessingInk" xmlns:wps="http://schemas.microsoft.com/office/word/2010/wordprocessingShape" xmlns:o="urn:schemas-microsoft-com:office:office" xmlns:v="urn:schemas-microsoft-com:vml" xmlns:w10="urn:schemas-microsoft-com:office:word" xmlns:w="http://schemas.openxmlformats.org/wordprocessingml/2006/main" xmlns:w14="http://schemas.microsoft.com/office/word/2010/wordml" xmlns:w15="http://schemas.microsoft.com/office/word/2012/wordml" xmlns:w16cex="http://schemas.microsoft.com/office/word/2018/wordml/cex" xmlns:w16cid="http://schemas.microsoft.com/office/word/2016/wordml/cid" xmlns:w16="http://schemas.microsoft.com/office/word/2018/wordml" xmlns:w16sdtdh="http://schemas.microsoft.com/office/word/2020/wordml/sdtdatahash" xmlns:w16sdtfl="http://schemas.microsoft.com/office/word/2024/wordml/sdtformatlock" xmlns:w16se="http://schemas.microsoft.com/office/word/2015/wordml/symex" xmlns:w16du="http://schemas.microsoft.com/office/word/2023/wordml/word16du" xmlns:wne="http://schemas.microsoft.com/office/word/2006/wordml" mc:Ignorable="w14 w15 w16se w16cid w16 w16cex w16sdtdh w16sdtfl w16du wp14">
+<w15:commentsEx xmlns:wpc="http://schemas.microsoft.com/office/word/2010/wordprocessingCanvas" xmlns:cx="http://schemas.microsoft.com/office/drawing/2014/chartex" xmlns:cx1="http://schemas.microsoft.com/office/drawing/2015/9/8/chartex" xmlns:cx2="http://schemas.microsoft.com/office/drawing/2015/10/21/chartex" xmlns:cx3="http://schemas.microsoft.com/office/drawing/2016/5/9/chartex" xmlns:cx4="http://schemas.microsoft.com/office/drawing/2016/5/10/chartex" xmlns:cx5="http://schemas.microsoft.com/office/drawing/2016/5/11/chartex" xmlns:cx6="http://schemas.microsoft.com/office/drawing/2016/5/12/chartex" xmlns:cx7="http://schemas.microsoft.com/office/drawing/2016/5/13/chartex" xmlns:cx8="http://schemas.microsoft.com/office/drawing/2016/5/14/chartex" xmlns:mc="http://schemas.openxmlformats.org/markup-compatibility/2006" xmlns:aink="http://schemas.microsoft.com/office/drawing/2016/ink" xmlns:am3d="http://schemas.microsoft.com/office/drawing/2017/model3d" xmlns:o="urn:schemas-microsoft-com:office:office" xmlns:oel="http://schemas.microsoft.com/office/2019/extlst" xmlns:r="http://schemas.openxmlformats.org/officeDocument/2006/relationships" xmlns:m="http://schemas.openxmlformats.org/officeDocument/2006/math" xmlns:v="urn:schemas-microsoft-com:vml" xmlns:wp14="http://schemas.microsoft.com/office/word/2010/wordprocessingDrawing" xmlns:wp="http://schemas.openxmlformats.org/drawingml/2006/wordprocessingDrawing" xmlns:w10="urn:schemas-microsoft-com:office:word" xmlns:w="http://schemas.openxmlformats.org/wordprocessingml/2006/main" xmlns:w14="http://schemas.microsoft.com/office/word/2010/wordml" xmlns:w15="http://schemas.microsoft.com/office/word/2012/wordml" xmlns:w16cex="http://schemas.microsoft.com/office/word/2018/wordml/cex" xmlns:w16cid="http://schemas.microsoft.com/office/word/2016/wordml/cid" xmlns:w16="http://schemas.microsoft.com/office/word/2018/wordml" xmlns:w16du="http://schemas.microsoft.com/office/word/2023/wordml/word16du" xmlns:w16sdtdh="http://schemas.microsoft.com/office/word/2020/wordml/sdtdatahash" xmlns:w16sdtfl="http://schemas.microsoft.com/office/word/2024/wordml/sdtformatlock" xmlns:w16se="http://schemas.microsoft.com/office/word/2015/wordml/symex" xmlns:wpg="http://schemas.microsoft.com/office/word/2010/wordprocessingGroup" xmlns:wpi="http://schemas.microsoft.com/office/word/2010/wordprocessingInk" xmlns:wne="http://schemas.microsoft.com/office/word/2006/wordml" xmlns:wps="http://schemas.microsoft.com/office/word/2010/wordprocessingShape" mc:Ignorable="w14 w15 w16se w16cid w16 w16cex w16sdtdh w16sdtfl w16du wp14">
   <w15:commentEx w15:paraId="21195DE7" w15:done="0"/>
   <w15:commentEx w15:paraId="0672CE53" w15:done="0"/>
   <w15:commentEx w15:paraId="5504227E" w15:done="0"/>
@@ -36378,7 +35725,7 @@
 </file>
 
 <file path=word/commentsExtensible.xml><?xml version="1.0" encoding="utf-8"?>
-<w16cex:commentsExtensible xmlns:wpc="http://schemas.microsoft.com/office/word/2010/wordprocessingCanvas" xmlns:cx="http://schemas.microsoft.com/office/drawing/2014/chartex" xmlns:cx1="http://schemas.microsoft.com/office/drawing/2015/9/8/chartex" xmlns:cx2="http://schemas.microsoft.com/office/drawing/2015/10/21/chartex" xmlns:cx3="http://schemas.microsoft.com/office/drawing/2016/5/9/chartex" xmlns:cx4="http://schemas.microsoft.com/office/drawing/2016/5/10/chartex" xmlns:cx5="http://schemas.microsoft.com/office/drawing/2016/5/11/chartex" xmlns:cx6="http://schemas.microsoft.com/office/drawing/2016/5/12/chartex" xmlns:cx7="http://schemas.microsoft.com/office/drawing/2016/5/13/chartex" xmlns:cx8="http://schemas.microsoft.com/office/drawing/2016/5/14/chartex" xmlns:cr="http://schemas.microsoft.com/office/comments/2020/reactions" xmlns:mc="http://schemas.openxmlformats.org/markup-compatibility/2006" xmlns:m="http://schemas.openxmlformats.org/officeDocument/2006/math" xmlns:aink="http://schemas.microsoft.com/office/drawing/2016/ink" xmlns:am3d="http://schemas.microsoft.com/office/drawing/2017/model3d" xmlns:oel="http://schemas.microsoft.com/office/2019/extlst" xmlns:r="http://schemas.openxmlformats.org/officeDocument/2006/relationships" xmlns:wp14="http://schemas.microsoft.com/office/word/2010/wordprocessingDrawing" xmlns:wp="http://schemas.openxmlformats.org/drawingml/2006/wordprocessingDrawing" xmlns:wpg="http://schemas.microsoft.com/office/word/2010/wordprocessingGroup" xmlns:wpi="http://schemas.microsoft.com/office/word/2010/wordprocessingInk" xmlns:wps="http://schemas.microsoft.com/office/word/2010/wordprocessingShape" xmlns:o="urn:schemas-microsoft-com:office:office" xmlns:v="urn:schemas-microsoft-com:vml" xmlns:w10="urn:schemas-microsoft-com:office:word" xmlns:w="http://schemas.openxmlformats.org/wordprocessingml/2006/main" xmlns:w14="http://schemas.microsoft.com/office/word/2010/wordml" xmlns:w15="http://schemas.microsoft.com/office/word/2012/wordml" xmlns:w16cex="http://schemas.microsoft.com/office/word/2018/wordml/cex" xmlns:w16cid="http://schemas.microsoft.com/office/word/2016/wordml/cid" xmlns:w16="http://schemas.microsoft.com/office/word/2018/wordml" xmlns:w16sdtdh="http://schemas.microsoft.com/office/word/2020/wordml/sdtdatahash" xmlns:w16sdtfl="http://schemas.microsoft.com/office/word/2024/wordml/sdtformatlock" xmlns:w16se="http://schemas.microsoft.com/office/word/2015/wordml/symex" xmlns:w16du="http://schemas.microsoft.com/office/word/2023/wordml/word16du" xmlns:wne="http://schemas.microsoft.com/office/word/2006/wordml" mc:Ignorable="w14 w15 w16se w16cid w16 w16cex w16sdtdh w16sdtfl cr w16du wp14">
+<w16cex:commentsExtensible xmlns:wpc="http://schemas.microsoft.com/office/word/2010/wordprocessingCanvas" xmlns:cx="http://schemas.microsoft.com/office/drawing/2014/chartex" xmlns:cx1="http://schemas.microsoft.com/office/drawing/2015/9/8/chartex" xmlns:cx2="http://schemas.microsoft.com/office/drawing/2015/10/21/chartex" xmlns:cx3="http://schemas.microsoft.com/office/drawing/2016/5/9/chartex" xmlns:cx4="http://schemas.microsoft.com/office/drawing/2016/5/10/chartex" xmlns:cx5="http://schemas.microsoft.com/office/drawing/2016/5/11/chartex" xmlns:cx6="http://schemas.microsoft.com/office/drawing/2016/5/12/chartex" xmlns:cx7="http://schemas.microsoft.com/office/drawing/2016/5/13/chartex" xmlns:cx8="http://schemas.microsoft.com/office/drawing/2016/5/14/chartex" xmlns:cr="http://schemas.microsoft.com/office/comments/2020/reactions" xmlns:mc="http://schemas.openxmlformats.org/markup-compatibility/2006" xmlns:aink="http://schemas.microsoft.com/office/drawing/2016/ink" xmlns:am3d="http://schemas.microsoft.com/office/drawing/2017/model3d" xmlns:o="urn:schemas-microsoft-com:office:office" xmlns:oel="http://schemas.microsoft.com/office/2019/extlst" xmlns:r="http://schemas.openxmlformats.org/officeDocument/2006/relationships" xmlns:m="http://schemas.openxmlformats.org/officeDocument/2006/math" xmlns:v="urn:schemas-microsoft-com:vml" xmlns:wp14="http://schemas.microsoft.com/office/word/2010/wordprocessingDrawing" xmlns:wp="http://schemas.openxmlformats.org/drawingml/2006/wordprocessingDrawing" xmlns:w10="urn:schemas-microsoft-com:office:word" xmlns:w="http://schemas.openxmlformats.org/wordprocessingml/2006/main" xmlns:w14="http://schemas.microsoft.com/office/word/2010/wordml" xmlns:w15="http://schemas.microsoft.com/office/word/2012/wordml" xmlns:w16cex="http://schemas.microsoft.com/office/word/2018/wordml/cex" xmlns:w16cid="http://schemas.microsoft.com/office/word/2016/wordml/cid" xmlns:w16="http://schemas.microsoft.com/office/word/2018/wordml" xmlns:w16du="http://schemas.microsoft.com/office/word/2023/wordml/word16du" xmlns:w16sdtdh="http://schemas.microsoft.com/office/word/2020/wordml/sdtdatahash" xmlns:w16sdtfl="http://schemas.microsoft.com/office/word/2024/wordml/sdtformatlock" xmlns:w16se="http://schemas.microsoft.com/office/word/2015/wordml/symex" xmlns:wpg="http://schemas.microsoft.com/office/word/2010/wordprocessingGroup" xmlns:wpi="http://schemas.microsoft.com/office/word/2010/wordprocessingInk" xmlns:wne="http://schemas.microsoft.com/office/word/2006/wordml" xmlns:wps="http://schemas.microsoft.com/office/word/2010/wordprocessingShape" mc:Ignorable="w14 w15 w16se w16cid w16 w16cex w16sdtdh w16sdtfl cr w16du wp14">
   <w16cex:commentExtensible w16cex:durableId="33AEB266" w16cex:dateUtc="2026-05-21T11:07:00Z"/>
   <w16cex:commentExtensible w16cex:durableId="189AF76A" w16cex:dateUtc="2026-05-21T11:09:00Z"/>
   <w16cex:commentExtensible w16cex:durableId="2FE1CC02" w16cex:dateUtc="2026-05-21T11:36:00Z"/>
@@ -36420,7 +35767,7 @@
 </file>
 
 <file path=word/commentsIds.xml><?xml version="1.0" encoding="utf-8"?>
-<w16cid:commentsIds xmlns:wpc="http://schemas.microsoft.com/office/word/2010/wordprocessingCanvas" xmlns:cx="http://schemas.microsoft.com/office/drawing/2014/chartex" xmlns:cx1="http://schemas.microsoft.com/office/drawing/2015/9/8/chartex" xmlns:cx2="http://schemas.microsoft.com/office/drawing/2015/10/21/chartex" xmlns:cx3="http://schemas.microsoft.com/office/drawing/2016/5/9/chartex" xmlns:cx4="http://schemas.microsoft.com/office/drawing/2016/5/10/chartex" xmlns:cx5="http://schemas.microsoft.com/office/drawing/2016/5/11/chartex" xmlns:cx6="http://schemas.microsoft.com/office/drawing/2016/5/12/chartex" xmlns:cx7="http://schemas.microsoft.com/office/drawing/2016/5/13/chartex" xmlns:cx8="http://schemas.microsoft.com/office/drawing/2016/5/14/chartex" xmlns:mc="http://schemas.openxmlformats.org/markup-compatibility/2006" xmlns:m="http://schemas.openxmlformats.org/officeDocument/2006/math" xmlns:aink="http://schemas.microsoft.com/office/drawing/2016/ink" xmlns:am3d="http://schemas.microsoft.com/office/drawing/2017/model3d" xmlns:oel="http://schemas.microsoft.com/office/2019/extlst" xmlns:r="http://schemas.openxmlformats.org/officeDocument/2006/relationships" xmlns:wp14="http://schemas.microsoft.com/office/word/2010/wordprocessingDrawing" xmlns:wp="http://schemas.openxmlformats.org/drawingml/2006/wordprocessingDrawing" xmlns:wpg="http://schemas.microsoft.com/office/word/2010/wordprocessingGroup" xmlns:wpi="http://schemas.microsoft.com/office/word/2010/wordprocessingInk" xmlns:wps="http://schemas.microsoft.com/office/word/2010/wordprocessingShape" xmlns:o="urn:schemas-microsoft-com:office:office" xmlns:v="urn:schemas-microsoft-com:vml" xmlns:w10="urn:schemas-microsoft-com:office:word" xmlns:w="http://schemas.openxmlformats.org/wordprocessingml/2006/main" xmlns:w14="http://schemas.microsoft.com/office/word/2010/wordml" xmlns:w15="http://schemas.microsoft.com/office/word/2012/wordml" xmlns:w16cex="http://schemas.microsoft.com/office/word/2018/wordml/cex" xmlns:w16cid="http://schemas.microsoft.com/office/word/2016/wordml/cid" xmlns:w16="http://schemas.microsoft.com/office/word/2018/wordml" xmlns:w16sdtdh="http://schemas.microsoft.com/office/word/2020/wordml/sdtdatahash" xmlns:w16sdtfl="http://schemas.microsoft.com/office/word/2024/wordml/sdtformatlock" xmlns:w16se="http://schemas.microsoft.com/office/word/2015/wordml/symex" xmlns:w16du="http://schemas.microsoft.com/office/word/2023/wordml/word16du" xmlns:wne="http://schemas.microsoft.com/office/word/2006/wordml" mc:Ignorable="w14 w15 w16se w16cid w16 w16cex w16sdtdh w16sdtfl w16du wp14">
+<w16cid:commentsIds xmlns:wpc="http://schemas.microsoft.com/office/word/2010/wordprocessingCanvas" xmlns:cx="http://schemas.microsoft.com/office/drawing/2014/chartex" xmlns:cx1="http://schemas.microsoft.com/office/drawing/2015/9/8/chartex" xmlns:cx2="http://schemas.microsoft.com/office/drawing/2015/10/21/chartex" xmlns:cx3="http://schemas.microsoft.com/office/drawing/2016/5/9/chartex" xmlns:cx4="http://schemas.microsoft.com/office/drawing/2016/5/10/chartex" xmlns:cx5="http://schemas.microsoft.com/office/drawing/2016/5/11/chartex" xmlns:cx6="http://schemas.microsoft.com/office/drawing/2016/5/12/chartex" xmlns:cx7="http://schemas.microsoft.com/office/drawing/2016/5/13/chartex" xmlns:cx8="http://schemas.microsoft.com/office/drawing/2016/5/14/chartex" xmlns:mc="http://schemas.openxmlformats.org/markup-compatibility/2006" xmlns:aink="http://schemas.microsoft.com/office/drawing/2016/ink" xmlns:am3d="http://schemas.microsoft.com/office/drawing/2017/model3d" xmlns:o="urn:schemas-microsoft-com:office:office" xmlns:oel="http://schemas.microsoft.com/office/2019/extlst" xmlns:r="http://schemas.openxmlformats.org/officeDocument/2006/relationships" xmlns:m="http://schemas.openxmlformats.org/officeDocument/2006/math" xmlns:v="urn:schemas-microsoft-com:vml" xmlns:wp14="http://schemas.microsoft.com/office/word/2010/wordprocessingDrawing" xmlns:wp="http://schemas.openxmlformats.org/drawingml/2006/wordprocessingDrawing" xmlns:w10="urn:schemas-microsoft-com:office:word" xmlns:w="http://schemas.openxmlformats.org/wordprocessingml/2006/main" xmlns:w14="http://schemas.microsoft.com/office/word/2010/wordml" xmlns:w15="http://schemas.microsoft.com/office/word/2012/wordml" xmlns:w16cex="http://schemas.microsoft.com/office/word/2018/wordml/cex" xmlns:w16cid="http://schemas.microsoft.com/office/word/2016/wordml/cid" xmlns:w16="http://schemas.microsoft.com/office/word/2018/wordml" xmlns:w16du="http://schemas.microsoft.com/office/word/2023/wordml/word16du" xmlns:w16sdtdh="http://schemas.microsoft.com/office/word/2020/wordml/sdtdatahash" xmlns:w16sdtfl="http://schemas.microsoft.com/office/word/2024/wordml/sdtformatlock" xmlns:w16se="http://schemas.microsoft.com/office/word/2015/wordml/symex" xmlns:wpg="http://schemas.microsoft.com/office/word/2010/wordprocessingGroup" xmlns:wpi="http://schemas.microsoft.com/office/word/2010/wordprocessingInk" xmlns:wne="http://schemas.microsoft.com/office/word/2006/wordml" xmlns:wps="http://schemas.microsoft.com/office/word/2010/wordprocessingShape" mc:Ignorable="w14 w15 w16se w16cid w16 w16cex w16sdtdh w16sdtfl w16du wp14">
   <w16cid:commentId w16cid:paraId="21195DE7" w16cid:durableId="33AEB266"/>
   <w16cid:commentId w16cid:paraId="0672CE53" w16cid:durableId="189AF76A"/>
   <w16cid:commentId w16cid:paraId="5504227E" w16cid:durableId="2FE1CC02"/>
@@ -36462,7 +35809,7 @@
 </file>
 
 <file path=word/endnotes.xml><?xml version="1.0" encoding="utf-8"?>
-<w:endnotes xmlns:wpc="http://schemas.microsoft.com/office/word/2010/wordprocessingCanvas" xmlns:cx="http://schemas.microsoft.com/office/drawing/2014/chartex" xmlns:cx1="http://schemas.microsoft.com/office/drawing/2015/9/8/chartex" xmlns:cx2="http://schemas.microsoft.com/office/drawing/2015/10/21/chartex" xmlns:cx3="http://schemas.microsoft.com/office/drawing/2016/5/9/chartex" xmlns:cx4="http://schemas.microsoft.com/office/drawing/2016/5/10/chartex" xmlns:cx5="http://schemas.microsoft.com/office/drawing/2016/5/11/chartex" xmlns:cx6="http://schemas.microsoft.com/office/drawing/2016/5/12/chartex" xmlns:cx7="http://schemas.microsoft.com/office/drawing/2016/5/13/chartex" xmlns:cx8="http://schemas.microsoft.com/office/drawing/2016/5/14/chartex" xmlns:mc="http://schemas.openxmlformats.org/markup-compatibility/2006" xmlns:m="http://schemas.openxmlformats.org/officeDocument/2006/math" xmlns:aink="http://schemas.microsoft.com/office/drawing/2016/ink" xmlns:am3d="http://schemas.microsoft.com/office/drawing/2017/model3d" xmlns:oel="http://schemas.microsoft.com/office/2019/extlst" xmlns:r="http://schemas.openxmlformats.org/officeDocument/2006/relationships" xmlns:wp14="http://schemas.microsoft.com/office/word/2010/wordprocessingDrawing" xmlns:wp="http://schemas.openxmlformats.org/drawingml/2006/wordprocessingDrawing" xmlns:wpg="http://schemas.microsoft.com/office/word/2010/wordprocessingGroup" xmlns:wpi="http://schemas.microsoft.com/office/word/2010/wordprocessingInk" xmlns:wps="http://schemas.microsoft.com/office/word/2010/wordprocessingShape" xmlns:o="urn:schemas-microsoft-com:office:office" xmlns:v="urn:schemas-microsoft-com:vml" xmlns:w10="urn:schemas-microsoft-com:office:word" xmlns:w="http://schemas.openxmlformats.org/wordprocessingml/2006/main" xmlns:w14="http://schemas.microsoft.com/office/word/2010/wordml" xmlns:w15="http://schemas.microsoft.com/office/word/2012/wordml" xmlns:w16cex="http://schemas.microsoft.com/office/word/2018/wordml/cex" xmlns:w16cid="http://schemas.microsoft.com/office/word/2016/wordml/cid" xmlns:w16="http://schemas.microsoft.com/office/word/2018/wordml" xmlns:w16sdtdh="http://schemas.microsoft.com/office/word/2020/wordml/sdtdatahash" xmlns:w16sdtfl="http://schemas.microsoft.com/office/word/2024/wordml/sdtformatlock" xmlns:w16se="http://schemas.microsoft.com/office/word/2015/wordml/symex" xmlns:w16du="http://schemas.microsoft.com/office/word/2023/wordml/word16du" xmlns:wne="http://schemas.microsoft.com/office/word/2006/wordml" mc:Ignorable="w14 w15 w16se w16cid w16 w16cex w16sdtdh w16sdtfl w16du wp14">
+<w:endnotes xmlns:wpc="http://schemas.microsoft.com/office/word/2010/wordprocessingCanvas" xmlns:cx="http://schemas.microsoft.com/office/drawing/2014/chartex" xmlns:cx1="http://schemas.microsoft.com/office/drawing/2015/9/8/chartex" xmlns:cx2="http://schemas.microsoft.com/office/drawing/2015/10/21/chartex" xmlns:cx3="http://schemas.microsoft.com/office/drawing/2016/5/9/chartex" xmlns:cx4="http://schemas.microsoft.com/office/drawing/2016/5/10/chartex" xmlns:cx5="http://schemas.microsoft.com/office/drawing/2016/5/11/chartex" xmlns:cx6="http://schemas.microsoft.com/office/drawing/2016/5/12/chartex" xmlns:cx7="http://schemas.microsoft.com/office/drawing/2016/5/13/chartex" xmlns:cx8="http://schemas.microsoft.com/office/drawing/2016/5/14/chartex" xmlns:mc="http://schemas.openxmlformats.org/markup-compatibility/2006" xmlns:aink="http://schemas.microsoft.com/office/drawing/2016/ink" xmlns:am3d="http://schemas.microsoft.com/office/drawing/2017/model3d" xmlns:o="urn:schemas-microsoft-com:office:office" xmlns:oel="http://schemas.microsoft.com/office/2019/extlst" xmlns:r="http://schemas.openxmlformats.org/officeDocument/2006/relationships" xmlns:m="http://schemas.openxmlformats.org/officeDocument/2006/math" xmlns:v="urn:schemas-microsoft-com:vml" xmlns:wp14="http://schemas.microsoft.com/office/word/2010/wordprocessingDrawing" xmlns:wp="http://schemas.openxmlformats.org/drawingml/2006/wordprocessingDrawing" xmlns:w10="urn:schemas-microsoft-com:office:word" xmlns:w="http://schemas.openxmlformats.org/wordprocessingml/2006/main" xmlns:w14="http://schemas.microsoft.com/office/word/2010/wordml" xmlns:w15="http://schemas.microsoft.com/office/word/2012/wordml" xmlns:w16cex="http://schemas.microsoft.com/office/word/2018/wordml/cex" xmlns:w16cid="http://schemas.microsoft.com/office/word/2016/wordml/cid" xmlns:w16="http://schemas.microsoft.com/office/word/2018/wordml" xmlns:w16du="http://schemas.microsoft.com/office/word/2023/wordml/word16du" xmlns:w16sdtdh="http://schemas.microsoft.com/office/word/2020/wordml/sdtdatahash" xmlns:w16sdtfl="http://schemas.microsoft.com/office/word/2024/wordml/sdtformatlock" xmlns:w16se="http://schemas.microsoft.com/office/word/2015/wordml/symex" xmlns:wpg="http://schemas.microsoft.com/office/word/2010/wordprocessingGroup" xmlns:wpi="http://schemas.microsoft.com/office/word/2010/wordprocessingInk" xmlns:wne="http://schemas.microsoft.com/office/word/2006/wordml" xmlns:wps="http://schemas.microsoft.com/office/word/2010/wordprocessingShape" mc:Ignorable="w14 w15 w16se w16cid w16 w16cex w16sdtdh w16sdtfl w16du wp14">
   <w:endnote w:type="separator" w:id="-1">
     <w:p>
       <w:pPr>
@@ -36487,7 +35834,7 @@
 </file>
 
 <file path=word/footer1.xml><?xml version="1.0" encoding="utf-8"?>
-<w:ftr xmlns:wpc="http://schemas.microsoft.com/office/word/2010/wordprocessingCanvas" xmlns:cx="http://schemas.microsoft.com/office/drawing/2014/chartex" xmlns:cx1="http://schemas.microsoft.com/office/drawing/2015/9/8/chartex" xmlns:cx2="http://schemas.microsoft.com/office/drawing/2015/10/21/chartex" xmlns:cx3="http://schemas.microsoft.com/office/drawing/2016/5/9/chartex" xmlns:cx4="http://schemas.microsoft.com/office/drawing/2016/5/10/chartex" xmlns:cx5="http://schemas.microsoft.com/office/drawing/2016/5/11/chartex" xmlns:cx6="http://schemas.microsoft.com/office/drawing/2016/5/12/chartex" xmlns:cx7="http://schemas.microsoft.com/office/drawing/2016/5/13/chartex" xmlns:cx8="http://schemas.microsoft.com/office/drawing/2016/5/14/chartex" xmlns:mc="http://schemas.openxmlformats.org/markup-compatibility/2006" xmlns:m="http://schemas.openxmlformats.org/officeDocument/2006/math" xmlns:aink="http://schemas.microsoft.com/office/drawing/2016/ink" xmlns:am3d="http://schemas.microsoft.com/office/drawing/2017/model3d" xmlns:oel="http://schemas.microsoft.com/office/2019/extlst" xmlns:r="http://schemas.openxmlformats.org/officeDocument/2006/relationships" xmlns:wp14="http://schemas.microsoft.com/office/word/2010/wordprocessingDrawing" xmlns:wp="http://schemas.openxmlformats.org/drawingml/2006/wordprocessingDrawing" xmlns:wpg="http://schemas.microsoft.com/office/word/2010/wordprocessingGroup" xmlns:wpi="http://schemas.microsoft.com/office/word/2010/wordprocessingInk" xmlns:wps="http://schemas.microsoft.com/office/word/2010/wordprocessingShape" xmlns:o="urn:schemas-microsoft-com:office:office" xmlns:v="urn:schemas-microsoft-com:vml" xmlns:w10="urn:schemas-microsoft-com:office:word" xmlns:w="http://schemas.openxmlformats.org/wordprocessingml/2006/main" xmlns:w14="http://schemas.microsoft.com/office/word/2010/wordml" xmlns:w15="http://schemas.microsoft.com/office/word/2012/wordml" xmlns:w16cex="http://schemas.microsoft.com/office/word/2018/wordml/cex" xmlns:w16cid="http://schemas.microsoft.com/office/word/2016/wordml/cid" xmlns:w16="http://schemas.microsoft.com/office/word/2018/wordml" xmlns:w16sdtdh="http://schemas.microsoft.com/office/word/2020/wordml/sdtdatahash" xmlns:w16sdtfl="http://schemas.microsoft.com/office/word/2024/wordml/sdtformatlock" xmlns:w16se="http://schemas.microsoft.com/office/word/2015/wordml/symex" xmlns:w16du="http://schemas.microsoft.com/office/word/2023/wordml/word16du" xmlns:wne="http://schemas.microsoft.com/office/word/2006/wordml" mc:Ignorable="w14 w15 w16se w16cid w16 w16cex w16sdtdh w16sdtfl w16du wp14">
+<w:ftr xmlns:wpc="http://schemas.microsoft.com/office/word/2010/wordprocessingCanvas" xmlns:cx="http://schemas.microsoft.com/office/drawing/2014/chartex" xmlns:cx1="http://schemas.microsoft.com/office/drawing/2015/9/8/chartex" xmlns:cx2="http://schemas.microsoft.com/office/drawing/2015/10/21/chartex" xmlns:cx3="http://schemas.microsoft.com/office/drawing/2016/5/9/chartex" xmlns:cx4="http://schemas.microsoft.com/office/drawing/2016/5/10/chartex" xmlns:cx5="http://schemas.microsoft.com/office/drawing/2016/5/11/chartex" xmlns:cx6="http://schemas.microsoft.com/office/drawing/2016/5/12/chartex" xmlns:cx7="http://schemas.microsoft.com/office/drawing/2016/5/13/chartex" xmlns:cx8="http://schemas.microsoft.com/office/drawing/2016/5/14/chartex" xmlns:mc="http://schemas.openxmlformats.org/markup-compatibility/2006" xmlns:aink="http://schemas.microsoft.com/office/drawing/2016/ink" xmlns:am3d="http://schemas.microsoft.com/office/drawing/2017/model3d" xmlns:o="urn:schemas-microsoft-com:office:office" xmlns:oel="http://schemas.microsoft.com/office/2019/extlst" xmlns:r="http://schemas.openxmlformats.org/officeDocument/2006/relationships" xmlns:m="http://schemas.openxmlformats.org/officeDocument/2006/math" xmlns:v="urn:schemas-microsoft-com:vml" xmlns:wp14="http://schemas.microsoft.com/office/word/2010/wordprocessingDrawing" xmlns:wp="http://schemas.openxmlformats.org/drawingml/2006/wordprocessingDrawing" xmlns:w10="urn:schemas-microsoft-com:office:word" xmlns:w="http://schemas.openxmlformats.org/wordprocessingml/2006/main" xmlns:w14="http://schemas.microsoft.com/office/word/2010/wordml" xmlns:w15="http://schemas.microsoft.com/office/word/2012/wordml" xmlns:w16cex="http://schemas.microsoft.com/office/word/2018/wordml/cex" xmlns:w16cid="http://schemas.microsoft.com/office/word/2016/wordml/cid" xmlns:w16="http://schemas.microsoft.com/office/word/2018/wordml" xmlns:w16du="http://schemas.microsoft.com/office/word/2023/wordml/word16du" xmlns:w16sdtdh="http://schemas.microsoft.com/office/word/2020/wordml/sdtdatahash" xmlns:w16sdtfl="http://schemas.microsoft.com/office/word/2024/wordml/sdtformatlock" xmlns:w16se="http://schemas.microsoft.com/office/word/2015/wordml/symex" xmlns:wpg="http://schemas.microsoft.com/office/word/2010/wordprocessingGroup" xmlns:wpi="http://schemas.microsoft.com/office/word/2010/wordprocessingInk" xmlns:wne="http://schemas.microsoft.com/office/word/2006/wordml" xmlns:wps="http://schemas.microsoft.com/office/word/2010/wordprocessingShape" mc:Ignorable="w14 w15 w16se w16cid w16 w16cex w16sdtdh w16sdtfl w16du wp14">
   <w:p>
     <w:pPr>
       <w:pBdr>
@@ -36518,7 +35865,7 @@
       <w:ind w:left="-2" w:hanging="2"/>
       <w:jc w:val="right"/>
       <w:rPr>
-        <w:rFonts w:ascii="Times New Roman" w:hAnsi="Times New Roman" w:eastAsia="Times New Roman" w:cs="Times New Roman"/>
+        <w:rFonts w:ascii="Times New Roman" w:eastAsia="Times New Roman" w:hAnsi="Times New Roman" w:cs="Times New Roman"/>
         <w:sz w:val="24"/>
         <w:szCs w:val="24"/>
       </w:rPr>
@@ -36528,7 +35875,7 @@
     <w:pPr>
       <w:spacing w:line="240" w:lineRule="auto"/>
       <w:rPr>
-        <w:rFonts w:ascii="Times New Roman" w:hAnsi="Times New Roman" w:eastAsia="Times New Roman" w:cs="Times New Roman"/>
+        <w:rFonts w:ascii="Times New Roman" w:eastAsia="Times New Roman" w:hAnsi="Times New Roman" w:cs="Times New Roman"/>
         <w:sz w:val="24"/>
         <w:szCs w:val="24"/>
       </w:rPr>
@@ -36586,7 +35933,7 @@
 </file>
 
 <file path=word/footnotes.xml><?xml version="1.0" encoding="utf-8"?>
-<w:footnotes xmlns:wpc="http://schemas.microsoft.com/office/word/2010/wordprocessingCanvas" xmlns:cx="http://schemas.microsoft.com/office/drawing/2014/chartex" xmlns:cx1="http://schemas.microsoft.com/office/drawing/2015/9/8/chartex" xmlns:cx2="http://schemas.microsoft.com/office/drawing/2015/10/21/chartex" xmlns:cx3="http://schemas.microsoft.com/office/drawing/2016/5/9/chartex" xmlns:cx4="http://schemas.microsoft.com/office/drawing/2016/5/10/chartex" xmlns:cx5="http://schemas.microsoft.com/office/drawing/2016/5/11/chartex" xmlns:cx6="http://schemas.microsoft.com/office/drawing/2016/5/12/chartex" xmlns:cx7="http://schemas.microsoft.com/office/drawing/2016/5/13/chartex" xmlns:cx8="http://schemas.microsoft.com/office/drawing/2016/5/14/chartex" xmlns:mc="http://schemas.openxmlformats.org/markup-compatibility/2006" xmlns:m="http://schemas.openxmlformats.org/officeDocument/2006/math" xmlns:aink="http://schemas.microsoft.com/office/drawing/2016/ink" xmlns:am3d="http://schemas.microsoft.com/office/drawing/2017/model3d" xmlns:oel="http://schemas.microsoft.com/office/2019/extlst" xmlns:r="http://schemas.openxmlformats.org/officeDocument/2006/relationships" xmlns:wp14="http://schemas.microsoft.com/office/word/2010/wordprocessingDrawing" xmlns:wp="http://schemas.openxmlformats.org/drawingml/2006/wordprocessingDrawing" xmlns:wpg="http://schemas.microsoft.com/office/word/2010/wordprocessingGroup" xmlns:wpi="http://schemas.microsoft.com/office/word/2010/wordprocessingInk" xmlns:wps="http://schemas.microsoft.com/office/word/2010/wordprocessingShape" xmlns:o="urn:schemas-microsoft-com:office:office" xmlns:v="urn:schemas-microsoft-com:vml" xmlns:w10="urn:schemas-microsoft-com:office:word" xmlns:w="http://schemas.openxmlformats.org/wordprocessingml/2006/main" xmlns:w14="http://schemas.microsoft.com/office/word/2010/wordml" xmlns:w15="http://schemas.microsoft.com/office/word/2012/wordml" xmlns:w16cex="http://schemas.microsoft.com/office/word/2018/wordml/cex" xmlns:w16cid="http://schemas.microsoft.com/office/word/2016/wordml/cid" xmlns:w16="http://schemas.microsoft.com/office/word/2018/wordml" xmlns:w16sdtdh="http://schemas.microsoft.com/office/word/2020/wordml/sdtdatahash" xmlns:w16sdtfl="http://schemas.microsoft.com/office/word/2024/wordml/sdtformatlock" xmlns:w16se="http://schemas.microsoft.com/office/word/2015/wordml/symex" xmlns:w16du="http://schemas.microsoft.com/office/word/2023/wordml/word16du" xmlns:wne="http://schemas.microsoft.com/office/word/2006/wordml" mc:Ignorable="w14 w15 w16se w16cid w16 w16cex w16sdtdh w16sdtfl w16du wp14">
+<w:footnotes xmlns:wpc="http://schemas.microsoft.com/office/word/2010/wordprocessingCanvas" xmlns:cx="http://schemas.microsoft.com/office/drawing/2014/chartex" xmlns:cx1="http://schemas.microsoft.com/office/drawing/2015/9/8/chartex" xmlns:cx2="http://schemas.microsoft.com/office/drawing/2015/10/21/chartex" xmlns:cx3="http://schemas.microsoft.com/office/drawing/2016/5/9/chartex" xmlns:cx4="http://schemas.microsoft.com/office/drawing/2016/5/10/chartex" xmlns:cx5="http://schemas.microsoft.com/office/drawing/2016/5/11/chartex" xmlns:cx6="http://schemas.microsoft.com/office/drawing/2016/5/12/chartex" xmlns:cx7="http://schemas.microsoft.com/office/drawing/2016/5/13/chartex" xmlns:cx8="http://schemas.microsoft.com/office/drawing/2016/5/14/chartex" xmlns:mc="http://schemas.openxmlformats.org/markup-compatibility/2006" xmlns:aink="http://schemas.microsoft.com/office/drawing/2016/ink" xmlns:am3d="http://schemas.microsoft.com/office/drawing/2017/model3d" xmlns:o="urn:schemas-microsoft-com:office:office" xmlns:oel="http://schemas.microsoft.com/office/2019/extlst" xmlns:r="http://schemas.openxmlformats.org/officeDocument/2006/relationships" xmlns:m="http://schemas.openxmlformats.org/officeDocument/2006/math" xmlns:v="urn:schemas-microsoft-com:vml" xmlns:wp14="http://schemas.microsoft.com/office/word/2010/wordprocessingDrawing" xmlns:wp="http://schemas.openxmlformats.org/drawingml/2006/wordprocessingDrawing" xmlns:w10="urn:schemas-microsoft-com:office:word" xmlns:w="http://schemas.openxmlformats.org/wordprocessingml/2006/main" xmlns:w14="http://schemas.microsoft.com/office/word/2010/wordml" xmlns:w15="http://schemas.microsoft.com/office/word/2012/wordml" xmlns:w16cex="http://schemas.microsoft.com/office/word/2018/wordml/cex" xmlns:w16cid="http://schemas.microsoft.com/office/word/2016/wordml/cid" xmlns:w16="http://schemas.microsoft.com/office/word/2018/wordml" xmlns:w16du="http://schemas.microsoft.com/office/word/2023/wordml/word16du" xmlns:w16sdtdh="http://schemas.microsoft.com/office/word/2020/wordml/sdtdatahash" xmlns:w16sdtfl="http://schemas.microsoft.com/office/word/2024/wordml/sdtformatlock" xmlns:w16se="http://schemas.microsoft.com/office/word/2015/wordml/symex" xmlns:wpg="http://schemas.microsoft.com/office/word/2010/wordprocessingGroup" xmlns:wpi="http://schemas.microsoft.com/office/word/2010/wordprocessingInk" xmlns:wne="http://schemas.microsoft.com/office/word/2006/wordml" xmlns:wps="http://schemas.microsoft.com/office/word/2010/wordprocessingShape" mc:Ignorable="w14 w15 w16se w16cid w16 w16cex w16sdtdh w16sdtfl w16du wp14">
   <w:footnote w:type="separator" w:id="-1">
     <w:p>
       <w:pPr>
@@ -36611,7 +35958,7 @@
 </file>
 
 <file path=word/header1.xml><?xml version="1.0" encoding="utf-8"?>
-<w:hdr xmlns:wpc="http://schemas.microsoft.com/office/word/2010/wordprocessingCanvas" xmlns:cx="http://schemas.microsoft.com/office/drawing/2014/chartex" xmlns:cx1="http://schemas.microsoft.com/office/drawing/2015/9/8/chartex" xmlns:cx2="http://schemas.microsoft.com/office/drawing/2015/10/21/chartex" xmlns:cx3="http://schemas.microsoft.com/office/drawing/2016/5/9/chartex" xmlns:cx4="http://schemas.microsoft.com/office/drawing/2016/5/10/chartex" xmlns:cx5="http://schemas.microsoft.com/office/drawing/2016/5/11/chartex" xmlns:cx6="http://schemas.microsoft.com/office/drawing/2016/5/12/chartex" xmlns:cx7="http://schemas.microsoft.com/office/drawing/2016/5/13/chartex" xmlns:cx8="http://schemas.microsoft.com/office/drawing/2016/5/14/chartex" xmlns:mc="http://schemas.openxmlformats.org/markup-compatibility/2006" xmlns:m="http://schemas.openxmlformats.org/officeDocument/2006/math" xmlns:aink="http://schemas.microsoft.com/office/drawing/2016/ink" xmlns:am3d="http://schemas.microsoft.com/office/drawing/2017/model3d" xmlns:oel="http://schemas.microsoft.com/office/2019/extlst" xmlns:r="http://schemas.openxmlformats.org/officeDocument/2006/relationships" xmlns:wp14="http://schemas.microsoft.com/office/word/2010/wordprocessingDrawing" xmlns:wp="http://schemas.openxmlformats.org/drawingml/2006/wordprocessingDrawing" xmlns:wpg="http://schemas.microsoft.com/office/word/2010/wordprocessingGroup" xmlns:wpi="http://schemas.microsoft.com/office/word/2010/wordprocessingInk" xmlns:wps="http://schemas.microsoft.com/office/word/2010/wordprocessingShape" xmlns:o="urn:schemas-microsoft-com:office:office" xmlns:v="urn:schemas-microsoft-com:vml" xmlns:w10="urn:schemas-microsoft-com:office:word" xmlns:w="http://schemas.openxmlformats.org/wordprocessingml/2006/main" xmlns:w14="http://schemas.microsoft.com/office/word/2010/wordml" xmlns:w15="http://schemas.microsoft.com/office/word/2012/wordml" xmlns:w16cex="http://schemas.microsoft.com/office/word/2018/wordml/cex" xmlns:w16cid="http://schemas.microsoft.com/office/word/2016/wordml/cid" xmlns:w16="http://schemas.microsoft.com/office/word/2018/wordml" xmlns:w16sdtdh="http://schemas.microsoft.com/office/word/2020/wordml/sdtdatahash" xmlns:w16sdtfl="http://schemas.microsoft.com/office/word/2024/wordml/sdtformatlock" xmlns:w16se="http://schemas.microsoft.com/office/word/2015/wordml/symex" xmlns:w16du="http://schemas.microsoft.com/office/word/2023/wordml/word16du" xmlns:wne="http://schemas.microsoft.com/office/word/2006/wordml" xmlns:a="http://schemas.openxmlformats.org/drawingml/2006/main" xmlns:adec="http://schemas.microsoft.com/office/drawing/2017/decorative" xmlns:pic="http://schemas.openxmlformats.org/drawingml/2006/picture" xmlns:a14="http://schemas.microsoft.com/office/drawing/2010/main" mc:Ignorable="w14 w15 w16se w16cid w16 w16cex w16sdtdh w16sdtfl w16du wp14">
+<w:hdr xmlns:wpc="http://schemas.microsoft.com/office/word/2010/wordprocessingCanvas" xmlns:cx="http://schemas.microsoft.com/office/drawing/2014/chartex" xmlns:cx1="http://schemas.microsoft.com/office/drawing/2015/9/8/chartex" xmlns:cx2="http://schemas.microsoft.com/office/drawing/2015/10/21/chartex" xmlns:cx3="http://schemas.microsoft.com/office/drawing/2016/5/9/chartex" xmlns:cx4="http://schemas.microsoft.com/office/drawing/2016/5/10/chartex" xmlns:cx5="http://schemas.microsoft.com/office/drawing/2016/5/11/chartex" xmlns:cx6="http://schemas.microsoft.com/office/drawing/2016/5/12/chartex" xmlns:cx7="http://schemas.microsoft.com/office/drawing/2016/5/13/chartex" xmlns:cx8="http://schemas.microsoft.com/office/drawing/2016/5/14/chartex" xmlns:mc="http://schemas.openxmlformats.org/markup-compatibility/2006" xmlns:aink="http://schemas.microsoft.com/office/drawing/2016/ink" xmlns:am3d="http://schemas.microsoft.com/office/drawing/2017/model3d" xmlns:o="urn:schemas-microsoft-com:office:office" xmlns:oel="http://schemas.microsoft.com/office/2019/extlst" xmlns:r="http://schemas.openxmlformats.org/officeDocument/2006/relationships" xmlns:m="http://schemas.openxmlformats.org/officeDocument/2006/math" xmlns:v="urn:schemas-microsoft-com:vml" xmlns:wp14="http://schemas.microsoft.com/office/word/2010/wordprocessingDrawing" xmlns:wp="http://schemas.openxmlformats.org/drawingml/2006/wordprocessingDrawing" xmlns:w10="urn:schemas-microsoft-com:office:word" xmlns:w="http://schemas.openxmlformats.org/wordprocessingml/2006/main" xmlns:w14="http://schemas.microsoft.com/office/word/2010/wordml" xmlns:w15="http://schemas.microsoft.com/office/word/2012/wordml" xmlns:w16cex="http://schemas.microsoft.com/office/word/2018/wordml/cex" xmlns:w16cid="http://schemas.microsoft.com/office/word/2016/wordml/cid" xmlns:w16="http://schemas.microsoft.com/office/word/2018/wordml" xmlns:w16du="http://schemas.microsoft.com/office/word/2023/wordml/word16du" xmlns:w16sdtdh="http://schemas.microsoft.com/office/word/2020/wordml/sdtdatahash" xmlns:w16sdtfl="http://schemas.microsoft.com/office/word/2024/wordml/sdtformatlock" xmlns:w16se="http://schemas.microsoft.com/office/word/2015/wordml/symex" xmlns:wpg="http://schemas.microsoft.com/office/word/2010/wordprocessingGroup" xmlns:wpi="http://schemas.microsoft.com/office/word/2010/wordprocessingInk" xmlns:wne="http://schemas.microsoft.com/office/word/2006/wordml" xmlns:wps="http://schemas.microsoft.com/office/word/2010/wordprocessingShape" mc:Ignorable="w14 w15 w16se w16cid w16 w16cex w16sdtdh w16sdtfl w16du wp14">
   <w:p>
     <w:pPr>
       <w:pBdr>
@@ -36726,7 +36073,7 @@
 </file>
 
 <file path=word/numbering.xml><?xml version="1.0" encoding="utf-8"?>
-<w:numbering xmlns:wpc="http://schemas.microsoft.com/office/word/2010/wordprocessingCanvas" xmlns:cx="http://schemas.microsoft.com/office/drawing/2014/chartex" xmlns:cx1="http://schemas.microsoft.com/office/drawing/2015/9/8/chartex" xmlns:cx2="http://schemas.microsoft.com/office/drawing/2015/10/21/chartex" xmlns:cx3="http://schemas.microsoft.com/office/drawing/2016/5/9/chartex" xmlns:cx4="http://schemas.microsoft.com/office/drawing/2016/5/10/chartex" xmlns:cx5="http://schemas.microsoft.com/office/drawing/2016/5/11/chartex" xmlns:cx6="http://schemas.microsoft.com/office/drawing/2016/5/12/chartex" xmlns:cx7="http://schemas.microsoft.com/office/drawing/2016/5/13/chartex" xmlns:cx8="http://schemas.microsoft.com/office/drawing/2016/5/14/chartex" xmlns:mc="http://schemas.openxmlformats.org/markup-compatibility/2006" xmlns:m="http://schemas.openxmlformats.org/officeDocument/2006/math" xmlns:aink="http://schemas.microsoft.com/office/drawing/2016/ink" xmlns:am3d="http://schemas.microsoft.com/office/drawing/2017/model3d" xmlns:oel="http://schemas.microsoft.com/office/2019/extlst" xmlns:r="http://schemas.openxmlformats.org/officeDocument/2006/relationships" xmlns:wp14="http://schemas.microsoft.com/office/word/2010/wordprocessingDrawing" xmlns:wp="http://schemas.openxmlformats.org/drawingml/2006/wordprocessingDrawing" xmlns:wpg="http://schemas.microsoft.com/office/word/2010/wordprocessingGroup" xmlns:wpi="http://schemas.microsoft.com/office/word/2010/wordprocessingInk" xmlns:wps="http://schemas.microsoft.com/office/word/2010/wordprocessingShape" xmlns:o="urn:schemas-microsoft-com:office:office" xmlns:v="urn:schemas-microsoft-com:vml" xmlns:w10="urn:schemas-microsoft-com:office:word" xmlns:w="http://schemas.openxmlformats.org/wordprocessingml/2006/main" xmlns:w14="http://schemas.microsoft.com/office/word/2010/wordml" xmlns:w15="http://schemas.microsoft.com/office/word/2012/wordml" xmlns:w16cex="http://schemas.microsoft.com/office/word/2018/wordml/cex" xmlns:w16cid="http://schemas.microsoft.com/office/word/2016/wordml/cid" xmlns:w16="http://schemas.microsoft.com/office/word/2018/wordml" xmlns:w16sdtdh="http://schemas.microsoft.com/office/word/2020/wordml/sdtdatahash" xmlns:w16sdtfl="http://schemas.microsoft.com/office/word/2024/wordml/sdtformatlock" xmlns:w16se="http://schemas.microsoft.com/office/word/2015/wordml/symex" xmlns:w16du="http://schemas.microsoft.com/office/word/2023/wordml/word16du" xmlns:wne="http://schemas.microsoft.com/office/word/2006/wordml" mc:Ignorable="w14 w15 w16se w16cid w16 w16cex w16sdtdh w16sdtfl w16du wp14">
+<w:numbering xmlns:wpc="http://schemas.microsoft.com/office/word/2010/wordprocessingCanvas" xmlns:cx="http://schemas.microsoft.com/office/drawing/2014/chartex" xmlns:cx1="http://schemas.microsoft.com/office/drawing/2015/9/8/chartex" xmlns:cx2="http://schemas.microsoft.com/office/drawing/2015/10/21/chartex" xmlns:cx3="http://schemas.microsoft.com/office/drawing/2016/5/9/chartex" xmlns:cx4="http://schemas.microsoft.com/office/drawing/2016/5/10/chartex" xmlns:cx5="http://schemas.microsoft.com/office/drawing/2016/5/11/chartex" xmlns:cx6="http://schemas.microsoft.com/office/drawing/2016/5/12/chartex" xmlns:cx7="http://schemas.microsoft.com/office/drawing/2016/5/13/chartex" xmlns:cx8="http://schemas.microsoft.com/office/drawing/2016/5/14/chartex" xmlns:mc="http://schemas.openxmlformats.org/markup-compatibility/2006" xmlns:aink="http://schemas.microsoft.com/office/drawing/2016/ink" xmlns:am3d="http://schemas.microsoft.com/office/drawing/2017/model3d" xmlns:o="urn:schemas-microsoft-com:office:office" xmlns:oel="http://schemas.microsoft.com/office/2019/extlst" xmlns:r="http://schemas.openxmlformats.org/officeDocument/2006/relationships" xmlns:m="http://schemas.openxmlformats.org/officeDocument/2006/math" xmlns:v="urn:schemas-microsoft-com:vml" xmlns:wp14="http://schemas.microsoft.com/office/word/2010/wordprocessingDrawing" xmlns:wp="http://schemas.openxmlformats.org/drawingml/2006/wordprocessingDrawing" xmlns:w10="urn:schemas-microsoft-com:office:word" xmlns:w="http://schemas.openxmlformats.org/wordprocessingml/2006/main" xmlns:w14="http://schemas.microsoft.com/office/word/2010/wordml" xmlns:w15="http://schemas.microsoft.com/office/word/2012/wordml" xmlns:w16cex="http://schemas.microsoft.com/office/word/2018/wordml/cex" xmlns:w16cid="http://schemas.microsoft.com/office/word/2016/wordml/cid" xmlns:w16="http://schemas.microsoft.com/office/word/2018/wordml" xmlns:w16du="http://schemas.microsoft.com/office/word/2023/wordml/word16du" xmlns:w16sdtdh="http://schemas.microsoft.com/office/word/2020/wordml/sdtdatahash" xmlns:w16sdtfl="http://schemas.microsoft.com/office/word/2024/wordml/sdtformatlock" xmlns:w16se="http://schemas.microsoft.com/office/word/2015/wordml/symex" xmlns:wpg="http://schemas.microsoft.com/office/word/2010/wordprocessingGroup" xmlns:wpi="http://schemas.microsoft.com/office/word/2010/wordprocessingInk" xmlns:wne="http://schemas.microsoft.com/office/word/2006/wordml" xmlns:wps="http://schemas.microsoft.com/office/word/2010/wordprocessingShape" mc:Ignorable="w14 w15 w16se w16cid w16 w16cex w16sdtdh w16sdtfl w16du wp14">
   <w:abstractNum w:abstractNumId="0" w15:restartNumberingAfterBreak="0">
     <w:nsid w:val="190E5F28"/>
     <w:multiLevelType w:val="multilevel"/>
@@ -36743,7 +36090,7 @@
         <w:ind w:left="720" w:hanging="360"/>
       </w:pPr>
       <w:rPr>
-        <w:rFonts w:hint="default" w:ascii="Symbol" w:hAnsi="Symbol"/>
+        <w:rFonts w:ascii="Symbol" w:hAnsi="Symbol" w:hint="default"/>
         <w:sz w:val="20"/>
       </w:rPr>
     </w:lvl>
@@ -36759,7 +36106,7 @@
         <w:ind w:left="1440" w:hanging="360"/>
       </w:pPr>
       <w:rPr>
-        <w:rFonts w:hint="default" w:ascii="Courier New" w:hAnsi="Courier New"/>
+        <w:rFonts w:ascii="Courier New" w:hAnsi="Courier New" w:hint="default"/>
         <w:sz w:val="20"/>
       </w:rPr>
     </w:lvl>
@@ -36775,7 +36122,7 @@
         <w:ind w:left="2160" w:hanging="360"/>
       </w:pPr>
       <w:rPr>
-        <w:rFonts w:hint="default" w:ascii="Wingdings" w:hAnsi="Wingdings"/>
+        <w:rFonts w:ascii="Wingdings" w:hAnsi="Wingdings" w:hint="default"/>
         <w:sz w:val="20"/>
       </w:rPr>
     </w:lvl>
@@ -36791,7 +36138,7 @@
         <w:ind w:left="2880" w:hanging="360"/>
       </w:pPr>
       <w:rPr>
-        <w:rFonts w:hint="default" w:ascii="Wingdings" w:hAnsi="Wingdings"/>
+        <w:rFonts w:ascii="Wingdings" w:hAnsi="Wingdings" w:hint="default"/>
         <w:sz w:val="20"/>
       </w:rPr>
     </w:lvl>
@@ -36807,7 +36154,7 @@
         <w:ind w:left="3600" w:hanging="360"/>
       </w:pPr>
       <w:rPr>
-        <w:rFonts w:hint="default" w:ascii="Wingdings" w:hAnsi="Wingdings"/>
+        <w:rFonts w:ascii="Wingdings" w:hAnsi="Wingdings" w:hint="default"/>
         <w:sz w:val="20"/>
       </w:rPr>
     </w:lvl>
@@ -36823,7 +36170,7 @@
         <w:ind w:left="4320" w:hanging="360"/>
       </w:pPr>
       <w:rPr>
-        <w:rFonts w:hint="default" w:ascii="Wingdings" w:hAnsi="Wingdings"/>
+        <w:rFonts w:ascii="Wingdings" w:hAnsi="Wingdings" w:hint="default"/>
         <w:sz w:val="20"/>
       </w:rPr>
     </w:lvl>
@@ -36839,7 +36186,7 @@
         <w:ind w:left="5040" w:hanging="360"/>
       </w:pPr>
       <w:rPr>
-        <w:rFonts w:hint="default" w:ascii="Wingdings" w:hAnsi="Wingdings"/>
+        <w:rFonts w:ascii="Wingdings" w:hAnsi="Wingdings" w:hint="default"/>
         <w:sz w:val="20"/>
       </w:rPr>
     </w:lvl>
@@ -36855,7 +36202,7 @@
         <w:ind w:left="5760" w:hanging="360"/>
       </w:pPr>
       <w:rPr>
-        <w:rFonts w:hint="default" w:ascii="Wingdings" w:hAnsi="Wingdings"/>
+        <w:rFonts w:ascii="Wingdings" w:hAnsi="Wingdings" w:hint="default"/>
         <w:sz w:val="20"/>
       </w:rPr>
     </w:lvl>
@@ -36871,7 +36218,7 @@
         <w:ind w:left="6480" w:hanging="360"/>
       </w:pPr>
       <w:rPr>
-        <w:rFonts w:hint="default" w:ascii="Wingdings" w:hAnsi="Wingdings"/>
+        <w:rFonts w:ascii="Wingdings" w:hAnsi="Wingdings" w:hint="default"/>
         <w:sz w:val="20"/>
       </w:rPr>
     </w:lvl>
@@ -36892,7 +36239,7 @@
         <w:ind w:left="720" w:hanging="360"/>
       </w:pPr>
       <w:rPr>
-        <w:rFonts w:hint="default" w:ascii="Symbol" w:hAnsi="Symbol"/>
+        <w:rFonts w:ascii="Symbol" w:hAnsi="Symbol" w:hint="default"/>
         <w:sz w:val="20"/>
       </w:rPr>
     </w:lvl>
@@ -36908,7 +36255,7 @@
         <w:ind w:left="1440" w:hanging="360"/>
       </w:pPr>
       <w:rPr>
-        <w:rFonts w:hint="default" w:ascii="Courier New" w:hAnsi="Courier New"/>
+        <w:rFonts w:ascii="Courier New" w:hAnsi="Courier New" w:hint="default"/>
         <w:sz w:val="20"/>
       </w:rPr>
     </w:lvl>
@@ -36924,7 +36271,7 @@
         <w:ind w:left="2160" w:hanging="360"/>
       </w:pPr>
       <w:rPr>
-        <w:rFonts w:hint="default" w:ascii="Wingdings" w:hAnsi="Wingdings"/>
+        <w:rFonts w:ascii="Wingdings" w:hAnsi="Wingdings" w:hint="default"/>
         <w:sz w:val="20"/>
       </w:rPr>
     </w:lvl>
@@ -36940,7 +36287,7 @@
         <w:ind w:left="2880" w:hanging="360"/>
       </w:pPr>
       <w:rPr>
-        <w:rFonts w:hint="default" w:ascii="Wingdings" w:hAnsi="Wingdings"/>
+        <w:rFonts w:ascii="Wingdings" w:hAnsi="Wingdings" w:hint="default"/>
         <w:sz w:val="20"/>
       </w:rPr>
     </w:lvl>
@@ -36956,7 +36303,7 @@
         <w:ind w:left="3600" w:hanging="360"/>
       </w:pPr>
       <w:rPr>
-        <w:rFonts w:hint="default" w:ascii="Wingdings" w:hAnsi="Wingdings"/>
+        <w:rFonts w:ascii="Wingdings" w:hAnsi="Wingdings" w:hint="default"/>
         <w:sz w:val="20"/>
       </w:rPr>
     </w:lvl>
@@ -36972,7 +36319,7 @@
         <w:ind w:left="4320" w:hanging="360"/>
       </w:pPr>
       <w:rPr>
-        <w:rFonts w:hint="default" w:ascii="Wingdings" w:hAnsi="Wingdings"/>
+        <w:rFonts w:ascii="Wingdings" w:hAnsi="Wingdings" w:hint="default"/>
         <w:sz w:val="20"/>
       </w:rPr>
     </w:lvl>
@@ -36988,7 +36335,7 @@
         <w:ind w:left="5040" w:hanging="360"/>
       </w:pPr>
       <w:rPr>
-        <w:rFonts w:hint="default" w:ascii="Wingdings" w:hAnsi="Wingdings"/>
+        <w:rFonts w:ascii="Wingdings" w:hAnsi="Wingdings" w:hint="default"/>
         <w:sz w:val="20"/>
       </w:rPr>
     </w:lvl>
@@ -37004,7 +36351,7 @@
         <w:ind w:left="5760" w:hanging="360"/>
       </w:pPr>
       <w:rPr>
-        <w:rFonts w:hint="default" w:ascii="Wingdings" w:hAnsi="Wingdings"/>
+        <w:rFonts w:ascii="Wingdings" w:hAnsi="Wingdings" w:hint="default"/>
         <w:sz w:val="20"/>
       </w:rPr>
     </w:lvl>
@@ -37020,7 +36367,7 @@
         <w:ind w:left="6480" w:hanging="360"/>
       </w:pPr>
       <w:rPr>
-        <w:rFonts w:hint="default" w:ascii="Wingdings" w:hAnsi="Wingdings"/>
+        <w:rFonts w:ascii="Wingdings" w:hAnsi="Wingdings" w:hint="default"/>
         <w:sz w:val="20"/>
       </w:rPr>
     </w:lvl>
@@ -37041,7 +36388,7 @@
         <w:ind w:left="720" w:hanging="360"/>
       </w:pPr>
       <w:rPr>
-        <w:rFonts w:hint="default" w:ascii="Symbol" w:hAnsi="Symbol"/>
+        <w:rFonts w:ascii="Symbol" w:hAnsi="Symbol" w:hint="default"/>
         <w:sz w:val="20"/>
       </w:rPr>
     </w:lvl>
@@ -37057,7 +36404,7 @@
         <w:ind w:left="1440" w:hanging="360"/>
       </w:pPr>
       <w:rPr>
-        <w:rFonts w:hint="default" w:ascii="Courier New" w:hAnsi="Courier New"/>
+        <w:rFonts w:ascii="Courier New" w:hAnsi="Courier New" w:hint="default"/>
         <w:sz w:val="20"/>
       </w:rPr>
     </w:lvl>
@@ -37073,7 +36420,7 @@
         <w:ind w:left="2160" w:hanging="360"/>
       </w:pPr>
       <w:rPr>
-        <w:rFonts w:hint="default" w:ascii="Wingdings" w:hAnsi="Wingdings"/>
+        <w:rFonts w:ascii="Wingdings" w:hAnsi="Wingdings" w:hint="default"/>
         <w:sz w:val="20"/>
       </w:rPr>
     </w:lvl>
@@ -37089,7 +36436,7 @@
         <w:ind w:left="2880" w:hanging="360"/>
       </w:pPr>
       <w:rPr>
-        <w:rFonts w:hint="default" w:ascii="Wingdings" w:hAnsi="Wingdings"/>
+        <w:rFonts w:ascii="Wingdings" w:hAnsi="Wingdings" w:hint="default"/>
         <w:sz w:val="20"/>
       </w:rPr>
     </w:lvl>
@@ -37105,7 +36452,7 @@
         <w:ind w:left="3600" w:hanging="360"/>
       </w:pPr>
       <w:rPr>
-        <w:rFonts w:hint="default" w:ascii="Wingdings" w:hAnsi="Wingdings"/>
+        <w:rFonts w:ascii="Wingdings" w:hAnsi="Wingdings" w:hint="default"/>
         <w:sz w:val="20"/>
       </w:rPr>
     </w:lvl>
@@ -37121,7 +36468,7 @@
         <w:ind w:left="4320" w:hanging="360"/>
       </w:pPr>
       <w:rPr>
-        <w:rFonts w:hint="default" w:ascii="Wingdings" w:hAnsi="Wingdings"/>
+        <w:rFonts w:ascii="Wingdings" w:hAnsi="Wingdings" w:hint="default"/>
         <w:sz w:val="20"/>
       </w:rPr>
     </w:lvl>
@@ -37137,7 +36484,7 @@
         <w:ind w:left="5040" w:hanging="360"/>
       </w:pPr>
       <w:rPr>
-        <w:rFonts w:hint="default" w:ascii="Wingdings" w:hAnsi="Wingdings"/>
+        <w:rFonts w:ascii="Wingdings" w:hAnsi="Wingdings" w:hint="default"/>
         <w:sz w:val="20"/>
       </w:rPr>
     </w:lvl>
@@ -37153,7 +36500,7 @@
         <w:ind w:left="5760" w:hanging="360"/>
       </w:pPr>
       <w:rPr>
-        <w:rFonts w:hint="default" w:ascii="Wingdings" w:hAnsi="Wingdings"/>
+        <w:rFonts w:ascii="Wingdings" w:hAnsi="Wingdings" w:hint="default"/>
         <w:sz w:val="20"/>
       </w:rPr>
     </w:lvl>
@@ -37169,7 +36516,7 @@
         <w:ind w:left="6480" w:hanging="360"/>
       </w:pPr>
       <w:rPr>
-        <w:rFonts w:hint="default" w:ascii="Wingdings" w:hAnsi="Wingdings"/>
+        <w:rFonts w:ascii="Wingdings" w:hAnsi="Wingdings" w:hint="default"/>
         <w:sz w:val="20"/>
       </w:rPr>
     </w:lvl>
@@ -37187,7 +36534,7 @@
         <w:ind w:left="720" w:hanging="360"/>
       </w:pPr>
       <w:rPr>
-        <w:rFonts w:hint="default" w:ascii="Symbol" w:hAnsi="Symbol"/>
+        <w:rFonts w:ascii="Symbol" w:hAnsi="Symbol" w:hint="default"/>
       </w:rPr>
     </w:lvl>
     <w:lvl w:ilvl="1" w:tplc="240A0003" w:tentative="1">
@@ -37199,7 +36546,7 @@
         <w:ind w:left="1440" w:hanging="360"/>
       </w:pPr>
       <w:rPr>
-        <w:rFonts w:hint="default" w:ascii="Courier New" w:hAnsi="Courier New" w:cs="Courier New"/>
+        <w:rFonts w:ascii="Courier New" w:hAnsi="Courier New" w:cs="Courier New" w:hint="default"/>
       </w:rPr>
     </w:lvl>
     <w:lvl w:ilvl="2" w:tplc="240A0005" w:tentative="1">
@@ -37211,7 +36558,7 @@
         <w:ind w:left="2160" w:hanging="360"/>
       </w:pPr>
       <w:rPr>
-        <w:rFonts w:hint="default" w:ascii="Wingdings" w:hAnsi="Wingdings"/>
+        <w:rFonts w:ascii="Wingdings" w:hAnsi="Wingdings" w:hint="default"/>
       </w:rPr>
     </w:lvl>
     <w:lvl w:ilvl="3" w:tplc="240A0001" w:tentative="1">
@@ -37223,7 +36570,7 @@
         <w:ind w:left="2880" w:hanging="360"/>
       </w:pPr>
       <w:rPr>
-        <w:rFonts w:hint="default" w:ascii="Symbol" w:hAnsi="Symbol"/>
+        <w:rFonts w:ascii="Symbol" w:hAnsi="Symbol" w:hint="default"/>
       </w:rPr>
     </w:lvl>
     <w:lvl w:ilvl="4" w:tplc="240A0003" w:tentative="1">
@@ -37235,7 +36582,7 @@
         <w:ind w:left="3600" w:hanging="360"/>
       </w:pPr>
       <w:rPr>
-        <w:rFonts w:hint="default" w:ascii="Courier New" w:hAnsi="Courier New" w:cs="Courier New"/>
+        <w:rFonts w:ascii="Courier New" w:hAnsi="Courier New" w:cs="Courier New" w:hint="default"/>
       </w:rPr>
     </w:lvl>
     <w:lvl w:ilvl="5" w:tplc="240A0005" w:tentative="1">
@@ -37247,7 +36594,7 @@
         <w:ind w:left="4320" w:hanging="360"/>
       </w:pPr>
       <w:rPr>
-        <w:rFonts w:hint="default" w:ascii="Wingdings" w:hAnsi="Wingdings"/>
+        <w:rFonts w:ascii="Wingdings" w:hAnsi="Wingdings" w:hint="default"/>
       </w:rPr>
     </w:lvl>
     <w:lvl w:ilvl="6" w:tplc="240A0001" w:tentative="1">
@@ -37259,7 +36606,7 @@
         <w:ind w:left="5040" w:hanging="360"/>
       </w:pPr>
       <w:rPr>
-        <w:rFonts w:hint="default" w:ascii="Symbol" w:hAnsi="Symbol"/>
+        <w:rFonts w:ascii="Symbol" w:hAnsi="Symbol" w:hint="default"/>
       </w:rPr>
     </w:lvl>
     <w:lvl w:ilvl="7" w:tplc="240A0003" w:tentative="1">
@@ -37271,7 +36618,7 @@
         <w:ind w:left="5760" w:hanging="360"/>
       </w:pPr>
       <w:rPr>
-        <w:rFonts w:hint="default" w:ascii="Courier New" w:hAnsi="Courier New" w:cs="Courier New"/>
+        <w:rFonts w:ascii="Courier New" w:hAnsi="Courier New" w:cs="Courier New" w:hint="default"/>
       </w:rPr>
     </w:lvl>
     <w:lvl w:ilvl="8" w:tplc="240A0005" w:tentative="1">
@@ -37283,7 +36630,7 @@
         <w:ind w:left="6480" w:hanging="360"/>
       </w:pPr>
       <w:rPr>
-        <w:rFonts w:hint="default" w:ascii="Wingdings" w:hAnsi="Wingdings"/>
+        <w:rFonts w:ascii="Wingdings" w:hAnsi="Wingdings" w:hint="default"/>
       </w:rPr>
     </w:lvl>
   </w:abstractNum>
@@ -37300,7 +36647,7 @@
         <w:ind w:left="720" w:hanging="360"/>
       </w:pPr>
       <w:rPr>
-        <w:rFonts w:hint="default" w:ascii="Symbol" w:hAnsi="Symbol"/>
+        <w:rFonts w:ascii="Symbol" w:hAnsi="Symbol" w:hint="default"/>
       </w:rPr>
     </w:lvl>
     <w:lvl w:ilvl="1" w:tplc="240A0003" w:tentative="1">
@@ -37312,7 +36659,7 @@
         <w:ind w:left="1440" w:hanging="360"/>
       </w:pPr>
       <w:rPr>
-        <w:rFonts w:hint="default" w:ascii="Courier New" w:hAnsi="Courier New" w:cs="Courier New"/>
+        <w:rFonts w:ascii="Courier New" w:hAnsi="Courier New" w:cs="Courier New" w:hint="default"/>
       </w:rPr>
     </w:lvl>
     <w:lvl w:ilvl="2" w:tplc="240A0005" w:tentative="1">
@@ -37324,7 +36671,7 @@
         <w:ind w:left="2160" w:hanging="360"/>
       </w:pPr>
       <w:rPr>
-        <w:rFonts w:hint="default" w:ascii="Wingdings" w:hAnsi="Wingdings"/>
+        <w:rFonts w:ascii="Wingdings" w:hAnsi="Wingdings" w:hint="default"/>
       </w:rPr>
     </w:lvl>
     <w:lvl w:ilvl="3" w:tplc="240A0001" w:tentative="1">
@@ -37336,7 +36683,7 @@
         <w:ind w:left="2880" w:hanging="360"/>
       </w:pPr>
       <w:rPr>
-        <w:rFonts w:hint="default" w:ascii="Symbol" w:hAnsi="Symbol"/>
+        <w:rFonts w:ascii="Symbol" w:hAnsi="Symbol" w:hint="default"/>
       </w:rPr>
     </w:lvl>
     <w:lvl w:ilvl="4" w:tplc="240A0003" w:tentative="1">
@@ -37348,7 +36695,7 @@
         <w:ind w:left="3600" w:hanging="360"/>
       </w:pPr>
       <w:rPr>
-        <w:rFonts w:hint="default" w:ascii="Courier New" w:hAnsi="Courier New" w:cs="Courier New"/>
+        <w:rFonts w:ascii="Courier New" w:hAnsi="Courier New" w:cs="Courier New" w:hint="default"/>
       </w:rPr>
     </w:lvl>
     <w:lvl w:ilvl="5" w:tplc="240A0005" w:tentative="1">
@@ -37360,7 +36707,7 @@
         <w:ind w:left="4320" w:hanging="360"/>
       </w:pPr>
       <w:rPr>
-        <w:rFonts w:hint="default" w:ascii="Wingdings" w:hAnsi="Wingdings"/>
+        <w:rFonts w:ascii="Wingdings" w:hAnsi="Wingdings" w:hint="default"/>
       </w:rPr>
     </w:lvl>
     <w:lvl w:ilvl="6" w:tplc="240A0001" w:tentative="1">
@@ -37372,7 +36719,7 @@
         <w:ind w:left="5040" w:hanging="360"/>
       </w:pPr>
       <w:rPr>
-        <w:rFonts w:hint="default" w:ascii="Symbol" w:hAnsi="Symbol"/>
+        <w:rFonts w:ascii="Symbol" w:hAnsi="Symbol" w:hint="default"/>
       </w:rPr>
     </w:lvl>
     <w:lvl w:ilvl="7" w:tplc="240A0003" w:tentative="1">
@@ -37384,7 +36731,7 @@
         <w:ind w:left="5760" w:hanging="360"/>
       </w:pPr>
       <w:rPr>
-        <w:rFonts w:hint="default" w:ascii="Courier New" w:hAnsi="Courier New" w:cs="Courier New"/>
+        <w:rFonts w:ascii="Courier New" w:hAnsi="Courier New" w:cs="Courier New" w:hint="default"/>
       </w:rPr>
     </w:lvl>
     <w:lvl w:ilvl="8" w:tplc="240A0005" w:tentative="1">
@@ -37396,7 +36743,7 @@
         <w:ind w:left="6480" w:hanging="360"/>
       </w:pPr>
       <w:rPr>
-        <w:rFonts w:hint="default" w:ascii="Wingdings" w:hAnsi="Wingdings"/>
+        <w:rFonts w:ascii="Wingdings" w:hAnsi="Wingdings" w:hint="default"/>
       </w:rPr>
     </w:lvl>
   </w:abstractNum>
@@ -37506,7 +36853,7 @@
         <w:ind w:left="720" w:hanging="360"/>
       </w:pPr>
       <w:rPr>
-        <w:rFonts w:hint="default" w:ascii="Symbol" w:hAnsi="Symbol"/>
+        <w:rFonts w:ascii="Symbol" w:hAnsi="Symbol" w:hint="default"/>
         <w:sz w:val="20"/>
       </w:rPr>
     </w:lvl>
@@ -37522,7 +36869,7 @@
         <w:ind w:left="1440" w:hanging="360"/>
       </w:pPr>
       <w:rPr>
-        <w:rFonts w:hint="default" w:ascii="Courier New" w:hAnsi="Courier New"/>
+        <w:rFonts w:ascii="Courier New" w:hAnsi="Courier New" w:hint="default"/>
         <w:sz w:val="20"/>
       </w:rPr>
     </w:lvl>
@@ -37538,7 +36885,7 @@
         <w:ind w:left="2160" w:hanging="360"/>
       </w:pPr>
       <w:rPr>
-        <w:rFonts w:hint="default" w:ascii="Wingdings" w:hAnsi="Wingdings"/>
+        <w:rFonts w:ascii="Wingdings" w:hAnsi="Wingdings" w:hint="default"/>
         <w:sz w:val="20"/>
       </w:rPr>
     </w:lvl>
@@ -37554,7 +36901,7 @@
         <w:ind w:left="2880" w:hanging="360"/>
       </w:pPr>
       <w:rPr>
-        <w:rFonts w:hint="default" w:ascii="Wingdings" w:hAnsi="Wingdings"/>
+        <w:rFonts w:ascii="Wingdings" w:hAnsi="Wingdings" w:hint="default"/>
         <w:sz w:val="20"/>
       </w:rPr>
     </w:lvl>
@@ -37570,7 +36917,7 @@
         <w:ind w:left="3600" w:hanging="360"/>
       </w:pPr>
       <w:rPr>
-        <w:rFonts w:hint="default" w:ascii="Wingdings" w:hAnsi="Wingdings"/>
+        <w:rFonts w:ascii="Wingdings" w:hAnsi="Wingdings" w:hint="default"/>
         <w:sz w:val="20"/>
       </w:rPr>
     </w:lvl>
@@ -37586,7 +36933,7 @@
         <w:ind w:left="4320" w:hanging="360"/>
       </w:pPr>
       <w:rPr>
-        <w:rFonts w:hint="default" w:ascii="Wingdings" w:hAnsi="Wingdings"/>
+        <w:rFonts w:ascii="Wingdings" w:hAnsi="Wingdings" w:hint="default"/>
         <w:sz w:val="20"/>
       </w:rPr>
     </w:lvl>
@@ -37602,7 +36949,7 @@
         <w:ind w:left="5040" w:hanging="360"/>
       </w:pPr>
       <w:rPr>
-        <w:rFonts w:hint="default" w:ascii="Wingdings" w:hAnsi="Wingdings"/>
+        <w:rFonts w:ascii="Wingdings" w:hAnsi="Wingdings" w:hint="default"/>
         <w:sz w:val="20"/>
       </w:rPr>
     </w:lvl>
@@ -37618,7 +36965,7 @@
         <w:ind w:left="5760" w:hanging="360"/>
       </w:pPr>
       <w:rPr>
-        <w:rFonts w:hint="default" w:ascii="Wingdings" w:hAnsi="Wingdings"/>
+        <w:rFonts w:ascii="Wingdings" w:hAnsi="Wingdings" w:hint="default"/>
         <w:sz w:val="20"/>
       </w:rPr>
     </w:lvl>
@@ -37634,7 +36981,7 @@
         <w:ind w:left="6480" w:hanging="360"/>
       </w:pPr>
       <w:rPr>
-        <w:rFonts w:hint="default" w:ascii="Wingdings" w:hAnsi="Wingdings"/>
+        <w:rFonts w:ascii="Wingdings" w:hAnsi="Wingdings" w:hint="default"/>
         <w:sz w:val="20"/>
       </w:rPr>
     </w:lvl>
@@ -37665,7 +37012,7 @@
 </file>
 
 <file path=word/people.xml><?xml version="1.0" encoding="utf-8"?>
-<w15:people xmlns:wpc="http://schemas.microsoft.com/office/word/2010/wordprocessingCanvas" xmlns:cx="http://schemas.microsoft.com/office/drawing/2014/chartex" xmlns:cx1="http://schemas.microsoft.com/office/drawing/2015/9/8/chartex" xmlns:cx2="http://schemas.microsoft.com/office/drawing/2015/10/21/chartex" xmlns:cx3="http://schemas.microsoft.com/office/drawing/2016/5/9/chartex" xmlns:cx4="http://schemas.microsoft.com/office/drawing/2016/5/10/chartex" xmlns:cx5="http://schemas.microsoft.com/office/drawing/2016/5/11/chartex" xmlns:cx6="http://schemas.microsoft.com/office/drawing/2016/5/12/chartex" xmlns:cx7="http://schemas.microsoft.com/office/drawing/2016/5/13/chartex" xmlns:cx8="http://schemas.microsoft.com/office/drawing/2016/5/14/chartex" xmlns:mc="http://schemas.openxmlformats.org/markup-compatibility/2006" xmlns:m="http://schemas.openxmlformats.org/officeDocument/2006/math" xmlns:aink="http://schemas.microsoft.com/office/drawing/2016/ink" xmlns:am3d="http://schemas.microsoft.com/office/drawing/2017/model3d" xmlns:oel="http://schemas.microsoft.com/office/2019/extlst" xmlns:r="http://schemas.openxmlformats.org/officeDocument/2006/relationships" xmlns:wp14="http://schemas.microsoft.com/office/word/2010/wordprocessingDrawing" xmlns:wp="http://schemas.openxmlformats.org/drawingml/2006/wordprocessingDrawing" xmlns:wpg="http://schemas.microsoft.com/office/word/2010/wordprocessingGroup" xmlns:wpi="http://schemas.microsoft.com/office/word/2010/wordprocessingInk" xmlns:wps="http://schemas.microsoft.com/office/word/2010/wordprocessingShape" xmlns:o="urn:schemas-microsoft-com:office:office" xmlns:v="urn:schemas-microsoft-com:vml" xmlns:w10="urn:schemas-microsoft-com:office:word" xmlns:w="http://schemas.openxmlformats.org/wordprocessingml/2006/main" xmlns:w14="http://schemas.microsoft.com/office/word/2010/wordml" xmlns:w15="http://schemas.microsoft.com/office/word/2012/wordml" xmlns:w16cex="http://schemas.microsoft.com/office/word/2018/wordml/cex" xmlns:w16cid="http://schemas.microsoft.com/office/word/2016/wordml/cid" xmlns:w16="http://schemas.microsoft.com/office/word/2018/wordml" xmlns:w16sdtdh="http://schemas.microsoft.com/office/word/2020/wordml/sdtdatahash" xmlns:w16sdtfl="http://schemas.microsoft.com/office/word/2024/wordml/sdtformatlock" xmlns:w16se="http://schemas.microsoft.com/office/word/2015/wordml/symex" xmlns:w16du="http://schemas.microsoft.com/office/word/2023/wordml/word16du" xmlns:wne="http://schemas.microsoft.com/office/word/2006/wordml" mc:Ignorable="w14 w15 w16se w16cid w16 w16cex w16sdtdh w16sdtfl w16du wp14">
+<w15:people xmlns:wpc="http://schemas.microsoft.com/office/word/2010/wordprocessingCanvas" xmlns:cx="http://schemas.microsoft.com/office/drawing/2014/chartex" xmlns:cx1="http://schemas.microsoft.com/office/drawing/2015/9/8/chartex" xmlns:cx2="http://schemas.microsoft.com/office/drawing/2015/10/21/chartex" xmlns:cx3="http://schemas.microsoft.com/office/drawing/2016/5/9/chartex" xmlns:cx4="http://schemas.microsoft.com/office/drawing/2016/5/10/chartex" xmlns:cx5="http://schemas.microsoft.com/office/drawing/2016/5/11/chartex" xmlns:cx6="http://schemas.microsoft.com/office/drawing/2016/5/12/chartex" xmlns:cx7="http://schemas.microsoft.com/office/drawing/2016/5/13/chartex" xmlns:cx8="http://schemas.microsoft.com/office/drawing/2016/5/14/chartex" xmlns:mc="http://schemas.openxmlformats.org/markup-compatibility/2006" xmlns:aink="http://schemas.microsoft.com/office/drawing/2016/ink" xmlns:am3d="http://schemas.microsoft.com/office/drawing/2017/model3d" xmlns:o="urn:schemas-microsoft-com:office:office" xmlns:oel="http://schemas.microsoft.com/office/2019/extlst" xmlns:r="http://schemas.openxmlformats.org/officeDocument/2006/relationships" xmlns:m="http://schemas.openxmlformats.org/officeDocument/2006/math" xmlns:v="urn:schemas-microsoft-com:vml" xmlns:wp14="http://schemas.microsoft.com/office/word/2010/wordprocessingDrawing" xmlns:wp="http://schemas.openxmlformats.org/drawingml/2006/wordprocessingDrawing" xmlns:w10="urn:schemas-microsoft-com:office:word" xmlns:w="http://schemas.openxmlformats.org/wordprocessingml/2006/main" xmlns:w14="http://schemas.microsoft.com/office/word/2010/wordml" xmlns:w15="http://schemas.microsoft.com/office/word/2012/wordml" xmlns:w16cex="http://schemas.microsoft.com/office/word/2018/wordml/cex" xmlns:w16cid="http://schemas.microsoft.com/office/word/2016/wordml/cid" xmlns:w16="http://schemas.microsoft.com/office/word/2018/wordml" xmlns:w16du="http://schemas.microsoft.com/office/word/2023/wordml/word16du" xmlns:w16sdtdh="http://schemas.microsoft.com/office/word/2020/wordml/sdtdatahash" xmlns:w16sdtfl="http://schemas.microsoft.com/office/word/2024/wordml/sdtformatlock" xmlns:w16se="http://schemas.microsoft.com/office/word/2015/wordml/symex" xmlns:wpg="http://schemas.microsoft.com/office/word/2010/wordprocessingGroup" xmlns:wpi="http://schemas.microsoft.com/office/word/2010/wordprocessingInk" xmlns:wne="http://schemas.microsoft.com/office/word/2006/wordml" xmlns:wps="http://schemas.microsoft.com/office/word/2010/wordprocessingShape" mc:Ignorable="w14 w15 w16se w16cid w16 w16cex w16sdtdh w16sdtfl w16du wp14">
   <w15:person w15:author="Carolina Coca Salazar">
     <w15:presenceInfo w15:providerId="AD" w15:userId="S::carolina.coca@ucc.edu.co::91b8b876-de71-4dbf-a3d1-d366410f442c"/>
   </w15:person>
@@ -37673,11 +37020,11 @@
 </file>
 
 <file path=word/styles.xml><?xml version="1.0" encoding="utf-8"?>
-<w:styles xmlns:wp14="http://schemas.microsoft.com/office/word/2010/wordprocessingDrawing" xmlns:mc="http://schemas.openxmlformats.org/markup-compatibility/2006" xmlns:r="http://schemas.openxmlformats.org/officeDocument/2006/relationships" xmlns:w="http://schemas.openxmlformats.org/wordprocessingml/2006/main" xmlns:w14="http://schemas.microsoft.com/office/word/2010/wordml" xmlns:w15="http://schemas.microsoft.com/office/word/2012/wordml" xmlns:w16cex="http://schemas.microsoft.com/office/word/2018/wordml/cex" xmlns:w16cid="http://schemas.microsoft.com/office/word/2016/wordml/cid" xmlns:w16="http://schemas.microsoft.com/office/word/2018/wordml" xmlns:w16sdtdh="http://schemas.microsoft.com/office/word/2020/wordml/sdtdatahash" xmlns:w16sdtfl="http://schemas.microsoft.com/office/word/2024/wordml/sdtformatlock" xmlns:w16se="http://schemas.microsoft.com/office/word/2015/wordml/symex" xmlns:w16du="http://schemas.microsoft.com/office/word/2023/wordml/word16du" mc:Ignorable="w14 w15 w16se w16cid w16 w16cex w16sdtdh w16sdtfl w16du wp14">
+<w:styles xmlns:mc="http://schemas.openxmlformats.org/markup-compatibility/2006" xmlns:r="http://schemas.openxmlformats.org/officeDocument/2006/relationships" xmlns:w="http://schemas.openxmlformats.org/wordprocessingml/2006/main" xmlns:w14="http://schemas.microsoft.com/office/word/2010/wordml" xmlns:w15="http://schemas.microsoft.com/office/word/2012/wordml" xmlns:w16cex="http://schemas.microsoft.com/office/word/2018/wordml/cex" xmlns:w16cid="http://schemas.microsoft.com/office/word/2016/wordml/cid" xmlns:w16="http://schemas.microsoft.com/office/word/2018/wordml" xmlns:w16du="http://schemas.microsoft.com/office/word/2023/wordml/word16du" xmlns:w16sdtdh="http://schemas.microsoft.com/office/word/2020/wordml/sdtdatahash" xmlns:w16sdtfl="http://schemas.microsoft.com/office/word/2024/wordml/sdtformatlock" xmlns:w16se="http://schemas.microsoft.com/office/word/2015/wordml/symex" mc:Ignorable="w14 w15 w16se w16cid w16 w16cex w16sdtdh w16sdtfl w16du">
   <w:docDefaults>
     <w:rPrDefault>
       <w:rPr>
-        <w:rFonts w:ascii="Arial" w:hAnsi="Arial" w:eastAsia="Arial" w:cs="Arial"/>
+        <w:rFonts w:ascii="Arial" w:eastAsia="Arial" w:hAnsi="Arial" w:cs="Arial"/>
         <w:sz w:val="22"/>
         <w:szCs w:val="22"/>
         <w:lang w:val="es-CO" w:eastAsia="es-CO" w:bidi="ar-SA"/>
@@ -37692,14 +37039,14 @@
   <w:latentStyles w:defLockedState="0" w:defUIPriority="99" w:defSemiHidden="0" w:defUnhideWhenUsed="0" w:defQFormat="0" w:count="376">
     <w:lsdException w:name="Normal" w:uiPriority="0" w:qFormat="1"/>
     <w:lsdException w:name="heading 1" w:uiPriority="9" w:qFormat="1"/>
-    <w:lsdException w:name="heading 2" w:uiPriority="9" w:semiHidden="1" w:unhideWhenUsed="1" w:qFormat="1"/>
-    <w:lsdException w:name="heading 3" w:uiPriority="9" w:semiHidden="1" w:unhideWhenUsed="1" w:qFormat="1"/>
-    <w:lsdException w:name="heading 4" w:uiPriority="9" w:semiHidden="1" w:unhideWhenUsed="1" w:qFormat="1"/>
-    <w:lsdException w:name="heading 5" w:uiPriority="9" w:semiHidden="1" w:unhideWhenUsed="1" w:qFormat="1"/>
-    <w:lsdException w:name="heading 6" w:uiPriority="9" w:semiHidden="1" w:unhideWhenUsed="1" w:qFormat="1"/>
-    <w:lsdException w:name="heading 7" w:uiPriority="9" w:semiHidden="1" w:unhideWhenUsed="1" w:qFormat="1"/>
-    <w:lsdException w:name="heading 8" w:uiPriority="9" w:semiHidden="1" w:unhideWhenUsed="1" w:qFormat="1"/>
-    <w:lsdException w:name="heading 9" w:uiPriority="9" w:semiHidden="1" w:unhideWhenUsed="1" w:qFormat="1"/>
+    <w:lsdException w:name="heading 2" w:semiHidden="1" w:uiPriority="9" w:unhideWhenUsed="1" w:qFormat="1"/>
+    <w:lsdException w:name="heading 3" w:semiHidden="1" w:uiPriority="9" w:unhideWhenUsed="1" w:qFormat="1"/>
+    <w:lsdException w:name="heading 4" w:semiHidden="1" w:uiPriority="9" w:unhideWhenUsed="1" w:qFormat="1"/>
+    <w:lsdException w:name="heading 5" w:semiHidden="1" w:uiPriority="9" w:unhideWhenUsed="1" w:qFormat="1"/>
+    <w:lsdException w:name="heading 6" w:semiHidden="1" w:uiPriority="9" w:unhideWhenUsed="1" w:qFormat="1"/>
+    <w:lsdException w:name="heading 7" w:semiHidden="1" w:uiPriority="9" w:unhideWhenUsed="1" w:qFormat="1"/>
+    <w:lsdException w:name="heading 8" w:semiHidden="1" w:uiPriority="9" w:unhideWhenUsed="1" w:qFormat="1"/>
+    <w:lsdException w:name="heading 9" w:semiHidden="1" w:uiPriority="9" w:unhideWhenUsed="1" w:qFormat="1"/>
     <w:lsdException w:name="index 1" w:semiHidden="1" w:unhideWhenUsed="1"/>
     <w:lsdException w:name="index 2" w:semiHidden="1" w:unhideWhenUsed="1"/>
     <w:lsdException w:name="index 3" w:semiHidden="1" w:unhideWhenUsed="1"/>
@@ -37709,22 +37056,22 @@
     <w:lsdException w:name="index 7" w:semiHidden="1" w:unhideWhenUsed="1"/>
     <w:lsdException w:name="index 8" w:semiHidden="1" w:unhideWhenUsed="1"/>
     <w:lsdException w:name="index 9" w:semiHidden="1" w:unhideWhenUsed="1"/>
-    <w:lsdException w:name="toc 1" w:uiPriority="39" w:semiHidden="1" w:unhideWhenUsed="1"/>
-    <w:lsdException w:name="toc 2" w:uiPriority="39" w:semiHidden="1" w:unhideWhenUsed="1"/>
-    <w:lsdException w:name="toc 3" w:uiPriority="39" w:semiHidden="1" w:unhideWhenUsed="1"/>
-    <w:lsdException w:name="toc 4" w:uiPriority="39" w:semiHidden="1" w:unhideWhenUsed="1"/>
-    <w:lsdException w:name="toc 5" w:uiPriority="39" w:semiHidden="1" w:unhideWhenUsed="1"/>
-    <w:lsdException w:name="toc 6" w:uiPriority="39" w:semiHidden="1" w:unhideWhenUsed="1"/>
-    <w:lsdException w:name="toc 7" w:uiPriority="39" w:semiHidden="1" w:unhideWhenUsed="1"/>
-    <w:lsdException w:name="toc 8" w:uiPriority="39" w:semiHidden="1" w:unhideWhenUsed="1"/>
-    <w:lsdException w:name="toc 9" w:uiPriority="39" w:semiHidden="1" w:unhideWhenUsed="1"/>
+    <w:lsdException w:name="toc 1" w:semiHidden="1" w:uiPriority="39" w:unhideWhenUsed="1"/>
+    <w:lsdException w:name="toc 2" w:semiHidden="1" w:uiPriority="39" w:unhideWhenUsed="1"/>
+    <w:lsdException w:name="toc 3" w:semiHidden="1" w:uiPriority="39" w:unhideWhenUsed="1"/>
+    <w:lsdException w:name="toc 4" w:semiHidden="1" w:uiPriority="39" w:unhideWhenUsed="1"/>
+    <w:lsdException w:name="toc 5" w:semiHidden="1" w:uiPriority="39" w:unhideWhenUsed="1"/>
+    <w:lsdException w:name="toc 6" w:semiHidden="1" w:uiPriority="39" w:unhideWhenUsed="1"/>
+    <w:lsdException w:name="toc 7" w:semiHidden="1" w:uiPriority="39" w:unhideWhenUsed="1"/>
+    <w:lsdException w:name="toc 8" w:semiHidden="1" w:uiPriority="39" w:unhideWhenUsed="1"/>
+    <w:lsdException w:name="toc 9" w:semiHidden="1" w:uiPriority="39" w:unhideWhenUsed="1"/>
     <w:lsdException w:name="Normal Indent" w:semiHidden="1" w:unhideWhenUsed="1"/>
     <w:lsdException w:name="footnote text" w:semiHidden="1" w:unhideWhenUsed="1"/>
     <w:lsdException w:name="annotation text" w:semiHidden="1" w:unhideWhenUsed="1"/>
     <w:lsdException w:name="header" w:semiHidden="1" w:unhideWhenUsed="1"/>
     <w:lsdException w:name="footer" w:semiHidden="1" w:unhideWhenUsed="1"/>
     <w:lsdException w:name="index heading" w:semiHidden="1" w:unhideWhenUsed="1"/>
-    <w:lsdException w:name="caption" w:uiPriority="35" w:semiHidden="1" w:unhideWhenUsed="1" w:qFormat="1"/>
+    <w:lsdException w:name="caption" w:semiHidden="1" w:uiPriority="35" w:unhideWhenUsed="1" w:qFormat="1"/>
     <w:lsdException w:name="table of figures" w:semiHidden="1" w:unhideWhenUsed="1"/>
     <w:lsdException w:name="envelope address" w:semiHidden="1" w:unhideWhenUsed="1"/>
     <w:lsdException w:name="envelope return" w:semiHidden="1" w:unhideWhenUsed="1"/>
@@ -37755,7 +37102,7 @@
     <w:lsdException w:name="Title" w:uiPriority="10" w:qFormat="1"/>
     <w:lsdException w:name="Closing" w:semiHidden="1" w:unhideWhenUsed="1"/>
     <w:lsdException w:name="Signature" w:semiHidden="1" w:unhideWhenUsed="1"/>
-    <w:lsdException w:name="Default Paragraph Font" w:uiPriority="1" w:semiHidden="1" w:unhideWhenUsed="1"/>
+    <w:lsdException w:name="Default Paragraph Font" w:semiHidden="1" w:uiPriority="1" w:unhideWhenUsed="1"/>
     <w:lsdException w:name="Body Text" w:semiHidden="1" w:unhideWhenUsed="1"/>
     <w:lsdException w:name="Body Text Indent" w:semiHidden="1" w:unhideWhenUsed="1"/>
     <w:lsdException w:name="List Continue" w:semiHidden="1" w:unhideWhenUsed="1"/>
@@ -37955,8 +37302,8 @@
     <w:lsdException w:name="Subtle Reference" w:uiPriority="31" w:qFormat="1"/>
     <w:lsdException w:name="Intense Reference" w:uiPriority="32" w:qFormat="1"/>
     <w:lsdException w:name="Book Title" w:uiPriority="33" w:qFormat="1"/>
-    <w:lsdException w:name="Bibliography" w:uiPriority="37" w:semiHidden="1" w:unhideWhenUsed="1"/>
-    <w:lsdException w:name="TOC Heading" w:uiPriority="39" w:semiHidden="1" w:unhideWhenUsed="1" w:qFormat="1"/>
+    <w:lsdException w:name="Bibliography" w:semiHidden="1" w:uiPriority="37" w:unhideWhenUsed="1"/>
+    <w:lsdException w:name="TOC Heading" w:semiHidden="1" w:uiPriority="39" w:unhideWhenUsed="1" w:qFormat="1"/>
     <w:lsdException w:name="Plain Table 1" w:uiPriority="41"/>
     <w:lsdException w:name="Plain Table 2" w:uiPriority="42"/>
     <w:lsdException w:name="Plain Table 3" w:uiPriority="43"/>
@@ -38067,7 +37414,7 @@
     <w:lsdException w:name="Unresolved Mention" w:semiHidden="1" w:unhideWhenUsed="1"/>
     <w:lsdException w:name="Smart Link" w:semiHidden="1" w:unhideWhenUsed="1"/>
   </w:latentStyles>
-  <w:style w:type="paragraph" w:styleId="Normal" w:default="1">
+  <w:style w:type="paragraph" w:default="1" w:styleId="Normal">
     <w:name w:val="Normal"/>
     <w:qFormat/>
     <w:rsid w:val="00BC7CBE"/>
@@ -38207,7 +37554,7 @@
       <w:outlineLvl w:val="6"/>
     </w:pPr>
     <w:rPr>
-      <w:rFonts w:asciiTheme="minorHAnsi" w:hAnsiTheme="minorHAnsi" w:eastAsiaTheme="majorEastAsia" w:cstheme="majorBidi"/>
+      <w:rFonts w:asciiTheme="minorHAnsi" w:eastAsiaTheme="majorEastAsia" w:hAnsiTheme="minorHAnsi" w:cstheme="majorBidi"/>
       <w:color w:val="595959" w:themeColor="text1" w:themeTint="A6"/>
       <w:kern w:val="2"/>
       <w:sz w:val="24"/>
@@ -38233,7 +37580,7 @@
       <w:outlineLvl w:val="7"/>
     </w:pPr>
     <w:rPr>
-      <w:rFonts w:asciiTheme="minorHAnsi" w:hAnsiTheme="minorHAnsi" w:eastAsiaTheme="majorEastAsia" w:cstheme="majorBidi"/>
+      <w:rFonts w:asciiTheme="minorHAnsi" w:eastAsiaTheme="majorEastAsia" w:hAnsiTheme="minorHAnsi" w:cstheme="majorBidi"/>
       <w:i/>
       <w:iCs/>
       <w:color w:val="272727" w:themeColor="text1" w:themeTint="D8"/>
@@ -38261,7 +37608,7 @@
       <w:outlineLvl w:val="8"/>
     </w:pPr>
     <w:rPr>
-      <w:rFonts w:asciiTheme="minorHAnsi" w:hAnsiTheme="minorHAnsi" w:eastAsiaTheme="majorEastAsia" w:cstheme="majorBidi"/>
+      <w:rFonts w:asciiTheme="minorHAnsi" w:eastAsiaTheme="majorEastAsia" w:hAnsiTheme="minorHAnsi" w:cstheme="majorBidi"/>
       <w:color w:val="272727" w:themeColor="text1" w:themeTint="D8"/>
       <w:kern w:val="2"/>
       <w:sz w:val="24"/>
@@ -38270,13 +37617,13 @@
       <w14:ligatures w14:val="standardContextual"/>
     </w:rPr>
   </w:style>
-  <w:style w:type="character" w:styleId="Fuentedeprrafopredeter" w:default="1">
+  <w:style w:type="character" w:default="1" w:styleId="Fuentedeprrafopredeter">
     <w:name w:val="Default Paragraph Font"/>
     <w:uiPriority w:val="1"/>
     <w:semiHidden/>
     <w:unhideWhenUsed/>
   </w:style>
-  <w:style w:type="table" w:styleId="Tablanormal" w:default="1">
+  <w:style w:type="table" w:default="1" w:styleId="Tablanormal">
     <w:name w:val="Normal Table"/>
     <w:uiPriority w:val="99"/>
     <w:semiHidden/>
@@ -38291,13 +37638,13 @@
       </w:tblCellMar>
     </w:tblPr>
   </w:style>
-  <w:style w:type="numbering" w:styleId="Sinlista" w:default="1">
+  <w:style w:type="numbering" w:default="1" w:styleId="Sinlista">
     <w:name w:val="No List"/>
     <w:uiPriority w:val="99"/>
     <w:semiHidden/>
     <w:unhideWhenUsed/>
   </w:style>
-  <w:style w:type="table" w:styleId="TableNormal1" w:customStyle="1">
+  <w:style w:type="table" w:customStyle="1" w:styleId="TableNormal1">
     <w:name w:val="Table Normal1"/>
     <w:tblPr>
       <w:tblCellMar>
@@ -38325,7 +37672,7 @@
       <w:szCs w:val="52"/>
     </w:rPr>
   </w:style>
-  <w:style w:type="table" w:styleId="TableNormal2" w:customStyle="1">
+  <w:style w:type="table" w:customStyle="1" w:styleId="TableNormal2">
     <w:name w:val="Table Normal2"/>
     <w:tblPr>
       <w:tblCellMar>
@@ -38354,7 +37701,7 @@
       <w:szCs w:val="30"/>
     </w:rPr>
   </w:style>
-  <w:style w:type="table" w:styleId="a" w:customStyle="1">
+  <w:style w:type="table" w:customStyle="1" w:styleId="a">
     <w:basedOn w:val="Tablanormal"/>
     <w:tblPr>
       <w:tblStyleRowBandSize w:val="1"/>
@@ -38367,7 +37714,7 @@
       </w:tblCellMar>
     </w:tblPr>
   </w:style>
-  <w:style w:type="table" w:styleId="a0" w:customStyle="1">
+  <w:style w:type="table" w:customStyle="1" w:styleId="a0">
     <w:basedOn w:val="Tablanormal"/>
     <w:tblPr>
       <w:tblStyleRowBandSize w:val="1"/>
@@ -38380,7 +37727,7 @@
       </w:tblCellMar>
     </w:tblPr>
   </w:style>
-  <w:style w:type="table" w:styleId="a1" w:customStyle="1">
+  <w:style w:type="table" w:customStyle="1" w:styleId="a1">
     <w:basedOn w:val="Tablanormal"/>
     <w:tblPr>
       <w:tblStyleRowBandSize w:val="1"/>
@@ -38403,12 +37750,12 @@
     </w:pPr>
     <w:tblPr>
       <w:tblBorders>
-        <w:top w:val="single" w:color="auto" w:sz="4" w:space="0"/>
-        <w:left w:val="single" w:color="auto" w:sz="4" w:space="0"/>
-        <w:bottom w:val="single" w:color="auto" w:sz="4" w:space="0"/>
-        <w:right w:val="single" w:color="auto" w:sz="4" w:space="0"/>
-        <w:insideH w:val="single" w:color="auto" w:sz="4" w:space="0"/>
-        <w:insideV w:val="single" w:color="auto" w:sz="4" w:space="0"/>
+        <w:top w:val="single" w:sz="4" w:space="0" w:color="auto"/>
+        <w:left w:val="single" w:sz="4" w:space="0" w:color="auto"/>
+        <w:bottom w:val="single" w:sz="4" w:space="0" w:color="auto"/>
+        <w:right w:val="single" w:sz="4" w:space="0" w:color="auto"/>
+        <w:insideH w:val="single" w:sz="4" w:space="0" w:color="auto"/>
+        <w:insideV w:val="single" w:sz="4" w:space="0" w:color="auto"/>
       </w:tblBorders>
     </w:tblPr>
   </w:style>
@@ -38427,7 +37774,7 @@
       <w:spacing w:line="240" w:lineRule="auto"/>
     </w:pPr>
   </w:style>
-  <w:style w:type="character" w:styleId="EncabezadoCar" w:customStyle="1">
+  <w:style w:type="character" w:customStyle="1" w:styleId="EncabezadoCar">
     <w:name w:val="Encabezado Car"/>
     <w:basedOn w:val="Fuentedeprrafopredeter"/>
     <w:link w:val="Encabezado"/>
@@ -38449,7 +37796,7 @@
       <w:spacing w:line="240" w:lineRule="auto"/>
     </w:pPr>
   </w:style>
-  <w:style w:type="character" w:styleId="PiedepginaCar" w:customStyle="1">
+  <w:style w:type="character" w:customStyle="1" w:styleId="PiedepginaCar">
     <w:name w:val="Pie de página Car"/>
     <w:basedOn w:val="Fuentedeprrafopredeter"/>
     <w:link w:val="Piedepgina"/>
@@ -38466,12 +37813,12 @@
       <w:spacing w:before="100" w:beforeAutospacing="1" w:after="100" w:afterAutospacing="1" w:line="240" w:lineRule="auto"/>
     </w:pPr>
     <w:rPr>
-      <w:rFonts w:ascii="Times New Roman" w:hAnsi="Times New Roman" w:eastAsia="Times New Roman" w:cs="Times New Roman"/>
+      <w:rFonts w:ascii="Times New Roman" w:eastAsia="Times New Roman" w:hAnsi="Times New Roman" w:cs="Times New Roman"/>
       <w:sz w:val="24"/>
       <w:szCs w:val="24"/>
     </w:rPr>
   </w:style>
-  <w:style w:type="character" w:styleId="Listavistosa-nfasis1Car" w:customStyle="1">
+  <w:style w:type="character" w:customStyle="1" w:styleId="Listavistosa-nfasis1Car">
     <w:name w:val="Lista vistosa - Énfasis 1 Car"/>
     <w:link w:val="Listavistosa-nfasis1"/>
     <w:uiPriority w:val="34"/>
@@ -38512,7 +37859,7 @@
       <w:tblPr/>
       <w:tcPr>
         <w:tcBorders>
-          <w:bottom w:val="single" w:color="FFFFFF" w:themeColor="background1" w:sz="12" w:space="0"/>
+          <w:bottom w:val="single" w:sz="12" w:space="0" w:color="FFFFFF" w:themeColor="background1"/>
         </w:tcBorders>
         <w:shd w:val="clear" w:color="auto" w:fill="9E3A38" w:themeFill="accent2" w:themeFillShade="CC"/>
       </w:tcPr>
@@ -38521,7 +37868,7 @@
       <w:tblPr/>
       <w:tcPr>
         <w:tcBorders>
-          <w:top w:val="single" w:color="000000" w:themeColor="text1" w:sz="12" w:space="0"/>
+          <w:top w:val="single" w:sz="12" w:space="0" w:color="000000" w:themeColor="text1"/>
         </w:tcBorders>
         <w:shd w:val="clear" w:color="auto" w:fill="FFFFFF" w:themeFill="background1"/>
       </w:tcPr>
@@ -38569,7 +37916,7 @@
       <w:u w:val="single"/>
     </w:rPr>
   </w:style>
-  <w:style w:type="character" w:styleId="Mencinsinresolver1" w:customStyle="1">
+  <w:style w:type="character" w:customStyle="1" w:styleId="Mencinsinresolver1">
     <w:name w:val="Mención sin resolver1"/>
     <w:basedOn w:val="Fuentedeprrafopredeter"/>
     <w:uiPriority w:val="99"/>
@@ -38610,7 +37957,7 @@
       <w:szCs w:val="18"/>
     </w:rPr>
   </w:style>
-  <w:style w:type="character" w:styleId="TextodegloboCar" w:customStyle="1">
+  <w:style w:type="character" w:customStyle="1" w:styleId="TextodegloboCar">
     <w:name w:val="Texto de globo Car"/>
     <w:basedOn w:val="Fuentedeprrafopredeter"/>
     <w:link w:val="Textodeglobo"/>
@@ -38650,7 +37997,7 @@
       <w:szCs w:val="20"/>
     </w:rPr>
   </w:style>
-  <w:style w:type="character" w:styleId="TextocomentarioCar" w:customStyle="1">
+  <w:style w:type="character" w:customStyle="1" w:styleId="TextocomentarioCar">
     <w:name w:val="Texto comentario Car"/>
     <w:basedOn w:val="Fuentedeprrafopredeter"/>
     <w:link w:val="Textocomentario"/>
@@ -38675,7 +38022,7 @@
       <w:bCs/>
     </w:rPr>
   </w:style>
-  <w:style w:type="character" w:styleId="AsuntodelcomentarioCar" w:customStyle="1">
+  <w:style w:type="character" w:customStyle="1" w:styleId="AsuntodelcomentarioCar">
     <w:name w:val="Asunto del comentario Car"/>
     <w:basedOn w:val="TextocomentarioCar"/>
     <w:link w:val="Asuntodelcomentario"/>
@@ -38689,7 +38036,7 @@
       <w:szCs w:val="20"/>
     </w:rPr>
   </w:style>
-  <w:style w:type="table" w:styleId="a2" w:customStyle="1">
+  <w:style w:type="table" w:customStyle="1" w:styleId="a2">
     <w:basedOn w:val="TableNormal2"/>
     <w:pPr>
       <w:spacing w:line="240" w:lineRule="auto"/>
@@ -38711,7 +38058,7 @@
       <w:shd w:val="clear" w:color="auto" w:fill="EDF2F8"/>
     </w:tcPr>
   </w:style>
-  <w:style w:type="table" w:styleId="a3" w:customStyle="1">
+  <w:style w:type="table" w:customStyle="1" w:styleId="a3">
     <w:basedOn w:val="TableNormal2"/>
     <w:pPr>
       <w:spacing w:line="240" w:lineRule="auto"/>
@@ -38733,7 +38080,7 @@
       <w:shd w:val="clear" w:color="auto" w:fill="EDF2F8"/>
     </w:tcPr>
   </w:style>
-  <w:style w:type="table" w:styleId="a4" w:customStyle="1">
+  <w:style w:type="table" w:customStyle="1" w:styleId="a4">
     <w:basedOn w:val="TableNormal2"/>
     <w:pPr>
       <w:spacing w:line="240" w:lineRule="auto"/>
@@ -38755,7 +38102,7 @@
       <w:shd w:val="clear" w:color="auto" w:fill="EDF2F8"/>
     </w:tcPr>
   </w:style>
-  <w:style w:type="table" w:styleId="a5" w:customStyle="1">
+  <w:style w:type="table" w:customStyle="1" w:styleId="a5">
     <w:basedOn w:val="TableNormal2"/>
     <w:pPr>
       <w:spacing w:line="240" w:lineRule="auto"/>
@@ -38777,7 +38124,7 @@
       <w:shd w:val="clear" w:color="auto" w:fill="EDF2F8"/>
     </w:tcPr>
   </w:style>
-  <w:style w:type="table" w:styleId="a6" w:customStyle="1">
+  <w:style w:type="table" w:customStyle="1" w:styleId="a6">
     <w:basedOn w:val="TableNormal2"/>
     <w:tblPr>
       <w:tblStyleRowBandSize w:val="1"/>
@@ -38788,7 +38135,7 @@
       </w:tblCellMar>
     </w:tblPr>
   </w:style>
-  <w:style w:type="table" w:styleId="a7" w:customStyle="1">
+  <w:style w:type="table" w:customStyle="1" w:styleId="a7">
     <w:basedOn w:val="TableNormal2"/>
     <w:tblPr>
       <w:tblStyleRowBandSize w:val="1"/>
@@ -38801,7 +38148,7 @@
       </w:tblCellMar>
     </w:tblPr>
   </w:style>
-  <w:style w:type="table" w:styleId="a8" w:customStyle="1">
+  <w:style w:type="table" w:customStyle="1" w:styleId="a8">
     <w:basedOn w:val="TableNormal2"/>
     <w:tblPr>
       <w:tblStyleRowBandSize w:val="1"/>
@@ -38814,7 +38161,7 @@
       </w:tblCellMar>
     </w:tblPr>
   </w:style>
-  <w:style w:type="table" w:styleId="a9" w:customStyle="1">
+  <w:style w:type="table" w:customStyle="1" w:styleId="a9">
     <w:basedOn w:val="TableNormal2"/>
     <w:tblPr>
       <w:tblStyleRowBandSize w:val="1"/>
@@ -38825,7 +38172,7 @@
       </w:tblCellMar>
     </w:tblPr>
   </w:style>
-  <w:style w:type="table" w:styleId="aa" w:customStyle="1">
+  <w:style w:type="table" w:customStyle="1" w:styleId="aa">
     <w:basedOn w:val="TableNormal2"/>
     <w:tblPr>
       <w:tblStyleRowBandSize w:val="1"/>
@@ -38836,7 +38183,7 @@
       </w:tblCellMar>
     </w:tblPr>
   </w:style>
-  <w:style w:type="table" w:styleId="ab" w:customStyle="1">
+  <w:style w:type="table" w:customStyle="1" w:styleId="ab">
     <w:basedOn w:val="TableNormal2"/>
     <w:pPr>
       <w:spacing w:line="240" w:lineRule="auto"/>
@@ -38858,7 +38205,7 @@
       <w:shd w:val="clear" w:color="auto" w:fill="EDF2F8"/>
     </w:tcPr>
   </w:style>
-  <w:style w:type="table" w:styleId="ac" w:customStyle="1">
+  <w:style w:type="table" w:customStyle="1" w:styleId="ac">
     <w:basedOn w:val="TableNormal2"/>
     <w:pPr>
       <w:spacing w:line="240" w:lineRule="auto"/>
@@ -38880,7 +38227,7 @@
       <w:shd w:val="clear" w:color="auto" w:fill="EDF2F8"/>
     </w:tcPr>
   </w:style>
-  <w:style w:type="table" w:styleId="ad" w:customStyle="1">
+  <w:style w:type="table" w:customStyle="1" w:styleId="ad">
     <w:basedOn w:val="TableNormal2"/>
     <w:pPr>
       <w:spacing w:line="240" w:lineRule="auto"/>
@@ -38902,7 +38249,7 @@
       <w:shd w:val="clear" w:color="auto" w:fill="EDF2F8"/>
     </w:tcPr>
   </w:style>
-  <w:style w:type="table" w:styleId="ae" w:customStyle="1">
+  <w:style w:type="table" w:customStyle="1" w:styleId="ae">
     <w:basedOn w:val="TableNormal2"/>
     <w:pPr>
       <w:spacing w:line="240" w:lineRule="auto"/>
@@ -38924,7 +38271,7 @@
       <w:shd w:val="clear" w:color="auto" w:fill="EDF2F8"/>
     </w:tcPr>
   </w:style>
-  <w:style w:type="table" w:styleId="af" w:customStyle="1">
+  <w:style w:type="table" w:customStyle="1" w:styleId="af">
     <w:basedOn w:val="TableNormal2"/>
     <w:pPr>
       <w:spacing w:line="240" w:lineRule="auto"/>
@@ -38946,7 +38293,7 @@
       <w:shd w:val="clear" w:color="auto" w:fill="EDF2F8"/>
     </w:tcPr>
   </w:style>
-  <w:style w:type="table" w:styleId="af0" w:customStyle="1">
+  <w:style w:type="table" w:customStyle="1" w:styleId="af0">
     <w:basedOn w:val="TableNormal2"/>
     <w:pPr>
       <w:spacing w:line="240" w:lineRule="auto"/>
@@ -38968,7 +38315,7 @@
       <w:shd w:val="clear" w:color="auto" w:fill="EDF2F8"/>
     </w:tcPr>
   </w:style>
-  <w:style w:type="table" w:styleId="af1" w:customStyle="1">
+  <w:style w:type="table" w:customStyle="1" w:styleId="af1">
     <w:basedOn w:val="TableNormal2"/>
     <w:pPr>
       <w:spacing w:line="240" w:lineRule="auto"/>
@@ -38990,7 +38337,7 @@
       <w:shd w:val="clear" w:color="auto" w:fill="EDF2F8"/>
     </w:tcPr>
   </w:style>
-  <w:style w:type="table" w:styleId="af2" w:customStyle="1">
+  <w:style w:type="table" w:customStyle="1" w:styleId="af2">
     <w:basedOn w:val="TableNormal2"/>
     <w:pPr>
       <w:spacing w:line="240" w:lineRule="auto"/>
@@ -39012,7 +38359,7 @@
       <w:shd w:val="clear" w:color="auto" w:fill="EDF2F8"/>
     </w:tcPr>
   </w:style>
-  <w:style w:type="table" w:styleId="af3" w:customStyle="1">
+  <w:style w:type="table" w:customStyle="1" w:styleId="af3">
     <w:basedOn w:val="TableNormal2"/>
     <w:pPr>
       <w:spacing w:line="240" w:lineRule="auto"/>
@@ -39046,7 +38393,7 @@
       <w:shd w:val="clear" w:color="auto" w:fill="E1DFDD"/>
     </w:rPr>
   </w:style>
-  <w:style w:type="paragraph" w:styleId="Normal0" w:customStyle="1">
+  <w:style w:type="paragraph" w:customStyle="1" w:styleId="Normal0">
     <w:name w:val="Normal0"/>
     <w:qFormat/>
     <w:rsid w:val="00EF6422"/>
@@ -39098,7 +38445,7 @@
       <w:tblPr/>
       <w:tcPr>
         <w:tcBorders>
-          <w:bottom w:val="single" w:color="7F7F7F" w:themeColor="text1" w:themeTint="80" w:sz="4" w:space="0"/>
+          <w:bottom w:val="single" w:sz="4" w:space="0" w:color="7F7F7F" w:themeColor="text1" w:themeTint="80"/>
         </w:tcBorders>
       </w:tcPr>
     </w:tblStylePr>
@@ -39124,7 +38471,7 @@
       <w:tblPr/>
       <w:tcPr>
         <w:tcBorders>
-          <w:right w:val="single" w:color="7F7F7F" w:themeColor="text1" w:themeTint="80" w:sz="4" w:space="0"/>
+          <w:right w:val="single" w:sz="4" w:space="0" w:color="7F7F7F" w:themeColor="text1" w:themeTint="80"/>
         </w:tcBorders>
       </w:tcPr>
     </w:tblStylePr>
@@ -39184,7 +38531,7 @@
     </w:tblPr>
     <w:tblStylePr w:type="firstRow">
       <w:rPr>
-        <w:rFonts w:asciiTheme="majorHAnsi" w:hAnsiTheme="majorHAnsi" w:eastAsiaTheme="majorEastAsia" w:cstheme="majorBidi"/>
+        <w:rFonts w:asciiTheme="majorHAnsi" w:eastAsiaTheme="majorEastAsia" w:hAnsiTheme="majorHAnsi" w:cstheme="majorBidi"/>
         <w:i/>
         <w:iCs/>
         <w:sz w:val="26"/>
@@ -39192,14 +38539,14 @@
       <w:tblPr/>
       <w:tcPr>
         <w:tcBorders>
-          <w:bottom w:val="single" w:color="7F7F7F" w:themeColor="text1" w:themeTint="80" w:sz="4" w:space="0"/>
+          <w:bottom w:val="single" w:sz="4" w:space="0" w:color="7F7F7F" w:themeColor="text1" w:themeTint="80"/>
         </w:tcBorders>
         <w:shd w:val="clear" w:color="auto" w:fill="FFFFFF" w:themeFill="background1"/>
       </w:tcPr>
     </w:tblStylePr>
     <w:tblStylePr w:type="lastRow">
       <w:rPr>
-        <w:rFonts w:asciiTheme="majorHAnsi" w:hAnsiTheme="majorHAnsi" w:eastAsiaTheme="majorEastAsia" w:cstheme="majorBidi"/>
+        <w:rFonts w:asciiTheme="majorHAnsi" w:eastAsiaTheme="majorEastAsia" w:hAnsiTheme="majorHAnsi" w:cstheme="majorBidi"/>
         <w:i/>
         <w:iCs/>
         <w:sz w:val="26"/>
@@ -39207,7 +38554,7 @@
       <w:tblPr/>
       <w:tcPr>
         <w:tcBorders>
-          <w:top w:val="single" w:color="7F7F7F" w:themeColor="text1" w:themeTint="80" w:sz="4" w:space="0"/>
+          <w:top w:val="single" w:sz="4" w:space="0" w:color="7F7F7F" w:themeColor="text1" w:themeTint="80"/>
         </w:tcBorders>
         <w:shd w:val="clear" w:color="auto" w:fill="FFFFFF" w:themeFill="background1"/>
       </w:tcPr>
@@ -39217,7 +38564,7 @@
         <w:jc w:val="right"/>
       </w:pPr>
       <w:rPr>
-        <w:rFonts w:asciiTheme="majorHAnsi" w:hAnsiTheme="majorHAnsi" w:eastAsiaTheme="majorEastAsia" w:cstheme="majorBidi"/>
+        <w:rFonts w:asciiTheme="majorHAnsi" w:eastAsiaTheme="majorEastAsia" w:hAnsiTheme="majorHAnsi" w:cstheme="majorBidi"/>
         <w:i/>
         <w:iCs/>
         <w:sz w:val="26"/>
@@ -39225,14 +38572,14 @@
       <w:tblPr/>
       <w:tcPr>
         <w:tcBorders>
-          <w:right w:val="single" w:color="7F7F7F" w:themeColor="text1" w:themeTint="80" w:sz="4" w:space="0"/>
+          <w:right w:val="single" w:sz="4" w:space="0" w:color="7F7F7F" w:themeColor="text1" w:themeTint="80"/>
         </w:tcBorders>
         <w:shd w:val="clear" w:color="auto" w:fill="FFFFFF" w:themeFill="background1"/>
       </w:tcPr>
     </w:tblStylePr>
     <w:tblStylePr w:type="lastCol">
       <w:rPr>
-        <w:rFonts w:asciiTheme="majorHAnsi" w:hAnsiTheme="majorHAnsi" w:eastAsiaTheme="majorEastAsia" w:cstheme="majorBidi"/>
+        <w:rFonts w:asciiTheme="majorHAnsi" w:eastAsiaTheme="majorEastAsia" w:hAnsiTheme="majorHAnsi" w:cstheme="majorBidi"/>
         <w:i/>
         <w:iCs/>
         <w:sz w:val="26"/>
@@ -39240,7 +38587,7 @@
       <w:tblPr/>
       <w:tcPr>
         <w:tcBorders>
-          <w:left w:val="single" w:color="7F7F7F" w:themeColor="text1" w:themeTint="80" w:sz="4" w:space="0"/>
+          <w:left w:val="single" w:sz="4" w:space="0" w:color="7F7F7F" w:themeColor="text1" w:themeTint="80"/>
         </w:tcBorders>
         <w:shd w:val="clear" w:color="auto" w:fill="FFFFFF" w:themeFill="background1"/>
       </w:tcPr>
@@ -39305,10 +38652,10 @@
       <w:tblStyleRowBandSize w:val="1"/>
       <w:tblStyleColBandSize w:val="1"/>
       <w:tblBorders>
-        <w:top w:val="single" w:color="C0504D" w:themeColor="accent2" w:sz="24" w:space="0"/>
-        <w:left w:val="single" w:color="C0504D" w:themeColor="accent2" w:sz="24" w:space="0"/>
-        <w:bottom w:val="single" w:color="C0504D" w:themeColor="accent2" w:sz="24" w:space="0"/>
-        <w:right w:val="single" w:color="C0504D" w:themeColor="accent2" w:sz="24" w:space="0"/>
+        <w:top w:val="single" w:sz="24" w:space="0" w:color="C0504D" w:themeColor="accent2"/>
+        <w:left w:val="single" w:sz="24" w:space="0" w:color="C0504D" w:themeColor="accent2"/>
+        <w:bottom w:val="single" w:sz="24" w:space="0" w:color="C0504D" w:themeColor="accent2"/>
+        <w:right w:val="single" w:sz="24" w:space="0" w:color="C0504D" w:themeColor="accent2"/>
       </w:tblBorders>
     </w:tblPr>
     <w:tcPr>
@@ -39322,7 +38669,7 @@
       <w:tblPr/>
       <w:tcPr>
         <w:tcBorders>
-          <w:bottom w:val="single" w:color="FFFFFF" w:themeColor="background1" w:sz="18" w:space="0"/>
+          <w:bottom w:val="single" w:sz="18" w:space="0" w:color="FFFFFF" w:themeColor="background1"/>
         </w:tcBorders>
       </w:tcPr>
     </w:tblStylePr>
@@ -39334,7 +38681,7 @@
       <w:tblPr/>
       <w:tcPr>
         <w:tcBorders>
-          <w:top w:val="single" w:color="FFFFFF" w:themeColor="background1" w:sz="4" w:space="0"/>
+          <w:top w:val="single" w:sz="4" w:space="0" w:color="FFFFFF" w:themeColor="background1"/>
         </w:tcBorders>
       </w:tcPr>
     </w:tblStylePr>
@@ -39346,7 +38693,7 @@
       <w:tblPr/>
       <w:tcPr>
         <w:tcBorders>
-          <w:right w:val="single" w:color="FFFFFF" w:themeColor="background1" w:sz="4" w:space="0"/>
+          <w:right w:val="single" w:sz="4" w:space="0" w:color="FFFFFF" w:themeColor="background1"/>
         </w:tcBorders>
       </w:tcPr>
     </w:tblStylePr>
@@ -39358,7 +38705,7 @@
       <w:tblPr/>
       <w:tcPr>
         <w:tcBorders>
-          <w:left w:val="single" w:color="FFFFFF" w:themeColor="background1" w:sz="4" w:space="0"/>
+          <w:left w:val="single" w:sz="4" w:space="0" w:color="FFFFFF" w:themeColor="background1"/>
         </w:tcBorders>
       </w:tcPr>
     </w:tblStylePr>
@@ -39366,8 +38713,8 @@
       <w:tblPr/>
       <w:tcPr>
         <w:tcBorders>
-          <w:left w:val="single" w:color="FFFFFF" w:themeColor="background1" w:sz="4" w:space="0"/>
-          <w:right w:val="single" w:color="FFFFFF" w:themeColor="background1" w:sz="4" w:space="0"/>
+          <w:left w:val="single" w:sz="4" w:space="0" w:color="FFFFFF" w:themeColor="background1"/>
+          <w:right w:val="single" w:sz="4" w:space="0" w:color="FFFFFF" w:themeColor="background1"/>
         </w:tcBorders>
       </w:tcPr>
     </w:tblStylePr>
@@ -39375,8 +38722,8 @@
       <w:tblPr/>
       <w:tcPr>
         <w:tcBorders>
-          <w:left w:val="single" w:color="FFFFFF" w:themeColor="background1" w:sz="4" w:space="0"/>
-          <w:right w:val="single" w:color="FFFFFF" w:themeColor="background1" w:sz="4" w:space="0"/>
+          <w:left w:val="single" w:sz="4" w:space="0" w:color="FFFFFF" w:themeColor="background1"/>
+          <w:right w:val="single" w:sz="4" w:space="0" w:color="FFFFFF" w:themeColor="background1"/>
         </w:tcBorders>
       </w:tcPr>
     </w:tblStylePr>
@@ -39384,8 +38731,8 @@
       <w:tblPr/>
       <w:tcPr>
         <w:tcBorders>
-          <w:top w:val="single" w:color="FFFFFF" w:themeColor="background1" w:sz="4" w:space="0"/>
-          <w:bottom w:val="single" w:color="FFFFFF" w:themeColor="background1" w:sz="4" w:space="0"/>
+          <w:top w:val="single" w:sz="4" w:space="0" w:color="FFFFFF" w:themeColor="background1"/>
+          <w:bottom w:val="single" w:sz="4" w:space="0" w:color="FFFFFF" w:themeColor="background1"/>
         </w:tcBorders>
       </w:tcPr>
     </w:tblStylePr>
@@ -39439,8 +38786,8 @@
       <w:tblStyleRowBandSize w:val="1"/>
       <w:tblStyleColBandSize w:val="1"/>
       <w:tblBorders>
-        <w:top w:val="single" w:color="000000" w:themeColor="text1" w:sz="4" w:space="0"/>
-        <w:bottom w:val="single" w:color="000000" w:themeColor="text1" w:sz="4" w:space="0"/>
+        <w:top w:val="single" w:sz="4" w:space="0" w:color="000000" w:themeColor="text1"/>
+        <w:bottom w:val="single" w:sz="4" w:space="0" w:color="000000" w:themeColor="text1"/>
       </w:tblBorders>
     </w:tblPr>
     <w:tblStylePr w:type="firstRow">
@@ -39451,7 +38798,7 @@
       <w:tblPr/>
       <w:tcPr>
         <w:tcBorders>
-          <w:bottom w:val="single" w:color="000000" w:themeColor="text1" w:sz="4" w:space="0"/>
+          <w:bottom w:val="single" w:sz="4" w:space="0" w:color="000000" w:themeColor="text1"/>
         </w:tcBorders>
       </w:tcPr>
     </w:tblStylePr>
@@ -39463,7 +38810,7 @@
       <w:tblPr/>
       <w:tcPr>
         <w:tcBorders>
-          <w:top w:val="double" w:color="000000" w:themeColor="text1" w:sz="4" w:space="0"/>
+          <w:top w:val="double" w:sz="4" w:space="0" w:color="000000" w:themeColor="text1"/>
         </w:tcBorders>
       </w:tcPr>
     </w:tblStylePr>
@@ -39507,10 +38854,10 @@
       <w:tblStyleRowBandSize w:val="1"/>
       <w:tblStyleColBandSize w:val="1"/>
       <w:tblBorders>
-        <w:top w:val="single" w:color="4BACC6" w:themeColor="accent5" w:sz="24" w:space="0"/>
-        <w:left w:val="single" w:color="4BACC6" w:themeColor="accent5" w:sz="24" w:space="0"/>
-        <w:bottom w:val="single" w:color="4BACC6" w:themeColor="accent5" w:sz="24" w:space="0"/>
-        <w:right w:val="single" w:color="4BACC6" w:themeColor="accent5" w:sz="24" w:space="0"/>
+        <w:top w:val="single" w:sz="24" w:space="0" w:color="4BACC6" w:themeColor="accent5"/>
+        <w:left w:val="single" w:sz="24" w:space="0" w:color="4BACC6" w:themeColor="accent5"/>
+        <w:bottom w:val="single" w:sz="24" w:space="0" w:color="4BACC6" w:themeColor="accent5"/>
+        <w:right w:val="single" w:sz="24" w:space="0" w:color="4BACC6" w:themeColor="accent5"/>
       </w:tblBorders>
     </w:tblPr>
     <w:tcPr>
@@ -39524,7 +38871,7 @@
       <w:tblPr/>
       <w:tcPr>
         <w:tcBorders>
-          <w:bottom w:val="single" w:color="FFFFFF" w:themeColor="background1" w:sz="18" w:space="0"/>
+          <w:bottom w:val="single" w:sz="18" w:space="0" w:color="FFFFFF" w:themeColor="background1"/>
         </w:tcBorders>
       </w:tcPr>
     </w:tblStylePr>
@@ -39536,7 +38883,7 @@
       <w:tblPr/>
       <w:tcPr>
         <w:tcBorders>
-          <w:top w:val="single" w:color="FFFFFF" w:themeColor="background1" w:sz="4" w:space="0"/>
+          <w:top w:val="single" w:sz="4" w:space="0" w:color="FFFFFF" w:themeColor="background1"/>
         </w:tcBorders>
       </w:tcPr>
     </w:tblStylePr>
@@ -39548,7 +38895,7 @@
       <w:tblPr/>
       <w:tcPr>
         <w:tcBorders>
-          <w:right w:val="single" w:color="FFFFFF" w:themeColor="background1" w:sz="4" w:space="0"/>
+          <w:right w:val="single" w:sz="4" w:space="0" w:color="FFFFFF" w:themeColor="background1"/>
         </w:tcBorders>
       </w:tcPr>
     </w:tblStylePr>
@@ -39560,7 +38907,7 @@
       <w:tblPr/>
       <w:tcPr>
         <w:tcBorders>
-          <w:left w:val="single" w:color="FFFFFF" w:themeColor="background1" w:sz="4" w:space="0"/>
+          <w:left w:val="single" w:sz="4" w:space="0" w:color="FFFFFF" w:themeColor="background1"/>
         </w:tcBorders>
       </w:tcPr>
     </w:tblStylePr>
@@ -39568,8 +38915,8 @@
       <w:tblPr/>
       <w:tcPr>
         <w:tcBorders>
-          <w:left w:val="single" w:color="FFFFFF" w:themeColor="background1" w:sz="4" w:space="0"/>
-          <w:right w:val="single" w:color="FFFFFF" w:themeColor="background1" w:sz="4" w:space="0"/>
+          <w:left w:val="single" w:sz="4" w:space="0" w:color="FFFFFF" w:themeColor="background1"/>
+          <w:right w:val="single" w:sz="4" w:space="0" w:color="FFFFFF" w:themeColor="background1"/>
         </w:tcBorders>
       </w:tcPr>
     </w:tblStylePr>
@@ -39577,8 +38924,8 @@
       <w:tblPr/>
       <w:tcPr>
         <w:tcBorders>
-          <w:left w:val="single" w:color="FFFFFF" w:themeColor="background1" w:sz="4" w:space="0"/>
-          <w:right w:val="single" w:color="FFFFFF" w:themeColor="background1" w:sz="4" w:space="0"/>
+          <w:left w:val="single" w:sz="4" w:space="0" w:color="FFFFFF" w:themeColor="background1"/>
+          <w:right w:val="single" w:sz="4" w:space="0" w:color="FFFFFF" w:themeColor="background1"/>
         </w:tcBorders>
       </w:tcPr>
     </w:tblStylePr>
@@ -39586,8 +38933,8 @@
       <w:tblPr/>
       <w:tcPr>
         <w:tcBorders>
-          <w:top w:val="single" w:color="FFFFFF" w:themeColor="background1" w:sz="4" w:space="0"/>
-          <w:bottom w:val="single" w:color="FFFFFF" w:themeColor="background1" w:sz="4" w:space="0"/>
+          <w:top w:val="single" w:sz="4" w:space="0" w:color="FFFFFF" w:themeColor="background1"/>
+          <w:bottom w:val="single" w:sz="4" w:space="0" w:color="FFFFFF" w:themeColor="background1"/>
         </w:tcBorders>
       </w:tcPr>
     </w:tblStylePr>
@@ -39638,12 +38985,12 @@
       <w:tblStyleRowBandSize w:val="1"/>
       <w:tblStyleColBandSize w:val="1"/>
       <w:tblBorders>
-        <w:top w:val="single" w:color="FFFFFF" w:themeColor="background1" w:sz="4" w:space="0"/>
-        <w:left w:val="single" w:color="FFFFFF" w:themeColor="background1" w:sz="4" w:space="0"/>
-        <w:bottom w:val="single" w:color="FFFFFF" w:themeColor="background1" w:sz="4" w:space="0"/>
-        <w:right w:val="single" w:color="FFFFFF" w:themeColor="background1" w:sz="4" w:space="0"/>
-        <w:insideH w:val="single" w:color="FFFFFF" w:themeColor="background1" w:sz="4" w:space="0"/>
-        <w:insideV w:val="single" w:color="FFFFFF" w:themeColor="background1" w:sz="4" w:space="0"/>
+        <w:top w:val="single" w:sz="4" w:space="0" w:color="FFFFFF" w:themeColor="background1"/>
+        <w:left w:val="single" w:sz="4" w:space="0" w:color="FFFFFF" w:themeColor="background1"/>
+        <w:bottom w:val="single" w:sz="4" w:space="0" w:color="FFFFFF" w:themeColor="background1"/>
+        <w:right w:val="single" w:sz="4" w:space="0" w:color="FFFFFF" w:themeColor="background1"/>
+        <w:insideH w:val="single" w:sz="4" w:space="0" w:color="FFFFFF" w:themeColor="background1"/>
+        <w:insideV w:val="single" w:sz="4" w:space="0" w:color="FFFFFF" w:themeColor="background1"/>
       </w:tblBorders>
     </w:tblPr>
     <w:tcPr>
@@ -39658,9 +39005,9 @@
       <w:tblPr/>
       <w:tcPr>
         <w:tcBorders>
-          <w:top w:val="single" w:color="FFFFFF" w:themeColor="background1" w:sz="4" w:space="0"/>
-          <w:left w:val="single" w:color="FFFFFF" w:themeColor="background1" w:sz="4" w:space="0"/>
-          <w:right w:val="single" w:color="FFFFFF" w:themeColor="background1" w:sz="4" w:space="0"/>
+          <w:top w:val="single" w:sz="4" w:space="0" w:color="FFFFFF" w:themeColor="background1"/>
+          <w:left w:val="single" w:sz="4" w:space="0" w:color="FFFFFF" w:themeColor="background1"/>
+          <w:right w:val="single" w:sz="4" w:space="0" w:color="FFFFFF" w:themeColor="background1"/>
           <w:insideH w:val="nil"/>
           <w:insideV w:val="nil"/>
         </w:tcBorders>
@@ -39676,9 +39023,9 @@
       <w:tblPr/>
       <w:tcPr>
         <w:tcBorders>
-          <w:left w:val="single" w:color="FFFFFF" w:themeColor="background1" w:sz="4" w:space="0"/>
-          <w:bottom w:val="single" w:color="FFFFFF" w:themeColor="background1" w:sz="4" w:space="0"/>
-          <w:right w:val="single" w:color="FFFFFF" w:themeColor="background1" w:sz="4" w:space="0"/>
+          <w:left w:val="single" w:sz="4" w:space="0" w:color="FFFFFF" w:themeColor="background1"/>
+          <w:bottom w:val="single" w:sz="4" w:space="0" w:color="FFFFFF" w:themeColor="background1"/>
+          <w:right w:val="single" w:sz="4" w:space="0" w:color="FFFFFF" w:themeColor="background1"/>
           <w:insideH w:val="nil"/>
           <w:insideV w:val="nil"/>
         </w:tcBorders>
@@ -39694,9 +39041,9 @@
       <w:tblPr/>
       <w:tcPr>
         <w:tcBorders>
-          <w:top w:val="single" w:color="FFFFFF" w:themeColor="background1" w:sz="4" w:space="0"/>
-          <w:left w:val="single" w:color="FFFFFF" w:themeColor="background1" w:sz="4" w:space="0"/>
-          <w:bottom w:val="single" w:color="FFFFFF" w:themeColor="background1" w:sz="4" w:space="0"/>
+          <w:top w:val="single" w:sz="4" w:space="0" w:color="FFFFFF" w:themeColor="background1"/>
+          <w:left w:val="single" w:sz="4" w:space="0" w:color="FFFFFF" w:themeColor="background1"/>
+          <w:bottom w:val="single" w:sz="4" w:space="0" w:color="FFFFFF" w:themeColor="background1"/>
           <w:insideV w:val="nil"/>
         </w:tcBorders>
         <w:shd w:val="clear" w:color="auto" w:fill="000000" w:themeFill="text1"/>
@@ -39711,9 +39058,9 @@
       <w:tblPr/>
       <w:tcPr>
         <w:tcBorders>
-          <w:top w:val="single" w:color="FFFFFF" w:themeColor="background1" w:sz="4" w:space="0"/>
-          <w:bottom w:val="single" w:color="FFFFFF" w:themeColor="background1" w:sz="4" w:space="0"/>
-          <w:right w:val="single" w:color="FFFFFF" w:themeColor="background1" w:sz="4" w:space="0"/>
+          <w:top w:val="single" w:sz="4" w:space="0" w:color="FFFFFF" w:themeColor="background1"/>
+          <w:bottom w:val="single" w:sz="4" w:space="0" w:color="FFFFFF" w:themeColor="background1"/>
+          <w:right w:val="single" w:sz="4" w:space="0" w:color="FFFFFF" w:themeColor="background1"/>
           <w:insideV w:val="nil"/>
         </w:tcBorders>
         <w:shd w:val="clear" w:color="auto" w:fill="000000" w:themeFill="text1"/>
@@ -39744,12 +39091,12 @@
       <w:tblStyleRowBandSize w:val="1"/>
       <w:tblStyleColBandSize w:val="1"/>
       <w:tblBorders>
-        <w:top w:val="single" w:color="FFFFFF" w:themeColor="background1" w:sz="4" w:space="0"/>
-        <w:left w:val="single" w:color="FFFFFF" w:themeColor="background1" w:sz="4" w:space="0"/>
-        <w:bottom w:val="single" w:color="FFFFFF" w:themeColor="background1" w:sz="4" w:space="0"/>
-        <w:right w:val="single" w:color="FFFFFF" w:themeColor="background1" w:sz="4" w:space="0"/>
-        <w:insideH w:val="single" w:color="FFFFFF" w:themeColor="background1" w:sz="4" w:space="0"/>
-        <w:insideV w:val="single" w:color="FFFFFF" w:themeColor="background1" w:sz="4" w:space="0"/>
+        <w:top w:val="single" w:sz="4" w:space="0" w:color="FFFFFF" w:themeColor="background1"/>
+        <w:left w:val="single" w:sz="4" w:space="0" w:color="FFFFFF" w:themeColor="background1"/>
+        <w:bottom w:val="single" w:sz="4" w:space="0" w:color="FFFFFF" w:themeColor="background1"/>
+        <w:right w:val="single" w:sz="4" w:space="0" w:color="FFFFFF" w:themeColor="background1"/>
+        <w:insideH w:val="single" w:sz="4" w:space="0" w:color="FFFFFF" w:themeColor="background1"/>
+        <w:insideV w:val="single" w:sz="4" w:space="0" w:color="FFFFFF" w:themeColor="background1"/>
       </w:tblBorders>
     </w:tblPr>
     <w:tcPr>
@@ -39764,9 +39111,9 @@
       <w:tblPr/>
       <w:tcPr>
         <w:tcBorders>
-          <w:top w:val="single" w:color="FFFFFF" w:themeColor="background1" w:sz="4" w:space="0"/>
-          <w:left w:val="single" w:color="FFFFFF" w:themeColor="background1" w:sz="4" w:space="0"/>
-          <w:right w:val="single" w:color="FFFFFF" w:themeColor="background1" w:sz="4" w:space="0"/>
+          <w:top w:val="single" w:sz="4" w:space="0" w:color="FFFFFF" w:themeColor="background1"/>
+          <w:left w:val="single" w:sz="4" w:space="0" w:color="FFFFFF" w:themeColor="background1"/>
+          <w:right w:val="single" w:sz="4" w:space="0" w:color="FFFFFF" w:themeColor="background1"/>
           <w:insideH w:val="nil"/>
           <w:insideV w:val="nil"/>
         </w:tcBorders>
@@ -39782,9 +39129,9 @@
       <w:tblPr/>
       <w:tcPr>
         <w:tcBorders>
-          <w:left w:val="single" w:color="FFFFFF" w:themeColor="background1" w:sz="4" w:space="0"/>
-          <w:bottom w:val="single" w:color="FFFFFF" w:themeColor="background1" w:sz="4" w:space="0"/>
-          <w:right w:val="single" w:color="FFFFFF" w:themeColor="background1" w:sz="4" w:space="0"/>
+          <w:left w:val="single" w:sz="4" w:space="0" w:color="FFFFFF" w:themeColor="background1"/>
+          <w:bottom w:val="single" w:sz="4" w:space="0" w:color="FFFFFF" w:themeColor="background1"/>
+          <w:right w:val="single" w:sz="4" w:space="0" w:color="FFFFFF" w:themeColor="background1"/>
           <w:insideH w:val="nil"/>
           <w:insideV w:val="nil"/>
         </w:tcBorders>
@@ -39800,9 +39147,9 @@
       <w:tblPr/>
       <w:tcPr>
         <w:tcBorders>
-          <w:top w:val="single" w:color="FFFFFF" w:themeColor="background1" w:sz="4" w:space="0"/>
-          <w:left w:val="single" w:color="FFFFFF" w:themeColor="background1" w:sz="4" w:space="0"/>
-          <w:bottom w:val="single" w:color="FFFFFF" w:themeColor="background1" w:sz="4" w:space="0"/>
+          <w:top w:val="single" w:sz="4" w:space="0" w:color="FFFFFF" w:themeColor="background1"/>
+          <w:left w:val="single" w:sz="4" w:space="0" w:color="FFFFFF" w:themeColor="background1"/>
+          <w:bottom w:val="single" w:sz="4" w:space="0" w:color="FFFFFF" w:themeColor="background1"/>
           <w:insideV w:val="nil"/>
         </w:tcBorders>
         <w:shd w:val="clear" w:color="auto" w:fill="4F81BD" w:themeFill="accent1"/>
@@ -39817,9 +39164,9 @@
       <w:tblPr/>
       <w:tcPr>
         <w:tcBorders>
-          <w:top w:val="single" w:color="FFFFFF" w:themeColor="background1" w:sz="4" w:space="0"/>
-          <w:bottom w:val="single" w:color="FFFFFF" w:themeColor="background1" w:sz="4" w:space="0"/>
-          <w:right w:val="single" w:color="FFFFFF" w:themeColor="background1" w:sz="4" w:space="0"/>
+          <w:top w:val="single" w:sz="4" w:space="0" w:color="FFFFFF" w:themeColor="background1"/>
+          <w:bottom w:val="single" w:sz="4" w:space="0" w:color="FFFFFF" w:themeColor="background1"/>
+          <w:right w:val="single" w:sz="4" w:space="0" w:color="FFFFFF" w:themeColor="background1"/>
           <w:insideV w:val="nil"/>
         </w:tcBorders>
         <w:shd w:val="clear" w:color="auto" w:fill="4F81BD" w:themeFill="accent1"/>
@@ -39850,9 +39197,9 @@
       <w:tblStyleRowBandSize w:val="1"/>
       <w:tblStyleColBandSize w:val="1"/>
       <w:tblBorders>
-        <w:top w:val="single" w:color="B2A1C7" w:themeColor="accent4" w:themeTint="99" w:sz="4" w:space="0"/>
-        <w:bottom w:val="single" w:color="B2A1C7" w:themeColor="accent4" w:themeTint="99" w:sz="4" w:space="0"/>
-        <w:insideH w:val="single" w:color="B2A1C7" w:themeColor="accent4" w:themeTint="99" w:sz="4" w:space="0"/>
+        <w:top w:val="single" w:sz="4" w:space="0" w:color="B2A1C7" w:themeColor="accent4" w:themeTint="99"/>
+        <w:bottom w:val="single" w:sz="4" w:space="0" w:color="B2A1C7" w:themeColor="accent4" w:themeTint="99"/>
+        <w:insideH w:val="single" w:sz="4" w:space="0" w:color="B2A1C7" w:themeColor="accent4" w:themeTint="99"/>
       </w:tblBorders>
     </w:tblPr>
     <w:tblStylePr w:type="firstRow">
@@ -39901,7 +39248,7 @@
       <w:spacing w:line="240" w:lineRule="auto"/>
     </w:pPr>
     <w:rPr>
-      <w:rFonts w:asciiTheme="minorHAnsi" w:hAnsiTheme="minorHAnsi" w:eastAsiaTheme="minorHAnsi" w:cstheme="minorBidi"/>
+      <w:rFonts w:asciiTheme="minorHAnsi" w:eastAsiaTheme="minorHAnsi" w:hAnsiTheme="minorHAnsi" w:cstheme="minorBidi"/>
       <w:kern w:val="2"/>
       <w:sz w:val="24"/>
       <w:szCs w:val="24"/>
@@ -39912,12 +39259,12 @@
       <w:tblStyleRowBandSize w:val="1"/>
       <w:tblStyleColBandSize w:val="1"/>
       <w:tblBorders>
-        <w:top w:val="single" w:color="95B3D7" w:themeColor="accent1" w:themeTint="99" w:sz="4" w:space="0"/>
-        <w:left w:val="single" w:color="95B3D7" w:themeColor="accent1" w:themeTint="99" w:sz="4" w:space="0"/>
-        <w:bottom w:val="single" w:color="95B3D7" w:themeColor="accent1" w:themeTint="99" w:sz="4" w:space="0"/>
-        <w:right w:val="single" w:color="95B3D7" w:themeColor="accent1" w:themeTint="99" w:sz="4" w:space="0"/>
-        <w:insideH w:val="single" w:color="95B3D7" w:themeColor="accent1" w:themeTint="99" w:sz="4" w:space="0"/>
-        <w:insideV w:val="single" w:color="95B3D7" w:themeColor="accent1" w:themeTint="99" w:sz="4" w:space="0"/>
+        <w:top w:val="single" w:sz="4" w:space="0" w:color="95B3D7" w:themeColor="accent1" w:themeTint="99"/>
+        <w:left w:val="single" w:sz="4" w:space="0" w:color="95B3D7" w:themeColor="accent1" w:themeTint="99"/>
+        <w:bottom w:val="single" w:sz="4" w:space="0" w:color="95B3D7" w:themeColor="accent1" w:themeTint="99"/>
+        <w:right w:val="single" w:sz="4" w:space="0" w:color="95B3D7" w:themeColor="accent1" w:themeTint="99"/>
+        <w:insideH w:val="single" w:sz="4" w:space="0" w:color="95B3D7" w:themeColor="accent1" w:themeTint="99"/>
+        <w:insideV w:val="single" w:sz="4" w:space="0" w:color="95B3D7" w:themeColor="accent1" w:themeTint="99"/>
       </w:tblBorders>
     </w:tblPr>
     <w:tblStylePr w:type="firstRow">
@@ -39929,10 +39276,10 @@
       <w:tblPr/>
       <w:tcPr>
         <w:tcBorders>
-          <w:top w:val="single" w:color="4F81BD" w:themeColor="accent1" w:sz="4" w:space="0"/>
-          <w:left w:val="single" w:color="4F81BD" w:themeColor="accent1" w:sz="4" w:space="0"/>
-          <w:bottom w:val="single" w:color="4F81BD" w:themeColor="accent1" w:sz="4" w:space="0"/>
-          <w:right w:val="single" w:color="4F81BD" w:themeColor="accent1" w:sz="4" w:space="0"/>
+          <w:top w:val="single" w:sz="4" w:space="0" w:color="4F81BD" w:themeColor="accent1"/>
+          <w:left w:val="single" w:sz="4" w:space="0" w:color="4F81BD" w:themeColor="accent1"/>
+          <w:bottom w:val="single" w:sz="4" w:space="0" w:color="4F81BD" w:themeColor="accent1"/>
+          <w:right w:val="single" w:sz="4" w:space="0" w:color="4F81BD" w:themeColor="accent1"/>
           <w:insideH w:val="nil"/>
           <w:insideV w:val="nil"/>
         </w:tcBorders>
@@ -39947,7 +39294,7 @@
       <w:tblPr/>
       <w:tcPr>
         <w:tcBorders>
-          <w:top w:val="double" w:color="4F81BD" w:themeColor="accent1" w:sz="4" w:space="0"/>
+          <w:top w:val="double" w:sz="4" w:space="0" w:color="4F81BD" w:themeColor="accent1"/>
         </w:tcBorders>
       </w:tcPr>
     </w:tblStylePr>
@@ -39988,12 +39335,12 @@
       <w:tblStyleRowBandSize w:val="1"/>
       <w:tblStyleColBandSize w:val="1"/>
       <w:tblBorders>
-        <w:top w:val="single" w:color="92CDDC" w:themeColor="accent5" w:themeTint="99" w:sz="4" w:space="0"/>
-        <w:left w:val="single" w:color="92CDDC" w:themeColor="accent5" w:themeTint="99" w:sz="4" w:space="0"/>
-        <w:bottom w:val="single" w:color="92CDDC" w:themeColor="accent5" w:themeTint="99" w:sz="4" w:space="0"/>
-        <w:right w:val="single" w:color="92CDDC" w:themeColor="accent5" w:themeTint="99" w:sz="4" w:space="0"/>
-        <w:insideH w:val="single" w:color="92CDDC" w:themeColor="accent5" w:themeTint="99" w:sz="4" w:space="0"/>
-        <w:insideV w:val="single" w:color="92CDDC" w:themeColor="accent5" w:themeTint="99" w:sz="4" w:space="0"/>
+        <w:top w:val="single" w:sz="4" w:space="0" w:color="92CDDC" w:themeColor="accent5" w:themeTint="99"/>
+        <w:left w:val="single" w:sz="4" w:space="0" w:color="92CDDC" w:themeColor="accent5" w:themeTint="99"/>
+        <w:bottom w:val="single" w:sz="4" w:space="0" w:color="92CDDC" w:themeColor="accent5" w:themeTint="99"/>
+        <w:right w:val="single" w:sz="4" w:space="0" w:color="92CDDC" w:themeColor="accent5" w:themeTint="99"/>
+        <w:insideH w:val="single" w:sz="4" w:space="0" w:color="92CDDC" w:themeColor="accent5" w:themeTint="99"/>
+        <w:insideV w:val="single" w:sz="4" w:space="0" w:color="92CDDC" w:themeColor="accent5" w:themeTint="99"/>
       </w:tblBorders>
     </w:tblPr>
     <w:tblStylePr w:type="firstRow">
@@ -40005,10 +39352,10 @@
       <w:tblPr/>
       <w:tcPr>
         <w:tcBorders>
-          <w:top w:val="single" w:color="4BACC6" w:themeColor="accent5" w:sz="4" w:space="0"/>
-          <w:left w:val="single" w:color="4BACC6" w:themeColor="accent5" w:sz="4" w:space="0"/>
-          <w:bottom w:val="single" w:color="4BACC6" w:themeColor="accent5" w:sz="4" w:space="0"/>
-          <w:right w:val="single" w:color="4BACC6" w:themeColor="accent5" w:sz="4" w:space="0"/>
+          <w:top w:val="single" w:sz="4" w:space="0" w:color="4BACC6" w:themeColor="accent5"/>
+          <w:left w:val="single" w:sz="4" w:space="0" w:color="4BACC6" w:themeColor="accent5"/>
+          <w:bottom w:val="single" w:sz="4" w:space="0" w:color="4BACC6" w:themeColor="accent5"/>
+          <w:right w:val="single" w:sz="4" w:space="0" w:color="4BACC6" w:themeColor="accent5"/>
           <w:insideH w:val="nil"/>
           <w:insideV w:val="nil"/>
         </w:tcBorders>
@@ -40023,7 +39370,7 @@
       <w:tblPr/>
       <w:tcPr>
         <w:tcBorders>
-          <w:top w:val="double" w:color="4BACC6" w:themeColor="accent5" w:sz="4" w:space="0"/>
+          <w:top w:val="double" w:sz="4" w:space="0" w:color="4BACC6" w:themeColor="accent5"/>
         </w:tcBorders>
       </w:tcPr>
     </w:tblStylePr>
@@ -40075,10 +39422,10 @@
       <w:tblStyleRowBandSize w:val="1"/>
       <w:tblStyleColBandSize w:val="1"/>
       <w:tblBorders>
-        <w:top w:val="single" w:color="92CDDC" w:themeColor="accent5" w:themeTint="99" w:sz="2" w:space="0"/>
-        <w:bottom w:val="single" w:color="92CDDC" w:themeColor="accent5" w:themeTint="99" w:sz="2" w:space="0"/>
-        <w:insideH w:val="single" w:color="92CDDC" w:themeColor="accent5" w:themeTint="99" w:sz="2" w:space="0"/>
-        <w:insideV w:val="single" w:color="92CDDC" w:themeColor="accent5" w:themeTint="99" w:sz="2" w:space="0"/>
+        <w:top w:val="single" w:sz="2" w:space="0" w:color="92CDDC" w:themeColor="accent5" w:themeTint="99"/>
+        <w:bottom w:val="single" w:sz="2" w:space="0" w:color="92CDDC" w:themeColor="accent5" w:themeTint="99"/>
+        <w:insideH w:val="single" w:sz="2" w:space="0" w:color="92CDDC" w:themeColor="accent5" w:themeTint="99"/>
+        <w:insideV w:val="single" w:sz="2" w:space="0" w:color="92CDDC" w:themeColor="accent5" w:themeTint="99"/>
       </w:tblBorders>
     </w:tblPr>
     <w:tblStylePr w:type="firstRow">
@@ -40090,7 +39437,7 @@
       <w:tcPr>
         <w:tcBorders>
           <w:top w:val="nil"/>
-          <w:bottom w:val="single" w:color="92CDDC" w:themeColor="accent5" w:themeTint="99" w:sz="12" w:space="0"/>
+          <w:bottom w:val="single" w:sz="12" w:space="0" w:color="92CDDC" w:themeColor="accent5" w:themeTint="99"/>
           <w:insideH w:val="nil"/>
           <w:insideV w:val="nil"/>
         </w:tcBorders>
@@ -40105,7 +39452,7 @@
       <w:tblPr/>
       <w:tcPr>
         <w:tcBorders>
-          <w:top w:val="double" w:color="92CDDC" w:themeColor="accent5" w:themeTint="99" w:sz="2" w:space="0"/>
+          <w:top w:val="double" w:sz="2" w:space="0" w:color="92CDDC" w:themeColor="accent5" w:themeTint="99"/>
           <w:bottom w:val="nil"/>
           <w:insideH w:val="nil"/>
           <w:insideV w:val="nil"/>
@@ -40150,12 +39497,12 @@
       <w:tblStyleRowBandSize w:val="1"/>
       <w:tblStyleColBandSize w:val="1"/>
       <w:tblBorders>
-        <w:top w:val="single" w:color="FFFFFF" w:themeColor="background1" w:sz="4" w:space="0"/>
-        <w:left w:val="single" w:color="FFFFFF" w:themeColor="background1" w:sz="4" w:space="0"/>
-        <w:bottom w:val="single" w:color="FFFFFF" w:themeColor="background1" w:sz="4" w:space="0"/>
-        <w:right w:val="single" w:color="FFFFFF" w:themeColor="background1" w:sz="4" w:space="0"/>
-        <w:insideH w:val="single" w:color="FFFFFF" w:themeColor="background1" w:sz="4" w:space="0"/>
-        <w:insideV w:val="single" w:color="FFFFFF" w:themeColor="background1" w:sz="4" w:space="0"/>
+        <w:top w:val="single" w:sz="4" w:space="0" w:color="FFFFFF" w:themeColor="background1"/>
+        <w:left w:val="single" w:sz="4" w:space="0" w:color="FFFFFF" w:themeColor="background1"/>
+        <w:bottom w:val="single" w:sz="4" w:space="0" w:color="FFFFFF" w:themeColor="background1"/>
+        <w:right w:val="single" w:sz="4" w:space="0" w:color="FFFFFF" w:themeColor="background1"/>
+        <w:insideH w:val="single" w:sz="4" w:space="0" w:color="FFFFFF" w:themeColor="background1"/>
+        <w:insideV w:val="single" w:sz="4" w:space="0" w:color="FFFFFF" w:themeColor="background1"/>
       </w:tblBorders>
     </w:tblPr>
     <w:tcPr>
@@ -40170,9 +39517,9 @@
       <w:tblPr/>
       <w:tcPr>
         <w:tcBorders>
-          <w:top w:val="single" w:color="FFFFFF" w:themeColor="background1" w:sz="4" w:space="0"/>
-          <w:left w:val="single" w:color="FFFFFF" w:themeColor="background1" w:sz="4" w:space="0"/>
-          <w:right w:val="single" w:color="FFFFFF" w:themeColor="background1" w:sz="4" w:space="0"/>
+          <w:top w:val="single" w:sz="4" w:space="0" w:color="FFFFFF" w:themeColor="background1"/>
+          <w:left w:val="single" w:sz="4" w:space="0" w:color="FFFFFF" w:themeColor="background1"/>
+          <w:right w:val="single" w:sz="4" w:space="0" w:color="FFFFFF" w:themeColor="background1"/>
           <w:insideH w:val="nil"/>
           <w:insideV w:val="nil"/>
         </w:tcBorders>
@@ -40188,9 +39535,9 @@
       <w:tblPr/>
       <w:tcPr>
         <w:tcBorders>
-          <w:left w:val="single" w:color="FFFFFF" w:themeColor="background1" w:sz="4" w:space="0"/>
-          <w:bottom w:val="single" w:color="FFFFFF" w:themeColor="background1" w:sz="4" w:space="0"/>
-          <w:right w:val="single" w:color="FFFFFF" w:themeColor="background1" w:sz="4" w:space="0"/>
+          <w:left w:val="single" w:sz="4" w:space="0" w:color="FFFFFF" w:themeColor="background1"/>
+          <w:bottom w:val="single" w:sz="4" w:space="0" w:color="FFFFFF" w:themeColor="background1"/>
+          <w:right w:val="single" w:sz="4" w:space="0" w:color="FFFFFF" w:themeColor="background1"/>
           <w:insideH w:val="nil"/>
           <w:insideV w:val="nil"/>
         </w:tcBorders>
@@ -40206,9 +39553,9 @@
       <w:tblPr/>
       <w:tcPr>
         <w:tcBorders>
-          <w:top w:val="single" w:color="FFFFFF" w:themeColor="background1" w:sz="4" w:space="0"/>
-          <w:left w:val="single" w:color="FFFFFF" w:themeColor="background1" w:sz="4" w:space="0"/>
-          <w:bottom w:val="single" w:color="FFFFFF" w:themeColor="background1" w:sz="4" w:space="0"/>
+          <w:top w:val="single" w:sz="4" w:space="0" w:color="FFFFFF" w:themeColor="background1"/>
+          <w:left w:val="single" w:sz="4" w:space="0" w:color="FFFFFF" w:themeColor="background1"/>
+          <w:bottom w:val="single" w:sz="4" w:space="0" w:color="FFFFFF" w:themeColor="background1"/>
           <w:insideV w:val="nil"/>
         </w:tcBorders>
         <w:shd w:val="clear" w:color="auto" w:fill="4BACC6" w:themeFill="accent5"/>
@@ -40223,9 +39570,9 @@
       <w:tblPr/>
       <w:tcPr>
         <w:tcBorders>
-          <w:top w:val="single" w:color="FFFFFF" w:themeColor="background1" w:sz="4" w:space="0"/>
-          <w:bottom w:val="single" w:color="FFFFFF" w:themeColor="background1" w:sz="4" w:space="0"/>
-          <w:right w:val="single" w:color="FFFFFF" w:themeColor="background1" w:sz="4" w:space="0"/>
+          <w:top w:val="single" w:sz="4" w:space="0" w:color="FFFFFF" w:themeColor="background1"/>
+          <w:bottom w:val="single" w:sz="4" w:space="0" w:color="FFFFFF" w:themeColor="background1"/>
+          <w:right w:val="single" w:sz="4" w:space="0" w:color="FFFFFF" w:themeColor="background1"/>
           <w:insideV w:val="nil"/>
         </w:tcBorders>
         <w:shd w:val="clear" w:color="auto" w:fill="4BACC6" w:themeFill="accent5"/>
@@ -40256,12 +39603,12 @@
       <w:tblStyleRowBandSize w:val="1"/>
       <w:tblStyleColBandSize w:val="1"/>
       <w:tblBorders>
-        <w:top w:val="single" w:color="B6DDE8" w:themeColor="accent5" w:themeTint="66" w:sz="4" w:space="0"/>
-        <w:left w:val="single" w:color="B6DDE8" w:themeColor="accent5" w:themeTint="66" w:sz="4" w:space="0"/>
-        <w:bottom w:val="single" w:color="B6DDE8" w:themeColor="accent5" w:themeTint="66" w:sz="4" w:space="0"/>
-        <w:right w:val="single" w:color="B6DDE8" w:themeColor="accent5" w:themeTint="66" w:sz="4" w:space="0"/>
-        <w:insideH w:val="single" w:color="B6DDE8" w:themeColor="accent5" w:themeTint="66" w:sz="4" w:space="0"/>
-        <w:insideV w:val="single" w:color="B6DDE8" w:themeColor="accent5" w:themeTint="66" w:sz="4" w:space="0"/>
+        <w:top w:val="single" w:sz="4" w:space="0" w:color="B6DDE8" w:themeColor="accent5" w:themeTint="66"/>
+        <w:left w:val="single" w:sz="4" w:space="0" w:color="B6DDE8" w:themeColor="accent5" w:themeTint="66"/>
+        <w:bottom w:val="single" w:sz="4" w:space="0" w:color="B6DDE8" w:themeColor="accent5" w:themeTint="66"/>
+        <w:right w:val="single" w:sz="4" w:space="0" w:color="B6DDE8" w:themeColor="accent5" w:themeTint="66"/>
+        <w:insideH w:val="single" w:sz="4" w:space="0" w:color="B6DDE8" w:themeColor="accent5" w:themeTint="66"/>
+        <w:insideV w:val="single" w:sz="4" w:space="0" w:color="B6DDE8" w:themeColor="accent5" w:themeTint="66"/>
       </w:tblBorders>
     </w:tblPr>
     <w:tblStylePr w:type="firstRow">
@@ -40272,7 +39619,7 @@
       <w:tblPr/>
       <w:tcPr>
         <w:tcBorders>
-          <w:bottom w:val="single" w:color="92CDDC" w:themeColor="accent5" w:themeTint="99" w:sz="12" w:space="0"/>
+          <w:bottom w:val="single" w:sz="12" w:space="0" w:color="92CDDC" w:themeColor="accent5" w:themeTint="99"/>
         </w:tcBorders>
       </w:tcPr>
     </w:tblStylePr>
@@ -40284,7 +39631,7 @@
       <w:tblPr/>
       <w:tcPr>
         <w:tcBorders>
-          <w:top w:val="double" w:color="92CDDC" w:themeColor="accent5" w:themeTint="99" w:sz="2" w:space="0"/>
+          <w:top w:val="double" w:sz="2" w:space="0" w:color="92CDDC" w:themeColor="accent5" w:themeTint="99"/>
         </w:tcBorders>
       </w:tcPr>
     </w:tblStylePr>
@@ -40310,7 +39657,7 @@
       <w:spacing w:line="240" w:lineRule="auto"/>
     </w:pPr>
     <w:rPr>
-      <w:rFonts w:asciiTheme="minorHAnsi" w:hAnsiTheme="minorHAnsi" w:eastAsiaTheme="minorHAnsi" w:cstheme="minorBidi"/>
+      <w:rFonts w:asciiTheme="minorHAnsi" w:eastAsiaTheme="minorHAnsi" w:hAnsiTheme="minorHAnsi" w:cstheme="minorBidi"/>
       <w:kern w:val="2"/>
       <w:sz w:val="24"/>
       <w:szCs w:val="24"/>
@@ -40321,12 +39668,12 @@
       <w:tblStyleRowBandSize w:val="1"/>
       <w:tblStyleColBandSize w:val="1"/>
       <w:tblBorders>
-        <w:top w:val="single" w:color="666666" w:themeColor="text1" w:themeTint="99" w:sz="4" w:space="0"/>
-        <w:left w:val="single" w:color="666666" w:themeColor="text1" w:themeTint="99" w:sz="4" w:space="0"/>
-        <w:bottom w:val="single" w:color="666666" w:themeColor="text1" w:themeTint="99" w:sz="4" w:space="0"/>
-        <w:right w:val="single" w:color="666666" w:themeColor="text1" w:themeTint="99" w:sz="4" w:space="0"/>
-        <w:insideH w:val="single" w:color="666666" w:themeColor="text1" w:themeTint="99" w:sz="4" w:space="0"/>
-        <w:insideV w:val="single" w:color="666666" w:themeColor="text1" w:themeTint="99" w:sz="4" w:space="0"/>
+        <w:top w:val="single" w:sz="4" w:space="0" w:color="666666" w:themeColor="text1" w:themeTint="99"/>
+        <w:left w:val="single" w:sz="4" w:space="0" w:color="666666" w:themeColor="text1" w:themeTint="99"/>
+        <w:bottom w:val="single" w:sz="4" w:space="0" w:color="666666" w:themeColor="text1" w:themeTint="99"/>
+        <w:right w:val="single" w:sz="4" w:space="0" w:color="666666" w:themeColor="text1" w:themeTint="99"/>
+        <w:insideH w:val="single" w:sz="4" w:space="0" w:color="666666" w:themeColor="text1" w:themeTint="99"/>
+        <w:insideV w:val="single" w:sz="4" w:space="0" w:color="666666" w:themeColor="text1" w:themeTint="99"/>
       </w:tblBorders>
     </w:tblPr>
     <w:tblStylePr w:type="firstRow">
@@ -40416,7 +39763,7 @@
       <w:tblPr/>
       <w:tcPr>
         <w:tcBorders>
-          <w:bottom w:val="single" w:color="666666" w:themeColor="text1" w:themeTint="99" w:sz="4" w:space="0"/>
+          <w:bottom w:val="single" w:sz="4" w:space="0" w:color="666666" w:themeColor="text1" w:themeTint="99"/>
         </w:tcBorders>
       </w:tcPr>
     </w:tblStylePr>
@@ -40424,7 +39771,7 @@
       <w:tblPr/>
       <w:tcPr>
         <w:tcBorders>
-          <w:bottom w:val="single" w:color="666666" w:themeColor="text1" w:themeTint="99" w:sz="4" w:space="0"/>
+          <w:bottom w:val="single" w:sz="4" w:space="0" w:color="666666" w:themeColor="text1" w:themeTint="99"/>
         </w:tcBorders>
       </w:tcPr>
     </w:tblStylePr>
@@ -40432,7 +39779,7 @@
       <w:tblPr/>
       <w:tcPr>
         <w:tcBorders>
-          <w:top w:val="single" w:color="666666" w:themeColor="text1" w:themeTint="99" w:sz="4" w:space="0"/>
+          <w:top w:val="single" w:sz="4" w:space="0" w:color="666666" w:themeColor="text1" w:themeTint="99"/>
         </w:tcBorders>
       </w:tcPr>
     </w:tblStylePr>
@@ -40440,7 +39787,7 @@
       <w:tblPr/>
       <w:tcPr>
         <w:tcBorders>
-          <w:top w:val="single" w:color="666666" w:themeColor="text1" w:themeTint="99" w:sz="4" w:space="0"/>
+          <w:top w:val="single" w:sz="4" w:space="0" w:color="666666" w:themeColor="text1" w:themeTint="99"/>
         </w:tcBorders>
       </w:tcPr>
     </w:tblStylePr>
@@ -40454,7 +39801,7 @@
       <w:spacing w:line="240" w:lineRule="auto"/>
     </w:pPr>
     <w:rPr>
-      <w:rFonts w:asciiTheme="minorHAnsi" w:hAnsiTheme="minorHAnsi" w:eastAsiaTheme="minorHAnsi" w:cstheme="minorBidi"/>
+      <w:rFonts w:asciiTheme="minorHAnsi" w:eastAsiaTheme="minorHAnsi" w:hAnsiTheme="minorHAnsi" w:cstheme="minorBidi"/>
       <w:kern w:val="2"/>
       <w:sz w:val="24"/>
       <w:szCs w:val="24"/>
@@ -40465,12 +39812,12 @@
       <w:tblStyleRowBandSize w:val="1"/>
       <w:tblStyleColBandSize w:val="1"/>
       <w:tblBorders>
-        <w:top w:val="single" w:color="B2A1C7" w:themeColor="accent4" w:themeTint="99" w:sz="4" w:space="0"/>
-        <w:left w:val="single" w:color="B2A1C7" w:themeColor="accent4" w:themeTint="99" w:sz="4" w:space="0"/>
-        <w:bottom w:val="single" w:color="B2A1C7" w:themeColor="accent4" w:themeTint="99" w:sz="4" w:space="0"/>
-        <w:right w:val="single" w:color="B2A1C7" w:themeColor="accent4" w:themeTint="99" w:sz="4" w:space="0"/>
-        <w:insideH w:val="single" w:color="B2A1C7" w:themeColor="accent4" w:themeTint="99" w:sz="4" w:space="0"/>
-        <w:insideV w:val="single" w:color="B2A1C7" w:themeColor="accent4" w:themeTint="99" w:sz="4" w:space="0"/>
+        <w:top w:val="single" w:sz="4" w:space="0" w:color="B2A1C7" w:themeColor="accent4" w:themeTint="99"/>
+        <w:left w:val="single" w:sz="4" w:space="0" w:color="B2A1C7" w:themeColor="accent4" w:themeTint="99"/>
+        <w:bottom w:val="single" w:sz="4" w:space="0" w:color="B2A1C7" w:themeColor="accent4" w:themeTint="99"/>
+        <w:right w:val="single" w:sz="4" w:space="0" w:color="B2A1C7" w:themeColor="accent4" w:themeTint="99"/>
+        <w:insideH w:val="single" w:sz="4" w:space="0" w:color="B2A1C7" w:themeColor="accent4" w:themeTint="99"/>
+        <w:insideV w:val="single" w:sz="4" w:space="0" w:color="B2A1C7" w:themeColor="accent4" w:themeTint="99"/>
       </w:tblBorders>
     </w:tblPr>
     <w:tblStylePr w:type="firstRow">
@@ -40560,7 +39907,7 @@
       <w:tblPr/>
       <w:tcPr>
         <w:tcBorders>
-          <w:bottom w:val="single" w:color="B2A1C7" w:themeColor="accent4" w:themeTint="99" w:sz="4" w:space="0"/>
+          <w:bottom w:val="single" w:sz="4" w:space="0" w:color="B2A1C7" w:themeColor="accent4" w:themeTint="99"/>
         </w:tcBorders>
       </w:tcPr>
     </w:tblStylePr>
@@ -40568,7 +39915,7 @@
       <w:tblPr/>
       <w:tcPr>
         <w:tcBorders>
-          <w:bottom w:val="single" w:color="B2A1C7" w:themeColor="accent4" w:themeTint="99" w:sz="4" w:space="0"/>
+          <w:bottom w:val="single" w:sz="4" w:space="0" w:color="B2A1C7" w:themeColor="accent4" w:themeTint="99"/>
         </w:tcBorders>
       </w:tcPr>
     </w:tblStylePr>
@@ -40576,7 +39923,7 @@
       <w:tblPr/>
       <w:tcPr>
         <w:tcBorders>
-          <w:top w:val="single" w:color="B2A1C7" w:themeColor="accent4" w:themeTint="99" w:sz="4" w:space="0"/>
+          <w:top w:val="single" w:sz="4" w:space="0" w:color="B2A1C7" w:themeColor="accent4" w:themeTint="99"/>
         </w:tcBorders>
       </w:tcPr>
     </w:tblStylePr>
@@ -40584,7 +39931,7 @@
       <w:tblPr/>
       <w:tcPr>
         <w:tcBorders>
-          <w:top w:val="single" w:color="B2A1C7" w:themeColor="accent4" w:themeTint="99" w:sz="4" w:space="0"/>
+          <w:top w:val="single" w:sz="4" w:space="0" w:color="B2A1C7" w:themeColor="accent4" w:themeTint="99"/>
         </w:tcBorders>
       </w:tcPr>
     </w:tblStylePr>
@@ -40598,7 +39945,7 @@
       <w:spacing w:line="240" w:lineRule="auto"/>
     </w:pPr>
     <w:rPr>
-      <w:rFonts w:asciiTheme="minorHAnsi" w:hAnsiTheme="minorHAnsi" w:eastAsiaTheme="minorHAnsi" w:cstheme="minorBidi"/>
+      <w:rFonts w:asciiTheme="minorHAnsi" w:eastAsiaTheme="minorHAnsi" w:hAnsiTheme="minorHAnsi" w:cstheme="minorBidi"/>
       <w:kern w:val="2"/>
       <w:sz w:val="24"/>
       <w:szCs w:val="24"/>
@@ -40609,12 +39956,12 @@
       <w:tblStyleRowBandSize w:val="1"/>
       <w:tblStyleColBandSize w:val="1"/>
       <w:tblBorders>
-        <w:top w:val="single" w:color="C2D69B" w:themeColor="accent3" w:themeTint="99" w:sz="4" w:space="0"/>
-        <w:left w:val="single" w:color="C2D69B" w:themeColor="accent3" w:themeTint="99" w:sz="4" w:space="0"/>
-        <w:bottom w:val="single" w:color="C2D69B" w:themeColor="accent3" w:themeTint="99" w:sz="4" w:space="0"/>
-        <w:right w:val="single" w:color="C2D69B" w:themeColor="accent3" w:themeTint="99" w:sz="4" w:space="0"/>
-        <w:insideH w:val="single" w:color="C2D69B" w:themeColor="accent3" w:themeTint="99" w:sz="4" w:space="0"/>
-        <w:insideV w:val="single" w:color="C2D69B" w:themeColor="accent3" w:themeTint="99" w:sz="4" w:space="0"/>
+        <w:top w:val="single" w:sz="4" w:space="0" w:color="C2D69B" w:themeColor="accent3" w:themeTint="99"/>
+        <w:left w:val="single" w:sz="4" w:space="0" w:color="C2D69B" w:themeColor="accent3" w:themeTint="99"/>
+        <w:bottom w:val="single" w:sz="4" w:space="0" w:color="C2D69B" w:themeColor="accent3" w:themeTint="99"/>
+        <w:right w:val="single" w:sz="4" w:space="0" w:color="C2D69B" w:themeColor="accent3" w:themeTint="99"/>
+        <w:insideH w:val="single" w:sz="4" w:space="0" w:color="C2D69B" w:themeColor="accent3" w:themeTint="99"/>
+        <w:insideV w:val="single" w:sz="4" w:space="0" w:color="C2D69B" w:themeColor="accent3" w:themeTint="99"/>
       </w:tblBorders>
     </w:tblPr>
     <w:tblStylePr w:type="firstRow">
@@ -40704,7 +40051,7 @@
       <w:tblPr/>
       <w:tcPr>
         <w:tcBorders>
-          <w:bottom w:val="single" w:color="C2D69B" w:themeColor="accent3" w:themeTint="99" w:sz="4" w:space="0"/>
+          <w:bottom w:val="single" w:sz="4" w:space="0" w:color="C2D69B" w:themeColor="accent3" w:themeTint="99"/>
         </w:tcBorders>
       </w:tcPr>
     </w:tblStylePr>
@@ -40712,7 +40059,7 @@
       <w:tblPr/>
       <w:tcPr>
         <w:tcBorders>
-          <w:bottom w:val="single" w:color="C2D69B" w:themeColor="accent3" w:themeTint="99" w:sz="4" w:space="0"/>
+          <w:bottom w:val="single" w:sz="4" w:space="0" w:color="C2D69B" w:themeColor="accent3" w:themeTint="99"/>
         </w:tcBorders>
       </w:tcPr>
     </w:tblStylePr>
@@ -40720,7 +40067,7 @@
       <w:tblPr/>
       <w:tcPr>
         <w:tcBorders>
-          <w:top w:val="single" w:color="C2D69B" w:themeColor="accent3" w:themeTint="99" w:sz="4" w:space="0"/>
+          <w:top w:val="single" w:sz="4" w:space="0" w:color="C2D69B" w:themeColor="accent3" w:themeTint="99"/>
         </w:tcBorders>
       </w:tcPr>
     </w:tblStylePr>
@@ -40728,7 +40075,7 @@
       <w:tblPr/>
       <w:tcPr>
         <w:tcBorders>
-          <w:top w:val="single" w:color="C2D69B" w:themeColor="accent3" w:themeTint="99" w:sz="4" w:space="0"/>
+          <w:top w:val="single" w:sz="4" w:space="0" w:color="C2D69B" w:themeColor="accent3" w:themeTint="99"/>
         </w:tcBorders>
       </w:tcPr>
     </w:tblStylePr>
@@ -40745,12 +40092,12 @@
       <w:tblStyleRowBandSize w:val="1"/>
       <w:tblStyleColBandSize w:val="1"/>
       <w:tblBorders>
-        <w:top w:val="single" w:color="C2D69B" w:themeColor="accent3" w:themeTint="99" w:sz="4" w:space="0"/>
-        <w:left w:val="single" w:color="C2D69B" w:themeColor="accent3" w:themeTint="99" w:sz="4" w:space="0"/>
-        <w:bottom w:val="single" w:color="C2D69B" w:themeColor="accent3" w:themeTint="99" w:sz="4" w:space="0"/>
-        <w:right w:val="single" w:color="C2D69B" w:themeColor="accent3" w:themeTint="99" w:sz="4" w:space="0"/>
-        <w:insideH w:val="single" w:color="C2D69B" w:themeColor="accent3" w:themeTint="99" w:sz="4" w:space="0"/>
-        <w:insideV w:val="single" w:color="C2D69B" w:themeColor="accent3" w:themeTint="99" w:sz="4" w:space="0"/>
+        <w:top w:val="single" w:sz="4" w:space="0" w:color="C2D69B" w:themeColor="accent3" w:themeTint="99"/>
+        <w:left w:val="single" w:sz="4" w:space="0" w:color="C2D69B" w:themeColor="accent3" w:themeTint="99"/>
+        <w:bottom w:val="single" w:sz="4" w:space="0" w:color="C2D69B" w:themeColor="accent3" w:themeTint="99"/>
+        <w:right w:val="single" w:sz="4" w:space="0" w:color="C2D69B" w:themeColor="accent3" w:themeTint="99"/>
+        <w:insideH w:val="single" w:sz="4" w:space="0" w:color="C2D69B" w:themeColor="accent3" w:themeTint="99"/>
+        <w:insideV w:val="single" w:sz="4" w:space="0" w:color="C2D69B" w:themeColor="accent3" w:themeTint="99"/>
       </w:tblBorders>
     </w:tblPr>
     <w:tblStylePr w:type="firstRow">
@@ -40762,10 +40109,10 @@
       <w:tblPr/>
       <w:tcPr>
         <w:tcBorders>
-          <w:top w:val="single" w:color="9BBB59" w:themeColor="accent3" w:sz="4" w:space="0"/>
-          <w:left w:val="single" w:color="9BBB59" w:themeColor="accent3" w:sz="4" w:space="0"/>
-          <w:bottom w:val="single" w:color="9BBB59" w:themeColor="accent3" w:sz="4" w:space="0"/>
-          <w:right w:val="single" w:color="9BBB59" w:themeColor="accent3" w:sz="4" w:space="0"/>
+          <w:top w:val="single" w:sz="4" w:space="0" w:color="9BBB59" w:themeColor="accent3"/>
+          <w:left w:val="single" w:sz="4" w:space="0" w:color="9BBB59" w:themeColor="accent3"/>
+          <w:bottom w:val="single" w:sz="4" w:space="0" w:color="9BBB59" w:themeColor="accent3"/>
+          <w:right w:val="single" w:sz="4" w:space="0" w:color="9BBB59" w:themeColor="accent3"/>
           <w:insideH w:val="nil"/>
           <w:insideV w:val="nil"/>
         </w:tcBorders>
@@ -40780,7 +40127,7 @@
       <w:tblPr/>
       <w:tcPr>
         <w:tcBorders>
-          <w:top w:val="double" w:color="9BBB59" w:themeColor="accent3" w:sz="4" w:space="0"/>
+          <w:top w:val="double" w:sz="4" w:space="0" w:color="9BBB59" w:themeColor="accent3"/>
         </w:tcBorders>
       </w:tcPr>
     </w:tblStylePr>
@@ -40821,12 +40168,12 @@
       <w:tblStyleRowBandSize w:val="1"/>
       <w:tblStyleColBandSize w:val="1"/>
       <w:tblBorders>
-        <w:top w:val="single" w:color="92CDDC" w:themeColor="accent5" w:themeTint="99" w:sz="4" w:space="0"/>
-        <w:left w:val="single" w:color="92CDDC" w:themeColor="accent5" w:themeTint="99" w:sz="4" w:space="0"/>
-        <w:bottom w:val="single" w:color="92CDDC" w:themeColor="accent5" w:themeTint="99" w:sz="4" w:space="0"/>
-        <w:right w:val="single" w:color="92CDDC" w:themeColor="accent5" w:themeTint="99" w:sz="4" w:space="0"/>
-        <w:insideH w:val="single" w:color="92CDDC" w:themeColor="accent5" w:themeTint="99" w:sz="4" w:space="0"/>
-        <w:insideV w:val="single" w:color="92CDDC" w:themeColor="accent5" w:themeTint="99" w:sz="4" w:space="0"/>
+        <w:top w:val="single" w:sz="4" w:space="0" w:color="92CDDC" w:themeColor="accent5" w:themeTint="99"/>
+        <w:left w:val="single" w:sz="4" w:space="0" w:color="92CDDC" w:themeColor="accent5" w:themeTint="99"/>
+        <w:bottom w:val="single" w:sz="4" w:space="0" w:color="92CDDC" w:themeColor="accent5" w:themeTint="99"/>
+        <w:right w:val="single" w:sz="4" w:space="0" w:color="92CDDC" w:themeColor="accent5" w:themeTint="99"/>
+        <w:insideH w:val="single" w:sz="4" w:space="0" w:color="92CDDC" w:themeColor="accent5" w:themeTint="99"/>
+        <w:insideV w:val="single" w:sz="4" w:space="0" w:color="92CDDC" w:themeColor="accent5" w:themeTint="99"/>
       </w:tblBorders>
     </w:tblPr>
     <w:tblStylePr w:type="firstRow">
@@ -40916,7 +40263,7 @@
       <w:tblPr/>
       <w:tcPr>
         <w:tcBorders>
-          <w:bottom w:val="single" w:color="92CDDC" w:themeColor="accent5" w:themeTint="99" w:sz="4" w:space="0"/>
+          <w:bottom w:val="single" w:sz="4" w:space="0" w:color="92CDDC" w:themeColor="accent5" w:themeTint="99"/>
         </w:tcBorders>
       </w:tcPr>
     </w:tblStylePr>
@@ -40924,7 +40271,7 @@
       <w:tblPr/>
       <w:tcPr>
         <w:tcBorders>
-          <w:bottom w:val="single" w:color="92CDDC" w:themeColor="accent5" w:themeTint="99" w:sz="4" w:space="0"/>
+          <w:bottom w:val="single" w:sz="4" w:space="0" w:color="92CDDC" w:themeColor="accent5" w:themeTint="99"/>
         </w:tcBorders>
       </w:tcPr>
     </w:tblStylePr>
@@ -40932,7 +40279,7 @@
       <w:tblPr/>
       <w:tcPr>
         <w:tcBorders>
-          <w:top w:val="single" w:color="92CDDC" w:themeColor="accent5" w:themeTint="99" w:sz="4" w:space="0"/>
+          <w:top w:val="single" w:sz="4" w:space="0" w:color="92CDDC" w:themeColor="accent5" w:themeTint="99"/>
         </w:tcBorders>
       </w:tcPr>
     </w:tblStylePr>
@@ -40940,7 +40287,7 @@
       <w:tblPr/>
       <w:tcPr>
         <w:tcBorders>
-          <w:top w:val="single" w:color="92CDDC" w:themeColor="accent5" w:themeTint="99" w:sz="4" w:space="0"/>
+          <w:top w:val="single" w:sz="4" w:space="0" w:color="92CDDC" w:themeColor="accent5" w:themeTint="99"/>
         </w:tcBorders>
       </w:tcPr>
     </w:tblStylePr>
@@ -40954,7 +40301,7 @@
       <w:spacing w:line="240" w:lineRule="auto"/>
     </w:pPr>
     <w:rPr>
-      <w:rFonts w:asciiTheme="minorHAnsi" w:hAnsiTheme="minorHAnsi" w:eastAsiaTheme="minorHAnsi" w:cstheme="minorBidi"/>
+      <w:rFonts w:asciiTheme="minorHAnsi" w:eastAsiaTheme="minorHAnsi" w:hAnsiTheme="minorHAnsi" w:cstheme="minorBidi"/>
       <w:kern w:val="2"/>
       <w:sz w:val="24"/>
       <w:szCs w:val="24"/>
@@ -40965,12 +40312,12 @@
       <w:tblStyleRowBandSize w:val="1"/>
       <w:tblStyleColBandSize w:val="1"/>
       <w:tblBorders>
-        <w:top w:val="single" w:color="FFFFFF" w:themeColor="background1" w:sz="4" w:space="0"/>
-        <w:left w:val="single" w:color="FFFFFF" w:themeColor="background1" w:sz="4" w:space="0"/>
-        <w:bottom w:val="single" w:color="FFFFFF" w:themeColor="background1" w:sz="4" w:space="0"/>
-        <w:right w:val="single" w:color="FFFFFF" w:themeColor="background1" w:sz="4" w:space="0"/>
-        <w:insideH w:val="single" w:color="FFFFFF" w:themeColor="background1" w:sz="4" w:space="0"/>
-        <w:insideV w:val="single" w:color="FFFFFF" w:themeColor="background1" w:sz="4" w:space="0"/>
+        <w:top w:val="single" w:sz="4" w:space="0" w:color="FFFFFF" w:themeColor="background1"/>
+        <w:left w:val="single" w:sz="4" w:space="0" w:color="FFFFFF" w:themeColor="background1"/>
+        <w:bottom w:val="single" w:sz="4" w:space="0" w:color="FFFFFF" w:themeColor="background1"/>
+        <w:right w:val="single" w:sz="4" w:space="0" w:color="FFFFFF" w:themeColor="background1"/>
+        <w:insideH w:val="single" w:sz="4" w:space="0" w:color="FFFFFF" w:themeColor="background1"/>
+        <w:insideV w:val="single" w:sz="4" w:space="0" w:color="FFFFFF" w:themeColor="background1"/>
       </w:tblBorders>
     </w:tblPr>
     <w:tcPr>
@@ -40985,9 +40332,9 @@
       <w:tblPr/>
       <w:tcPr>
         <w:tcBorders>
-          <w:top w:val="single" w:color="FFFFFF" w:themeColor="background1" w:sz="4" w:space="0"/>
-          <w:left w:val="single" w:color="FFFFFF" w:themeColor="background1" w:sz="4" w:space="0"/>
-          <w:right w:val="single" w:color="FFFFFF" w:themeColor="background1" w:sz="4" w:space="0"/>
+          <w:top w:val="single" w:sz="4" w:space="0" w:color="FFFFFF" w:themeColor="background1"/>
+          <w:left w:val="single" w:sz="4" w:space="0" w:color="FFFFFF" w:themeColor="background1"/>
+          <w:right w:val="single" w:sz="4" w:space="0" w:color="FFFFFF" w:themeColor="background1"/>
           <w:insideH w:val="nil"/>
           <w:insideV w:val="nil"/>
         </w:tcBorders>
@@ -41003,9 +40350,9 @@
       <w:tblPr/>
       <w:tcPr>
         <w:tcBorders>
-          <w:left w:val="single" w:color="FFFFFF" w:themeColor="background1" w:sz="4" w:space="0"/>
-          <w:bottom w:val="single" w:color="FFFFFF" w:themeColor="background1" w:sz="4" w:space="0"/>
-          <w:right w:val="single" w:color="FFFFFF" w:themeColor="background1" w:sz="4" w:space="0"/>
+          <w:left w:val="single" w:sz="4" w:space="0" w:color="FFFFFF" w:themeColor="background1"/>
+          <w:bottom w:val="single" w:sz="4" w:space="0" w:color="FFFFFF" w:themeColor="background1"/>
+          <w:right w:val="single" w:sz="4" w:space="0" w:color="FFFFFF" w:themeColor="background1"/>
           <w:insideH w:val="nil"/>
           <w:insideV w:val="nil"/>
         </w:tcBorders>
@@ -41021,9 +40368,9 @@
       <w:tblPr/>
       <w:tcPr>
         <w:tcBorders>
-          <w:top w:val="single" w:color="FFFFFF" w:themeColor="background1" w:sz="4" w:space="0"/>
-          <w:left w:val="single" w:color="FFFFFF" w:themeColor="background1" w:sz="4" w:space="0"/>
-          <w:bottom w:val="single" w:color="FFFFFF" w:themeColor="background1" w:sz="4" w:space="0"/>
+          <w:top w:val="single" w:sz="4" w:space="0" w:color="FFFFFF" w:themeColor="background1"/>
+          <w:left w:val="single" w:sz="4" w:space="0" w:color="FFFFFF" w:themeColor="background1"/>
+          <w:bottom w:val="single" w:sz="4" w:space="0" w:color="FFFFFF" w:themeColor="background1"/>
           <w:insideV w:val="nil"/>
         </w:tcBorders>
         <w:shd w:val="clear" w:color="auto" w:fill="8064A2" w:themeFill="accent4"/>
@@ -41038,9 +40385,9 @@
       <w:tblPr/>
       <w:tcPr>
         <w:tcBorders>
-          <w:top w:val="single" w:color="FFFFFF" w:themeColor="background1" w:sz="4" w:space="0"/>
-          <w:bottom w:val="single" w:color="FFFFFF" w:themeColor="background1" w:sz="4" w:space="0"/>
-          <w:right w:val="single" w:color="FFFFFF" w:themeColor="background1" w:sz="4" w:space="0"/>
+          <w:top w:val="single" w:sz="4" w:space="0" w:color="FFFFFF" w:themeColor="background1"/>
+          <w:bottom w:val="single" w:sz="4" w:space="0" w:color="FFFFFF" w:themeColor="background1"/>
+          <w:right w:val="single" w:sz="4" w:space="0" w:color="FFFFFF" w:themeColor="background1"/>
           <w:insideV w:val="nil"/>
         </w:tcBorders>
         <w:shd w:val="clear" w:color="auto" w:fill="8064A2" w:themeFill="accent4"/>
@@ -41068,7 +40415,7 @@
       <w:spacing w:line="240" w:lineRule="auto"/>
     </w:pPr>
     <w:rPr>
-      <w:rFonts w:asciiTheme="minorHAnsi" w:hAnsiTheme="minorHAnsi" w:eastAsiaTheme="minorHAnsi" w:cstheme="minorBidi"/>
+      <w:rFonts w:asciiTheme="minorHAnsi" w:eastAsiaTheme="minorHAnsi" w:hAnsiTheme="minorHAnsi" w:cstheme="minorBidi"/>
       <w:kern w:val="2"/>
       <w:sz w:val="24"/>
       <w:szCs w:val="24"/>
@@ -41079,12 +40426,12 @@
       <w:tblStyleRowBandSize w:val="1"/>
       <w:tblStyleColBandSize w:val="1"/>
       <w:tblBorders>
-        <w:top w:val="single" w:color="B2A1C7" w:themeColor="accent4" w:themeTint="99" w:sz="4" w:space="0"/>
-        <w:left w:val="single" w:color="B2A1C7" w:themeColor="accent4" w:themeTint="99" w:sz="4" w:space="0"/>
-        <w:bottom w:val="single" w:color="B2A1C7" w:themeColor="accent4" w:themeTint="99" w:sz="4" w:space="0"/>
-        <w:right w:val="single" w:color="B2A1C7" w:themeColor="accent4" w:themeTint="99" w:sz="4" w:space="0"/>
-        <w:insideH w:val="single" w:color="B2A1C7" w:themeColor="accent4" w:themeTint="99" w:sz="4" w:space="0"/>
-        <w:insideV w:val="single" w:color="B2A1C7" w:themeColor="accent4" w:themeTint="99" w:sz="4" w:space="0"/>
+        <w:top w:val="single" w:sz="4" w:space="0" w:color="B2A1C7" w:themeColor="accent4" w:themeTint="99"/>
+        <w:left w:val="single" w:sz="4" w:space="0" w:color="B2A1C7" w:themeColor="accent4" w:themeTint="99"/>
+        <w:bottom w:val="single" w:sz="4" w:space="0" w:color="B2A1C7" w:themeColor="accent4" w:themeTint="99"/>
+        <w:right w:val="single" w:sz="4" w:space="0" w:color="B2A1C7" w:themeColor="accent4" w:themeTint="99"/>
+        <w:insideH w:val="single" w:sz="4" w:space="0" w:color="B2A1C7" w:themeColor="accent4" w:themeTint="99"/>
+        <w:insideV w:val="single" w:sz="4" w:space="0" w:color="B2A1C7" w:themeColor="accent4" w:themeTint="99"/>
       </w:tblBorders>
     </w:tblPr>
     <w:tblStylePr w:type="firstRow">
@@ -41096,10 +40443,10 @@
       <w:tblPr/>
       <w:tcPr>
         <w:tcBorders>
-          <w:top w:val="single" w:color="8064A2" w:themeColor="accent4" w:sz="4" w:space="0"/>
-          <w:left w:val="single" w:color="8064A2" w:themeColor="accent4" w:sz="4" w:space="0"/>
-          <w:bottom w:val="single" w:color="8064A2" w:themeColor="accent4" w:sz="4" w:space="0"/>
-          <w:right w:val="single" w:color="8064A2" w:themeColor="accent4" w:sz="4" w:space="0"/>
+          <w:top w:val="single" w:sz="4" w:space="0" w:color="8064A2" w:themeColor="accent4"/>
+          <w:left w:val="single" w:sz="4" w:space="0" w:color="8064A2" w:themeColor="accent4"/>
+          <w:bottom w:val="single" w:sz="4" w:space="0" w:color="8064A2" w:themeColor="accent4"/>
+          <w:right w:val="single" w:sz="4" w:space="0" w:color="8064A2" w:themeColor="accent4"/>
           <w:insideH w:val="nil"/>
           <w:insideV w:val="nil"/>
         </w:tcBorders>
@@ -41114,7 +40461,7 @@
       <w:tblPr/>
       <w:tcPr>
         <w:tcBorders>
-          <w:top w:val="double" w:color="8064A2" w:themeColor="accent4" w:sz="4" w:space="0"/>
+          <w:top w:val="double" w:sz="4" w:space="0" w:color="8064A2" w:themeColor="accent4"/>
         </w:tcBorders>
       </w:tcPr>
     </w:tblStylePr>
@@ -41143,7 +40490,7 @@
       </w:tcPr>
     </w:tblStylePr>
   </w:style>
-  <w:style w:type="character" w:styleId="Ttulo7Car" w:customStyle="1">
+  <w:style w:type="character" w:customStyle="1" w:styleId="Ttulo7Car">
     <w:name w:val="Título 7 Car"/>
     <w:basedOn w:val="Fuentedeprrafopredeter"/>
     <w:link w:val="Ttulo7"/>
@@ -41151,7 +40498,7 @@
     <w:semiHidden/>
     <w:rsid w:val="00124DA0"/>
     <w:rPr>
-      <w:rFonts w:asciiTheme="minorHAnsi" w:hAnsiTheme="minorHAnsi" w:eastAsiaTheme="majorEastAsia" w:cstheme="majorBidi"/>
+      <w:rFonts w:asciiTheme="minorHAnsi" w:eastAsiaTheme="majorEastAsia" w:hAnsiTheme="minorHAnsi" w:cstheme="majorBidi"/>
       <w:color w:val="595959" w:themeColor="text1" w:themeTint="A6"/>
       <w:kern w:val="2"/>
       <w:sz w:val="24"/>
@@ -41160,7 +40507,7 @@
       <w14:ligatures w14:val="standardContextual"/>
     </w:rPr>
   </w:style>
-  <w:style w:type="character" w:styleId="Ttulo8Car" w:customStyle="1">
+  <w:style w:type="character" w:customStyle="1" w:styleId="Ttulo8Car">
     <w:name w:val="Título 8 Car"/>
     <w:basedOn w:val="Fuentedeprrafopredeter"/>
     <w:link w:val="Ttulo8"/>
@@ -41168,7 +40515,7 @@
     <w:semiHidden/>
     <w:rsid w:val="00124DA0"/>
     <w:rPr>
-      <w:rFonts w:asciiTheme="minorHAnsi" w:hAnsiTheme="minorHAnsi" w:eastAsiaTheme="majorEastAsia" w:cstheme="majorBidi"/>
+      <w:rFonts w:asciiTheme="minorHAnsi" w:eastAsiaTheme="majorEastAsia" w:hAnsiTheme="minorHAnsi" w:cstheme="majorBidi"/>
       <w:i/>
       <w:iCs/>
       <w:color w:val="272727" w:themeColor="text1" w:themeTint="D8"/>
@@ -41179,7 +40526,7 @@
       <w14:ligatures w14:val="standardContextual"/>
     </w:rPr>
   </w:style>
-  <w:style w:type="character" w:styleId="Ttulo9Car" w:customStyle="1">
+  <w:style w:type="character" w:customStyle="1" w:styleId="Ttulo9Car">
     <w:name w:val="Título 9 Car"/>
     <w:basedOn w:val="Fuentedeprrafopredeter"/>
     <w:link w:val="Ttulo9"/>
@@ -41187,7 +40534,7 @@
     <w:semiHidden/>
     <w:rsid w:val="00124DA0"/>
     <w:rPr>
-      <w:rFonts w:asciiTheme="minorHAnsi" w:hAnsiTheme="minorHAnsi" w:eastAsiaTheme="majorEastAsia" w:cstheme="majorBidi"/>
+      <w:rFonts w:asciiTheme="minorHAnsi" w:eastAsiaTheme="majorEastAsia" w:hAnsiTheme="minorHAnsi" w:cstheme="majorBidi"/>
       <w:color w:val="272727" w:themeColor="text1" w:themeTint="D8"/>
       <w:kern w:val="2"/>
       <w:sz w:val="24"/>
@@ -41196,7 +40543,7 @@
       <w14:ligatures w14:val="standardContextual"/>
     </w:rPr>
   </w:style>
-  <w:style w:type="character" w:styleId="Ttulo1Car" w:customStyle="1">
+  <w:style w:type="character" w:customStyle="1" w:styleId="Ttulo1Car">
     <w:name w:val="Título 1 Car"/>
     <w:basedOn w:val="Fuentedeprrafopredeter"/>
     <w:link w:val="Ttulo1"/>
@@ -41207,7 +40554,7 @@
       <w:szCs w:val="40"/>
     </w:rPr>
   </w:style>
-  <w:style w:type="character" w:styleId="Ttulo2Car" w:customStyle="1">
+  <w:style w:type="character" w:customStyle="1" w:styleId="Ttulo2Car">
     <w:name w:val="Título 2 Car"/>
     <w:basedOn w:val="Fuentedeprrafopredeter"/>
     <w:link w:val="Ttulo2"/>
@@ -41219,7 +40566,7 @@
       <w:szCs w:val="32"/>
     </w:rPr>
   </w:style>
-  <w:style w:type="character" w:styleId="Ttulo3Car" w:customStyle="1">
+  <w:style w:type="character" w:customStyle="1" w:styleId="Ttulo3Car">
     <w:name w:val="Título 3 Car"/>
     <w:basedOn w:val="Fuentedeprrafopredeter"/>
     <w:link w:val="Ttulo3"/>
@@ -41232,7 +40579,7 @@
       <w:szCs w:val="28"/>
     </w:rPr>
   </w:style>
-  <w:style w:type="character" w:styleId="Ttulo4Car" w:customStyle="1">
+  <w:style w:type="character" w:customStyle="1" w:styleId="Ttulo4Car">
     <w:name w:val="Título 4 Car"/>
     <w:basedOn w:val="Fuentedeprrafopredeter"/>
     <w:link w:val="Ttulo4"/>
@@ -41245,7 +40592,7 @@
       <w:szCs w:val="24"/>
     </w:rPr>
   </w:style>
-  <w:style w:type="character" w:styleId="Ttulo5Car" w:customStyle="1">
+  <w:style w:type="character" w:customStyle="1" w:styleId="Ttulo5Car">
     <w:name w:val="Título 5 Car"/>
     <w:basedOn w:val="Fuentedeprrafopredeter"/>
     <w:link w:val="Ttulo5"/>
@@ -41256,7 +40603,7 @@
       <w:color w:val="666666"/>
     </w:rPr>
   </w:style>
-  <w:style w:type="character" w:styleId="Ttulo6Car" w:customStyle="1">
+  <w:style w:type="character" w:customStyle="1" w:styleId="Ttulo6Car">
     <w:name w:val="Título 6 Car"/>
     <w:basedOn w:val="Fuentedeprrafopredeter"/>
     <w:link w:val="Ttulo6"/>
@@ -41268,7 +40615,7 @@
       <w:color w:val="666666"/>
     </w:rPr>
   </w:style>
-  <w:style w:type="character" w:styleId="TtuloCar" w:customStyle="1">
+  <w:style w:type="character" w:customStyle="1" w:styleId="TtuloCar">
     <w:name w:val="Título Car"/>
     <w:basedOn w:val="Fuentedeprrafopredeter"/>
     <w:link w:val="Ttulo"/>
@@ -41279,7 +40626,7 @@
       <w:szCs w:val="52"/>
     </w:rPr>
   </w:style>
-  <w:style w:type="character" w:styleId="SubttuloCar" w:customStyle="1">
+  <w:style w:type="character" w:customStyle="1" w:styleId="SubttuloCar">
     <w:name w:val="Subtítulo Car"/>
     <w:basedOn w:val="Fuentedeprrafopredeter"/>
     <w:link w:val="Subttulo"/>
@@ -41304,7 +40651,7 @@
       <w:jc w:val="center"/>
     </w:pPr>
     <w:rPr>
-      <w:rFonts w:asciiTheme="minorHAnsi" w:hAnsiTheme="minorHAnsi" w:eastAsiaTheme="minorHAnsi" w:cstheme="minorBidi"/>
+      <w:rFonts w:asciiTheme="minorHAnsi" w:eastAsiaTheme="minorHAnsi" w:hAnsiTheme="minorHAnsi" w:cstheme="minorBidi"/>
       <w:i/>
       <w:iCs/>
       <w:color w:val="404040" w:themeColor="text1" w:themeTint="BF"/>
@@ -41315,14 +40662,14 @@
       <w14:ligatures w14:val="standardContextual"/>
     </w:rPr>
   </w:style>
-  <w:style w:type="character" w:styleId="CitaCar" w:customStyle="1">
+  <w:style w:type="character" w:customStyle="1" w:styleId="CitaCar">
     <w:name w:val="Cita Car"/>
     <w:basedOn w:val="Fuentedeprrafopredeter"/>
     <w:link w:val="Cita"/>
     <w:uiPriority w:val="29"/>
     <w:rsid w:val="00124DA0"/>
     <w:rPr>
-      <w:rFonts w:asciiTheme="minorHAnsi" w:hAnsiTheme="minorHAnsi" w:eastAsiaTheme="minorHAnsi" w:cstheme="minorBidi"/>
+      <w:rFonts w:asciiTheme="minorHAnsi" w:eastAsiaTheme="minorHAnsi" w:hAnsiTheme="minorHAnsi" w:cstheme="minorBidi"/>
       <w:i/>
       <w:iCs/>
       <w:color w:val="404040" w:themeColor="text1" w:themeTint="BF"/>
@@ -41355,15 +40702,15 @@
     <w:rsid w:val="00124DA0"/>
     <w:pPr>
       <w:pBdr>
-        <w:top w:val="single" w:color="365F91" w:themeColor="accent1" w:themeShade="BF" w:sz="4" w:space="10"/>
-        <w:bottom w:val="single" w:color="365F91" w:themeColor="accent1" w:themeShade="BF" w:sz="4" w:space="10"/>
+        <w:top w:val="single" w:sz="4" w:space="10" w:color="365F91" w:themeColor="accent1" w:themeShade="BF"/>
+        <w:bottom w:val="single" w:sz="4" w:space="10" w:color="365F91" w:themeColor="accent1" w:themeShade="BF"/>
       </w:pBdr>
       <w:spacing w:before="360" w:after="360" w:line="278" w:lineRule="auto"/>
       <w:ind w:left="864" w:right="864"/>
       <w:jc w:val="center"/>
     </w:pPr>
     <w:rPr>
-      <w:rFonts w:asciiTheme="minorHAnsi" w:hAnsiTheme="minorHAnsi" w:eastAsiaTheme="minorHAnsi" w:cstheme="minorBidi"/>
+      <w:rFonts w:asciiTheme="minorHAnsi" w:eastAsiaTheme="minorHAnsi" w:hAnsiTheme="minorHAnsi" w:cstheme="minorBidi"/>
       <w:i/>
       <w:iCs/>
       <w:color w:val="365F91" w:themeColor="accent1" w:themeShade="BF"/>
@@ -41374,14 +40721,14 @@
       <w14:ligatures w14:val="standardContextual"/>
     </w:rPr>
   </w:style>
-  <w:style w:type="character" w:styleId="CitadestacadaCar" w:customStyle="1">
+  <w:style w:type="character" w:customStyle="1" w:styleId="CitadestacadaCar">
     <w:name w:val="Cita destacada Car"/>
     <w:basedOn w:val="Fuentedeprrafopredeter"/>
     <w:link w:val="Citadestacada"/>
     <w:uiPriority w:val="30"/>
     <w:rsid w:val="00124DA0"/>
     <w:rPr>
-      <w:rFonts w:asciiTheme="minorHAnsi" w:hAnsiTheme="minorHAnsi" w:eastAsiaTheme="minorHAnsi" w:cstheme="minorBidi"/>
+      <w:rFonts w:asciiTheme="minorHAnsi" w:eastAsiaTheme="minorHAnsi" w:hAnsiTheme="minorHAnsi" w:cstheme="minorBidi"/>
       <w:i/>
       <w:iCs/>
       <w:color w:val="365F91" w:themeColor="accent1" w:themeShade="BF"/>
@@ -41418,12 +40765,12 @@
       <w:tblStyleRowBandSize w:val="1"/>
       <w:tblStyleColBandSize w:val="1"/>
       <w:tblBorders>
-        <w:top w:val="single" w:color="666666" w:themeColor="text1" w:themeTint="99" w:sz="4" w:space="0"/>
-        <w:left w:val="single" w:color="666666" w:themeColor="text1" w:themeTint="99" w:sz="4" w:space="0"/>
-        <w:bottom w:val="single" w:color="666666" w:themeColor="text1" w:themeTint="99" w:sz="4" w:space="0"/>
-        <w:right w:val="single" w:color="666666" w:themeColor="text1" w:themeTint="99" w:sz="4" w:space="0"/>
-        <w:insideH w:val="single" w:color="666666" w:themeColor="text1" w:themeTint="99" w:sz="4" w:space="0"/>
-        <w:insideV w:val="single" w:color="666666" w:themeColor="text1" w:themeTint="99" w:sz="4" w:space="0"/>
+        <w:top w:val="single" w:sz="4" w:space="0" w:color="666666" w:themeColor="text1" w:themeTint="99"/>
+        <w:left w:val="single" w:sz="4" w:space="0" w:color="666666" w:themeColor="text1" w:themeTint="99"/>
+        <w:bottom w:val="single" w:sz="4" w:space="0" w:color="666666" w:themeColor="text1" w:themeTint="99"/>
+        <w:right w:val="single" w:sz="4" w:space="0" w:color="666666" w:themeColor="text1" w:themeTint="99"/>
+        <w:insideH w:val="single" w:sz="4" w:space="0" w:color="666666" w:themeColor="text1" w:themeTint="99"/>
+        <w:insideV w:val="single" w:sz="4" w:space="0" w:color="666666" w:themeColor="text1" w:themeTint="99"/>
       </w:tblBorders>
     </w:tblPr>
     <w:tblStylePr w:type="firstRow">
@@ -41435,10 +40782,10 @@
       <w:tblPr/>
       <w:tcPr>
         <w:tcBorders>
-          <w:top w:val="single" w:color="000000" w:themeColor="text1" w:sz="4" w:space="0"/>
-          <w:left w:val="single" w:color="000000" w:themeColor="text1" w:sz="4" w:space="0"/>
-          <w:bottom w:val="single" w:color="000000" w:themeColor="text1" w:sz="4" w:space="0"/>
-          <w:right w:val="single" w:color="000000" w:themeColor="text1" w:sz="4" w:space="0"/>
+          <w:top w:val="single" w:sz="4" w:space="0" w:color="000000" w:themeColor="text1"/>
+          <w:left w:val="single" w:sz="4" w:space="0" w:color="000000" w:themeColor="text1"/>
+          <w:bottom w:val="single" w:sz="4" w:space="0" w:color="000000" w:themeColor="text1"/>
+          <w:right w:val="single" w:sz="4" w:space="0" w:color="000000" w:themeColor="text1"/>
           <w:insideH w:val="nil"/>
           <w:insideV w:val="nil"/>
         </w:tcBorders>
@@ -41453,7 +40800,7 @@
       <w:tblPr/>
       <w:tcPr>
         <w:tcBorders>
-          <w:top w:val="double" w:color="000000" w:themeColor="text1" w:sz="4" w:space="0"/>
+          <w:top w:val="double" w:sz="4" w:space="0" w:color="000000" w:themeColor="text1"/>
         </w:tcBorders>
       </w:tcPr>
     </w:tblStylePr>
@@ -41482,7 +40829,7 @@
       </w:tcPr>
     </w:tblStylePr>
   </w:style>
-  <w:style w:type="paragraph" w:styleId="msonormal0" w:customStyle="1">
+  <w:style w:type="paragraph" w:customStyle="1" w:styleId="msonormal0">
     <w:name w:val="msonormal"/>
     <w:basedOn w:val="Normal"/>
     <w:rsid w:val="00185B42"/>
@@ -41490,7 +40837,7 @@
       <w:spacing w:before="100" w:beforeAutospacing="1" w:after="100" w:afterAutospacing="1" w:line="240" w:lineRule="auto"/>
     </w:pPr>
     <w:rPr>
-      <w:rFonts w:ascii="Times New Roman" w:hAnsi="Times New Roman" w:eastAsia="Times New Roman" w:cs="Times New Roman"/>
+      <w:rFonts w:ascii="Times New Roman" w:eastAsia="Times New Roman" w:hAnsi="Times New Roman" w:cs="Times New Roman"/>
       <w:sz w:val="24"/>
       <w:szCs w:val="24"/>
     </w:rPr>
@@ -41504,7 +40851,7 @@
       <w:spacing w:line="240" w:lineRule="auto"/>
     </w:pPr>
     <w:rPr>
-      <w:rFonts w:asciiTheme="minorHAnsi" w:hAnsiTheme="minorHAnsi" w:eastAsiaTheme="minorHAnsi" w:cstheme="minorBidi"/>
+      <w:rFonts w:asciiTheme="minorHAnsi" w:eastAsiaTheme="minorHAnsi" w:hAnsiTheme="minorHAnsi" w:cstheme="minorBidi"/>
       <w:kern w:val="2"/>
       <w:sz w:val="24"/>
       <w:szCs w:val="24"/>
@@ -41515,11 +40862,11 @@
       <w:tblStyleRowBandSize w:val="1"/>
       <w:tblStyleColBandSize w:val="1"/>
       <w:tblBorders>
-        <w:top w:val="single" w:color="92CDDC" w:themeColor="accent5" w:themeTint="99" w:sz="4" w:space="0"/>
-        <w:left w:val="single" w:color="92CDDC" w:themeColor="accent5" w:themeTint="99" w:sz="4" w:space="0"/>
-        <w:bottom w:val="single" w:color="92CDDC" w:themeColor="accent5" w:themeTint="99" w:sz="4" w:space="0"/>
-        <w:right w:val="single" w:color="92CDDC" w:themeColor="accent5" w:themeTint="99" w:sz="4" w:space="0"/>
-        <w:insideH w:val="single" w:color="92CDDC" w:themeColor="accent5" w:themeTint="99" w:sz="4" w:space="0"/>
+        <w:top w:val="single" w:sz="4" w:space="0" w:color="92CDDC" w:themeColor="accent5" w:themeTint="99"/>
+        <w:left w:val="single" w:sz="4" w:space="0" w:color="92CDDC" w:themeColor="accent5" w:themeTint="99"/>
+        <w:bottom w:val="single" w:sz="4" w:space="0" w:color="92CDDC" w:themeColor="accent5" w:themeTint="99"/>
+        <w:right w:val="single" w:sz="4" w:space="0" w:color="92CDDC" w:themeColor="accent5" w:themeTint="99"/>
+        <w:insideH w:val="single" w:sz="4" w:space="0" w:color="92CDDC" w:themeColor="accent5" w:themeTint="99"/>
       </w:tblBorders>
     </w:tblPr>
     <w:tblStylePr w:type="firstRow">
@@ -41531,10 +40878,10 @@
       <w:tblPr/>
       <w:tcPr>
         <w:tcBorders>
-          <w:top w:val="single" w:color="4BACC6" w:themeColor="accent5" w:sz="4" w:space="0"/>
-          <w:left w:val="single" w:color="4BACC6" w:themeColor="accent5" w:sz="4" w:space="0"/>
-          <w:bottom w:val="single" w:color="4BACC6" w:themeColor="accent5" w:sz="4" w:space="0"/>
-          <w:right w:val="single" w:color="4BACC6" w:themeColor="accent5" w:sz="4" w:space="0"/>
+          <w:top w:val="single" w:sz="4" w:space="0" w:color="4BACC6" w:themeColor="accent5"/>
+          <w:left w:val="single" w:sz="4" w:space="0" w:color="4BACC6" w:themeColor="accent5"/>
+          <w:bottom w:val="single" w:sz="4" w:space="0" w:color="4BACC6" w:themeColor="accent5"/>
+          <w:right w:val="single" w:sz="4" w:space="0" w:color="4BACC6" w:themeColor="accent5"/>
           <w:insideH w:val="nil"/>
         </w:tcBorders>
         <w:shd w:val="clear" w:color="auto" w:fill="4BACC6" w:themeFill="accent5"/>
@@ -41548,7 +40895,7 @@
       <w:tblPr/>
       <w:tcPr>
         <w:tcBorders>
-          <w:top w:val="double" w:color="92CDDC" w:themeColor="accent5" w:themeTint="99" w:sz="4" w:space="0"/>
+          <w:top w:val="double" w:sz="4" w:space="0" w:color="92CDDC" w:themeColor="accent5" w:themeTint="99"/>
         </w:tcBorders>
       </w:tcPr>
     </w:tblStylePr>
@@ -41589,10 +40936,10 @@
       <w:tblStyleRowBandSize w:val="1"/>
       <w:tblStyleColBandSize w:val="1"/>
       <w:tblBorders>
-        <w:top w:val="single" w:color="666666" w:themeColor="text1" w:themeTint="99" w:sz="2" w:space="0"/>
-        <w:bottom w:val="single" w:color="666666" w:themeColor="text1" w:themeTint="99" w:sz="2" w:space="0"/>
-        <w:insideH w:val="single" w:color="666666" w:themeColor="text1" w:themeTint="99" w:sz="2" w:space="0"/>
-        <w:insideV w:val="single" w:color="666666" w:themeColor="text1" w:themeTint="99" w:sz="2" w:space="0"/>
+        <w:top w:val="single" w:sz="2" w:space="0" w:color="666666" w:themeColor="text1" w:themeTint="99"/>
+        <w:bottom w:val="single" w:sz="2" w:space="0" w:color="666666" w:themeColor="text1" w:themeTint="99"/>
+        <w:insideH w:val="single" w:sz="2" w:space="0" w:color="666666" w:themeColor="text1" w:themeTint="99"/>
+        <w:insideV w:val="single" w:sz="2" w:space="0" w:color="666666" w:themeColor="text1" w:themeTint="99"/>
       </w:tblBorders>
     </w:tblPr>
     <w:tblStylePr w:type="firstRow">
@@ -41604,7 +40951,7 @@
       <w:tcPr>
         <w:tcBorders>
           <w:top w:val="nil"/>
-          <w:bottom w:val="single" w:color="666666" w:themeColor="text1" w:themeTint="99" w:sz="12" w:space="0"/>
+          <w:bottom w:val="single" w:sz="12" w:space="0" w:color="666666" w:themeColor="text1" w:themeTint="99"/>
           <w:insideH w:val="nil"/>
           <w:insideV w:val="nil"/>
         </w:tcBorders>
@@ -41619,7 +40966,7 @@
       <w:tblPr/>
       <w:tcPr>
         <w:tcBorders>
-          <w:top w:val="double" w:color="666666" w:themeColor="text1" w:themeTint="99" w:sz="2" w:space="0"/>
+          <w:top w:val="double" w:sz="2" w:space="0" w:color="666666" w:themeColor="text1" w:themeTint="99"/>
           <w:bottom w:val="nil"/>
           <w:insideH w:val="nil"/>
           <w:insideV w:val="nil"/>
@@ -41652,7 +40999,7 @@
       </w:tcPr>
     </w:tblStylePr>
   </w:style>
-  <w:style w:type="character" w:styleId="normaltextrun" w:customStyle="1">
+  <w:style w:type="character" w:customStyle="1" w:styleId="normaltextrun">
     <w:name w:val="normaltextrun"/>
     <w:basedOn w:val="Fuentedeprrafopredeter"/>
     <w:rsid w:val="007F5CE7"/>
@@ -41661,7 +41008,7 @@
 </file>
 
 <file path=word/diagrams/colors1.xml><?xml version="1.0" encoding="utf-8"?>
-<dgm:colorsDef xmlns:dgm="http://schemas.openxmlformats.org/drawingml/2006/diagram" xmlns:a="http://schemas.openxmlformats.org/drawingml/2006/main" uniqueId="urn:microsoft.com/office/officeart/2005/8/colors/accent1_2">
+<dgm:colorsDef xmlns:dgm="http://schemas.openxmlformats.org/drawingml/2006/diagram" xmlns:a="http://schemas.openxmlformats.org/drawingml/2006/main" uniqueId="urn:microsoft.com/office/officeart/2005/8/colors/accent1_2#1">
   <dgm:title val=""/>
   <dgm:desc val=""/>
   <dgm:catLst>
@@ -42411,7 +41758,7 @@
 <dgm:dataModel xmlns:dgm="http://schemas.openxmlformats.org/drawingml/2006/diagram" xmlns:a="http://schemas.openxmlformats.org/drawingml/2006/main">
   <dgm:ptLst>
     <dgm:pt modelId="{015E3E7D-7FDF-4C90-AA37-1857437FA023}" type="doc">
-      <dgm:prSet loTypeId="urn:microsoft.com/office/officeart/2005/8/layout/orgChart1" loCatId="hierarchy" qsTypeId="urn:microsoft.com/office/officeart/2005/8/quickstyle/simple1" qsCatId="simple" csTypeId="urn:microsoft.com/office/officeart/2005/8/colors/accent1_2" csCatId="accent1" phldr="1"/>
+      <dgm:prSet loTypeId="urn:microsoft.com/office/officeart/2005/8/layout/orgChart1" loCatId="hierarchy" qsTypeId="urn:microsoft.com/office/officeart/2005/8/quickstyle/simple1#1" qsCatId="simple" csTypeId="urn:microsoft.com/office/officeart/2005/8/colors/accent1_2#1" csCatId="accent1" phldr="1"/>
       <dgm:spPr/>
       <dgm:t>
         <a:bodyPr/>
@@ -43585,26 +42932,26 @@
     <dgm:cxn modelId="{0FEB0D2F-5D97-46EA-BBE3-CE8B6DF7564F}" type="presOf" srcId="{1020A0C0-5734-46B2-85CC-1DDD6784AF49}" destId="{498ACCA5-894E-4BC5-986D-406FBE57EEF9}" srcOrd="1" destOrd="0" presId="urn:microsoft.com/office/officeart/2005/8/layout/orgChart1"/>
     <dgm:cxn modelId="{0FBF1531-2AD5-4897-B192-BB191343C069}" type="presOf" srcId="{C3538947-319B-4945-B066-AC56FBAB2871}" destId="{FA184558-5825-493A-BD34-3A9F8FA571FF}" srcOrd="0" destOrd="0" presId="urn:microsoft.com/office/officeart/2005/8/layout/orgChart1"/>
     <dgm:cxn modelId="{883F0D34-4710-4030-B1F7-3082EB1E1507}" type="presOf" srcId="{E041A83A-35CF-4E2D-9619-6A1E4108BDA2}" destId="{DE9C57AF-F93A-41A1-B33F-39653293A6B3}" srcOrd="0" destOrd="0" presId="urn:microsoft.com/office/officeart/2005/8/layout/orgChart1"/>
+    <dgm:cxn modelId="{ECF38761-3EC8-44FF-B6DA-578FC12D3098}" srcId="{9915523C-1C3E-4795-A7AB-F0A519820B44}" destId="{5130209A-E382-4C71-B8D3-E4A2BDBC029D}" srcOrd="4" destOrd="0" parTransId="{E041A83A-35CF-4E2D-9619-6A1E4108BDA2}" sibTransId="{FA8B75DB-3033-49F2-97B3-742809A463C7}"/>
     <dgm:cxn modelId="{B68CE441-76D6-4114-999E-E68642DED9B8}" srcId="{015E3E7D-7FDF-4C90-AA37-1857437FA023}" destId="{9915523C-1C3E-4795-A7AB-F0A519820B44}" srcOrd="0" destOrd="0" parTransId="{F97A44F1-FF67-4D4B-A393-B28497F18313}" sibTransId="{1EE29585-D628-42C1-9F1B-FBD41B277460}"/>
+    <dgm:cxn modelId="{1876D063-074F-43A5-B5B4-9DEA3F2723E6}" type="presOf" srcId="{CA75C3A9-3BCA-4E99-A4D5-1BDCB291288A}" destId="{9D0301EF-23D7-4A23-A4FB-3ED2F22C5AB8}" srcOrd="0" destOrd="0" presId="urn:microsoft.com/office/officeart/2005/8/layout/orgChart1"/>
+    <dgm:cxn modelId="{F7E45F64-4801-4335-B19E-5F54390D7CC2}" type="presOf" srcId="{9F668C20-C484-4B2C-8040-A10D290F2DF0}" destId="{3E81227E-1F26-4BF5-8449-F5B75FCD590A}" srcOrd="1" destOrd="0" presId="urn:microsoft.com/office/officeart/2005/8/layout/orgChart1"/>
     <dgm:cxn modelId="{52477844-94B2-4CC6-9676-F8F0DF3DFD9C}" type="presOf" srcId="{1E644EFD-F5F1-47E9-AA9E-464FB3AE5AC5}" destId="{1EB5BB4C-0932-4873-95B4-578214880BFB}" srcOrd="0" destOrd="0" presId="urn:microsoft.com/office/officeart/2005/8/layout/orgChart1"/>
     <dgm:cxn modelId="{9B55E445-3B46-4F17-9E8D-63B378781A1D}" type="presOf" srcId="{0B48C025-A1C5-4347-BF37-D62A931C1280}" destId="{42A8791F-4717-43CF-961C-88B5CEF6C874}" srcOrd="0" destOrd="0" presId="urn:microsoft.com/office/officeart/2005/8/layout/orgChart1"/>
+    <dgm:cxn modelId="{625BE366-E8F3-4830-A2EE-717068D82AA6}" srcId="{C3538947-319B-4945-B066-AC56FBAB2871}" destId="{9F668C20-C484-4B2C-8040-A10D290F2DF0}" srcOrd="3" destOrd="0" parTransId="{23F0C229-A98F-45D2-9E39-8A06E075EB29}" sibTransId="{20CD09C0-B9B6-4182-B046-4E09A675501C}"/>
     <dgm:cxn modelId="{CE4C2A48-FD3C-43CE-A930-4EF13D7199E6}" type="presOf" srcId="{23F0C229-A98F-45D2-9E39-8A06E075EB29}" destId="{58C09FBC-E55F-47C9-A786-4D4AB9519890}" srcOrd="0" destOrd="0" presId="urn:microsoft.com/office/officeart/2005/8/layout/orgChart1"/>
     <dgm:cxn modelId="{16E82B48-2EB9-4DC1-B926-85B076FBAA6E}" type="presOf" srcId="{D7B53BD3-7263-4701-8B72-F48F544B8314}" destId="{95A9432D-FB56-4853-A663-2CFB4DD6FCCE}" srcOrd="0" destOrd="0" presId="urn:microsoft.com/office/officeart/2005/8/layout/orgChart1"/>
+    <dgm:cxn modelId="{6E5F6D6B-8AD9-445A-8D9C-946ACC27505A}" type="presOf" srcId="{D931E46F-8EDE-471C-8B79-4D2BC129EB30}" destId="{7D3EAB5B-7C9C-4217-AF76-8E919ED498EE}" srcOrd="1" destOrd="0" presId="urn:microsoft.com/office/officeart/2005/8/layout/orgChart1"/>
     <dgm:cxn modelId="{3B08954B-F536-43FC-9E0E-1AF8CF1F0200}" type="presOf" srcId="{34519A15-E730-497C-80E2-7193B1166E51}" destId="{47823C73-1985-4122-B13B-072F02DA57EB}" srcOrd="0" destOrd="0" presId="urn:microsoft.com/office/officeart/2005/8/layout/orgChart1"/>
+    <dgm:cxn modelId="{9010466C-A75E-4CC4-8F9E-7468B93EE80A}" srcId="{D931E46F-8EDE-471C-8B79-4D2BC129EB30}" destId="{1020A0C0-5734-46B2-85CC-1DDD6784AF49}" srcOrd="3" destOrd="0" parTransId="{9CFADAAF-3FED-449C-BC8D-66CA1FB6D8E9}" sibTransId="{DC8CF459-83F1-45BD-BAC8-FEA4B12300D5}"/>
     <dgm:cxn modelId="{F9A1664D-8D79-4FBB-9352-140C1F92EEAC}" type="presOf" srcId="{9CFADAAF-3FED-449C-BC8D-66CA1FB6D8E9}" destId="{DB08E5F1-745E-482C-88D5-DB8AD5BC16F9}" srcOrd="0" destOrd="0" presId="urn:microsoft.com/office/officeart/2005/8/layout/orgChart1"/>
+    <dgm:cxn modelId="{DE1C836E-6C3C-431E-903D-787A883C9D3E}" type="presOf" srcId="{D49A9454-AE2A-4D46-A2CD-73ADCF2114D1}" destId="{CF2A4806-9AE8-4326-9CAE-F9FD41BFDF05}" srcOrd="0" destOrd="0" presId="urn:microsoft.com/office/officeart/2005/8/layout/orgChart1"/>
+    <dgm:cxn modelId="{69681273-3064-4063-8117-D20BFD1B9DB4}" type="presOf" srcId="{0C73F517-0888-4E02-9B03-51ED453E58BB}" destId="{BBB498AD-8929-402B-A06F-2924053ACDF0}" srcOrd="1" destOrd="0" presId="urn:microsoft.com/office/officeart/2005/8/layout/orgChart1"/>
     <dgm:cxn modelId="{88703253-D560-4AF9-A7D7-031B5B9DC721}" type="presOf" srcId="{BFAD13BE-E067-47FE-9C7E-31D1DA126378}" destId="{BAD90252-55F0-4657-8877-D3A25B76E57B}" srcOrd="0" destOrd="0" presId="urn:microsoft.com/office/officeart/2005/8/layout/orgChart1"/>
     <dgm:cxn modelId="{F36D5E54-2EF9-4236-96DD-2899540E7FE0}" type="presOf" srcId="{CA75C3A9-3BCA-4E99-A4D5-1BDCB291288A}" destId="{7530CCC0-6AE7-48DC-BAD8-3F977ECD4917}" srcOrd="1" destOrd="0" presId="urn:microsoft.com/office/officeart/2005/8/layout/orgChart1"/>
+    <dgm:cxn modelId="{C26DDE76-DF5E-49D9-B285-1FACB445FD00}" type="presOf" srcId="{72081D12-ADE2-49B5-98DC-B2689BCFEE98}" destId="{9CBDE801-FEA4-4236-88EA-449F33429849}" srcOrd="0" destOrd="0" presId="urn:microsoft.com/office/officeart/2005/8/layout/orgChart1"/>
     <dgm:cxn modelId="{194DDD58-81D5-47FF-8D70-856C12F2545E}" type="presOf" srcId="{D931E46F-8EDE-471C-8B79-4D2BC129EB30}" destId="{5FE10822-78D4-42D1-88EF-35CD8E9BA072}" srcOrd="0" destOrd="0" presId="urn:microsoft.com/office/officeart/2005/8/layout/orgChart1"/>
     <dgm:cxn modelId="{42B79659-B01B-422E-BCB7-76C9684BCC91}" srcId="{C3538947-319B-4945-B066-AC56FBAB2871}" destId="{1E644EFD-F5F1-47E9-AA9E-464FB3AE5AC5}" srcOrd="2" destOrd="0" parTransId="{D7B53BD3-7263-4701-8B72-F48F544B8314}" sibTransId="{82263F3E-778E-4F9E-9A93-35614743567B}"/>
-    <dgm:cxn modelId="{ECF38761-3EC8-44FF-B6DA-578FC12D3098}" srcId="{9915523C-1C3E-4795-A7AB-F0A519820B44}" destId="{5130209A-E382-4C71-B8D3-E4A2BDBC029D}" srcOrd="4" destOrd="0" parTransId="{E041A83A-35CF-4E2D-9619-6A1E4108BDA2}" sibTransId="{FA8B75DB-3033-49F2-97B3-742809A463C7}"/>
-    <dgm:cxn modelId="{1876D063-074F-43A5-B5B4-9DEA3F2723E6}" type="presOf" srcId="{CA75C3A9-3BCA-4E99-A4D5-1BDCB291288A}" destId="{9D0301EF-23D7-4A23-A4FB-3ED2F22C5AB8}" srcOrd="0" destOrd="0" presId="urn:microsoft.com/office/officeart/2005/8/layout/orgChart1"/>
-    <dgm:cxn modelId="{F7E45F64-4801-4335-B19E-5F54390D7CC2}" type="presOf" srcId="{9F668C20-C484-4B2C-8040-A10D290F2DF0}" destId="{3E81227E-1F26-4BF5-8449-F5B75FCD590A}" srcOrd="1" destOrd="0" presId="urn:microsoft.com/office/officeart/2005/8/layout/orgChart1"/>
-    <dgm:cxn modelId="{625BE366-E8F3-4830-A2EE-717068D82AA6}" srcId="{C3538947-319B-4945-B066-AC56FBAB2871}" destId="{9F668C20-C484-4B2C-8040-A10D290F2DF0}" srcOrd="3" destOrd="0" parTransId="{23F0C229-A98F-45D2-9E39-8A06E075EB29}" sibTransId="{20CD09C0-B9B6-4182-B046-4E09A675501C}"/>
-    <dgm:cxn modelId="{6E5F6D6B-8AD9-445A-8D9C-946ACC27505A}" type="presOf" srcId="{D931E46F-8EDE-471C-8B79-4D2BC129EB30}" destId="{7D3EAB5B-7C9C-4217-AF76-8E919ED498EE}" srcOrd="1" destOrd="0" presId="urn:microsoft.com/office/officeart/2005/8/layout/orgChart1"/>
-    <dgm:cxn modelId="{9010466C-A75E-4CC4-8F9E-7468B93EE80A}" srcId="{D931E46F-8EDE-471C-8B79-4D2BC129EB30}" destId="{1020A0C0-5734-46B2-85CC-1DDD6784AF49}" srcOrd="3" destOrd="0" parTransId="{9CFADAAF-3FED-449C-BC8D-66CA1FB6D8E9}" sibTransId="{DC8CF459-83F1-45BD-BAC8-FEA4B12300D5}"/>
-    <dgm:cxn modelId="{DE1C836E-6C3C-431E-903D-787A883C9D3E}" type="presOf" srcId="{D49A9454-AE2A-4D46-A2CD-73ADCF2114D1}" destId="{CF2A4806-9AE8-4326-9CAE-F9FD41BFDF05}" srcOrd="0" destOrd="0" presId="urn:microsoft.com/office/officeart/2005/8/layout/orgChart1"/>
-    <dgm:cxn modelId="{69681273-3064-4063-8117-D20BFD1B9DB4}" type="presOf" srcId="{0C73F517-0888-4E02-9B03-51ED453E58BB}" destId="{BBB498AD-8929-402B-A06F-2924053ACDF0}" srcOrd="1" destOrd="0" presId="urn:microsoft.com/office/officeart/2005/8/layout/orgChart1"/>
-    <dgm:cxn modelId="{C26DDE76-DF5E-49D9-B285-1FACB445FD00}" type="presOf" srcId="{72081D12-ADE2-49B5-98DC-B2689BCFEE98}" destId="{9CBDE801-FEA4-4236-88EA-449F33429849}" srcOrd="0" destOrd="0" presId="urn:microsoft.com/office/officeart/2005/8/layout/orgChart1"/>
     <dgm:cxn modelId="{DA708281-AC41-4EB1-93AF-7026662F1303}" type="presOf" srcId="{59719CE9-07B1-4C1C-B886-69B52848AC70}" destId="{9954A45D-E737-4829-B0FB-7414108CB33E}" srcOrd="1" destOrd="0" presId="urn:microsoft.com/office/officeart/2005/8/layout/orgChart1"/>
     <dgm:cxn modelId="{37EA248A-CFFC-4642-8F5F-83BE2322424E}" type="presOf" srcId="{1020A0C0-5734-46B2-85CC-1DDD6784AF49}" destId="{B95E6F95-372A-4F86-BDE7-AD1630560FEA}" srcOrd="0" destOrd="0" presId="urn:microsoft.com/office/officeart/2005/8/layout/orgChart1"/>
     <dgm:cxn modelId="{135BF58C-A848-42FE-AA1A-20C758ABC1C7}" srcId="{C3538947-319B-4945-B066-AC56FBAB2871}" destId="{A2E110B9-8779-4D5F-AB37-D3A1916C8AB3}" srcOrd="0" destOrd="0" parTransId="{E6CFB3AF-668D-4127-88B5-68C5DE633103}" sibTransId="{37D07472-95E3-4B44-A400-73D16E375A53}"/>
@@ -46905,7 +46252,7 @@
 </file>
 
 <file path=word/diagrams/quickStyle1.xml><?xml version="1.0" encoding="utf-8"?>
-<dgm:styleDef xmlns:dgm="http://schemas.openxmlformats.org/drawingml/2006/diagram" xmlns:a="http://schemas.openxmlformats.org/drawingml/2006/main" uniqueId="urn:microsoft.com/office/officeart/2005/8/quickstyle/simple1">
+<dgm:styleDef xmlns:dgm="http://schemas.openxmlformats.org/drawingml/2006/diagram" xmlns:a="http://schemas.openxmlformats.org/drawingml/2006/main" uniqueId="urn:microsoft.com/office/officeart/2005/8/quickstyle/simple1#1">
   <dgm:title val=""/>
   <dgm:desc val=""/>
   <dgm:catLst>
@@ -48259,6 +47606,25 @@
 </file>
 
 <file path=customXml/item1.xml><?xml version="1.0" encoding="utf-8"?>
+<b:Sources xmlns:b="http://schemas.openxmlformats.org/officeDocument/2006/bibliography" xmlns="http://schemas.openxmlformats.org/officeDocument/2006/bibliography" SelectedStyle="\APASixthEditionOfficeOnline.xsl" StyleName="APA" Version="6"/>
+</file>
+
+<file path=customXml/item2.xml><?xml version="1.0" encoding="utf-8"?>
+<go:gDocsCustomXmlDataStorage xmlns:go="http://customooxmlschemas.google.com/" xmlns:r="http://schemas.openxmlformats.org/officeDocument/2006/relationships">
+  <go:docsCustomData xmlns:go="http://customooxmlschemas.google.com/" roundtripDataSignature="AMtx7mgVwfTnThMJ3osM2v0+q+LoagmeAQ==">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</go:docsCustomData>
+</go:gDocsCustomXmlDataStorage>
+</file>
+
+<file path=customXml/item3.xml><?xml version="1.0" encoding="utf-8"?>
+<?mso-contentType ?>
+<FormTemplates xmlns="http://schemas.microsoft.com/sharepoint/v3/contenttype/forms">
+  <Display>DocumentLibraryForm</Display>
+  <Edit>DocumentLibraryForm</Edit>
+  <New>DocumentLibraryForm</New>
+</FormTemplates>
+</file>
+
+<file path=customXml/item4.xml><?xml version="1.0" encoding="utf-8"?>
 <ct:contentTypeSchema xmlns:ct="http://schemas.microsoft.com/office/2006/metadata/contentType" xmlns:ma="http://schemas.microsoft.com/office/2006/metadata/properties/metaAttributes" ct:_="" ma:_="" ma:contentTypeName="Documento" ma:contentTypeID="0x0101006A81D6BD42E8DF4C91013959704817E1" ma:contentTypeVersion="15" ma:contentTypeDescription="Crear nuevo documento." ma:contentTypeScope="" ma:versionID="bf4f72ffd194f0963ff564daca6869f7">
   <xsd:schema xmlns:xsd="http://www.w3.org/2001/XMLSchema" xmlns:xs="http://www.w3.org/2001/XMLSchema" xmlns:p="http://schemas.microsoft.com/office/2006/metadata/properties" xmlns:ns2="13c90a0b-73bc-4dc0-be5f-28d77b615beb" xmlns:ns3="13c93bba-48ce-428c-bfe5-88b42c19b028" targetNamespace="http://schemas.microsoft.com/office/2006/metadata/properties" ma:root="true" ma:fieldsID="8718d6f4873a5b1392a45044efa78385" ns2:_="" ns3:_="">
     <xsd:import namespace="13c90a0b-73bc-4dc0-be5f-28d77b615beb"/>
@@ -48493,20 +47859,7 @@
 </ct:contentTypeSchema>
 </file>
 
-<file path=customXml/item2.xml><?xml version="1.0" encoding="utf-8"?>
-<b:Sources xmlns:b="http://schemas.openxmlformats.org/officeDocument/2006/bibliography" xmlns="http://schemas.openxmlformats.org/officeDocument/2006/bibliography" SelectedStyle="\APASixthEditionOfficeOnline.xsl" StyleName="APA" Version="6"/>
-</file>
-
-<file path=customXml/item3.xml><?xml version="1.0" encoding="utf-8"?>
-<?mso-contentType ?>
-<FormTemplates xmlns="http://schemas.microsoft.com/sharepoint/v3/contenttype/forms">
-  <Display>DocumentLibraryForm</Display>
-  <Edit>DocumentLibraryForm</Edit>
-  <New>DocumentLibraryForm</New>
-</FormTemplates>
-</file>
-
-<file path=customXml/item4.xml><?xml version="1.0" encoding="utf-8"?>
+<file path=customXml/item5.xml><?xml version="1.0" encoding="utf-8"?>
 <p:properties xmlns:p="http://schemas.microsoft.com/office/2006/metadata/properties" xmlns:xsi="http://www.w3.org/2001/XMLSchema-instance" xmlns:pc="http://schemas.microsoft.com/office/infopath/2007/PartnerControls">
   <documentManagement>
     <TaxCatchAll xmlns="13c90a0b-73bc-4dc0-be5f-28d77b615beb" xsi:nil="true"/>
@@ -48517,13 +47870,32 @@
 </p:properties>
 </file>
 
-<file path=customXml/item5.xml><?xml version="1.0" encoding="utf-8"?>
-<go:gDocsCustomXmlDataStorage xmlns:go="http://customooxmlschemas.google.com/" xmlns:r="http://schemas.openxmlformats.org/officeDocument/2006/relationships">
-  <go:docsCustomData xmlns:go="http://customooxmlschemas.google.com/" roundtripDataSignature="AMtx7mgVwfTnThMJ3osM2v0+q+LoagmeAQ==">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</go:docsCustomData>
-</go:gDocsCustomXmlDataStorage>
+<file path=customXml/itemProps1.xml><?xml version="1.0" encoding="utf-8"?>
+<ds:datastoreItem xmlns:ds="http://schemas.openxmlformats.org/officeDocument/2006/customXml" ds:itemID="{C89CCF24-26B8-4CD2-A8D8-0B590468495C}">
+  <ds:schemaRefs>
+    <ds:schemaRef ds:uri="http://schemas.openxmlformats.org/officeDocument/2006/bibliography"/>
+  </ds:schemaRefs>
+</ds:datastoreItem>
 </file>
 
-<file path=customXml/itemProps1.xml><?xml version="1.0" encoding="utf-8"?>
+<file path=customXml/itemProps2.xml><?xml version="1.0" encoding="utf-8"?>
+<ds:datastoreItem xmlns:ds="http://schemas.openxmlformats.org/officeDocument/2006/customXml" ds:itemID="{11111111-1234-1234-1234-123412341234}">
+  <ds:schemaRefs>
+    <ds:schemaRef ds:uri="http://customooxmlschemas.google.com/"/>
+    <ds:schemaRef ds:uri="http://schemas.openxmlformats.org/officeDocument/2006/relationships"/>
+  </ds:schemaRefs>
+</ds:datastoreItem>
+</file>
+
+<file path=customXml/itemProps3.xml><?xml version="1.0" encoding="utf-8"?>
+<ds:datastoreItem xmlns:ds="http://schemas.openxmlformats.org/officeDocument/2006/customXml" ds:itemID="{7E446165-1B4B-4805-A1B6-93D4094688E3}">
+  <ds:schemaRefs>
+    <ds:schemaRef ds:uri="http://schemas.microsoft.com/sharepoint/v3/contenttype/forms"/>
+  </ds:schemaRefs>
+</ds:datastoreItem>
+</file>
+
+<file path=customXml/itemProps4.xml><?xml version="1.0" encoding="utf-8"?>
 <ds:datastoreItem xmlns:ds="http://schemas.openxmlformats.org/officeDocument/2006/customXml" ds:itemID="{DA91C028-B2BA-447A-ABF6-F343C877A5CF}">
   <ds:schemaRefs>
     <ds:schemaRef ds:uri="http://schemas.microsoft.com/office/2006/metadata/contentType"/>
@@ -48542,23 +47914,7 @@
 </ds:datastoreItem>
 </file>
 
-<file path=customXml/itemProps2.xml><?xml version="1.0" encoding="utf-8"?>
-<ds:datastoreItem xmlns:ds="http://schemas.openxmlformats.org/officeDocument/2006/customXml" ds:itemID="{C89CCF24-26B8-4CD2-A8D8-0B590468495C}">
-  <ds:schemaRefs>
-    <ds:schemaRef ds:uri="http://schemas.openxmlformats.org/officeDocument/2006/bibliography"/>
-  </ds:schemaRefs>
-</ds:datastoreItem>
-</file>
-
-<file path=customXml/itemProps3.xml><?xml version="1.0" encoding="utf-8"?>
-<ds:datastoreItem xmlns:ds="http://schemas.openxmlformats.org/officeDocument/2006/customXml" ds:itemID="{7E446165-1B4B-4805-A1B6-93D4094688E3}">
-  <ds:schemaRefs>
-    <ds:schemaRef ds:uri="http://schemas.microsoft.com/sharepoint/v3/contenttype/forms"/>
-  </ds:schemaRefs>
-</ds:datastoreItem>
-</file>
-
-<file path=customXml/itemProps4.xml><?xml version="1.0" encoding="utf-8"?>
+<file path=customXml/itemProps5.xml><?xml version="1.0" encoding="utf-8"?>
 <ds:datastoreItem xmlns:ds="http://schemas.openxmlformats.org/officeDocument/2006/customXml" ds:itemID="{F37F9110-465B-45DF-8B3C-CE0F643F750C}">
   <ds:schemaRefs>
     <ds:schemaRef ds:uri="http://schemas.microsoft.com/office/2006/metadata/properties"/>
@@ -48567,13 +47923,4 @@
     <ds:schemaRef ds:uri="13c93bba-48ce-428c-bfe5-88b42c19b028"/>
   </ds:schemaRefs>
 </ds:datastoreItem>
-</file>
-
-<file path=customXml/itemProps5.xml><?xml version="1.0" encoding="utf-8"?>
-<ds:datastoreItem xmlns:ds="http://schemas.openxmlformats.org/officeDocument/2006/customXml" ds:itemID="{11111111-1234-1234-1234-123412341234}">
-  <ds:schemaRefs>
-    <ds:schemaRef ds:uri="http://customooxmlschemas.google.com/"/>
-    <ds:schemaRef ds:uri="http://schemas.openxmlformats.org/officeDocument/2006/relationships"/>
-  </ds:schemaRefs>
-</ds:datastoreItem>
 </file>